--- a/12备品备件管理制度及应用情况/CYYH-ITSS-12-02 备品备件管理制度.docx
+++ b/12备品备件管理制度及应用情况/CYYH-ITSS-12-02 备品备件管理制度.docx
@@ -1,7 +1,6 @@
 
 <file path=word/document.xml><?xml version="1.0" encoding="utf-8"?>
-<w:document xmlns:wpc="http://schemas.microsoft.com/office/word/2010/wordprocessingCanvas" xmlns:mc="http://schemas.openxmlformats.org/markup-compatibility/2006" xmlns:o="urn:schemas-microsoft-com:office:office" xmlns:r="http://schemas.openxmlformats.org/officeDocument/2006/relationships" xmlns:m="http://schemas.openxmlformats.org/officeDocument/2006/math" xmlns:v="urn:schemas-microsoft-com:vml" xmlns:wp14="http://schemas.microsoft.com/office/word/2010/wordprocessingDrawing" xmlns:wp="http://schemas.openxmlformats.org/drawingml/2006/wordprocessingDrawing" xmlns:w10="urn:schemas-microsoft-com:office:word" xmlns:w="http://schemas.openxmlformats.org/wordprocessingml/2006/main" xmlns:w14="http://schemas.microsoft.com/office/word/2010/wordml" xmlns:w15="http://schemas.microsoft.com/office/word/2012/wordml" xmlns:wne="http://schemas.microsoft.com/office/word/2006/wordml" xmlns:wpg="http://schemas.microsoft.com/office/word/2010/wordprocessingGroup" xmlns:wpi="http://schemas.microsoft.com/office/word/2010/wordprocessingInk" xmlns:wps="http://schemas.microsoft.com/office/word/2010/wordprocessingShape" mc:Ignorable="w14 w15 wp14">
-  <!-- Generated by Aspose.Words for .NET 13.3.0.1 -->
+<w:document xmlns:wpc="http://schemas.microsoft.com/office/word/2010/wordprocessingCanvas" xmlns:mc="http://schemas.openxmlformats.org/markup-compatibility/2006" xmlns:o="urn:schemas-microsoft-com:office:office" xmlns:r="http://schemas.openxmlformats.org/officeDocument/2006/relationships" xmlns:m="http://schemas.openxmlformats.org/officeDocument/2006/math" xmlns:v="urn:schemas-microsoft-com:vml" xmlns:wp14="http://schemas.microsoft.com/office/word/2010/wordprocessingDrawing" xmlns:wp="http://schemas.openxmlformats.org/drawingml/2006/wordprocessingDrawing" xmlns:w="http://schemas.openxmlformats.org/wordprocessingml/2006/main" xmlns:w14="http://schemas.microsoft.com/office/word/2010/wordml" xmlns:w10="urn:schemas-microsoft-com:office:word" xmlns:w15="http://schemas.microsoft.com/office/word/2012/wordml" xmlns:wpg="http://schemas.microsoft.com/office/word/2010/wordprocessingGroup" xmlns:wpi="http://schemas.microsoft.com/office/word/2010/wordprocessingInk" xmlns:wne="http://schemas.microsoft.com/office/word/2006/wordml" xmlns:wps="http://schemas.microsoft.com/office/word/2010/wordprocessingShape" xmlns:wpsCustomData="http://www.wps.cn/officeDocument/2013/wpsCustomData" mc:Ignorable="w14 w15 wp14">
   <w:body>
     <w:p>
       <w:pPr>
@@ -13,7 +12,7 @@
         </w:rPr>
         <w:drawing>
           <wp:inline distT="0" distB="0" distL="0" distR="0">
-            <wp:extent cx="685371" cy="262951"/>
+            <wp:extent cx="685165" cy="262890"/>
             <wp:effectExtent l="0" t="0" r="0" b="0"/>
             <wp:docPr id="2" name="IM 2"/>
             <wp:cNvGraphicFramePr/>
@@ -25,13 +24,13 @@
                     <pic:cNvPicPr/>
                   </pic:nvPicPr>
                   <pic:blipFill>
-                    <a:blip xmlns:r="http://schemas.openxmlformats.org/officeDocument/2006/relationships" r:embed="rId4"/>
+                    <a:blip r:embed="rId10"/>
                     <a:stretch>
                       <a:fillRect/>
                     </a:stretch>
                   </pic:blipFill>
                   <pic:spPr>
-                    <a:xfrm rot="0">
+                    <a:xfrm>
                       <a:off x="0" y="0"/>
                       <a:ext cx="685371" cy="262951"/>
                     </a:xfrm>
@@ -48,31 +47,31 @@
     </w:p>
     <w:p>
       <w:pPr>
-        <w:pStyle w:val="BodyText"/>
+        <w:pStyle w:val="2"/>
         <w:spacing w:line="259" w:lineRule="auto"/>
       </w:pPr>
     </w:p>
     <w:p>
       <w:pPr>
-        <w:pStyle w:val="BodyText"/>
+        <w:pStyle w:val="2"/>
         <w:spacing w:line="260" w:lineRule="auto"/>
       </w:pPr>
     </w:p>
     <w:p>
       <w:pPr>
-        <w:pStyle w:val="BodyText"/>
+        <w:pStyle w:val="2"/>
         <w:spacing w:line="260" w:lineRule="auto"/>
       </w:pPr>
     </w:p>
     <w:p>
       <w:pPr>
-        <w:pStyle w:val="BodyText"/>
+        <w:pStyle w:val="2"/>
         <w:spacing w:line="260" w:lineRule="auto"/>
       </w:pPr>
     </w:p>
     <w:p>
       <w:pPr>
-        <w:pStyle w:val="BodyText"/>
+        <w:pStyle w:val="2"/>
         <w:spacing w:line="260" w:lineRule="auto"/>
       </w:pPr>
     </w:p>
@@ -81,14 +80,14 @@
         <w:spacing w:before="140" w:line="225" w:lineRule="auto"/>
         <w:ind w:left="1099"/>
         <w:rPr>
-          <w:rFonts w:ascii="SimHei" w:eastAsia="SimHei" w:hAnsi="SimHei" w:cs="SimHei"/>
+          <w:rFonts w:ascii="黑体" w:hAnsi="黑体" w:eastAsia="黑体" w:cs="黑体"/>
           <w:sz w:val="43"/>
           <w:szCs w:val="43"/>
         </w:rPr>
       </w:pPr>
       <w:r>
         <w:rPr>
-          <w:rFonts w:ascii="SimHei" w:eastAsia="SimHei" w:hAnsi="SimHei" w:cs="SimHei"/>
+          <w:rFonts w:ascii="黑体" w:hAnsi="黑体" w:eastAsia="黑体" w:cs="黑体"/>
           <w:b/>
           <w:bCs/>
           <w:spacing w:val="6"/>
@@ -100,13 +99,13 @@
     </w:p>
     <w:p>
       <w:pPr>
-        <w:pStyle w:val="BodyText"/>
+        <w:pStyle w:val="2"/>
         <w:spacing w:line="314" w:lineRule="auto"/>
       </w:pPr>
     </w:p>
     <w:p>
       <w:pPr>
-        <w:pStyle w:val="BodyText"/>
+        <w:pStyle w:val="2"/>
         <w:spacing w:line="314" w:lineRule="auto"/>
       </w:pPr>
     </w:p>
@@ -115,14 +114,14 @@
         <w:spacing w:before="140" w:line="225" w:lineRule="auto"/>
         <w:ind w:left="2425"/>
         <w:rPr>
-          <w:rFonts w:ascii="SimHei" w:eastAsia="SimHei" w:hAnsi="SimHei" w:cs="SimHei"/>
+          <w:rFonts w:ascii="黑体" w:hAnsi="黑体" w:eastAsia="黑体" w:cs="黑体"/>
           <w:sz w:val="43"/>
           <w:szCs w:val="43"/>
         </w:rPr>
       </w:pPr>
       <w:r>
         <w:rPr>
-          <w:rFonts w:ascii="SimHei" w:eastAsia="SimHei" w:hAnsi="SimHei" w:cs="SimHei"/>
+          <w:rFonts w:ascii="黑体" w:hAnsi="黑体" w:eastAsia="黑体" w:cs="黑体"/>
           <w:b/>
           <w:bCs/>
           <w:spacing w:val="4"/>
@@ -134,139 +133,67 @@
     </w:p>
     <w:p>
       <w:pPr>
-        <w:pStyle w:val="BodyText"/>
+        <w:pStyle w:val="2"/>
         <w:spacing w:line="249" w:lineRule="auto"/>
       </w:pPr>
     </w:p>
     <w:p>
       <w:pPr>
-        <w:pStyle w:val="BodyText"/>
+        <w:pStyle w:val="2"/>
         <w:spacing w:line="249" w:lineRule="auto"/>
       </w:pPr>
     </w:p>
     <w:p>
       <w:pPr>
-        <w:pStyle w:val="BodyText"/>
+        <w:pStyle w:val="2"/>
         <w:spacing w:line="249" w:lineRule="auto"/>
       </w:pPr>
     </w:p>
     <w:p>
       <w:pPr>
-        <w:pStyle w:val="BodyText"/>
+        <w:pStyle w:val="2"/>
         <w:spacing w:line="249" w:lineRule="auto"/>
       </w:pPr>
     </w:p>
     <w:p>
       <w:pPr>
-        <w:pStyle w:val="BodyText"/>
+        <w:pStyle w:val="2"/>
         <w:spacing w:line="249" w:lineRule="auto"/>
       </w:pPr>
     </w:p>
     <w:p>
       <w:pPr>
-        <w:pStyle w:val="BodyText"/>
+        <w:pStyle w:val="2"/>
         <w:spacing w:line="249" w:lineRule="auto"/>
       </w:pPr>
     </w:p>
     <w:p>
       <w:pPr>
-        <w:pStyle w:val="BodyText"/>
+        <w:pStyle w:val="2"/>
         <w:spacing w:line="249" w:lineRule="auto"/>
       </w:pPr>
     </w:p>
     <w:p>
       <w:pPr>
-        <w:pStyle w:val="BodyText"/>
+        <w:pStyle w:val="2"/>
         <w:spacing w:line="249" w:lineRule="auto"/>
       </w:pPr>
     </w:p>
     <w:p>
       <w:pPr>
-        <w:pStyle w:val="BodyText"/>
+        <w:pStyle w:val="2"/>
         <w:spacing w:line="249" w:lineRule="auto"/>
       </w:pPr>
     </w:p>
     <w:p>
       <w:pPr>
-        <w:pStyle w:val="BodyText"/>
+        <w:pStyle w:val="2"/>
         <w:spacing w:line="249" w:lineRule="auto"/>
       </w:pPr>
     </w:p>
     <w:p>
       <w:pPr>
-        <w:pStyle w:val="BodyText"/>
-        <w:spacing w:line="249" w:lineRule="auto"/>
-      </w:pPr>
-    </w:p>
-    <w:p>
-      <w:pPr>
-        <w:pStyle w:val="BodyText"/>
-        <w:spacing w:line="249" w:lineRule="auto"/>
-      </w:pPr>
-    </w:p>
-    <w:p>
-      <w:pPr>
-        <w:pStyle w:val="BodyText"/>
-        <w:spacing w:line="249" w:lineRule="auto"/>
-      </w:pPr>
-    </w:p>
-    <w:p>
-      <w:pPr>
-        <w:pStyle w:val="BodyText"/>
-        <w:spacing w:line="249" w:lineRule="auto"/>
-      </w:pPr>
-    </w:p>
-    <w:p>
-      <w:pPr>
-        <w:pStyle w:val="BodyText"/>
-        <w:spacing w:line="249" w:lineRule="auto"/>
-      </w:pPr>
-    </w:p>
-    <w:p>
-      <w:pPr>
-        <w:pStyle w:val="BodyText"/>
-        <w:spacing w:line="249" w:lineRule="auto"/>
-      </w:pPr>
-    </w:p>
-    <w:p>
-      <w:pPr>
-        <w:pStyle w:val="BodyText"/>
-        <w:spacing w:line="249" w:lineRule="auto"/>
-      </w:pPr>
-    </w:p>
-    <w:p>
-      <w:pPr>
-        <w:pStyle w:val="BodyText"/>
-        <w:spacing w:line="249" w:lineRule="auto"/>
-      </w:pPr>
-    </w:p>
-    <w:p>
-      <w:pPr>
-        <w:pStyle w:val="BodyText"/>
-        <w:spacing w:line="249" w:lineRule="auto"/>
-      </w:pPr>
-    </w:p>
-    <w:p>
-      <w:pPr>
-        <w:pStyle w:val="BodyText"/>
-        <w:spacing w:line="249" w:lineRule="auto"/>
-      </w:pPr>
-    </w:p>
-    <w:p>
-      <w:pPr>
-        <w:pStyle w:val="BodyText"/>
-        <w:spacing w:line="249" w:lineRule="auto"/>
-      </w:pPr>
-    </w:p>
-    <w:p>
-      <w:pPr>
-        <w:pStyle w:val="BodyText"/>
-        <w:spacing w:line="250" w:lineRule="auto"/>
-      </w:pPr>
-    </w:p>
-    <w:p>
-      <w:pPr>
-        <w:pStyle w:val="BodyText"/>
+        <w:pStyle w:val="2"/>
         <w:spacing w:line="250" w:lineRule="auto"/>
       </w:pPr>
     </w:p>
@@ -275,14 +202,14 @@
         <w:spacing w:before="98" w:line="221" w:lineRule="auto"/>
         <w:ind w:left="2887"/>
         <w:rPr>
-          <w:rFonts w:ascii="SimHei" w:eastAsia="SimHei" w:hAnsi="SimHei" w:cs="SimHei"/>
+          <w:rFonts w:ascii="黑体" w:hAnsi="黑体" w:eastAsia="黑体" w:cs="黑体"/>
           <w:sz w:val="30"/>
           <w:szCs w:val="30"/>
         </w:rPr>
       </w:pPr>
       <w:r>
         <w:rPr>
-          <w:rFonts w:ascii="SimHei" w:eastAsia="SimHei" w:hAnsi="SimHei" w:cs="SimHei"/>
+          <w:rFonts w:ascii="黑体" w:hAnsi="黑体" w:eastAsia="黑体" w:cs="黑体"/>
           <w:b/>
           <w:bCs/>
           <w:spacing w:val="-3"/>
@@ -293,7 +220,7 @@
       </w:r>
       <w:r>
         <w:rPr>
-          <w:rFonts w:ascii="SimHei" w:eastAsia="SimHei" w:hAnsi="SimHei" w:cs="SimHei"/>
+          <w:rFonts w:ascii="黑体" w:hAnsi="黑体" w:eastAsia="黑体" w:cs="黑体"/>
           <w:spacing w:val="-3"/>
           <w:sz w:val="30"/>
           <w:szCs w:val="30"/>
@@ -302,7 +229,7 @@
       </w:r>
       <w:r>
         <w:rPr>
-          <w:rFonts w:ascii="SimHei" w:eastAsia="SimHei" w:hAnsi="SimHei" w:cs="SimHei"/>
+          <w:rFonts w:ascii="黑体" w:hAnsi="黑体" w:eastAsia="黑体" w:cs="黑体"/>
           <w:b/>
           <w:bCs/>
           <w:spacing w:val="-3"/>
@@ -317,14 +244,14 @@
         <w:spacing w:before="269" w:line="221" w:lineRule="auto"/>
         <w:ind w:left="2878"/>
         <w:rPr>
-          <w:rFonts w:ascii="SimHei" w:eastAsia="SimHei" w:hAnsi="SimHei" w:cs="SimHei"/>
+          <w:rFonts w:ascii="黑体" w:hAnsi="黑体" w:eastAsia="黑体" w:cs="黑体"/>
           <w:sz w:val="30"/>
           <w:szCs w:val="30"/>
         </w:rPr>
       </w:pPr>
       <w:r>
         <w:rPr>
-          <w:rFonts w:ascii="SimHei" w:eastAsia="SimHei" w:hAnsi="SimHei" w:cs="SimHei"/>
+          <w:rFonts w:ascii="黑体" w:hAnsi="黑体" w:eastAsia="黑体" w:cs="黑体"/>
           <w:b/>
           <w:bCs/>
           <w:spacing w:val="-9"/>
@@ -335,7 +262,7 @@
       </w:r>
       <w:r>
         <w:rPr>
-          <w:rFonts w:ascii="SimHei" w:eastAsia="SimHei" w:hAnsi="SimHei" w:cs="SimHei"/>
+          <w:rFonts w:ascii="黑体" w:hAnsi="黑体" w:eastAsia="黑体" w:cs="黑体"/>
           <w:spacing w:val="-9"/>
           <w:sz w:val="30"/>
           <w:szCs w:val="30"/>
@@ -344,7 +271,7 @@
       </w:r>
       <w:r>
         <w:rPr>
-          <w:rFonts w:ascii="Calibri" w:eastAsia="Calibri" w:hAnsi="Calibri" w:cs="Calibri"/>
+          <w:rFonts w:ascii="Calibri" w:hAnsi="Calibri" w:eastAsia="Calibri" w:cs="Calibri"/>
           <w:b/>
           <w:bCs/>
           <w:spacing w:val="-9"/>
@@ -355,7 +282,7 @@
       </w:r>
       <w:r>
         <w:rPr>
-          <w:rFonts w:ascii="Calibri" w:eastAsia="Calibri" w:hAnsi="Calibri" w:cs="Calibri"/>
+          <w:rFonts w:ascii="Calibri" w:hAnsi="Calibri" w:eastAsia="Calibri" w:cs="Calibri"/>
           <w:b/>
           <w:bCs/>
           <w:spacing w:val="20"/>
@@ -366,7 +293,7 @@
       </w:r>
       <w:r>
         <w:rPr>
-          <w:rFonts w:ascii="SimHei" w:eastAsia="SimHei" w:hAnsi="SimHei" w:cs="SimHei"/>
+          <w:rFonts w:ascii="黑体" w:hAnsi="黑体" w:eastAsia="黑体" w:cs="黑体"/>
           <w:b/>
           <w:bCs/>
           <w:spacing w:val="-9"/>
@@ -377,7 +304,7 @@
       </w:r>
       <w:r>
         <w:rPr>
-          <w:rFonts w:ascii="SimHei" w:eastAsia="SimHei" w:hAnsi="SimHei" w:cs="SimHei"/>
+          <w:rFonts w:ascii="黑体" w:hAnsi="黑体" w:eastAsia="黑体" w:cs="黑体"/>
           <w:spacing w:val="25"/>
           <w:sz w:val="30"/>
           <w:szCs w:val="30"/>
@@ -386,7 +313,7 @@
       </w:r>
       <w:r>
         <w:rPr>
-          <w:rFonts w:ascii="Calibri" w:eastAsia="Calibri" w:hAnsi="Calibri" w:cs="Calibri"/>
+          <w:rFonts w:ascii="Calibri" w:hAnsi="Calibri" w:eastAsia="Calibri" w:cs="Calibri"/>
           <w:b/>
           <w:bCs/>
           <w:spacing w:val="-9"/>
@@ -397,7 +324,7 @@
       </w:r>
       <w:r>
         <w:rPr>
-          <w:rFonts w:ascii="Calibri" w:eastAsia="Calibri" w:hAnsi="Calibri" w:cs="Calibri"/>
+          <w:rFonts w:ascii="Calibri" w:hAnsi="Calibri" w:eastAsia="Calibri" w:cs="Calibri"/>
           <w:b/>
           <w:bCs/>
           <w:spacing w:val="17"/>
@@ -409,7 +336,7 @@
       </w:r>
       <w:r>
         <w:rPr>
-          <w:rFonts w:ascii="SimHei" w:eastAsia="SimHei" w:hAnsi="SimHei" w:cs="SimHei"/>
+          <w:rFonts w:ascii="黑体" w:hAnsi="黑体" w:eastAsia="黑体" w:cs="黑体"/>
           <w:b/>
           <w:bCs/>
           <w:spacing w:val="-9"/>
@@ -420,7 +347,7 @@
       </w:r>
       <w:r>
         <w:rPr>
-          <w:rFonts w:ascii="Calibri" w:eastAsia="Calibri" w:hAnsi="Calibri" w:cs="Calibri"/>
+          <w:rFonts w:ascii="Calibri" w:hAnsi="Calibri" w:eastAsia="Calibri" w:cs="Calibri"/>
           <w:b/>
           <w:bCs/>
           <w:spacing w:val="-9"/>
@@ -431,7 +358,7 @@
       </w:r>
       <w:r>
         <w:rPr>
-          <w:rFonts w:ascii="SimHei" w:eastAsia="SimHei" w:hAnsi="SimHei" w:cs="SimHei"/>
+          <w:rFonts w:ascii="黑体" w:hAnsi="黑体" w:eastAsia="黑体" w:cs="黑体"/>
           <w:b/>
           <w:bCs/>
           <w:spacing w:val="-9"/>
@@ -446,14 +373,14 @@
         <w:spacing w:before="269" w:line="222" w:lineRule="auto"/>
         <w:ind w:left="2881"/>
         <w:rPr>
-          <w:rFonts w:ascii="Calibri" w:eastAsia="Calibri" w:hAnsi="Calibri" w:cs="Calibri"/>
+          <w:rFonts w:ascii="Calibri" w:hAnsi="Calibri" w:eastAsia="Calibri" w:cs="Calibri"/>
           <w:sz w:val="30"/>
           <w:szCs w:val="30"/>
         </w:rPr>
       </w:pPr>
       <w:r>
         <w:rPr>
-          <w:rFonts w:ascii="SimHei" w:eastAsia="SimHei" w:hAnsi="SimHei" w:cs="SimHei"/>
+          <w:rFonts w:ascii="黑体" w:hAnsi="黑体" w:eastAsia="黑体" w:cs="黑体"/>
           <w:b/>
           <w:bCs/>
           <w:spacing w:val="-2"/>
@@ -464,7 +391,7 @@
       </w:r>
       <w:r>
         <w:rPr>
-          <w:rFonts w:ascii="Calibri" w:eastAsia="Calibri" w:hAnsi="Calibri" w:cs="Calibri"/>
+          <w:rFonts w:ascii="Calibri" w:hAnsi="Calibri" w:eastAsia="Calibri" w:cs="Calibri"/>
           <w:b/>
           <w:bCs/>
           <w:spacing w:val="-2"/>
@@ -479,14 +406,14 @@
         <w:spacing w:before="270" w:line="222" w:lineRule="auto"/>
         <w:ind w:left="2884"/>
         <w:rPr>
-          <w:rFonts w:ascii="SimHei" w:eastAsia="SimHei" w:hAnsi="SimHei" w:cs="SimHei"/>
+          <w:rFonts w:ascii="黑体" w:hAnsi="黑体" w:eastAsia="黑体" w:cs="黑体"/>
           <w:sz w:val="30"/>
           <w:szCs w:val="30"/>
         </w:rPr>
       </w:pPr>
       <w:r>
         <w:rPr>
-          <w:rFonts w:ascii="SimHei" w:eastAsia="SimHei" w:hAnsi="SimHei" w:cs="SimHei"/>
+          <w:rFonts w:ascii="黑体" w:hAnsi="黑体" w:eastAsia="黑体" w:cs="黑体"/>
           <w:b/>
           <w:bCs/>
           <w:spacing w:val="-3"/>
@@ -501,14 +428,14 @@
         <w:spacing w:before="268" w:line="222" w:lineRule="auto"/>
         <w:ind w:left="2884"/>
         <w:rPr>
-          <w:rFonts w:ascii="SimHei" w:eastAsia="SimHei" w:hAnsi="SimHei" w:cs="SimHei"/>
+          <w:rFonts w:ascii="黑体" w:hAnsi="黑体" w:eastAsia="黑体" w:cs="黑体"/>
           <w:sz w:val="30"/>
           <w:szCs w:val="30"/>
         </w:rPr>
       </w:pPr>
       <w:r>
         <w:rPr>
-          <w:rFonts w:ascii="SimHei" w:eastAsia="SimHei" w:hAnsi="SimHei" w:cs="SimHei"/>
+          <w:rFonts w:ascii="黑体" w:hAnsi="黑体" w:eastAsia="黑体" w:cs="黑体"/>
           <w:b/>
           <w:bCs/>
           <w:spacing w:val="-3"/>
@@ -523,14 +450,14 @@
         <w:spacing w:before="268" w:line="221" w:lineRule="auto"/>
         <w:ind w:left="2884"/>
         <w:rPr>
-          <w:rFonts w:ascii="SimHei" w:eastAsia="SimHei" w:hAnsi="SimHei" w:cs="SimHei"/>
+          <w:rFonts w:ascii="黑体" w:hAnsi="黑体" w:eastAsia="黑体" w:cs="黑体"/>
           <w:sz w:val="30"/>
           <w:szCs w:val="30"/>
         </w:rPr>
       </w:pPr>
       <w:r>
         <w:rPr>
-          <w:rFonts w:ascii="SimHei" w:eastAsia="SimHei" w:hAnsi="SimHei" w:cs="SimHei"/>
+          <w:rFonts w:ascii="黑体" w:hAnsi="黑体" w:eastAsia="黑体" w:cs="黑体"/>
           <w:b/>
           <w:bCs/>
           <w:spacing w:val="-4"/>
@@ -545,14 +472,14 @@
         <w:spacing w:before="275" w:line="221" w:lineRule="auto"/>
         <w:ind w:left="2878"/>
         <w:rPr>
-          <w:rFonts w:ascii="SimHei" w:eastAsia="SimHei" w:hAnsi="SimHei" w:cs="SimHei"/>
+          <w:rFonts w:ascii="黑体" w:hAnsi="黑体" w:eastAsia="黑体" w:cs="黑体"/>
           <w:sz w:val="30"/>
           <w:szCs w:val="30"/>
         </w:rPr>
       </w:pPr>
       <w:r>
         <w:rPr>
-          <w:rFonts w:ascii="SimHei" w:eastAsia="SimHei" w:hAnsi="SimHei" w:cs="SimHei"/>
+          <w:rFonts w:ascii="黑体" w:hAnsi="黑体" w:eastAsia="黑体" w:cs="黑体"/>
           <w:b/>
           <w:bCs/>
           <w:spacing w:val="-5"/>
@@ -563,7 +490,7 @@
       </w:r>
       <w:r>
         <w:rPr>
-          <w:rFonts w:ascii="Calibri" w:eastAsia="Calibri" w:hAnsi="Calibri" w:cs="Calibri"/>
+          <w:rFonts w:ascii="Calibri" w:hAnsi="Calibri" w:eastAsia="Calibri" w:cs="Calibri"/>
           <w:b/>
           <w:bCs/>
           <w:spacing w:val="-5"/>
@@ -575,7 +502,7 @@
       </w:r>
       <w:r>
         <w:rPr>
-          <w:rFonts w:ascii="Calibri" w:eastAsia="Calibri" w:hAnsi="Calibri" w:cs="Calibri"/>
+          <w:rFonts w:ascii="Calibri" w:hAnsi="Calibri" w:eastAsia="Calibri" w:cs="Calibri"/>
           <w:b/>
           <w:bCs/>
           <w:spacing w:val="8"/>
@@ -587,7 +514,7 @@
       </w:r>
       <w:r>
         <w:rPr>
-          <w:rFonts w:ascii="Calibri" w:eastAsia="Calibri" w:hAnsi="Calibri" w:cs="Calibri"/>
+          <w:rFonts w:ascii="Calibri" w:hAnsi="Calibri" w:eastAsia="Calibri" w:cs="Calibri"/>
           <w:b/>
           <w:bCs/>
           <w:spacing w:val="-55"/>
@@ -598,7 +525,7 @@
       </w:r>
       <w:r>
         <w:rPr>
-          <w:rFonts w:ascii="SimHei" w:eastAsia="SimHei" w:hAnsi="SimHei" w:cs="SimHei"/>
+          <w:rFonts w:ascii="黑体" w:hAnsi="黑体" w:eastAsia="黑体" w:cs="黑体"/>
           <w:b/>
           <w:bCs/>
           <w:spacing w:val="-5"/>
@@ -609,7 +536,7 @@
       </w:r>
       <w:r>
         <w:rPr>
-          <w:rFonts w:ascii="Calibri" w:eastAsia="Calibri" w:hAnsi="Calibri" w:cs="Calibri"/>
+          <w:rFonts w:ascii="Calibri" w:hAnsi="Calibri" w:eastAsia="Calibri" w:cs="Calibri"/>
           <w:b/>
           <w:bCs/>
           <w:spacing w:val="-5"/>
@@ -621,7 +548,7 @@
       </w:r>
       <w:r>
         <w:rPr>
-          <w:rFonts w:ascii="Calibri" w:eastAsia="Calibri" w:hAnsi="Calibri" w:cs="Calibri"/>
+          <w:rFonts w:ascii="Calibri" w:hAnsi="Calibri" w:eastAsia="Calibri" w:cs="Calibri"/>
           <w:b/>
           <w:bCs/>
           <w:spacing w:val="18"/>
@@ -633,7 +560,7 @@
       </w:r>
       <w:r>
         <w:rPr>
-          <w:rFonts w:ascii="SimHei" w:eastAsia="SimHei" w:hAnsi="SimHei" w:cs="SimHei"/>
+          <w:rFonts w:ascii="黑体" w:hAnsi="黑体" w:eastAsia="黑体" w:cs="黑体"/>
           <w:b/>
           <w:bCs/>
           <w:spacing w:val="-5"/>
@@ -644,7 +571,7 @@
       </w:r>
       <w:r>
         <w:rPr>
-          <w:rFonts w:ascii="Calibri" w:eastAsia="Calibri" w:hAnsi="Calibri" w:cs="Calibri"/>
+          <w:rFonts w:ascii="Calibri" w:hAnsi="Calibri" w:eastAsia="Calibri" w:cs="Calibri"/>
           <w:b/>
           <w:bCs/>
           <w:spacing w:val="17"/>
@@ -656,7 +583,7 @@
       </w:r>
       <w:r>
         <w:rPr>
-          <w:rFonts w:ascii="Calibri" w:eastAsia="Calibri" w:hAnsi="Calibri" w:cs="Calibri"/>
+          <w:rFonts w:ascii="Calibri" w:hAnsi="Calibri" w:eastAsia="Calibri" w:cs="Calibri"/>
           <w:b/>
           <w:bCs/>
           <w:spacing w:val="-5"/>
@@ -668,7 +595,7 @@
       </w:r>
       <w:r>
         <w:rPr>
-          <w:rFonts w:ascii="Calibri" w:eastAsia="Calibri" w:hAnsi="Calibri" w:cs="Calibri"/>
+          <w:rFonts w:ascii="Calibri" w:hAnsi="Calibri" w:eastAsia="Calibri" w:cs="Calibri"/>
           <w:b/>
           <w:bCs/>
           <w:spacing w:val="-5"/>
@@ -679,7 +606,7 @@
       </w:r>
       <w:r>
         <w:rPr>
-          <w:rFonts w:ascii="SimHei" w:eastAsia="SimHei" w:hAnsi="SimHei" w:cs="SimHei"/>
+          <w:rFonts w:ascii="黑体" w:hAnsi="黑体" w:eastAsia="黑体" w:cs="黑体"/>
           <w:b/>
           <w:bCs/>
           <w:spacing w:val="-5"/>
@@ -693,15 +620,15 @@
       <w:pPr>
         <w:spacing w:line="221" w:lineRule="auto"/>
         <w:rPr>
-          <w:rFonts w:ascii="SimHei" w:eastAsia="SimHei" w:hAnsi="SimHei" w:cs="SimHei"/>
+          <w:rFonts w:ascii="黑体" w:hAnsi="黑体" w:eastAsia="黑体" w:cs="黑体"/>
           <w:sz w:val="30"/>
           <w:szCs w:val="30"/>
         </w:rPr>
         <w:sectPr>
-          <w:footerReference w:type="default" r:id="rId5"/>
+          <w:footerReference r:id="rId5" w:type="default"/>
           <w:pgSz w:w="11910" w:h="16840"/>
           <w:pgMar w:top="907" w:right="1786" w:bottom="1110" w:left="1779" w:header="0" w:footer="875" w:gutter="0"/>
-          <w:cols w:space="720"/>
+          <w:cols w:space="720" w:num="1"/>
         </w:sectPr>
       </w:pPr>
     </w:p>
@@ -716,7 +643,7 @@
         </w:rPr>
         <w:drawing>
           <wp:inline distT="0" distB="0" distL="0" distR="0">
-            <wp:extent cx="685371" cy="262951"/>
+            <wp:extent cx="685165" cy="262890"/>
             <wp:effectExtent l="0" t="0" r="0" b="0"/>
             <wp:docPr id="4" name="IM 4"/>
             <wp:cNvGraphicFramePr/>
@@ -728,13 +655,13 @@
                     <pic:cNvPicPr/>
                   </pic:nvPicPr>
                   <pic:blipFill>
-                    <a:blip xmlns:r="http://schemas.openxmlformats.org/officeDocument/2006/relationships" r:embed="rId4"/>
+                    <a:blip r:embed="rId10"/>
                     <a:stretch>
                       <a:fillRect/>
                     </a:stretch>
                   </pic:blipFill>
                   <pic:spPr>
-                    <a:xfrm rot="0">
+                    <a:xfrm>
                       <a:off x="0" y="0"/>
                       <a:ext cx="685371" cy="262951"/>
                     </a:xfrm>
@@ -754,14 +681,14 @@
         <w:spacing w:before="266" w:line="222" w:lineRule="auto"/>
         <w:ind w:left="4098"/>
         <w:rPr>
-          <w:rFonts w:ascii="SimHei" w:eastAsia="SimHei" w:hAnsi="SimHei" w:cs="SimHei"/>
+          <w:rFonts w:ascii="黑体" w:hAnsi="黑体" w:eastAsia="黑体" w:cs="黑体"/>
           <w:sz w:val="30"/>
           <w:szCs w:val="30"/>
         </w:rPr>
       </w:pPr>
       <w:r>
         <w:rPr>
-          <w:rFonts w:ascii="SimHei" w:eastAsia="SimHei" w:hAnsi="SimHei" w:cs="SimHei"/>
+          <w:rFonts w:ascii="黑体" w:hAnsi="黑体" w:eastAsia="黑体" w:cs="黑体"/>
           <w:b/>
           <w:bCs/>
           <w:spacing w:val="-5"/>
@@ -778,18 +705,24 @@
     </w:p>
     <w:tbl>
       <w:tblPr>
-        <w:tblStyle w:val="TableNormal"/>
+        <w:tblStyle w:val="5"/>
         <w:tblW w:w="8508" w:type="dxa"/>
         <w:tblInd w:w="2" w:type="dxa"/>
         <w:tblBorders>
-          <w:top w:val="single" w:sz="2" w:space="0" w:color="000000"/>
-          <w:left w:val="single" w:sz="2" w:space="0" w:color="000000"/>
-          <w:bottom w:val="single" w:sz="2" w:space="0" w:color="000000"/>
-          <w:right w:val="single" w:sz="2" w:space="0" w:color="000000"/>
-          <w:insideH w:val="single" w:sz="2" w:space="0" w:color="000000"/>
-          <w:insideV w:val="single" w:sz="2" w:space="0" w:color="000000"/>
+          <w:top w:val="single" w:color="000000" w:sz="2" w:space="0"/>
+          <w:left w:val="single" w:color="000000" w:sz="2" w:space="0"/>
+          <w:bottom w:val="single" w:color="000000" w:sz="2" w:space="0"/>
+          <w:right w:val="single" w:color="000000" w:sz="2" w:space="0"/>
+          <w:insideH w:val="single" w:color="000000" w:sz="2" w:space="0"/>
+          <w:insideV w:val="single" w:color="000000" w:sz="2" w:space="0"/>
         </w:tblBorders>
         <w:tblLayout w:type="fixed"/>
+        <w:tblCellMar>
+          <w:top w:w="0" w:type="dxa"/>
+          <w:left w:w="0" w:type="dxa"/>
+          <w:bottom w:w="0" w:type="dxa"/>
+          <w:right w:w="0" w:type="dxa"/>
+        </w:tblCellMar>
       </w:tblPr>
       <w:tblGrid>
         <w:gridCol w:w="1582"/>
@@ -800,20 +733,17 @@
       </w:tblGrid>
       <w:tr>
         <w:tblPrEx>
-          <w:tblW w:w="8508" w:type="dxa"/>
-          <w:tblInd w:w="2" w:type="dxa"/>
           <w:tblBorders>
-            <w:top w:val="single" w:sz="2" w:space="0" w:color="000000"/>
-            <w:left w:val="single" w:sz="2" w:space="0" w:color="000000"/>
-            <w:bottom w:val="single" w:sz="2" w:space="0" w:color="000000"/>
-            <w:right w:val="single" w:sz="2" w:space="0" w:color="000000"/>
-            <w:insideH w:val="single" w:sz="2" w:space="0" w:color="000000"/>
-            <w:insideV w:val="single" w:sz="2" w:space="0" w:color="000000"/>
+            <w:top w:val="single" w:color="000000" w:sz="2" w:space="0"/>
+            <w:left w:val="single" w:color="000000" w:sz="2" w:space="0"/>
+            <w:bottom w:val="single" w:color="000000" w:sz="2" w:space="0"/>
+            <w:right w:val="single" w:color="000000" w:sz="2" w:space="0"/>
+            <w:insideH w:val="single" w:color="000000" w:sz="2" w:space="0"/>
+            <w:insideV w:val="single" w:color="000000" w:sz="2" w:space="0"/>
           </w:tblBorders>
-          <w:tblLayout w:type="fixed"/>
         </w:tblPrEx>
         <w:trPr>
-          <w:trHeight w:val="632"/>
+          <w:trHeight w:val="632" w:hRule="atLeast"/>
         </w:trPr>
         <w:tc>
           <w:tcPr>
@@ -824,14 +754,14 @@
               <w:spacing w:before="177" w:line="222" w:lineRule="auto"/>
               <w:ind w:left="228"/>
               <w:rPr>
-                <w:rFonts w:ascii="SimHei" w:eastAsia="SimHei" w:hAnsi="SimHei" w:cs="SimHei"/>
+                <w:rFonts w:ascii="黑体" w:hAnsi="黑体" w:eastAsia="黑体" w:cs="黑体"/>
                 <w:sz w:val="28"/>
                 <w:szCs w:val="28"/>
               </w:rPr>
             </w:pPr>
             <w:r>
               <w:rPr>
-                <w:rFonts w:ascii="SimHei" w:eastAsia="SimHei" w:hAnsi="SimHei" w:cs="SimHei"/>
+                <w:rFonts w:ascii="黑体" w:hAnsi="黑体" w:eastAsia="黑体" w:cs="黑体"/>
                 <w:spacing w:val="-4"/>
                 <w:sz w:val="28"/>
                 <w:szCs w:val="28"/>
@@ -849,14 +779,14 @@
               <w:spacing w:before="177" w:line="222" w:lineRule="auto"/>
               <w:ind w:left="367"/>
               <w:rPr>
-                <w:rFonts w:ascii="SimHei" w:eastAsia="SimHei" w:hAnsi="SimHei" w:cs="SimHei"/>
+                <w:rFonts w:ascii="黑体" w:hAnsi="黑体" w:eastAsia="黑体" w:cs="黑体"/>
                 <w:sz w:val="28"/>
                 <w:szCs w:val="28"/>
               </w:rPr>
             </w:pPr>
             <w:r>
               <w:rPr>
-                <w:rFonts w:ascii="SimHei" w:eastAsia="SimHei" w:hAnsi="SimHei" w:cs="SimHei"/>
+                <w:rFonts w:ascii="黑体" w:hAnsi="黑体" w:eastAsia="黑体" w:cs="黑体"/>
                 <w:spacing w:val="-3"/>
                 <w:sz w:val="28"/>
                 <w:szCs w:val="28"/>
@@ -874,14 +804,14 @@
               <w:spacing w:before="177" w:line="222" w:lineRule="auto"/>
               <w:ind w:left="432"/>
               <w:rPr>
-                <w:rFonts w:ascii="SimHei" w:eastAsia="SimHei" w:hAnsi="SimHei" w:cs="SimHei"/>
+                <w:rFonts w:ascii="黑体" w:hAnsi="黑体" w:eastAsia="黑体" w:cs="黑体"/>
                 <w:sz w:val="28"/>
                 <w:szCs w:val="28"/>
               </w:rPr>
             </w:pPr>
             <w:r>
               <w:rPr>
-                <w:rFonts w:ascii="SimHei" w:eastAsia="SimHei" w:hAnsi="SimHei" w:cs="SimHei"/>
+                <w:rFonts w:ascii="黑体" w:hAnsi="黑体" w:eastAsia="黑体" w:cs="黑体"/>
                 <w:spacing w:val="-3"/>
                 <w:sz w:val="28"/>
                 <w:szCs w:val="28"/>
@@ -899,14 +829,14 @@
               <w:spacing w:before="176" w:line="223" w:lineRule="auto"/>
               <w:ind w:left="442"/>
               <w:rPr>
-                <w:rFonts w:ascii="SimHei" w:eastAsia="SimHei" w:hAnsi="SimHei" w:cs="SimHei"/>
+                <w:rFonts w:ascii="黑体" w:hAnsi="黑体" w:eastAsia="黑体" w:cs="黑体"/>
                 <w:sz w:val="28"/>
                 <w:szCs w:val="28"/>
               </w:rPr>
             </w:pPr>
             <w:r>
               <w:rPr>
-                <w:rFonts w:ascii="SimHei" w:eastAsia="SimHei" w:hAnsi="SimHei" w:cs="SimHei"/>
+                <w:rFonts w:ascii="黑体" w:hAnsi="黑体" w:eastAsia="黑体" w:cs="黑体"/>
                 <w:spacing w:val="-6"/>
                 <w:sz w:val="28"/>
                 <w:szCs w:val="28"/>
@@ -924,14 +854,14 @@
               <w:spacing w:before="176" w:line="222" w:lineRule="auto"/>
               <w:ind w:left="331"/>
               <w:rPr>
-                <w:rFonts w:ascii="SimHei" w:eastAsia="SimHei" w:hAnsi="SimHei" w:cs="SimHei"/>
+                <w:rFonts w:ascii="黑体" w:hAnsi="黑体" w:eastAsia="黑体" w:cs="黑体"/>
                 <w:sz w:val="28"/>
                 <w:szCs w:val="28"/>
               </w:rPr>
             </w:pPr>
             <w:r>
               <w:rPr>
-                <w:rFonts w:ascii="SimHei" w:eastAsia="SimHei" w:hAnsi="SimHei" w:cs="SimHei"/>
+                <w:rFonts w:ascii="黑体" w:hAnsi="黑体" w:eastAsia="黑体" w:cs="黑体"/>
                 <w:spacing w:val="-2"/>
                 <w:sz w:val="28"/>
                 <w:szCs w:val="28"/>
@@ -943,12 +873,23 @@
       </w:tr>
       <w:tr>
         <w:tblPrEx>
-          <w:tblW w:w="8508" w:type="dxa"/>
-          <w:tblInd w:w="2" w:type="dxa"/>
-          <w:tblLayout w:type="fixed"/>
+          <w:tblBorders>
+            <w:top w:val="single" w:color="000000" w:sz="2" w:space="0"/>
+            <w:left w:val="single" w:color="000000" w:sz="2" w:space="0"/>
+            <w:bottom w:val="single" w:color="000000" w:sz="2" w:space="0"/>
+            <w:right w:val="single" w:color="000000" w:sz="2" w:space="0"/>
+            <w:insideH w:val="single" w:color="000000" w:sz="2" w:space="0"/>
+            <w:insideV w:val="single" w:color="000000" w:sz="2" w:space="0"/>
+          </w:tblBorders>
+          <w:tblCellMar>
+            <w:top w:w="0" w:type="dxa"/>
+            <w:left w:w="0" w:type="dxa"/>
+            <w:bottom w:w="0" w:type="dxa"/>
+            <w:right w:w="0" w:type="dxa"/>
+          </w:tblCellMar>
         </w:tblPrEx>
         <w:trPr>
-          <w:trHeight w:val="865"/>
+          <w:trHeight w:val="865" w:hRule="atLeast"/>
         </w:trPr>
         <w:tc>
           <w:tcPr>
@@ -959,14 +900,14 @@
               <w:spacing w:before="175" w:line="241" w:lineRule="auto"/>
               <w:ind w:left="310"/>
               <w:rPr>
-                <w:rFonts w:ascii="SimHei" w:eastAsia="SimHei" w:hAnsi="SimHei" w:cs="SimHei"/>
+                <w:rFonts w:ascii="黑体" w:hAnsi="黑体" w:eastAsia="黑体" w:cs="黑体"/>
                 <w:sz w:val="28"/>
                 <w:szCs w:val="28"/>
               </w:rPr>
             </w:pPr>
             <w:r>
               <w:rPr>
-                <w:rFonts w:ascii="SimHei" w:eastAsia="SimHei" w:hAnsi="SimHei" w:cs="SimHei"/>
+                <w:rFonts w:ascii="黑体" w:hAnsi="黑体" w:eastAsia="黑体" w:cs="黑体"/>
                 <w:spacing w:val="-1"/>
                 <w:sz w:val="28"/>
                 <w:szCs w:val="28"/>
@@ -984,14 +925,14 @@
               <w:spacing w:before="175" w:line="224" w:lineRule="auto"/>
               <w:ind w:left="469" w:right="116" w:hanging="420"/>
               <w:rPr>
-                <w:rFonts w:ascii="SimHei" w:eastAsia="SimHei" w:hAnsi="SimHei" w:cs="SimHei"/>
+                <w:rFonts w:ascii="黑体" w:hAnsi="黑体" w:eastAsia="黑体" w:cs="黑体"/>
                 <w:sz w:val="28"/>
                 <w:szCs w:val="28"/>
               </w:rPr>
             </w:pPr>
             <w:r>
               <w:rPr>
-                <w:rFonts w:ascii="SimHei" w:eastAsia="SimHei" w:hAnsi="SimHei" w:cs="SimHei"/>
+                <w:rFonts w:ascii="黑体" w:hAnsi="黑体" w:eastAsia="黑体" w:cs="黑体"/>
                 <w:spacing w:val="-2"/>
                 <w:sz w:val="28"/>
                 <w:szCs w:val="28"/>
@@ -1000,7 +941,7 @@
             </w:r>
             <w:r>
               <w:rPr>
-                <w:rFonts w:ascii="SimHei" w:eastAsia="SimHei" w:hAnsi="SimHei" w:cs="SimHei"/>
+                <w:rFonts w:ascii="黑体" w:hAnsi="黑体" w:eastAsia="黑体" w:cs="黑体"/>
                 <w:spacing w:val="-3"/>
                 <w:sz w:val="28"/>
                 <w:szCs w:val="28"/>
@@ -1018,14 +959,14 @@
               <w:spacing w:before="175" w:line="223" w:lineRule="auto"/>
               <w:ind w:left="244"/>
               <w:rPr>
-                <w:rFonts w:ascii="SimHei" w:eastAsia="SimHei" w:hAnsi="SimHei" w:cs="SimHei"/>
+                <w:rFonts w:ascii="黑体" w:hAnsi="黑体" w:eastAsia="黑体" w:cs="黑体"/>
                 <w:sz w:val="28"/>
                 <w:szCs w:val="28"/>
               </w:rPr>
             </w:pPr>
             <w:r>
               <w:rPr>
-                <w:rFonts w:ascii="SimHei" w:eastAsia="SimHei" w:hAnsi="SimHei" w:cs="SimHei"/>
+                <w:rFonts w:ascii="黑体" w:hAnsi="黑体" w:eastAsia="黑体" w:cs="黑体"/>
                 <w:spacing w:val="-7"/>
                 <w:sz w:val="28"/>
                 <w:szCs w:val="28"/>
@@ -1043,14 +984,14 @@
               <w:spacing w:before="176" w:line="222" w:lineRule="auto"/>
               <w:ind w:left="241"/>
               <w:rPr>
-                <w:rFonts w:ascii="SimHei" w:eastAsia="SimHei" w:hAnsi="SimHei" w:cs="SimHei"/>
+                <w:rFonts w:ascii="黑体" w:hAnsi="黑体" w:eastAsia="黑体" w:cs="黑体"/>
                 <w:sz w:val="28"/>
                 <w:szCs w:val="28"/>
               </w:rPr>
             </w:pPr>
             <w:r>
               <w:rPr>
-                <w:rFonts w:ascii="SimHei" w:eastAsia="SimHei" w:hAnsi="SimHei" w:cs="SimHei"/>
+                <w:rFonts w:ascii="黑体" w:hAnsi="黑体" w:eastAsia="黑体" w:cs="黑体"/>
                 <w:spacing w:val="-5"/>
                 <w:sz w:val="28"/>
                 <w:szCs w:val="28"/>
@@ -1068,14 +1009,14 @@
               <w:spacing w:before="175" w:line="241" w:lineRule="auto"/>
               <w:ind w:left="93"/>
               <w:rPr>
-                <w:rFonts w:ascii="SimHei" w:eastAsia="SimHei" w:hAnsi="SimHei" w:cs="SimHei"/>
+                <w:rFonts w:ascii="黑体" w:hAnsi="黑体" w:eastAsia="黑体" w:cs="黑体"/>
                 <w:sz w:val="28"/>
                 <w:szCs w:val="28"/>
               </w:rPr>
             </w:pPr>
             <w:r>
               <w:rPr>
-                <w:rFonts w:ascii="SimHei" w:eastAsia="SimHei" w:hAnsi="SimHei" w:cs="SimHei"/>
+                <w:rFonts w:ascii="黑体" w:hAnsi="黑体" w:eastAsia="黑体" w:cs="黑体"/>
                 <w:spacing w:val="-1"/>
                 <w:sz w:val="28"/>
                 <w:szCs w:val="28"/>
@@ -1087,12 +1028,23 @@
       </w:tr>
       <w:tr>
         <w:tblPrEx>
-          <w:tblW w:w="8508" w:type="dxa"/>
-          <w:tblInd w:w="2" w:type="dxa"/>
-          <w:tblLayout w:type="fixed"/>
+          <w:tblBorders>
+            <w:top w:val="single" w:color="000000" w:sz="2" w:space="0"/>
+            <w:left w:val="single" w:color="000000" w:sz="2" w:space="0"/>
+            <w:bottom w:val="single" w:color="000000" w:sz="2" w:space="0"/>
+            <w:right w:val="single" w:color="000000" w:sz="2" w:space="0"/>
+            <w:insideH w:val="single" w:color="000000" w:sz="2" w:space="0"/>
+            <w:insideV w:val="single" w:color="000000" w:sz="2" w:space="0"/>
+          </w:tblBorders>
+          <w:tblCellMar>
+            <w:top w:w="0" w:type="dxa"/>
+            <w:left w:w="0" w:type="dxa"/>
+            <w:bottom w:w="0" w:type="dxa"/>
+            <w:right w:w="0" w:type="dxa"/>
+          </w:tblCellMar>
         </w:tblPrEx>
         <w:trPr>
-          <w:trHeight w:val="627"/>
+          <w:trHeight w:val="627" w:hRule="atLeast"/>
         </w:trPr>
         <w:tc>
           <w:tcPr>
@@ -1100,7 +1052,7 @@
           </w:tcPr>
           <w:p>
             <w:pPr>
-              <w:pStyle w:val="TableText"/>
+              <w:pStyle w:val="6"/>
             </w:pPr>
           </w:p>
         </w:tc>
@@ -1110,7 +1062,7 @@
           </w:tcPr>
           <w:p>
             <w:pPr>
-              <w:pStyle w:val="TableText"/>
+              <w:pStyle w:val="6"/>
             </w:pPr>
           </w:p>
         </w:tc>
@@ -1120,7 +1072,7 @@
           </w:tcPr>
           <w:p>
             <w:pPr>
-              <w:pStyle w:val="TableText"/>
+              <w:pStyle w:val="6"/>
             </w:pPr>
           </w:p>
         </w:tc>
@@ -1130,7 +1082,7 @@
           </w:tcPr>
           <w:p>
             <w:pPr>
-              <w:pStyle w:val="TableText"/>
+              <w:pStyle w:val="6"/>
             </w:pPr>
           </w:p>
         </w:tc>
@@ -1140,19 +1092,30 @@
           </w:tcPr>
           <w:p>
             <w:pPr>
-              <w:pStyle w:val="TableText"/>
+              <w:pStyle w:val="6"/>
             </w:pPr>
           </w:p>
         </w:tc>
       </w:tr>
       <w:tr>
         <w:tblPrEx>
-          <w:tblW w:w="8508" w:type="dxa"/>
-          <w:tblInd w:w="2" w:type="dxa"/>
-          <w:tblLayout w:type="fixed"/>
+          <w:tblBorders>
+            <w:top w:val="single" w:color="000000" w:sz="2" w:space="0"/>
+            <w:left w:val="single" w:color="000000" w:sz="2" w:space="0"/>
+            <w:bottom w:val="single" w:color="000000" w:sz="2" w:space="0"/>
+            <w:right w:val="single" w:color="000000" w:sz="2" w:space="0"/>
+            <w:insideH w:val="single" w:color="000000" w:sz="2" w:space="0"/>
+            <w:insideV w:val="single" w:color="000000" w:sz="2" w:space="0"/>
+          </w:tblBorders>
+          <w:tblCellMar>
+            <w:top w:w="0" w:type="dxa"/>
+            <w:left w:w="0" w:type="dxa"/>
+            <w:bottom w:w="0" w:type="dxa"/>
+            <w:right w:w="0" w:type="dxa"/>
+          </w:tblCellMar>
         </w:tblPrEx>
         <w:trPr>
-          <w:trHeight w:val="628"/>
+          <w:trHeight w:val="628" w:hRule="atLeast"/>
         </w:trPr>
         <w:tc>
           <w:tcPr>
@@ -1160,7 +1123,7 @@
           </w:tcPr>
           <w:p>
             <w:pPr>
-              <w:pStyle w:val="TableText"/>
+              <w:pStyle w:val="6"/>
             </w:pPr>
           </w:p>
         </w:tc>
@@ -1170,7 +1133,7 @@
           </w:tcPr>
           <w:p>
             <w:pPr>
-              <w:pStyle w:val="TableText"/>
+              <w:pStyle w:val="6"/>
             </w:pPr>
           </w:p>
         </w:tc>
@@ -1180,7 +1143,7 @@
           </w:tcPr>
           <w:p>
             <w:pPr>
-              <w:pStyle w:val="TableText"/>
+              <w:pStyle w:val="6"/>
             </w:pPr>
           </w:p>
         </w:tc>
@@ -1190,7 +1153,7 @@
           </w:tcPr>
           <w:p>
             <w:pPr>
-              <w:pStyle w:val="TableText"/>
+              <w:pStyle w:val="6"/>
             </w:pPr>
           </w:p>
         </w:tc>
@@ -1200,19 +1163,30 @@
           </w:tcPr>
           <w:p>
             <w:pPr>
-              <w:pStyle w:val="TableText"/>
+              <w:pStyle w:val="6"/>
             </w:pPr>
           </w:p>
         </w:tc>
       </w:tr>
       <w:tr>
         <w:tblPrEx>
-          <w:tblW w:w="8508" w:type="dxa"/>
-          <w:tblInd w:w="2" w:type="dxa"/>
-          <w:tblLayout w:type="fixed"/>
+          <w:tblBorders>
+            <w:top w:val="single" w:color="000000" w:sz="2" w:space="0"/>
+            <w:left w:val="single" w:color="000000" w:sz="2" w:space="0"/>
+            <w:bottom w:val="single" w:color="000000" w:sz="2" w:space="0"/>
+            <w:right w:val="single" w:color="000000" w:sz="2" w:space="0"/>
+            <w:insideH w:val="single" w:color="000000" w:sz="2" w:space="0"/>
+            <w:insideV w:val="single" w:color="000000" w:sz="2" w:space="0"/>
+          </w:tblBorders>
+          <w:tblCellMar>
+            <w:top w:w="0" w:type="dxa"/>
+            <w:left w:w="0" w:type="dxa"/>
+            <w:bottom w:w="0" w:type="dxa"/>
+            <w:right w:w="0" w:type="dxa"/>
+          </w:tblCellMar>
         </w:tblPrEx>
         <w:trPr>
-          <w:trHeight w:val="628"/>
+          <w:trHeight w:val="628" w:hRule="atLeast"/>
         </w:trPr>
         <w:tc>
           <w:tcPr>
@@ -1220,7 +1194,7 @@
           </w:tcPr>
           <w:p>
             <w:pPr>
-              <w:pStyle w:val="TableText"/>
+              <w:pStyle w:val="6"/>
             </w:pPr>
           </w:p>
         </w:tc>
@@ -1230,7 +1204,7 @@
           </w:tcPr>
           <w:p>
             <w:pPr>
-              <w:pStyle w:val="TableText"/>
+              <w:pStyle w:val="6"/>
             </w:pPr>
           </w:p>
         </w:tc>
@@ -1240,7 +1214,7 @@
           </w:tcPr>
           <w:p>
             <w:pPr>
-              <w:pStyle w:val="TableText"/>
+              <w:pStyle w:val="6"/>
             </w:pPr>
           </w:p>
         </w:tc>
@@ -1250,7 +1224,7 @@
           </w:tcPr>
           <w:p>
             <w:pPr>
-              <w:pStyle w:val="TableText"/>
+              <w:pStyle w:val="6"/>
             </w:pPr>
           </w:p>
         </w:tc>
@@ -1260,19 +1234,30 @@
           </w:tcPr>
           <w:p>
             <w:pPr>
-              <w:pStyle w:val="TableText"/>
+              <w:pStyle w:val="6"/>
             </w:pPr>
           </w:p>
         </w:tc>
       </w:tr>
       <w:tr>
         <w:tblPrEx>
-          <w:tblW w:w="8508" w:type="dxa"/>
-          <w:tblInd w:w="2" w:type="dxa"/>
-          <w:tblLayout w:type="fixed"/>
+          <w:tblBorders>
+            <w:top w:val="single" w:color="000000" w:sz="2" w:space="0"/>
+            <w:left w:val="single" w:color="000000" w:sz="2" w:space="0"/>
+            <w:bottom w:val="single" w:color="000000" w:sz="2" w:space="0"/>
+            <w:right w:val="single" w:color="000000" w:sz="2" w:space="0"/>
+            <w:insideH w:val="single" w:color="000000" w:sz="2" w:space="0"/>
+            <w:insideV w:val="single" w:color="000000" w:sz="2" w:space="0"/>
+          </w:tblBorders>
+          <w:tblCellMar>
+            <w:top w:w="0" w:type="dxa"/>
+            <w:left w:w="0" w:type="dxa"/>
+            <w:bottom w:w="0" w:type="dxa"/>
+            <w:right w:w="0" w:type="dxa"/>
+          </w:tblCellMar>
         </w:tblPrEx>
         <w:trPr>
-          <w:trHeight w:val="628"/>
+          <w:trHeight w:val="628" w:hRule="atLeast"/>
         </w:trPr>
         <w:tc>
           <w:tcPr>
@@ -1280,7 +1265,7 @@
           </w:tcPr>
           <w:p>
             <w:pPr>
-              <w:pStyle w:val="TableText"/>
+              <w:pStyle w:val="6"/>
             </w:pPr>
           </w:p>
         </w:tc>
@@ -1290,7 +1275,7 @@
           </w:tcPr>
           <w:p>
             <w:pPr>
-              <w:pStyle w:val="TableText"/>
+              <w:pStyle w:val="6"/>
             </w:pPr>
           </w:p>
         </w:tc>
@@ -1300,7 +1285,7 @@
           </w:tcPr>
           <w:p>
             <w:pPr>
-              <w:pStyle w:val="TableText"/>
+              <w:pStyle w:val="6"/>
             </w:pPr>
           </w:p>
         </w:tc>
@@ -1310,7 +1295,7 @@
           </w:tcPr>
           <w:p>
             <w:pPr>
-              <w:pStyle w:val="TableText"/>
+              <w:pStyle w:val="6"/>
             </w:pPr>
           </w:p>
         </w:tc>
@@ -1320,19 +1305,30 @@
           </w:tcPr>
           <w:p>
             <w:pPr>
-              <w:pStyle w:val="TableText"/>
+              <w:pStyle w:val="6"/>
             </w:pPr>
           </w:p>
         </w:tc>
       </w:tr>
       <w:tr>
         <w:tblPrEx>
-          <w:tblW w:w="8508" w:type="dxa"/>
-          <w:tblInd w:w="2" w:type="dxa"/>
-          <w:tblLayout w:type="fixed"/>
+          <w:tblBorders>
+            <w:top w:val="single" w:color="000000" w:sz="2" w:space="0"/>
+            <w:left w:val="single" w:color="000000" w:sz="2" w:space="0"/>
+            <w:bottom w:val="single" w:color="000000" w:sz="2" w:space="0"/>
+            <w:right w:val="single" w:color="000000" w:sz="2" w:space="0"/>
+            <w:insideH w:val="single" w:color="000000" w:sz="2" w:space="0"/>
+            <w:insideV w:val="single" w:color="000000" w:sz="2" w:space="0"/>
+          </w:tblBorders>
+          <w:tblCellMar>
+            <w:top w:w="0" w:type="dxa"/>
+            <w:left w:w="0" w:type="dxa"/>
+            <w:bottom w:w="0" w:type="dxa"/>
+            <w:right w:w="0" w:type="dxa"/>
+          </w:tblCellMar>
         </w:tblPrEx>
         <w:trPr>
-          <w:trHeight w:val="629"/>
+          <w:trHeight w:val="629" w:hRule="atLeast"/>
         </w:trPr>
         <w:tc>
           <w:tcPr>
@@ -1340,7 +1336,7 @@
           </w:tcPr>
           <w:p>
             <w:pPr>
-              <w:pStyle w:val="TableText"/>
+              <w:pStyle w:val="6"/>
             </w:pPr>
           </w:p>
         </w:tc>
@@ -1350,7 +1346,7 @@
           </w:tcPr>
           <w:p>
             <w:pPr>
-              <w:pStyle w:val="TableText"/>
+              <w:pStyle w:val="6"/>
             </w:pPr>
           </w:p>
         </w:tc>
@@ -1360,7 +1356,7 @@
           </w:tcPr>
           <w:p>
             <w:pPr>
-              <w:pStyle w:val="TableText"/>
+              <w:pStyle w:val="6"/>
             </w:pPr>
           </w:p>
         </w:tc>
@@ -1370,7 +1366,7 @@
           </w:tcPr>
           <w:p>
             <w:pPr>
-              <w:pStyle w:val="TableText"/>
+              <w:pStyle w:val="6"/>
             </w:pPr>
           </w:p>
         </w:tc>
@@ -1380,19 +1376,30 @@
           </w:tcPr>
           <w:p>
             <w:pPr>
-              <w:pStyle w:val="TableText"/>
+              <w:pStyle w:val="6"/>
             </w:pPr>
           </w:p>
         </w:tc>
       </w:tr>
       <w:tr>
         <w:tblPrEx>
-          <w:tblW w:w="8508" w:type="dxa"/>
-          <w:tblInd w:w="2" w:type="dxa"/>
-          <w:tblLayout w:type="fixed"/>
+          <w:tblBorders>
+            <w:top w:val="single" w:color="000000" w:sz="2" w:space="0"/>
+            <w:left w:val="single" w:color="000000" w:sz="2" w:space="0"/>
+            <w:bottom w:val="single" w:color="000000" w:sz="2" w:space="0"/>
+            <w:right w:val="single" w:color="000000" w:sz="2" w:space="0"/>
+            <w:insideH w:val="single" w:color="000000" w:sz="2" w:space="0"/>
+            <w:insideV w:val="single" w:color="000000" w:sz="2" w:space="0"/>
+          </w:tblBorders>
+          <w:tblCellMar>
+            <w:top w:w="0" w:type="dxa"/>
+            <w:left w:w="0" w:type="dxa"/>
+            <w:bottom w:w="0" w:type="dxa"/>
+            <w:right w:w="0" w:type="dxa"/>
+          </w:tblCellMar>
         </w:tblPrEx>
         <w:trPr>
-          <w:trHeight w:val="627"/>
+          <w:trHeight w:val="627" w:hRule="atLeast"/>
         </w:trPr>
         <w:tc>
           <w:tcPr>
@@ -1400,7 +1407,7 @@
           </w:tcPr>
           <w:p>
             <w:pPr>
-              <w:pStyle w:val="TableText"/>
+              <w:pStyle w:val="6"/>
             </w:pPr>
           </w:p>
         </w:tc>
@@ -1410,7 +1417,7 @@
           </w:tcPr>
           <w:p>
             <w:pPr>
-              <w:pStyle w:val="TableText"/>
+              <w:pStyle w:val="6"/>
             </w:pPr>
           </w:p>
         </w:tc>
@@ -1420,7 +1427,7 @@
           </w:tcPr>
           <w:p>
             <w:pPr>
-              <w:pStyle w:val="TableText"/>
+              <w:pStyle w:val="6"/>
             </w:pPr>
           </w:p>
         </w:tc>
@@ -1430,7 +1437,7 @@
           </w:tcPr>
           <w:p>
             <w:pPr>
-              <w:pStyle w:val="TableText"/>
+              <w:pStyle w:val="6"/>
             </w:pPr>
           </w:p>
         </w:tc>
@@ -1440,19 +1447,30 @@
           </w:tcPr>
           <w:p>
             <w:pPr>
-              <w:pStyle w:val="TableText"/>
+              <w:pStyle w:val="6"/>
             </w:pPr>
           </w:p>
         </w:tc>
       </w:tr>
       <w:tr>
         <w:tblPrEx>
-          <w:tblW w:w="8508" w:type="dxa"/>
-          <w:tblInd w:w="2" w:type="dxa"/>
-          <w:tblLayout w:type="fixed"/>
+          <w:tblBorders>
+            <w:top w:val="single" w:color="000000" w:sz="2" w:space="0"/>
+            <w:left w:val="single" w:color="000000" w:sz="2" w:space="0"/>
+            <w:bottom w:val="single" w:color="000000" w:sz="2" w:space="0"/>
+            <w:right w:val="single" w:color="000000" w:sz="2" w:space="0"/>
+            <w:insideH w:val="single" w:color="000000" w:sz="2" w:space="0"/>
+            <w:insideV w:val="single" w:color="000000" w:sz="2" w:space="0"/>
+          </w:tblBorders>
+          <w:tblCellMar>
+            <w:top w:w="0" w:type="dxa"/>
+            <w:left w:w="0" w:type="dxa"/>
+            <w:bottom w:w="0" w:type="dxa"/>
+            <w:right w:w="0" w:type="dxa"/>
+          </w:tblCellMar>
         </w:tblPrEx>
         <w:trPr>
-          <w:trHeight w:val="632"/>
+          <w:trHeight w:val="632" w:hRule="atLeast"/>
         </w:trPr>
         <w:tc>
           <w:tcPr>
@@ -1460,7 +1478,7 @@
           </w:tcPr>
           <w:p>
             <w:pPr>
-              <w:pStyle w:val="TableText"/>
+              <w:pStyle w:val="6"/>
             </w:pPr>
           </w:p>
         </w:tc>
@@ -1470,7 +1488,7 @@
           </w:tcPr>
           <w:p>
             <w:pPr>
-              <w:pStyle w:val="TableText"/>
+              <w:pStyle w:val="6"/>
             </w:pPr>
           </w:p>
         </w:tc>
@@ -1480,7 +1498,7 @@
           </w:tcPr>
           <w:p>
             <w:pPr>
-              <w:pStyle w:val="TableText"/>
+              <w:pStyle w:val="6"/>
             </w:pPr>
           </w:p>
         </w:tc>
@@ -1490,7 +1508,7 @@
           </w:tcPr>
           <w:p>
             <w:pPr>
-              <w:pStyle w:val="TableText"/>
+              <w:pStyle w:val="6"/>
             </w:pPr>
           </w:p>
         </w:tc>
@@ -1500,7 +1518,7 @@
           </w:tcPr>
           <w:p>
             <w:pPr>
-              <w:pStyle w:val="TableText"/>
+              <w:pStyle w:val="6"/>
             </w:pPr>
           </w:p>
         </w:tc>
@@ -1508,16 +1526,16 @@
     </w:tbl>
     <w:p>
       <w:pPr>
-        <w:pStyle w:val="BodyText"/>
+        <w:pStyle w:val="2"/>
       </w:pPr>
     </w:p>
     <w:p>
       <w:pPr>
         <w:sectPr>
-          <w:footerReference w:type="default" r:id="rId6"/>
+          <w:footerReference r:id="rId6" w:type="default"/>
           <w:pgSz w:w="11910" w:h="16840"/>
           <w:pgMar w:top="907" w:right="1638" w:bottom="1110" w:left="1758" w:header="0" w:footer="875" w:gutter="0"/>
-          <w:cols w:space="720"/>
+          <w:cols w:space="720" w:num="1"/>
         </w:sectPr>
       </w:pPr>
     </w:p>
@@ -1532,7 +1550,7 @@
         </w:rPr>
         <w:drawing>
           <wp:inline distT="0" distB="0" distL="0" distR="0">
-            <wp:extent cx="685371" cy="262951"/>
+            <wp:extent cx="685165" cy="262890"/>
             <wp:effectExtent l="0" t="0" r="0" b="0"/>
             <wp:docPr id="6" name="IM 6"/>
             <wp:cNvGraphicFramePr/>
@@ -1544,13 +1562,13 @@
                     <pic:cNvPicPr/>
                   </pic:nvPicPr>
                   <pic:blipFill>
-                    <a:blip xmlns:r="http://schemas.openxmlformats.org/officeDocument/2006/relationships" r:embed="rId4"/>
+                    <a:blip r:embed="rId10"/>
                     <a:stretch>
                       <a:fillRect/>
                     </a:stretch>
                   </pic:blipFill>
                   <pic:spPr>
-                    <a:xfrm rot="0">
+                    <a:xfrm>
                       <a:off x="0" y="0"/>
                       <a:ext cx="685371" cy="262951"/>
                     </a:xfrm>
@@ -1565,16 +1583,10 @@
         </w:drawing>
       </w:r>
     </w:p>
-    <w:p>
-      <w:pPr>
-        <w:pStyle w:val="BodyText"/>
-        <w:spacing w:line="335" w:lineRule="auto"/>
-      </w:pPr>
-    </w:p>
     <w:sdt>
       <w:sdtPr>
         <w:rPr>
-          <w:rFonts w:ascii="SimSun" w:eastAsia="SimSun" w:hAnsi="SimSun" w:cs="SimSun"/>
+          <w:rFonts w:ascii="宋体" w:hAnsi="宋体" w:eastAsia="宋体" w:cs="宋体"/>
           <w:sz w:val="24"/>
           <w:szCs w:val="24"/>
         </w:rPr>
@@ -1586,7 +1598,7 @@
       </w:sdtPr>
       <w:sdtEndPr>
         <w:rPr>
-          <w:rFonts w:ascii="SimSun" w:eastAsia="SimSun" w:hAnsi="SimSun" w:cs="SimSun"/>
+          <w:rFonts w:ascii="宋体" w:hAnsi="宋体" w:eastAsia="宋体" w:cs="宋体"/>
           <w:sz w:val="24"/>
           <w:szCs w:val="24"/>
         </w:rPr>
@@ -1597,14 +1609,16 @@
             <w:spacing w:before="78" w:line="221" w:lineRule="auto"/>
             <w:ind w:left="4141"/>
             <w:rPr>
-              <w:rFonts w:ascii="SimSun" w:eastAsia="SimSun" w:hAnsi="SimSun" w:cs="SimSun"/>
+              <w:rFonts w:ascii="宋体" w:hAnsi="宋体" w:eastAsia="宋体" w:cs="宋体"/>
               <w:sz w:val="24"/>
               <w:szCs w:val="24"/>
             </w:rPr>
           </w:pPr>
-          <w:r>
-            <w:rPr>
-              <w:rFonts w:ascii="SimSun" w:eastAsia="SimSun" w:hAnsi="SimSun" w:cs="SimSun"/>
+          <w:bookmarkStart w:id="16" w:name="_GoBack"/>
+          <w:bookmarkEnd w:id="16"/>
+          <w:r>
+            <w:rPr>
+              <w:rFonts w:ascii="宋体" w:hAnsi="宋体" w:eastAsia="宋体" w:cs="宋体"/>
               <w:spacing w:val="-28"/>
               <w:sz w:val="24"/>
               <w:szCs w:val="24"/>
@@ -1620,7 +1634,7 @@
             <w:spacing w:before="177" w:line="185" w:lineRule="auto"/>
             <w:ind w:left="18"/>
             <w:rPr>
-              <w:rFonts w:ascii="SimSun" w:eastAsia="SimSun" w:hAnsi="SimSun" w:cs="SimSun"/>
+              <w:rFonts w:ascii="宋体" w:hAnsi="宋体" w:eastAsia="宋体" w:cs="宋体"/>
               <w:sz w:val="24"/>
               <w:szCs w:val="24"/>
             </w:rPr>
@@ -1636,7 +1650,7 @@
           </w:r>
           <w:r>
             <w:rPr>
-              <w:rFonts w:ascii="SimSun" w:eastAsia="SimSun" w:hAnsi="SimSun" w:cs="SimSun"/>
+              <w:rFonts w:ascii="宋体" w:hAnsi="宋体" w:eastAsia="宋体" w:cs="宋体"/>
               <w:spacing w:val="-8"/>
               <w:sz w:val="24"/>
               <w:szCs w:val="24"/>
@@ -1645,7 +1659,7 @@
           </w:r>
           <w:r>
             <w:rPr>
-              <w:rFonts w:ascii="SimSun" w:eastAsia="SimSun" w:hAnsi="SimSun" w:cs="SimSun"/>
+              <w:rFonts w:ascii="宋体" w:hAnsi="宋体" w:eastAsia="宋体" w:cs="宋体"/>
               <w:spacing w:val="11"/>
               <w:sz w:val="24"/>
               <w:szCs w:val="24"/>
@@ -1654,7 +1668,7 @@
           </w:r>
           <w:r>
             <w:rPr>
-              <w:rFonts w:ascii="SimSun" w:eastAsia="SimSun" w:hAnsi="SimSun" w:cs="SimSun"/>
+              <w:rFonts w:ascii="宋体" w:hAnsi="宋体" w:eastAsia="宋体" w:cs="宋体"/>
               <w:spacing w:val="-8"/>
               <w:sz w:val="24"/>
               <w:szCs w:val="24"/>
@@ -1663,7 +1677,7 @@
           </w:r>
           <w:r>
             <w:rPr>
-              <w:rFonts w:ascii="SimSun" w:eastAsia="SimSun" w:hAnsi="SimSun" w:cs="SimSun"/>
+              <w:rFonts w:ascii="宋体" w:hAnsi="宋体" w:eastAsia="宋体" w:cs="宋体"/>
               <w:sz w:val="24"/>
               <w:szCs w:val="24"/>
             </w:rPr>
@@ -1671,7 +1685,7 @@
           </w:r>
           <w:r>
             <w:rPr>
-              <w:rFonts w:ascii="SimSun" w:eastAsia="SimSun" w:hAnsi="SimSun" w:cs="SimSun"/>
+              <w:rFonts w:ascii="宋体" w:hAnsi="宋体" w:eastAsia="宋体" w:cs="宋体"/>
               <w:spacing w:val="-83"/>
               <w:sz w:val="24"/>
               <w:szCs w:val="24"/>
@@ -1680,7 +1694,7 @@
           </w:r>
           <w:r>
             <w:rPr>
-              <w:rFonts w:ascii="SimSun" w:eastAsia="SimSun" w:hAnsi="SimSun" w:cs="SimSun"/>
+              <w:rFonts w:ascii="宋体" w:hAnsi="宋体" w:eastAsia="宋体" w:cs="宋体"/>
               <w:spacing w:val="-9"/>
               <w:sz w:val="24"/>
               <w:szCs w:val="24"/>
@@ -1699,7 +1713,7 @@
             <w:spacing w:before="227" w:line="185" w:lineRule="auto"/>
             <w:ind w:left="3"/>
             <w:rPr>
-              <w:rFonts w:ascii="SimSun" w:eastAsia="SimSun" w:hAnsi="SimSun" w:cs="SimSun"/>
+              <w:rFonts w:ascii="宋体" w:hAnsi="宋体" w:eastAsia="宋体" w:cs="宋体"/>
               <w:sz w:val="24"/>
               <w:szCs w:val="24"/>
             </w:rPr>
@@ -1715,7 +1729,7 @@
           </w:r>
           <w:r>
             <w:rPr>
-              <w:rFonts w:ascii="SimSun" w:eastAsia="SimSun" w:hAnsi="SimSun" w:cs="SimSun"/>
+              <w:rFonts w:ascii="宋体" w:hAnsi="宋体" w:eastAsia="宋体" w:cs="宋体"/>
               <w:spacing w:val="-5"/>
               <w:sz w:val="24"/>
               <w:szCs w:val="24"/>
@@ -1724,7 +1738,7 @@
           </w:r>
           <w:r>
             <w:rPr>
-              <w:rFonts w:ascii="SimSun" w:eastAsia="SimSun" w:hAnsi="SimSun" w:cs="SimSun"/>
+              <w:rFonts w:ascii="宋体" w:hAnsi="宋体" w:eastAsia="宋体" w:cs="宋体"/>
               <w:spacing w:val="11"/>
               <w:sz w:val="24"/>
               <w:szCs w:val="24"/>
@@ -1733,7 +1747,7 @@
           </w:r>
           <w:r>
             <w:rPr>
-              <w:rFonts w:ascii="SimSun" w:eastAsia="SimSun" w:hAnsi="SimSun" w:cs="SimSun"/>
+              <w:rFonts w:ascii="宋体" w:hAnsi="宋体" w:eastAsia="宋体" w:cs="宋体"/>
               <w:spacing w:val="-5"/>
               <w:sz w:val="24"/>
               <w:szCs w:val="24"/>
@@ -1742,7 +1756,7 @@
           </w:r>
           <w:r>
             <w:rPr>
-              <w:rFonts w:ascii="SimSun" w:eastAsia="SimSun" w:hAnsi="SimSun" w:cs="SimSun"/>
+              <w:rFonts w:ascii="宋体" w:hAnsi="宋体" w:eastAsia="宋体" w:cs="宋体"/>
               <w:sz w:val="24"/>
               <w:szCs w:val="24"/>
             </w:rPr>
@@ -1750,7 +1764,7 @@
           </w:r>
           <w:r>
             <w:rPr>
-              <w:rFonts w:ascii="SimSun" w:eastAsia="SimSun" w:hAnsi="SimSun" w:cs="SimSun"/>
+              <w:rFonts w:ascii="宋体" w:hAnsi="宋体" w:eastAsia="宋体" w:cs="宋体"/>
               <w:spacing w:val="-83"/>
               <w:sz w:val="24"/>
               <w:szCs w:val="24"/>
@@ -1759,7 +1773,7 @@
           </w:r>
           <w:r>
             <w:rPr>
-              <w:rFonts w:ascii="SimSun" w:eastAsia="SimSun" w:hAnsi="SimSun" w:cs="SimSun"/>
+              <w:rFonts w:ascii="宋体" w:hAnsi="宋体" w:eastAsia="宋体" w:cs="宋体"/>
               <w:spacing w:val="-9"/>
               <w:sz w:val="24"/>
               <w:szCs w:val="24"/>
@@ -1778,7 +1792,7 @@
             <w:spacing w:before="225" w:line="184" w:lineRule="auto"/>
             <w:ind w:left="5"/>
             <w:rPr>
-              <w:rFonts w:ascii="SimSun" w:eastAsia="SimSun" w:hAnsi="SimSun" w:cs="SimSun"/>
+              <w:rFonts w:ascii="宋体" w:hAnsi="宋体" w:eastAsia="宋体" w:cs="宋体"/>
               <w:sz w:val="24"/>
               <w:szCs w:val="24"/>
             </w:rPr>
@@ -1794,7 +1808,7 @@
           </w:r>
           <w:r>
             <w:rPr>
-              <w:rFonts w:ascii="SimSun" w:eastAsia="SimSun" w:hAnsi="SimSun" w:cs="SimSun"/>
+              <w:rFonts w:ascii="宋体" w:hAnsi="宋体" w:eastAsia="宋体" w:cs="宋体"/>
               <w:spacing w:val="-2"/>
               <w:sz w:val="24"/>
               <w:szCs w:val="24"/>
@@ -1803,7 +1817,7 @@
           </w:r>
           <w:r>
             <w:rPr>
-              <w:rFonts w:ascii="SimSun" w:eastAsia="SimSun" w:hAnsi="SimSun" w:cs="SimSun"/>
+              <w:rFonts w:ascii="宋体" w:hAnsi="宋体" w:eastAsia="宋体" w:cs="宋体"/>
               <w:sz w:val="24"/>
               <w:szCs w:val="24"/>
             </w:rPr>
@@ -1811,7 +1825,7 @@
           </w:r>
           <w:r>
             <w:rPr>
-              <w:rFonts w:ascii="SimSun" w:eastAsia="SimSun" w:hAnsi="SimSun" w:cs="SimSun"/>
+              <w:rFonts w:ascii="宋体" w:hAnsi="宋体" w:eastAsia="宋体" w:cs="宋体"/>
               <w:spacing w:val="-83"/>
               <w:sz w:val="24"/>
               <w:szCs w:val="24"/>
@@ -1820,7 +1834,7 @@
           </w:r>
           <w:r>
             <w:rPr>
-              <w:rFonts w:ascii="SimSun" w:eastAsia="SimSun" w:hAnsi="SimSun" w:cs="SimSun"/>
+              <w:rFonts w:ascii="宋体" w:hAnsi="宋体" w:eastAsia="宋体" w:cs="宋体"/>
               <w:spacing w:val="-9"/>
               <w:sz w:val="24"/>
               <w:szCs w:val="24"/>
@@ -1838,7 +1852,7 @@
             </w:tabs>
             <w:spacing w:before="226" w:line="185" w:lineRule="auto"/>
             <w:rPr>
-              <w:rFonts w:ascii="SimSun" w:eastAsia="SimSun" w:hAnsi="SimSun" w:cs="SimSun"/>
+              <w:rFonts w:ascii="宋体" w:hAnsi="宋体" w:eastAsia="宋体" w:cs="宋体"/>
               <w:sz w:val="24"/>
               <w:szCs w:val="24"/>
             </w:rPr>
@@ -1854,7 +1868,7 @@
           </w:r>
           <w:r>
             <w:rPr>
-              <w:rFonts w:ascii="SimSun" w:eastAsia="SimSun" w:hAnsi="SimSun" w:cs="SimSun"/>
+              <w:rFonts w:ascii="宋体" w:hAnsi="宋体" w:eastAsia="宋体" w:cs="宋体"/>
               <w:spacing w:val="-5"/>
               <w:sz w:val="24"/>
               <w:szCs w:val="24"/>
@@ -1863,7 +1877,7 @@
           </w:r>
           <w:r>
             <w:rPr>
-              <w:rFonts w:ascii="SimSun" w:eastAsia="SimSun" w:hAnsi="SimSun" w:cs="SimSun"/>
+              <w:rFonts w:ascii="宋体" w:hAnsi="宋体" w:eastAsia="宋体" w:cs="宋体"/>
               <w:spacing w:val="15"/>
               <w:sz w:val="24"/>
               <w:szCs w:val="24"/>
@@ -1872,7 +1886,7 @@
           </w:r>
           <w:r>
             <w:rPr>
-              <w:rFonts w:ascii="SimSun" w:eastAsia="SimSun" w:hAnsi="SimSun" w:cs="SimSun"/>
+              <w:rFonts w:ascii="宋体" w:hAnsi="宋体" w:eastAsia="宋体" w:cs="宋体"/>
               <w:spacing w:val="-5"/>
               <w:sz w:val="24"/>
               <w:szCs w:val="24"/>
@@ -1881,7 +1895,7 @@
           </w:r>
           <w:r>
             <w:rPr>
-              <w:rFonts w:ascii="SimSun" w:eastAsia="SimSun" w:hAnsi="SimSun" w:cs="SimSun"/>
+              <w:rFonts w:ascii="宋体" w:hAnsi="宋体" w:eastAsia="宋体" w:cs="宋体"/>
               <w:sz w:val="24"/>
               <w:szCs w:val="24"/>
             </w:rPr>
@@ -1889,7 +1903,7 @@
           </w:r>
           <w:r>
             <w:rPr>
-              <w:rFonts w:ascii="SimSun" w:eastAsia="SimSun" w:hAnsi="SimSun" w:cs="SimSun"/>
+              <w:rFonts w:ascii="宋体" w:hAnsi="宋体" w:eastAsia="宋体" w:cs="宋体"/>
               <w:spacing w:val="-83"/>
               <w:sz w:val="24"/>
               <w:szCs w:val="24"/>
@@ -1898,7 +1912,7 @@
           </w:r>
           <w:r>
             <w:rPr>
-              <w:rFonts w:ascii="SimSun" w:eastAsia="SimSun" w:hAnsi="SimSun" w:cs="SimSun"/>
+              <w:rFonts w:ascii="宋体" w:hAnsi="宋体" w:eastAsia="宋体" w:cs="宋体"/>
               <w:spacing w:val="-9"/>
               <w:sz w:val="24"/>
               <w:szCs w:val="24"/>
@@ -1917,7 +1931,7 @@
             <w:spacing w:before="227" w:line="185" w:lineRule="auto"/>
             <w:ind w:left="439"/>
             <w:rPr>
-              <w:rFonts w:ascii="SimSun" w:eastAsia="SimSun" w:hAnsi="SimSun" w:cs="SimSun"/>
+              <w:rFonts w:ascii="宋体" w:hAnsi="宋体" w:eastAsia="宋体" w:cs="宋体"/>
               <w:sz w:val="24"/>
               <w:szCs w:val="24"/>
             </w:rPr>
@@ -1933,7 +1947,7 @@
           </w:r>
           <w:r>
             <w:rPr>
-              <w:rFonts w:ascii="SimSun" w:eastAsia="SimSun" w:hAnsi="SimSun" w:cs="SimSun"/>
+              <w:rFonts w:ascii="宋体" w:hAnsi="宋体" w:eastAsia="宋体" w:cs="宋体"/>
               <w:spacing w:val="-2"/>
               <w:sz w:val="24"/>
               <w:szCs w:val="24"/>
@@ -1942,7 +1956,7 @@
           </w:r>
           <w:r>
             <w:rPr>
-              <w:rFonts w:ascii="SimSun" w:eastAsia="SimSun" w:hAnsi="SimSun" w:cs="SimSun"/>
+              <w:rFonts w:ascii="宋体" w:hAnsi="宋体" w:eastAsia="宋体" w:cs="宋体"/>
               <w:sz w:val="24"/>
               <w:szCs w:val="24"/>
             </w:rPr>
@@ -1950,7 +1964,7 @@
           </w:r>
           <w:r>
             <w:rPr>
-              <w:rFonts w:ascii="SimSun" w:eastAsia="SimSun" w:hAnsi="SimSun" w:cs="SimSun"/>
+              <w:rFonts w:ascii="宋体" w:hAnsi="宋体" w:eastAsia="宋体" w:cs="宋体"/>
               <w:spacing w:val="-102"/>
               <w:sz w:val="24"/>
               <w:szCs w:val="24"/>
@@ -1959,7 +1973,7 @@
           </w:r>
           <w:r>
             <w:rPr>
-              <w:rFonts w:ascii="SimSun" w:eastAsia="SimSun" w:hAnsi="SimSun" w:cs="SimSun"/>
+              <w:rFonts w:ascii="宋体" w:hAnsi="宋体" w:eastAsia="宋体" w:cs="宋体"/>
               <w:spacing w:val="-9"/>
               <w:sz w:val="24"/>
               <w:szCs w:val="24"/>
@@ -1978,7 +1992,7 @@
             <w:spacing w:before="228" w:line="185" w:lineRule="auto"/>
             <w:ind w:left="439"/>
             <w:rPr>
-              <w:rFonts w:ascii="SimSun" w:eastAsia="SimSun" w:hAnsi="SimSun" w:cs="SimSun"/>
+              <w:rFonts w:ascii="宋体" w:hAnsi="宋体" w:eastAsia="宋体" w:cs="宋体"/>
               <w:sz w:val="24"/>
               <w:szCs w:val="24"/>
             </w:rPr>
@@ -1994,7 +2008,7 @@
           </w:r>
           <w:r>
             <w:rPr>
-              <w:rFonts w:ascii="SimSun" w:eastAsia="SimSun" w:hAnsi="SimSun" w:cs="SimSun"/>
+              <w:rFonts w:ascii="宋体" w:hAnsi="宋体" w:eastAsia="宋体" w:cs="宋体"/>
               <w:spacing w:val="-2"/>
               <w:sz w:val="24"/>
               <w:szCs w:val="24"/>
@@ -2003,7 +2017,7 @@
           </w:r>
           <w:r>
             <w:rPr>
-              <w:rFonts w:ascii="SimSun" w:eastAsia="SimSun" w:hAnsi="SimSun" w:cs="SimSun"/>
+              <w:rFonts w:ascii="宋体" w:hAnsi="宋体" w:eastAsia="宋体" w:cs="宋体"/>
               <w:sz w:val="24"/>
               <w:szCs w:val="24"/>
             </w:rPr>
@@ -2011,7 +2025,7 @@
           </w:r>
           <w:r>
             <w:rPr>
-              <w:rFonts w:ascii="SimSun" w:eastAsia="SimSun" w:hAnsi="SimSun" w:cs="SimSun"/>
+              <w:rFonts w:ascii="宋体" w:hAnsi="宋体" w:eastAsia="宋体" w:cs="宋体"/>
               <w:spacing w:val="-102"/>
               <w:sz w:val="24"/>
               <w:szCs w:val="24"/>
@@ -2020,7 +2034,7 @@
           </w:r>
           <w:r>
             <w:rPr>
-              <w:rFonts w:ascii="SimSun" w:eastAsia="SimSun" w:hAnsi="SimSun" w:cs="SimSun"/>
+              <w:rFonts w:ascii="宋体" w:hAnsi="宋体" w:eastAsia="宋体" w:cs="宋体"/>
               <w:spacing w:val="-9"/>
               <w:sz w:val="24"/>
               <w:szCs w:val="24"/>
@@ -2039,7 +2053,7 @@
             <w:spacing w:before="225" w:line="185" w:lineRule="auto"/>
             <w:ind w:left="5"/>
             <w:rPr>
-              <w:rFonts w:ascii="SimSun" w:eastAsia="SimSun" w:hAnsi="SimSun" w:cs="SimSun"/>
+              <w:rFonts w:ascii="宋体" w:hAnsi="宋体" w:eastAsia="宋体" w:cs="宋体"/>
               <w:sz w:val="24"/>
               <w:szCs w:val="24"/>
             </w:rPr>
@@ -2055,7 +2069,7 @@
           </w:r>
           <w:r>
             <w:rPr>
-              <w:rFonts w:ascii="SimSun" w:eastAsia="SimSun" w:hAnsi="SimSun" w:cs="SimSun"/>
+              <w:rFonts w:ascii="宋体" w:hAnsi="宋体" w:eastAsia="宋体" w:cs="宋体"/>
               <w:spacing w:val="-5"/>
               <w:sz w:val="24"/>
               <w:szCs w:val="24"/>
@@ -2064,7 +2078,7 @@
           </w:r>
           <w:r>
             <w:rPr>
-              <w:rFonts w:ascii="SimSun" w:eastAsia="SimSun" w:hAnsi="SimSun" w:cs="SimSun"/>
+              <w:rFonts w:ascii="宋体" w:hAnsi="宋体" w:eastAsia="宋体" w:cs="宋体"/>
               <w:spacing w:val="9"/>
               <w:sz w:val="24"/>
               <w:szCs w:val="24"/>
@@ -2073,7 +2087,7 @@
           </w:r>
           <w:r>
             <w:rPr>
-              <w:rFonts w:ascii="SimSun" w:eastAsia="SimSun" w:hAnsi="SimSun" w:cs="SimSun"/>
+              <w:rFonts w:ascii="宋体" w:hAnsi="宋体" w:eastAsia="宋体" w:cs="宋体"/>
               <w:spacing w:val="-5"/>
               <w:sz w:val="24"/>
               <w:szCs w:val="24"/>
@@ -2082,7 +2096,7 @@
           </w:r>
           <w:r>
             <w:rPr>
-              <w:rFonts w:ascii="SimSun" w:eastAsia="SimSun" w:hAnsi="SimSun" w:cs="SimSun"/>
+              <w:rFonts w:ascii="宋体" w:hAnsi="宋体" w:eastAsia="宋体" w:cs="宋体"/>
               <w:sz w:val="24"/>
               <w:szCs w:val="24"/>
             </w:rPr>
@@ -2090,7 +2104,7 @@
           </w:r>
           <w:r>
             <w:rPr>
-              <w:rFonts w:ascii="SimSun" w:eastAsia="SimSun" w:hAnsi="SimSun" w:cs="SimSun"/>
+              <w:rFonts w:ascii="宋体" w:hAnsi="宋体" w:eastAsia="宋体" w:cs="宋体"/>
               <w:spacing w:val="-77"/>
               <w:sz w:val="24"/>
               <w:szCs w:val="24"/>
@@ -2099,7 +2113,7 @@
           </w:r>
           <w:r>
             <w:rPr>
-              <w:rFonts w:ascii="SimSun" w:eastAsia="SimSun" w:hAnsi="SimSun" w:cs="SimSun"/>
+              <w:rFonts w:ascii="宋体" w:hAnsi="宋体" w:eastAsia="宋体" w:cs="宋体"/>
               <w:spacing w:val="-15"/>
               <w:sz w:val="24"/>
               <w:szCs w:val="24"/>
@@ -2118,7 +2132,7 @@
             <w:spacing w:before="227" w:line="185" w:lineRule="auto"/>
             <w:ind w:left="2"/>
             <w:rPr>
-              <w:rFonts w:ascii="SimSun" w:eastAsia="SimSun" w:hAnsi="SimSun" w:cs="SimSun"/>
+              <w:rFonts w:ascii="宋体" w:hAnsi="宋体" w:eastAsia="宋体" w:cs="宋体"/>
               <w:sz w:val="24"/>
               <w:szCs w:val="24"/>
             </w:rPr>
@@ -2134,7 +2148,7 @@
           </w:r>
           <w:r>
             <w:rPr>
-              <w:rFonts w:ascii="SimSun" w:eastAsia="SimSun" w:hAnsi="SimSun" w:cs="SimSun"/>
+              <w:rFonts w:ascii="宋体" w:hAnsi="宋体" w:eastAsia="宋体" w:cs="宋体"/>
               <w:spacing w:val="-6"/>
               <w:sz w:val="24"/>
               <w:szCs w:val="24"/>
@@ -2143,7 +2157,7 @@
           </w:r>
           <w:r>
             <w:rPr>
-              <w:rFonts w:ascii="SimSun" w:eastAsia="SimSun" w:hAnsi="SimSun" w:cs="SimSun"/>
+              <w:rFonts w:ascii="宋体" w:hAnsi="宋体" w:eastAsia="宋体" w:cs="宋体"/>
               <w:spacing w:val="17"/>
               <w:sz w:val="24"/>
               <w:szCs w:val="24"/>
@@ -2152,7 +2166,7 @@
           </w:r>
           <w:r>
             <w:rPr>
-              <w:rFonts w:ascii="SimSun" w:eastAsia="SimSun" w:hAnsi="SimSun" w:cs="SimSun"/>
+              <w:rFonts w:ascii="宋体" w:hAnsi="宋体" w:eastAsia="宋体" w:cs="宋体"/>
               <w:spacing w:val="-6"/>
               <w:sz w:val="24"/>
               <w:szCs w:val="24"/>
@@ -2161,7 +2175,7 @@
           </w:r>
           <w:r>
             <w:rPr>
-              <w:rFonts w:ascii="SimSun" w:eastAsia="SimSun" w:hAnsi="SimSun" w:cs="SimSun"/>
+              <w:rFonts w:ascii="宋体" w:hAnsi="宋体" w:eastAsia="宋体" w:cs="宋体"/>
               <w:sz w:val="24"/>
               <w:szCs w:val="24"/>
             </w:rPr>
@@ -2169,7 +2183,7 @@
           </w:r>
           <w:r>
             <w:rPr>
-              <w:rFonts w:ascii="SimSun" w:eastAsia="SimSun" w:hAnsi="SimSun" w:cs="SimSun"/>
+              <w:rFonts w:ascii="宋体" w:hAnsi="宋体" w:eastAsia="宋体" w:cs="宋体"/>
               <w:spacing w:val="-77"/>
               <w:sz w:val="24"/>
               <w:szCs w:val="24"/>
@@ -2178,7 +2192,7 @@
           </w:r>
           <w:r>
             <w:rPr>
-              <w:rFonts w:ascii="SimSun" w:eastAsia="SimSun" w:hAnsi="SimSun" w:cs="SimSun"/>
+              <w:rFonts w:ascii="宋体" w:hAnsi="宋体" w:eastAsia="宋体" w:cs="宋体"/>
               <w:spacing w:val="-15"/>
               <w:sz w:val="24"/>
               <w:szCs w:val="24"/>
@@ -2197,7 +2211,7 @@
             <w:spacing w:before="226" w:line="185" w:lineRule="auto"/>
             <w:ind w:left="442"/>
             <w:rPr>
-              <w:rFonts w:ascii="SimSun" w:eastAsia="SimSun" w:hAnsi="SimSun" w:cs="SimSun"/>
+              <w:rFonts w:ascii="宋体" w:hAnsi="宋体" w:eastAsia="宋体" w:cs="宋体"/>
               <w:sz w:val="24"/>
               <w:szCs w:val="24"/>
             </w:rPr>
@@ -2213,7 +2227,7 @@
           </w:r>
           <w:r>
             <w:rPr>
-              <w:rFonts w:ascii="SimSun" w:eastAsia="SimSun" w:hAnsi="SimSun" w:cs="SimSun"/>
+              <w:rFonts w:ascii="宋体" w:hAnsi="宋体" w:eastAsia="宋体" w:cs="宋体"/>
               <w:spacing w:val="-2"/>
               <w:sz w:val="24"/>
               <w:szCs w:val="24"/>
@@ -2222,7 +2236,7 @@
           </w:r>
           <w:r>
             <w:rPr>
-              <w:rFonts w:ascii="SimSun" w:eastAsia="SimSun" w:hAnsi="SimSun" w:cs="SimSun"/>
+              <w:rFonts w:ascii="宋体" w:hAnsi="宋体" w:eastAsia="宋体" w:cs="宋体"/>
               <w:sz w:val="24"/>
               <w:szCs w:val="24"/>
             </w:rPr>
@@ -2230,7 +2244,7 @@
           </w:r>
           <w:r>
             <w:rPr>
-              <w:rFonts w:ascii="SimSun" w:eastAsia="SimSun" w:hAnsi="SimSun" w:cs="SimSun"/>
+              <w:rFonts w:ascii="宋体" w:hAnsi="宋体" w:eastAsia="宋体" w:cs="宋体"/>
               <w:spacing w:val="-96"/>
               <w:sz w:val="24"/>
               <w:szCs w:val="24"/>
@@ -2239,7 +2253,7 @@
           </w:r>
           <w:r>
             <w:rPr>
-              <w:rFonts w:ascii="SimSun" w:eastAsia="SimSun" w:hAnsi="SimSun" w:cs="SimSun"/>
+              <w:rFonts w:ascii="宋体" w:hAnsi="宋体" w:eastAsia="宋体" w:cs="宋体"/>
               <w:spacing w:val="-15"/>
               <w:sz w:val="24"/>
               <w:szCs w:val="24"/>
@@ -2258,7 +2272,7 @@
             <w:spacing w:before="227" w:line="185" w:lineRule="auto"/>
             <w:ind w:left="442"/>
             <w:rPr>
-              <w:rFonts w:ascii="SimSun" w:eastAsia="SimSun" w:hAnsi="SimSun" w:cs="SimSun"/>
+              <w:rFonts w:ascii="宋体" w:hAnsi="宋体" w:eastAsia="宋体" w:cs="宋体"/>
               <w:sz w:val="24"/>
               <w:szCs w:val="24"/>
             </w:rPr>
@@ -2274,7 +2288,7 @@
           </w:r>
           <w:r>
             <w:rPr>
-              <w:rFonts w:ascii="SimSun" w:eastAsia="SimSun" w:hAnsi="SimSun" w:cs="SimSun"/>
+              <w:rFonts w:ascii="宋体" w:hAnsi="宋体" w:eastAsia="宋体" w:cs="宋体"/>
               <w:spacing w:val="-2"/>
               <w:sz w:val="24"/>
               <w:szCs w:val="24"/>
@@ -2283,7 +2297,7 @@
           </w:r>
           <w:r>
             <w:rPr>
-              <w:rFonts w:ascii="SimSun" w:eastAsia="SimSun" w:hAnsi="SimSun" w:cs="SimSun"/>
+              <w:rFonts w:ascii="宋体" w:hAnsi="宋体" w:eastAsia="宋体" w:cs="宋体"/>
               <w:sz w:val="24"/>
               <w:szCs w:val="24"/>
             </w:rPr>
@@ -2291,7 +2305,7 @@
           </w:r>
           <w:r>
             <w:rPr>
-              <w:rFonts w:ascii="SimSun" w:eastAsia="SimSun" w:hAnsi="SimSun" w:cs="SimSun"/>
+              <w:rFonts w:ascii="宋体" w:hAnsi="宋体" w:eastAsia="宋体" w:cs="宋体"/>
               <w:spacing w:val="-99"/>
               <w:sz w:val="24"/>
               <w:szCs w:val="24"/>
@@ -2300,7 +2314,7 @@
           </w:r>
           <w:r>
             <w:rPr>
-              <w:rFonts w:ascii="SimSun" w:eastAsia="SimSun" w:hAnsi="SimSun" w:cs="SimSun"/>
+              <w:rFonts w:ascii="宋体" w:hAnsi="宋体" w:eastAsia="宋体" w:cs="宋体"/>
               <w:spacing w:val="-12"/>
               <w:sz w:val="24"/>
               <w:szCs w:val="24"/>
@@ -2319,7 +2333,7 @@
             <w:spacing w:before="228" w:line="184" w:lineRule="auto"/>
             <w:ind w:left="442"/>
             <w:rPr>
-              <w:rFonts w:ascii="SimSun" w:eastAsia="SimSun" w:hAnsi="SimSun" w:cs="SimSun"/>
+              <w:rFonts w:ascii="宋体" w:hAnsi="宋体" w:eastAsia="宋体" w:cs="宋体"/>
               <w:sz w:val="24"/>
               <w:szCs w:val="24"/>
             </w:rPr>
@@ -2335,7 +2349,7 @@
           </w:r>
           <w:r>
             <w:rPr>
-              <w:rFonts w:ascii="SimSun" w:eastAsia="SimSun" w:hAnsi="SimSun" w:cs="SimSun"/>
+              <w:rFonts w:ascii="宋体" w:hAnsi="宋体" w:eastAsia="宋体" w:cs="宋体"/>
               <w:spacing w:val="-2"/>
               <w:sz w:val="24"/>
               <w:szCs w:val="24"/>
@@ -2344,7 +2358,7 @@
           </w:r>
           <w:r>
             <w:rPr>
-              <w:rFonts w:ascii="SimSun" w:eastAsia="SimSun" w:hAnsi="SimSun" w:cs="SimSun"/>
+              <w:rFonts w:ascii="宋体" w:hAnsi="宋体" w:eastAsia="宋体" w:cs="宋体"/>
               <w:sz w:val="24"/>
               <w:szCs w:val="24"/>
             </w:rPr>
@@ -2352,7 +2366,7 @@
           </w:r>
           <w:r>
             <w:rPr>
-              <w:rFonts w:ascii="SimSun" w:eastAsia="SimSun" w:hAnsi="SimSun" w:cs="SimSun"/>
+              <w:rFonts w:ascii="宋体" w:hAnsi="宋体" w:eastAsia="宋体" w:cs="宋体"/>
               <w:spacing w:val="-99"/>
               <w:sz w:val="24"/>
               <w:szCs w:val="24"/>
@@ -2361,7 +2375,7 @@
           </w:r>
           <w:r>
             <w:rPr>
-              <w:rFonts w:ascii="SimSun" w:eastAsia="SimSun" w:hAnsi="SimSun" w:cs="SimSun"/>
+              <w:rFonts w:ascii="宋体" w:hAnsi="宋体" w:eastAsia="宋体" w:cs="宋体"/>
               <w:spacing w:val="-12"/>
               <w:sz w:val="24"/>
               <w:szCs w:val="24"/>
@@ -2380,7 +2394,7 @@
             <w:spacing w:before="226" w:line="185" w:lineRule="auto"/>
             <w:ind w:left="442"/>
             <w:rPr>
-              <w:rFonts w:ascii="SimSun" w:eastAsia="SimSun" w:hAnsi="SimSun" w:cs="SimSun"/>
+              <w:rFonts w:ascii="宋体" w:hAnsi="宋体" w:eastAsia="宋体" w:cs="宋体"/>
               <w:sz w:val="24"/>
               <w:szCs w:val="24"/>
             </w:rPr>
@@ -2396,7 +2410,7 @@
           </w:r>
           <w:r>
             <w:rPr>
-              <w:rFonts w:ascii="SimSun" w:eastAsia="SimSun" w:hAnsi="SimSun" w:cs="SimSun"/>
+              <w:rFonts w:ascii="宋体" w:hAnsi="宋体" w:eastAsia="宋体" w:cs="宋体"/>
               <w:spacing w:val="-2"/>
               <w:sz w:val="24"/>
               <w:szCs w:val="24"/>
@@ -2405,7 +2419,7 @@
           </w:r>
           <w:r>
             <w:rPr>
-              <w:rFonts w:ascii="SimSun" w:eastAsia="SimSun" w:hAnsi="SimSun" w:cs="SimSun"/>
+              <w:rFonts w:ascii="宋体" w:hAnsi="宋体" w:eastAsia="宋体" w:cs="宋体"/>
               <w:sz w:val="24"/>
               <w:szCs w:val="24"/>
             </w:rPr>
@@ -2413,7 +2427,7 @@
           </w:r>
           <w:r>
             <w:rPr>
-              <w:rFonts w:ascii="SimSun" w:eastAsia="SimSun" w:hAnsi="SimSun" w:cs="SimSun"/>
+              <w:rFonts w:ascii="宋体" w:hAnsi="宋体" w:eastAsia="宋体" w:cs="宋体"/>
               <w:spacing w:val="-95"/>
               <w:sz w:val="24"/>
               <w:szCs w:val="24"/>
@@ -2422,7 +2436,7 @@
           </w:r>
           <w:r>
             <w:rPr>
-              <w:rFonts w:ascii="SimSun" w:eastAsia="SimSun" w:hAnsi="SimSun" w:cs="SimSun"/>
+              <w:rFonts w:ascii="宋体" w:hAnsi="宋体" w:eastAsia="宋体" w:cs="宋体"/>
               <w:spacing w:val="-16"/>
               <w:sz w:val="24"/>
               <w:szCs w:val="24"/>
@@ -2441,7 +2455,7 @@
             <w:spacing w:before="225" w:line="185" w:lineRule="auto"/>
             <w:ind w:left="442"/>
             <w:rPr>
-              <w:rFonts w:ascii="SimSun" w:eastAsia="SimSun" w:hAnsi="SimSun" w:cs="SimSun"/>
+              <w:rFonts w:ascii="宋体" w:hAnsi="宋体" w:eastAsia="宋体" w:cs="宋体"/>
               <w:sz w:val="24"/>
               <w:szCs w:val="24"/>
             </w:rPr>
@@ -2457,7 +2471,7 @@
           </w:r>
           <w:r>
             <w:rPr>
-              <w:rFonts w:ascii="SimSun" w:eastAsia="SimSun" w:hAnsi="SimSun" w:cs="SimSun"/>
+              <w:rFonts w:ascii="宋体" w:hAnsi="宋体" w:eastAsia="宋体" w:cs="宋体"/>
               <w:spacing w:val="-1"/>
               <w:sz w:val="24"/>
               <w:szCs w:val="24"/>
@@ -2466,7 +2480,7 @@
           </w:r>
           <w:r>
             <w:rPr>
-              <w:rFonts w:ascii="SimSun" w:eastAsia="SimSun" w:hAnsi="SimSun" w:cs="SimSun"/>
+              <w:rFonts w:ascii="宋体" w:hAnsi="宋体" w:eastAsia="宋体" w:cs="宋体"/>
               <w:sz w:val="24"/>
               <w:szCs w:val="24"/>
             </w:rPr>
@@ -2474,7 +2488,7 @@
           </w:r>
           <w:r>
             <w:rPr>
-              <w:rFonts w:ascii="SimSun" w:eastAsia="SimSun" w:hAnsi="SimSun" w:cs="SimSun"/>
+              <w:rFonts w:ascii="宋体" w:hAnsi="宋体" w:eastAsia="宋体" w:cs="宋体"/>
               <w:spacing w:val="-95"/>
               <w:sz w:val="24"/>
               <w:szCs w:val="24"/>
@@ -2483,7 +2497,7 @@
           </w:r>
           <w:r>
             <w:rPr>
-              <w:rFonts w:ascii="SimSun" w:eastAsia="SimSun" w:hAnsi="SimSun" w:cs="SimSun"/>
+              <w:rFonts w:ascii="宋体" w:hAnsi="宋体" w:eastAsia="宋体" w:cs="宋体"/>
               <w:spacing w:val="-16"/>
               <w:sz w:val="24"/>
               <w:szCs w:val="24"/>
@@ -2502,7 +2516,7 @@
             <w:spacing w:before="228" w:line="185" w:lineRule="auto"/>
             <w:ind w:left="6"/>
             <w:rPr>
-              <w:rFonts w:ascii="SimSun" w:eastAsia="SimSun" w:hAnsi="SimSun" w:cs="SimSun"/>
+              <w:rFonts w:ascii="宋体" w:hAnsi="宋体" w:eastAsia="宋体" w:cs="宋体"/>
               <w:sz w:val="24"/>
               <w:szCs w:val="24"/>
             </w:rPr>
@@ -2518,7 +2532,7 @@
           </w:r>
           <w:r>
             <w:rPr>
-              <w:rFonts w:ascii="SimSun" w:eastAsia="SimSun" w:hAnsi="SimSun" w:cs="SimSun"/>
+              <w:rFonts w:ascii="宋体" w:hAnsi="宋体" w:eastAsia="宋体" w:cs="宋体"/>
               <w:spacing w:val="-2"/>
               <w:sz w:val="24"/>
               <w:szCs w:val="24"/>
@@ -2527,7 +2541,7 @@
           </w:r>
           <w:r>
             <w:rPr>
-              <w:rFonts w:ascii="SimSun" w:eastAsia="SimSun" w:hAnsi="SimSun" w:cs="SimSun"/>
+              <w:rFonts w:ascii="宋体" w:hAnsi="宋体" w:eastAsia="宋体" w:cs="宋体"/>
               <w:sz w:val="24"/>
               <w:szCs w:val="24"/>
             </w:rPr>
@@ -2535,7 +2549,7 @@
           </w:r>
           <w:r>
             <w:rPr>
-              <w:rFonts w:ascii="SimSun" w:eastAsia="SimSun" w:hAnsi="SimSun" w:cs="SimSun"/>
+              <w:rFonts w:ascii="宋体" w:hAnsi="宋体" w:eastAsia="宋体" w:cs="宋体"/>
               <w:spacing w:val="-81"/>
               <w:sz w:val="24"/>
               <w:szCs w:val="24"/>
@@ -2544,7 +2558,7 @@
           </w:r>
           <w:r>
             <w:rPr>
-              <w:rFonts w:ascii="SimSun" w:eastAsia="SimSun" w:hAnsi="SimSun" w:cs="SimSun"/>
+              <w:rFonts w:ascii="宋体" w:hAnsi="宋体" w:eastAsia="宋体" w:cs="宋体"/>
               <w:spacing w:val="-11"/>
               <w:sz w:val="24"/>
               <w:szCs w:val="24"/>
@@ -2563,7 +2577,7 @@
             <w:spacing w:before="225" w:line="185" w:lineRule="auto"/>
             <w:ind w:left="1"/>
             <w:rPr>
-              <w:rFonts w:ascii="SimSun" w:eastAsia="SimSun" w:hAnsi="SimSun" w:cs="SimSun"/>
+              <w:rFonts w:ascii="宋体" w:hAnsi="宋体" w:eastAsia="宋体" w:cs="宋体"/>
               <w:sz w:val="24"/>
               <w:szCs w:val="24"/>
             </w:rPr>
@@ -2579,7 +2593,7 @@
           </w:r>
           <w:r>
             <w:rPr>
-              <w:rFonts w:ascii="SimSun" w:eastAsia="SimSun" w:hAnsi="SimSun" w:cs="SimSun"/>
+              <w:rFonts w:ascii="宋体" w:hAnsi="宋体" w:eastAsia="宋体" w:cs="宋体"/>
               <w:spacing w:val="-5"/>
               <w:sz w:val="24"/>
               <w:szCs w:val="24"/>
@@ -2588,7 +2602,7 @@
           </w:r>
           <w:r>
             <w:rPr>
-              <w:rFonts w:ascii="SimSun" w:eastAsia="SimSun" w:hAnsi="SimSun" w:cs="SimSun"/>
+              <w:rFonts w:ascii="宋体" w:hAnsi="宋体" w:eastAsia="宋体" w:cs="宋体"/>
               <w:spacing w:val="13"/>
               <w:sz w:val="24"/>
               <w:szCs w:val="24"/>
@@ -2597,7 +2611,7 @@
           </w:r>
           <w:r>
             <w:rPr>
-              <w:rFonts w:ascii="SimSun" w:eastAsia="SimSun" w:hAnsi="SimSun" w:cs="SimSun"/>
+              <w:rFonts w:ascii="宋体" w:hAnsi="宋体" w:eastAsia="宋体" w:cs="宋体"/>
               <w:spacing w:val="-5"/>
               <w:sz w:val="24"/>
               <w:szCs w:val="24"/>
@@ -2606,7 +2620,7 @@
           </w:r>
           <w:r>
             <w:rPr>
-              <w:rFonts w:ascii="SimSun" w:eastAsia="SimSun" w:hAnsi="SimSun" w:cs="SimSun"/>
+              <w:rFonts w:ascii="宋体" w:hAnsi="宋体" w:eastAsia="宋体" w:cs="宋体"/>
               <w:sz w:val="24"/>
               <w:szCs w:val="24"/>
             </w:rPr>
@@ -2614,7 +2628,7 @@
           </w:r>
           <w:r>
             <w:rPr>
-              <w:rFonts w:ascii="SimSun" w:eastAsia="SimSun" w:hAnsi="SimSun" w:cs="SimSun"/>
+              <w:rFonts w:ascii="宋体" w:hAnsi="宋体" w:eastAsia="宋体" w:cs="宋体"/>
               <w:spacing w:val="-81"/>
               <w:sz w:val="24"/>
               <w:szCs w:val="24"/>
@@ -2623,7 +2637,7 @@
           </w:r>
           <w:r>
             <w:rPr>
-              <w:rFonts w:ascii="SimSun" w:eastAsia="SimSun" w:hAnsi="SimSun" w:cs="SimSun"/>
+              <w:rFonts w:ascii="宋体" w:hAnsi="宋体" w:eastAsia="宋体" w:cs="宋体"/>
               <w:spacing w:val="-11"/>
               <w:sz w:val="24"/>
               <w:szCs w:val="24"/>
@@ -2642,7 +2656,7 @@
             <w:spacing w:before="227" w:line="218" w:lineRule="auto"/>
             <w:ind w:left="1"/>
             <w:rPr>
-              <w:rFonts w:ascii="SimSun" w:eastAsia="SimSun" w:hAnsi="SimSun" w:cs="SimSun"/>
+              <w:rFonts w:ascii="宋体" w:hAnsi="宋体" w:eastAsia="宋体" w:cs="宋体"/>
               <w:sz w:val="24"/>
               <w:szCs w:val="24"/>
             </w:rPr>
@@ -2658,7 +2672,7 @@
           </w:r>
           <w:r>
             <w:rPr>
-              <w:rFonts w:ascii="SimSun" w:eastAsia="SimSun" w:hAnsi="SimSun" w:cs="SimSun"/>
+              <w:rFonts w:ascii="宋体" w:hAnsi="宋体" w:eastAsia="宋体" w:cs="宋体"/>
               <w:spacing w:val="-5"/>
               <w:sz w:val="24"/>
               <w:szCs w:val="24"/>
@@ -2667,7 +2681,7 @@
           </w:r>
           <w:r>
             <w:rPr>
-              <w:rFonts w:ascii="SimSun" w:eastAsia="SimSun" w:hAnsi="SimSun" w:cs="SimSun"/>
+              <w:rFonts w:ascii="宋体" w:hAnsi="宋体" w:eastAsia="宋体" w:cs="宋体"/>
               <w:spacing w:val="13"/>
               <w:sz w:val="24"/>
               <w:szCs w:val="24"/>
@@ -2676,7 +2690,7 @@
           </w:r>
           <w:r>
             <w:rPr>
-              <w:rFonts w:ascii="SimSun" w:eastAsia="SimSun" w:hAnsi="SimSun" w:cs="SimSun"/>
+              <w:rFonts w:ascii="宋体" w:hAnsi="宋体" w:eastAsia="宋体" w:cs="宋体"/>
               <w:spacing w:val="-5"/>
               <w:sz w:val="24"/>
               <w:szCs w:val="24"/>
@@ -2685,7 +2699,7 @@
           </w:r>
           <w:r>
             <w:rPr>
-              <w:rFonts w:ascii="SimSun" w:eastAsia="SimSun" w:hAnsi="SimSun" w:cs="SimSun"/>
+              <w:rFonts w:ascii="宋体" w:hAnsi="宋体" w:eastAsia="宋体" w:cs="宋体"/>
               <w:sz w:val="24"/>
               <w:szCs w:val="24"/>
             </w:rPr>
@@ -2693,7 +2707,7 @@
           </w:r>
           <w:r>
             <w:rPr>
-              <w:rFonts w:ascii="SimSun" w:eastAsia="SimSun" w:hAnsi="SimSun" w:cs="SimSun"/>
+              <w:rFonts w:ascii="宋体" w:hAnsi="宋体" w:eastAsia="宋体" w:cs="宋体"/>
               <w:spacing w:val="-81"/>
               <w:sz w:val="24"/>
               <w:szCs w:val="24"/>
@@ -2702,7 +2716,7 @@
           </w:r>
           <w:r>
             <w:rPr>
-              <w:rFonts w:ascii="SimSun" w:eastAsia="SimSun" w:hAnsi="SimSun" w:cs="SimSun"/>
+              <w:rFonts w:ascii="宋体" w:hAnsi="宋体" w:eastAsia="宋体" w:cs="宋体"/>
               <w:spacing w:val="-11"/>
               <w:sz w:val="24"/>
               <w:szCs w:val="24"/>
@@ -2719,15 +2733,15 @@
       <w:pPr>
         <w:spacing w:line="218" w:lineRule="auto"/>
         <w:rPr>
-          <w:rFonts w:ascii="SimSun" w:eastAsia="SimSun" w:hAnsi="SimSun" w:cs="SimSun"/>
+          <w:rFonts w:ascii="宋体" w:hAnsi="宋体" w:eastAsia="宋体" w:cs="宋体"/>
           <w:sz w:val="24"/>
           <w:szCs w:val="24"/>
         </w:rPr>
         <w:sectPr>
-          <w:footerReference w:type="default" r:id="rId7"/>
+          <w:footerReference r:id="rId7" w:type="default"/>
           <w:pgSz w:w="11910" w:h="16840"/>
           <w:pgMar w:top="921" w:right="1561" w:bottom="709" w:left="1688" w:header="0" w:footer="476" w:gutter="0"/>
-          <w:cols w:space="720"/>
+          <w:cols w:space="720" w:num="1"/>
         </w:sectPr>
       </w:pPr>
     </w:p>
@@ -2741,7 +2755,7 @@
         </w:rPr>
         <w:drawing>
           <wp:inline distT="0" distB="0" distL="0" distR="0">
-            <wp:extent cx="685371" cy="262951"/>
+            <wp:extent cx="685165" cy="262890"/>
             <wp:effectExtent l="0" t="0" r="0" b="0"/>
             <wp:docPr id="8" name="IM 8"/>
             <wp:cNvGraphicFramePr/>
@@ -2753,13 +2767,13 @@
                     <pic:cNvPicPr/>
                   </pic:nvPicPr>
                   <pic:blipFill>
-                    <a:blip xmlns:r="http://schemas.openxmlformats.org/officeDocument/2006/relationships" r:embed="rId4"/>
+                    <a:blip r:embed="rId10"/>
                     <a:stretch>
                       <a:fillRect/>
                     </a:stretch>
                   </pic:blipFill>
                   <pic:spPr>
-                    <a:xfrm rot="0">
+                    <a:xfrm>
                       <a:off x="0" y="0"/>
                       <a:ext cx="685371" cy="262951"/>
                     </a:xfrm>
@@ -2776,13 +2790,13 @@
     </w:p>
     <w:p>
       <w:pPr>
-        <w:pStyle w:val="BodyText"/>
+        <w:pStyle w:val="2"/>
         <w:spacing w:line="294" w:lineRule="auto"/>
       </w:pPr>
     </w:p>
     <w:p>
       <w:pPr>
-        <w:pStyle w:val="BodyText"/>
+        <w:pStyle w:val="2"/>
         <w:spacing w:line="294" w:lineRule="auto"/>
       </w:pPr>
     </w:p>
@@ -2792,7 +2806,7 @@
         <w:ind w:left="42"/>
         <w:outlineLvl w:val="0"/>
         <w:rPr>
-          <w:rFonts w:ascii="SimHei" w:eastAsia="SimHei" w:hAnsi="SimHei" w:cs="SimHei"/>
+          <w:rFonts w:ascii="黑体" w:hAnsi="黑体" w:eastAsia="黑体" w:cs="黑体"/>
           <w:sz w:val="31"/>
           <w:szCs w:val="31"/>
         </w:rPr>
@@ -2801,7 +2815,7 @@
       <w:bookmarkEnd w:id="0"/>
       <w:r>
         <w:rPr>
-          <w:rFonts w:ascii="Calibri" w:eastAsia="Calibri" w:hAnsi="Calibri" w:cs="Calibri"/>
+          <w:rFonts w:ascii="Calibri" w:hAnsi="Calibri" w:eastAsia="Calibri" w:cs="Calibri"/>
           <w:b/>
           <w:bCs/>
           <w:spacing w:val="-1"/>
@@ -2812,7 +2826,7 @@
       </w:r>
       <w:r>
         <w:rPr>
-          <w:rFonts w:ascii="Calibri" w:eastAsia="Calibri" w:hAnsi="Calibri" w:cs="Calibri"/>
+          <w:rFonts w:ascii="Calibri" w:hAnsi="Calibri" w:eastAsia="Calibri" w:cs="Calibri"/>
           <w:b/>
           <w:bCs/>
           <w:spacing w:val="25"/>
@@ -2823,7 +2837,7 @@
       </w:r>
       <w:r>
         <w:rPr>
-          <w:rFonts w:ascii="SimHei" w:eastAsia="SimHei" w:hAnsi="SimHei" w:cs="SimHei"/>
+          <w:rFonts w:ascii="黑体" w:hAnsi="黑体" w:eastAsia="黑体" w:cs="黑体"/>
           <w:b/>
           <w:bCs/>
           <w:spacing w:val="-1"/>
@@ -2835,7 +2849,7 @@
     </w:p>
     <w:p>
       <w:pPr>
-        <w:pStyle w:val="BodyText"/>
+        <w:pStyle w:val="2"/>
         <w:spacing w:line="376" w:lineRule="auto"/>
       </w:pPr>
     </w:p>
@@ -2844,14 +2858,14 @@
         <w:spacing w:before="78" w:line="365" w:lineRule="auto"/>
         <w:ind w:left="40" w:right="140" w:firstLine="528"/>
         <w:rPr>
-          <w:rFonts w:ascii="SimSun" w:eastAsia="SimSun" w:hAnsi="SimSun" w:cs="SimSun"/>
-          <w:sz w:val="24"/>
-          <w:szCs w:val="24"/>
-        </w:rPr>
-      </w:pPr>
-      <w:r>
-        <w:rPr>
-          <w:rFonts w:ascii="SimSun" w:eastAsia="SimSun" w:hAnsi="SimSun" w:cs="SimSun"/>
+          <w:rFonts w:ascii="宋体" w:hAnsi="宋体" w:eastAsia="宋体" w:cs="宋体"/>
+          <w:sz w:val="24"/>
+          <w:szCs w:val="24"/>
+        </w:rPr>
+      </w:pPr>
+      <w:r>
+        <w:rPr>
+          <w:rFonts w:ascii="宋体" w:hAnsi="宋体" w:eastAsia="宋体" w:cs="宋体"/>
           <w:sz w:val="24"/>
           <w:szCs w:val="24"/>
         </w:rPr>
@@ -2859,7 +2873,7 @@
       </w:r>
       <w:r>
         <w:rPr>
-          <w:rFonts w:ascii="SimSun" w:eastAsia="SimSun" w:hAnsi="SimSun" w:cs="SimSun"/>
+          <w:rFonts w:ascii="宋体" w:hAnsi="宋体" w:eastAsia="宋体" w:cs="宋体"/>
           <w:spacing w:val="-1"/>
           <w:sz w:val="24"/>
           <w:szCs w:val="24"/>
@@ -2868,7 +2882,7 @@
       </w:r>
       <w:r>
         <w:rPr>
-          <w:rFonts w:ascii="SimSun" w:eastAsia="SimSun" w:hAnsi="SimSun" w:cs="SimSun"/>
+          <w:rFonts w:ascii="宋体" w:hAnsi="宋体" w:eastAsia="宋体" w:cs="宋体"/>
           <w:spacing w:val="-17"/>
           <w:sz w:val="24"/>
           <w:szCs w:val="24"/>
@@ -2882,7 +2896,7 @@
         <w:ind w:left="33"/>
         <w:outlineLvl w:val="0"/>
         <w:rPr>
-          <w:rFonts w:ascii="SimHei" w:eastAsia="SimHei" w:hAnsi="SimHei" w:cs="SimHei"/>
+          <w:rFonts w:ascii="黑体" w:hAnsi="黑体" w:eastAsia="黑体" w:cs="黑体"/>
           <w:sz w:val="31"/>
           <w:szCs w:val="31"/>
         </w:rPr>
@@ -2891,7 +2905,7 @@
       <w:bookmarkEnd w:id="1"/>
       <w:r>
         <w:rPr>
-          <w:rFonts w:ascii="Calibri" w:eastAsia="Calibri" w:hAnsi="Calibri" w:cs="Calibri"/>
+          <w:rFonts w:ascii="Calibri" w:hAnsi="Calibri" w:eastAsia="Calibri" w:cs="Calibri"/>
           <w:b/>
           <w:bCs/>
           <w:sz w:val="31"/>
@@ -2901,7 +2915,7 @@
       </w:r>
       <w:r>
         <w:rPr>
-          <w:rFonts w:ascii="Calibri" w:eastAsia="Calibri" w:hAnsi="Calibri" w:cs="Calibri"/>
+          <w:rFonts w:ascii="Calibri" w:hAnsi="Calibri" w:eastAsia="Calibri" w:cs="Calibri"/>
           <w:b/>
           <w:bCs/>
           <w:spacing w:val="29"/>
@@ -2912,7 +2926,7 @@
       </w:r>
       <w:r>
         <w:rPr>
-          <w:rFonts w:ascii="SimHei" w:eastAsia="SimHei" w:hAnsi="SimHei" w:cs="SimHei"/>
+          <w:rFonts w:ascii="黑体" w:hAnsi="黑体" w:eastAsia="黑体" w:cs="黑体"/>
           <w:b/>
           <w:bCs/>
           <w:sz w:val="31"/>
@@ -2923,7 +2937,7 @@
     </w:p>
     <w:p>
       <w:pPr>
-        <w:pStyle w:val="BodyText"/>
+        <w:pStyle w:val="2"/>
         <w:spacing w:line="373" w:lineRule="auto"/>
       </w:pPr>
     </w:p>
@@ -2932,14 +2946,14 @@
         <w:spacing w:before="78" w:line="365" w:lineRule="auto"/>
         <w:ind w:left="32" w:firstLine="478"/>
         <w:rPr>
-          <w:rFonts w:ascii="SimSun" w:eastAsia="SimSun" w:hAnsi="SimSun" w:cs="SimSun"/>
-          <w:sz w:val="24"/>
-          <w:szCs w:val="24"/>
-        </w:rPr>
-      </w:pPr>
-      <w:r>
-        <w:rPr>
-          <w:rFonts w:ascii="SimSun" w:eastAsia="SimSun" w:hAnsi="SimSun" w:cs="SimSun"/>
+          <w:rFonts w:ascii="宋体" w:hAnsi="宋体" w:eastAsia="宋体" w:cs="宋体"/>
+          <w:sz w:val="24"/>
+          <w:szCs w:val="24"/>
+        </w:rPr>
+      </w:pPr>
+      <w:r>
+        <w:rPr>
+          <w:rFonts w:ascii="宋体" w:hAnsi="宋体" w:eastAsia="宋体" w:cs="宋体"/>
           <w:spacing w:val="-2"/>
           <w:sz w:val="24"/>
           <w:szCs w:val="24"/>
@@ -2948,7 +2962,7 @@
       </w:r>
       <w:r>
         <w:rPr>
-          <w:rFonts w:ascii="SimSun" w:eastAsia="SimSun" w:hAnsi="SimSun" w:cs="SimSun"/>
+          <w:rFonts w:ascii="宋体" w:hAnsi="宋体" w:eastAsia="宋体" w:cs="宋体"/>
           <w:spacing w:val="-1"/>
           <w:sz w:val="24"/>
           <w:szCs w:val="24"/>
@@ -2962,7 +2976,7 @@
         <w:ind w:left="33"/>
         <w:outlineLvl w:val="0"/>
         <w:rPr>
-          <w:rFonts w:ascii="SimHei" w:eastAsia="SimHei" w:hAnsi="SimHei" w:cs="SimHei"/>
+          <w:rFonts w:ascii="黑体" w:hAnsi="黑体" w:eastAsia="黑体" w:cs="黑体"/>
           <w:sz w:val="31"/>
           <w:szCs w:val="31"/>
         </w:rPr>
@@ -2971,7 +2985,7 @@
       <w:bookmarkEnd w:id="2"/>
       <w:r>
         <w:rPr>
-          <w:rFonts w:ascii="Calibri" w:eastAsia="Calibri" w:hAnsi="Calibri" w:cs="Calibri"/>
+          <w:rFonts w:ascii="Calibri" w:hAnsi="Calibri" w:eastAsia="Calibri" w:cs="Calibri"/>
           <w:b/>
           <w:bCs/>
           <w:spacing w:val="2"/>
@@ -2982,7 +2996,7 @@
       </w:r>
       <w:r>
         <w:rPr>
-          <w:rFonts w:ascii="Calibri" w:eastAsia="Calibri" w:hAnsi="Calibri" w:cs="Calibri"/>
+          <w:rFonts w:ascii="Calibri" w:hAnsi="Calibri" w:eastAsia="Calibri" w:cs="Calibri"/>
           <w:b/>
           <w:bCs/>
           <w:spacing w:val="29"/>
@@ -2994,7 +3008,7 @@
       </w:r>
       <w:r>
         <w:rPr>
-          <w:rFonts w:ascii="SimHei" w:eastAsia="SimHei" w:hAnsi="SimHei" w:cs="SimHei"/>
+          <w:rFonts w:ascii="黑体" w:hAnsi="黑体" w:eastAsia="黑体" w:cs="黑体"/>
           <w:b/>
           <w:bCs/>
           <w:spacing w:val="2"/>
@@ -3006,7 +3020,7 @@
     </w:p>
     <w:p>
       <w:pPr>
-        <w:pStyle w:val="BodyText"/>
+        <w:pStyle w:val="2"/>
         <w:spacing w:line="372" w:lineRule="auto"/>
       </w:pPr>
     </w:p>
@@ -3015,14 +3029,14 @@
         <w:spacing w:before="78" w:line="315" w:lineRule="auto"/>
         <w:ind w:left="28" w:right="135" w:firstLine="480"/>
         <w:rPr>
-          <w:rFonts w:ascii="SimSun" w:eastAsia="SimSun" w:hAnsi="SimSun" w:cs="SimSun"/>
-          <w:sz w:val="24"/>
-          <w:szCs w:val="24"/>
-        </w:rPr>
-      </w:pPr>
-      <w:r>
-        <w:rPr>
-          <w:rFonts w:ascii="SimSun" w:eastAsia="SimSun" w:hAnsi="SimSun" w:cs="SimSun"/>
+          <w:rFonts w:ascii="宋体" w:hAnsi="宋体" w:eastAsia="宋体" w:cs="宋体"/>
+          <w:sz w:val="24"/>
+          <w:szCs w:val="24"/>
+        </w:rPr>
+      </w:pPr>
+      <w:r>
+        <w:rPr>
+          <w:rFonts w:ascii="宋体" w:hAnsi="宋体" w:eastAsia="宋体" w:cs="宋体"/>
           <w:spacing w:val="-7"/>
           <w:sz w:val="24"/>
           <w:szCs w:val="24"/>
@@ -3031,7 +3045,7 @@
       </w:r>
       <w:r>
         <w:rPr>
-          <w:rFonts w:ascii="Calibri" w:eastAsia="Calibri" w:hAnsi="Calibri" w:cs="Calibri"/>
+          <w:rFonts w:ascii="Calibri" w:hAnsi="Calibri" w:eastAsia="Calibri" w:cs="Calibri"/>
           <w:spacing w:val="-7"/>
           <w:sz w:val="24"/>
           <w:szCs w:val="24"/>
@@ -3040,7 +3054,7 @@
       </w:r>
       <w:r>
         <w:rPr>
-          <w:rFonts w:ascii="Calibri" w:eastAsia="Calibri" w:hAnsi="Calibri" w:cs="Calibri"/>
+          <w:rFonts w:ascii="Calibri" w:hAnsi="Calibri" w:eastAsia="Calibri" w:cs="Calibri"/>
           <w:spacing w:val="28"/>
           <w:sz w:val="24"/>
           <w:szCs w:val="24"/>
@@ -3049,7 +3063,7 @@
       </w:r>
       <w:r>
         <w:rPr>
-          <w:rFonts w:ascii="SimSun" w:eastAsia="SimSun" w:hAnsi="SimSun" w:cs="SimSun"/>
+          <w:rFonts w:ascii="宋体" w:hAnsi="宋体" w:eastAsia="宋体" w:cs="宋体"/>
           <w:spacing w:val="-7"/>
           <w:sz w:val="24"/>
           <w:szCs w:val="24"/>
@@ -3058,7 +3072,7 @@
       </w:r>
       <w:r>
         <w:rPr>
-          <w:rFonts w:ascii="SimSun" w:eastAsia="SimSun" w:hAnsi="SimSun" w:cs="SimSun"/>
+          <w:rFonts w:ascii="宋体" w:hAnsi="宋体" w:eastAsia="宋体" w:cs="宋体"/>
           <w:spacing w:val="-8"/>
           <w:sz w:val="24"/>
           <w:szCs w:val="24"/>
@@ -3067,7 +3081,7 @@
       </w:r>
       <w:r>
         <w:rPr>
-          <w:rFonts w:ascii="SimSun" w:eastAsia="SimSun" w:hAnsi="SimSun" w:cs="SimSun"/>
+          <w:rFonts w:ascii="宋体" w:hAnsi="宋体" w:eastAsia="宋体" w:cs="宋体"/>
           <w:spacing w:val="-2"/>
           <w:sz w:val="24"/>
           <w:szCs w:val="24"/>
@@ -3077,18 +3091,24 @@
     </w:p>
     <w:tbl>
       <w:tblPr>
-        <w:tblStyle w:val="TableNormal"/>
+        <w:tblStyle w:val="5"/>
         <w:tblW w:w="8302" w:type="dxa"/>
         <w:tblInd w:w="22" w:type="dxa"/>
         <w:tblBorders>
-          <w:top w:val="single" w:sz="2" w:space="0" w:color="000000"/>
-          <w:left w:val="single" w:sz="2" w:space="0" w:color="000000"/>
-          <w:bottom w:val="single" w:sz="2" w:space="0" w:color="000000"/>
-          <w:right w:val="single" w:sz="2" w:space="0" w:color="000000"/>
-          <w:insideH w:val="single" w:sz="2" w:space="0" w:color="000000"/>
-          <w:insideV w:val="single" w:sz="2" w:space="0" w:color="000000"/>
+          <w:top w:val="single" w:color="000000" w:sz="2" w:space="0"/>
+          <w:left w:val="single" w:color="000000" w:sz="2" w:space="0"/>
+          <w:bottom w:val="single" w:color="000000" w:sz="2" w:space="0"/>
+          <w:right w:val="single" w:color="000000" w:sz="2" w:space="0"/>
+          <w:insideH w:val="single" w:color="000000" w:sz="2" w:space="0"/>
+          <w:insideV w:val="single" w:color="000000" w:sz="2" w:space="0"/>
         </w:tblBorders>
         <w:tblLayout w:type="fixed"/>
+        <w:tblCellMar>
+          <w:top w:w="0" w:type="dxa"/>
+          <w:left w:w="0" w:type="dxa"/>
+          <w:bottom w:w="0" w:type="dxa"/>
+          <w:right w:w="0" w:type="dxa"/>
+        </w:tblCellMar>
       </w:tblPr>
       <w:tblGrid>
         <w:gridCol w:w="1418"/>
@@ -3098,20 +3118,23 @@
       </w:tblGrid>
       <w:tr>
         <w:tblPrEx>
-          <w:tblW w:w="8302" w:type="dxa"/>
-          <w:tblInd w:w="22" w:type="dxa"/>
           <w:tblBorders>
-            <w:top w:val="single" w:sz="2" w:space="0" w:color="000000"/>
-            <w:left w:val="single" w:sz="2" w:space="0" w:color="000000"/>
-            <w:bottom w:val="single" w:sz="2" w:space="0" w:color="000000"/>
-            <w:right w:val="single" w:sz="2" w:space="0" w:color="000000"/>
-            <w:insideH w:val="single" w:sz="2" w:space="0" w:color="000000"/>
-            <w:insideV w:val="single" w:sz="2" w:space="0" w:color="000000"/>
+            <w:top w:val="single" w:color="000000" w:sz="2" w:space="0"/>
+            <w:left w:val="single" w:color="000000" w:sz="2" w:space="0"/>
+            <w:bottom w:val="single" w:color="000000" w:sz="2" w:space="0"/>
+            <w:right w:val="single" w:color="000000" w:sz="2" w:space="0"/>
+            <w:insideH w:val="single" w:color="000000" w:sz="2" w:space="0"/>
+            <w:insideV w:val="single" w:color="000000" w:sz="2" w:space="0"/>
           </w:tblBorders>
-          <w:tblLayout w:type="fixed"/>
+          <w:tblCellMar>
+            <w:top w:w="0" w:type="dxa"/>
+            <w:left w:w="0" w:type="dxa"/>
+            <w:bottom w:w="0" w:type="dxa"/>
+            <w:right w:w="0" w:type="dxa"/>
+          </w:tblCellMar>
         </w:tblPrEx>
         <w:trPr>
-          <w:trHeight w:val="408"/>
+          <w:trHeight w:val="408" w:hRule="atLeast"/>
         </w:trPr>
         <w:tc>
           <w:tcPr>
@@ -3123,14 +3146,14 @@
               <w:spacing w:before="118" w:line="215" w:lineRule="auto"/>
               <w:ind w:left="245"/>
               <w:rPr>
-                <w:rFonts w:ascii="SimSun" w:eastAsia="SimSun" w:hAnsi="SimSun" w:cs="SimSun"/>
+                <w:rFonts w:ascii="宋体" w:hAnsi="宋体" w:eastAsia="宋体" w:cs="宋体"/>
                 <w:sz w:val="24"/>
                 <w:szCs w:val="24"/>
               </w:rPr>
             </w:pPr>
             <w:r>
               <w:rPr>
-                <w:rFonts w:ascii="SimSun" w:eastAsia="SimSun" w:hAnsi="SimSun" w:cs="SimSun"/>
+                <w:rFonts w:ascii="宋体" w:hAnsi="宋体" w:eastAsia="宋体" w:cs="宋体"/>
                 <w:b/>
                 <w:bCs/>
                 <w:spacing w:val="-6"/>
@@ -3151,14 +3174,14 @@
               <w:spacing w:before="118" w:line="215" w:lineRule="auto"/>
               <w:ind w:left="405"/>
               <w:rPr>
-                <w:rFonts w:ascii="SimSun" w:eastAsia="SimSun" w:hAnsi="SimSun" w:cs="SimSun"/>
+                <w:rFonts w:ascii="宋体" w:hAnsi="宋体" w:eastAsia="宋体" w:cs="宋体"/>
                 <w:sz w:val="24"/>
                 <w:szCs w:val="24"/>
               </w:rPr>
             </w:pPr>
             <w:r>
               <w:rPr>
-                <w:rFonts w:ascii="SimSun" w:eastAsia="SimSun" w:hAnsi="SimSun" w:cs="SimSun"/>
+                <w:rFonts w:ascii="宋体" w:hAnsi="宋体" w:eastAsia="宋体" w:cs="宋体"/>
                 <w:b/>
                 <w:bCs/>
                 <w:spacing w:val="-8"/>
@@ -3179,14 +3202,14 @@
               <w:spacing w:before="118" w:line="215" w:lineRule="auto"/>
               <w:ind w:left="214"/>
               <w:rPr>
-                <w:rFonts w:ascii="SimSun" w:eastAsia="SimSun" w:hAnsi="SimSun" w:cs="SimSun"/>
+                <w:rFonts w:ascii="宋体" w:hAnsi="宋体" w:eastAsia="宋体" w:cs="宋体"/>
                 <w:sz w:val="24"/>
                 <w:szCs w:val="24"/>
               </w:rPr>
             </w:pPr>
             <w:r>
               <w:rPr>
-                <w:rFonts w:ascii="SimSun" w:eastAsia="SimSun" w:hAnsi="SimSun" w:cs="SimSun"/>
+                <w:rFonts w:ascii="宋体" w:hAnsi="宋体" w:eastAsia="宋体" w:cs="宋体"/>
                 <w:b/>
                 <w:bCs/>
                 <w:spacing w:val="-4"/>
@@ -3207,14 +3230,14 @@
               <w:spacing w:before="118" w:line="215" w:lineRule="auto"/>
               <w:ind w:left="1186"/>
               <w:rPr>
-                <w:rFonts w:ascii="SimSun" w:eastAsia="SimSun" w:hAnsi="SimSun" w:cs="SimSun"/>
+                <w:rFonts w:ascii="宋体" w:hAnsi="宋体" w:eastAsia="宋体" w:cs="宋体"/>
                 <w:sz w:val="24"/>
                 <w:szCs w:val="24"/>
               </w:rPr>
             </w:pPr>
             <w:r>
               <w:rPr>
-                <w:rFonts w:ascii="SimSun" w:eastAsia="SimSun" w:hAnsi="SimSun" w:cs="SimSun"/>
+                <w:rFonts w:ascii="宋体" w:hAnsi="宋体" w:eastAsia="宋体" w:cs="宋体"/>
                 <w:b/>
                 <w:bCs/>
                 <w:spacing w:val="-5"/>
@@ -3228,12 +3251,23 @@
       </w:tr>
       <w:tr>
         <w:tblPrEx>
-          <w:tblW w:w="8302" w:type="dxa"/>
-          <w:tblInd w:w="22" w:type="dxa"/>
-          <w:tblLayout w:type="fixed"/>
+          <w:tblBorders>
+            <w:top w:val="single" w:color="000000" w:sz="2" w:space="0"/>
+            <w:left w:val="single" w:color="000000" w:sz="2" w:space="0"/>
+            <w:bottom w:val="single" w:color="000000" w:sz="2" w:space="0"/>
+            <w:right w:val="single" w:color="000000" w:sz="2" w:space="0"/>
+            <w:insideH w:val="single" w:color="000000" w:sz="2" w:space="0"/>
+            <w:insideV w:val="single" w:color="000000" w:sz="2" w:space="0"/>
+          </w:tblBorders>
+          <w:tblCellMar>
+            <w:top w:w="0" w:type="dxa"/>
+            <w:left w:w="0" w:type="dxa"/>
+            <w:bottom w:w="0" w:type="dxa"/>
+            <w:right w:w="0" w:type="dxa"/>
+          </w:tblCellMar>
         </w:tblPrEx>
         <w:trPr>
-          <w:trHeight w:val="404"/>
+          <w:trHeight w:val="404" w:hRule="atLeast"/>
         </w:trPr>
         <w:tc>
           <w:tcPr>
@@ -3244,14 +3278,14 @@
               <w:spacing w:before="115" w:line="214" w:lineRule="auto"/>
               <w:ind w:left="483"/>
               <w:rPr>
-                <w:rFonts w:ascii="SimSun" w:eastAsia="SimSun" w:hAnsi="SimSun" w:cs="SimSun"/>
+                <w:rFonts w:ascii="宋体" w:hAnsi="宋体" w:eastAsia="宋体" w:cs="宋体"/>
                 <w:sz w:val="24"/>
                 <w:szCs w:val="24"/>
               </w:rPr>
             </w:pPr>
             <w:r>
               <w:rPr>
-                <w:rFonts w:ascii="SimSun" w:eastAsia="SimSun" w:hAnsi="SimSun" w:cs="SimSun"/>
+                <w:rFonts w:ascii="宋体" w:hAnsi="宋体" w:eastAsia="宋体" w:cs="宋体"/>
                 <w:spacing w:val="-7"/>
                 <w:sz w:val="24"/>
                 <w:szCs w:val="24"/>
@@ -3269,14 +3303,14 @@
               <w:spacing w:before="115" w:line="214" w:lineRule="auto"/>
               <w:ind w:left="392"/>
               <w:rPr>
-                <w:rFonts w:ascii="SimSun" w:eastAsia="SimSun" w:hAnsi="SimSun" w:cs="SimSun"/>
+                <w:rFonts w:ascii="宋体" w:hAnsi="宋体" w:eastAsia="宋体" w:cs="宋体"/>
                 <w:sz w:val="24"/>
                 <w:szCs w:val="24"/>
               </w:rPr>
             </w:pPr>
             <w:r>
               <w:rPr>
-                <w:rFonts w:ascii="SimSun" w:eastAsia="SimSun" w:hAnsi="SimSun" w:cs="SimSun"/>
+                <w:rFonts w:ascii="宋体" w:hAnsi="宋体" w:eastAsia="宋体" w:cs="宋体"/>
                 <w:spacing w:val="-3"/>
                 <w:sz w:val="24"/>
                 <w:szCs w:val="24"/>
@@ -3294,14 +3328,14 @@
               <w:spacing w:before="115" w:line="214" w:lineRule="auto"/>
               <w:ind w:left="598"/>
               <w:rPr>
-                <w:rFonts w:ascii="SimSun" w:eastAsia="SimSun" w:hAnsi="SimSun" w:cs="SimSun"/>
+                <w:rFonts w:ascii="宋体" w:hAnsi="宋体" w:eastAsia="宋体" w:cs="宋体"/>
                 <w:sz w:val="24"/>
                 <w:szCs w:val="24"/>
               </w:rPr>
             </w:pPr>
             <w:r>
               <w:rPr>
-                <w:rFonts w:ascii="Calibri" w:eastAsia="Calibri" w:hAnsi="Calibri" w:cs="Calibri"/>
+                <w:rFonts w:ascii="Calibri" w:hAnsi="Calibri" w:eastAsia="Calibri" w:cs="Calibri"/>
                 <w:spacing w:val="-8"/>
                 <w:sz w:val="24"/>
                 <w:szCs w:val="24"/>
@@ -3310,7 +3344,7 @@
             </w:r>
             <w:r>
               <w:rPr>
-                <w:rFonts w:ascii="Calibri" w:eastAsia="Calibri" w:hAnsi="Calibri" w:cs="Calibri"/>
+                <w:rFonts w:ascii="Calibri" w:hAnsi="Calibri" w:eastAsia="Calibri" w:cs="Calibri"/>
                 <w:spacing w:val="16"/>
                 <w:w w:val="101"/>
                 <w:sz w:val="24"/>
@@ -3320,7 +3354,7 @@
             </w:r>
             <w:r>
               <w:rPr>
-                <w:rFonts w:ascii="SimSun" w:eastAsia="SimSun" w:hAnsi="SimSun" w:cs="SimSun"/>
+                <w:rFonts w:ascii="宋体" w:hAnsi="宋体" w:eastAsia="宋体" w:cs="宋体"/>
                 <w:spacing w:val="-8"/>
                 <w:sz w:val="24"/>
                 <w:szCs w:val="24"/>
@@ -3338,14 +3372,14 @@
               <w:spacing w:before="116" w:line="212" w:lineRule="auto"/>
               <w:ind w:left="125"/>
               <w:rPr>
-                <w:rFonts w:ascii="Calibri" w:eastAsia="Calibri" w:hAnsi="Calibri" w:cs="Calibri"/>
+                <w:rFonts w:ascii="Calibri" w:hAnsi="Calibri" w:eastAsia="Calibri" w:cs="Calibri"/>
                 <w:sz w:val="24"/>
                 <w:szCs w:val="24"/>
               </w:rPr>
             </w:pPr>
             <w:r>
               <w:rPr>
-                <w:rFonts w:ascii="SimSun" w:eastAsia="SimSun" w:hAnsi="SimSun" w:cs="SimSun"/>
+                <w:rFonts w:ascii="宋体" w:hAnsi="宋体" w:eastAsia="宋体" w:cs="宋体"/>
                 <w:spacing w:val="-2"/>
                 <w:sz w:val="24"/>
                 <w:szCs w:val="24"/>
@@ -3354,7 +3388,7 @@
             </w:r>
             <w:r>
               <w:rPr>
-                <w:rFonts w:ascii="Calibri" w:eastAsia="Calibri" w:hAnsi="Calibri" w:cs="Calibri"/>
+                <w:rFonts w:ascii="Calibri" w:hAnsi="Calibri" w:eastAsia="Calibri" w:cs="Calibri"/>
                 <w:spacing w:val="-2"/>
                 <w:sz w:val="24"/>
                 <w:szCs w:val="24"/>
@@ -3363,7 +3397,7 @@
             </w:r>
             <w:r>
               <w:rPr>
-                <w:rFonts w:ascii="SimSun" w:eastAsia="SimSun" w:hAnsi="SimSun" w:cs="SimSun"/>
+                <w:rFonts w:ascii="宋体" w:hAnsi="宋体" w:eastAsia="宋体" w:cs="宋体"/>
                 <w:spacing w:val="-2"/>
                 <w:sz w:val="24"/>
                 <w:szCs w:val="24"/>
@@ -3372,7 +3406,7 @@
             </w:r>
             <w:r>
               <w:rPr>
-                <w:rFonts w:ascii="Calibri" w:eastAsia="Calibri" w:hAnsi="Calibri" w:cs="Calibri"/>
+                <w:rFonts w:ascii="Calibri" w:hAnsi="Calibri" w:eastAsia="Calibri" w:cs="Calibri"/>
                 <w:spacing w:val="-2"/>
                 <w:sz w:val="24"/>
                 <w:szCs w:val="24"/>
@@ -3384,12 +3418,23 @@
       </w:tr>
       <w:tr>
         <w:tblPrEx>
-          <w:tblW w:w="8302" w:type="dxa"/>
-          <w:tblInd w:w="22" w:type="dxa"/>
-          <w:tblLayout w:type="fixed"/>
+          <w:tblBorders>
+            <w:top w:val="single" w:color="000000" w:sz="2" w:space="0"/>
+            <w:left w:val="single" w:color="000000" w:sz="2" w:space="0"/>
+            <w:bottom w:val="single" w:color="000000" w:sz="2" w:space="0"/>
+            <w:right w:val="single" w:color="000000" w:sz="2" w:space="0"/>
+            <w:insideH w:val="single" w:color="000000" w:sz="2" w:space="0"/>
+            <w:insideV w:val="single" w:color="000000" w:sz="2" w:space="0"/>
+          </w:tblBorders>
+          <w:tblCellMar>
+            <w:top w:w="0" w:type="dxa"/>
+            <w:left w:w="0" w:type="dxa"/>
+            <w:bottom w:w="0" w:type="dxa"/>
+            <w:right w:w="0" w:type="dxa"/>
+          </w:tblCellMar>
         </w:tblPrEx>
         <w:trPr>
-          <w:trHeight w:val="801"/>
+          <w:trHeight w:val="801" w:hRule="atLeast"/>
         </w:trPr>
         <w:tc>
           <w:tcPr>
@@ -3397,7 +3442,7 @@
           </w:tcPr>
           <w:p>
             <w:pPr>
-              <w:pStyle w:val="TableText"/>
+              <w:pStyle w:val="6"/>
             </w:pPr>
           </w:p>
           <w:p>
@@ -3405,14 +3450,14 @@
               <w:spacing w:before="78" w:line="221" w:lineRule="auto"/>
               <w:ind w:left="483"/>
               <w:rPr>
-                <w:rFonts w:ascii="SimSun" w:eastAsia="SimSun" w:hAnsi="SimSun" w:cs="SimSun"/>
+                <w:rFonts w:ascii="宋体" w:hAnsi="宋体" w:eastAsia="宋体" w:cs="宋体"/>
                 <w:sz w:val="24"/>
                 <w:szCs w:val="24"/>
               </w:rPr>
             </w:pPr>
             <w:r>
               <w:rPr>
-                <w:rFonts w:ascii="SimSun" w:eastAsia="SimSun" w:hAnsi="SimSun" w:cs="SimSun"/>
+                <w:rFonts w:ascii="宋体" w:hAnsi="宋体" w:eastAsia="宋体" w:cs="宋体"/>
                 <w:spacing w:val="-7"/>
                 <w:sz w:val="24"/>
                 <w:szCs w:val="24"/>
@@ -3430,14 +3475,14 @@
               <w:spacing w:before="319" w:line="220" w:lineRule="auto"/>
               <w:ind w:left="257"/>
               <w:rPr>
-                <w:rFonts w:ascii="SimSun" w:eastAsia="SimSun" w:hAnsi="SimSun" w:cs="SimSun"/>
+                <w:rFonts w:ascii="宋体" w:hAnsi="宋体" w:eastAsia="宋体" w:cs="宋体"/>
                 <w:sz w:val="24"/>
                 <w:szCs w:val="24"/>
               </w:rPr>
             </w:pPr>
             <w:r>
               <w:rPr>
-                <w:rFonts w:ascii="Calibri" w:eastAsia="Calibri" w:hAnsi="Calibri" w:cs="Calibri"/>
+                <w:rFonts w:ascii="Calibri" w:hAnsi="Calibri" w:eastAsia="Calibri" w:cs="Calibri"/>
                 <w:spacing w:val="-4"/>
                 <w:sz w:val="24"/>
                 <w:szCs w:val="24"/>
@@ -3446,7 +3491,7 @@
             </w:r>
             <w:r>
               <w:rPr>
-                <w:rFonts w:ascii="SimSun" w:eastAsia="SimSun" w:hAnsi="SimSun" w:cs="SimSun"/>
+                <w:rFonts w:ascii="宋体" w:hAnsi="宋体" w:eastAsia="宋体" w:cs="宋体"/>
                 <w:spacing w:val="-4"/>
                 <w:sz w:val="24"/>
                 <w:szCs w:val="24"/>
@@ -3461,7 +3506,7 @@
           </w:tcPr>
           <w:p>
             <w:pPr>
-              <w:pStyle w:val="TableText"/>
+              <w:pStyle w:val="6"/>
             </w:pPr>
           </w:p>
           <w:p>
@@ -3469,14 +3514,14 @@
               <w:spacing w:before="78" w:line="221" w:lineRule="auto"/>
               <w:ind w:left="602"/>
               <w:rPr>
-                <w:rFonts w:ascii="SimSun" w:eastAsia="SimSun" w:hAnsi="SimSun" w:cs="SimSun"/>
+                <w:rFonts w:ascii="宋体" w:hAnsi="宋体" w:eastAsia="宋体" w:cs="宋体"/>
                 <w:sz w:val="24"/>
                 <w:szCs w:val="24"/>
               </w:rPr>
             </w:pPr>
             <w:r>
               <w:rPr>
-                <w:rFonts w:ascii="Calibri" w:eastAsia="Calibri" w:hAnsi="Calibri" w:cs="Calibri"/>
+                <w:rFonts w:ascii="Calibri" w:hAnsi="Calibri" w:eastAsia="Calibri" w:cs="Calibri"/>
                 <w:spacing w:val="-9"/>
                 <w:sz w:val="24"/>
                 <w:szCs w:val="24"/>
@@ -3485,7 +3530,7 @@
             </w:r>
             <w:r>
               <w:rPr>
-                <w:rFonts w:ascii="Calibri" w:eastAsia="Calibri" w:hAnsi="Calibri" w:cs="Calibri"/>
+                <w:rFonts w:ascii="Calibri" w:hAnsi="Calibri" w:eastAsia="Calibri" w:cs="Calibri"/>
                 <w:spacing w:val="15"/>
                 <w:w w:val="101"/>
                 <w:sz w:val="24"/>
@@ -3495,7 +3540,7 @@
             </w:r>
             <w:r>
               <w:rPr>
-                <w:rFonts w:ascii="SimSun" w:eastAsia="SimSun" w:hAnsi="SimSun" w:cs="SimSun"/>
+                <w:rFonts w:ascii="宋体" w:hAnsi="宋体" w:eastAsia="宋体" w:cs="宋体"/>
                 <w:spacing w:val="-9"/>
                 <w:sz w:val="24"/>
                 <w:szCs w:val="24"/>
@@ -3513,14 +3558,14 @@
               <w:spacing w:before="114" w:line="260" w:lineRule="auto"/>
               <w:ind w:left="119" w:right="247"/>
               <w:rPr>
-                <w:rFonts w:ascii="Calibri" w:eastAsia="Calibri" w:hAnsi="Calibri" w:cs="Calibri"/>
+                <w:rFonts w:ascii="Calibri" w:hAnsi="Calibri" w:eastAsia="Calibri" w:cs="Calibri"/>
                 <w:sz w:val="24"/>
                 <w:szCs w:val="24"/>
               </w:rPr>
             </w:pPr>
             <w:r>
               <w:rPr>
-                <w:rFonts w:ascii="SimSun" w:eastAsia="SimSun" w:hAnsi="SimSun" w:cs="SimSun"/>
+                <w:rFonts w:ascii="宋体" w:hAnsi="宋体" w:eastAsia="宋体" w:cs="宋体"/>
                 <w:spacing w:val="-1"/>
                 <w:sz w:val="24"/>
                 <w:szCs w:val="24"/>
@@ -3529,7 +3574,7 @@
             </w:r>
             <w:r>
               <w:rPr>
-                <w:rFonts w:ascii="Calibri" w:eastAsia="Calibri" w:hAnsi="Calibri" w:cs="Calibri"/>
+                <w:rFonts w:ascii="Calibri" w:hAnsi="Calibri" w:eastAsia="Calibri" w:cs="Calibri"/>
                 <w:spacing w:val="-1"/>
                 <w:sz w:val="24"/>
                 <w:szCs w:val="24"/>
@@ -3538,7 +3583,7 @@
             </w:r>
             <w:r>
               <w:rPr>
-                <w:rFonts w:ascii="SimSun" w:eastAsia="SimSun" w:hAnsi="SimSun" w:cs="SimSun"/>
+                <w:rFonts w:ascii="宋体" w:hAnsi="宋体" w:eastAsia="宋体" w:cs="宋体"/>
                 <w:spacing w:val="-1"/>
                 <w:sz w:val="24"/>
                 <w:szCs w:val="24"/>
@@ -3547,7 +3592,7 @@
             </w:r>
             <w:r>
               <w:rPr>
-                <w:rFonts w:ascii="SimSun" w:eastAsia="SimSun" w:hAnsi="SimSun" w:cs="SimSun"/>
+                <w:rFonts w:ascii="宋体" w:hAnsi="宋体" w:eastAsia="宋体" w:cs="宋体"/>
                 <w:spacing w:val="-3"/>
                 <w:sz w:val="24"/>
                 <w:szCs w:val="24"/>
@@ -3556,7 +3601,7 @@
             </w:r>
             <w:r>
               <w:rPr>
-                <w:rFonts w:ascii="Calibri" w:eastAsia="Calibri" w:hAnsi="Calibri" w:cs="Calibri"/>
+                <w:rFonts w:ascii="Calibri" w:hAnsi="Calibri" w:eastAsia="Calibri" w:cs="Calibri"/>
                 <w:spacing w:val="-3"/>
                 <w:sz w:val="24"/>
                 <w:szCs w:val="24"/>
@@ -3565,7 +3610,7 @@
             </w:r>
             <w:r>
               <w:rPr>
-                <w:rFonts w:ascii="SimSun" w:eastAsia="SimSun" w:hAnsi="SimSun" w:cs="SimSun"/>
+                <w:rFonts w:ascii="宋体" w:hAnsi="宋体" w:eastAsia="宋体" w:cs="宋体"/>
                 <w:spacing w:val="-3"/>
                 <w:sz w:val="24"/>
                 <w:szCs w:val="24"/>
@@ -3574,7 +3619,7 @@
             </w:r>
             <w:r>
               <w:rPr>
-                <w:rFonts w:ascii="Calibri" w:eastAsia="Calibri" w:hAnsi="Calibri" w:cs="Calibri"/>
+                <w:rFonts w:ascii="Calibri" w:hAnsi="Calibri" w:eastAsia="Calibri" w:cs="Calibri"/>
                 <w:spacing w:val="-3"/>
                 <w:sz w:val="24"/>
                 <w:szCs w:val="24"/>
@@ -3586,12 +3631,23 @@
       </w:tr>
       <w:tr>
         <w:tblPrEx>
-          <w:tblW w:w="8302" w:type="dxa"/>
-          <w:tblInd w:w="22" w:type="dxa"/>
-          <w:tblLayout w:type="fixed"/>
+          <w:tblBorders>
+            <w:top w:val="single" w:color="000000" w:sz="2" w:space="0"/>
+            <w:left w:val="single" w:color="000000" w:sz="2" w:space="0"/>
+            <w:bottom w:val="single" w:color="000000" w:sz="2" w:space="0"/>
+            <w:right w:val="single" w:color="000000" w:sz="2" w:space="0"/>
+            <w:insideH w:val="single" w:color="000000" w:sz="2" w:space="0"/>
+            <w:insideV w:val="single" w:color="000000" w:sz="2" w:space="0"/>
+          </w:tblBorders>
+          <w:tblCellMar>
+            <w:top w:w="0" w:type="dxa"/>
+            <w:left w:w="0" w:type="dxa"/>
+            <w:bottom w:w="0" w:type="dxa"/>
+            <w:right w:w="0" w:type="dxa"/>
+          </w:tblCellMar>
         </w:tblPrEx>
         <w:trPr>
-          <w:trHeight w:val="409"/>
+          <w:trHeight w:val="409" w:hRule="atLeast"/>
         </w:trPr>
         <w:tc>
           <w:tcPr>
@@ -3602,14 +3658,14 @@
               <w:spacing w:before="118" w:line="216" w:lineRule="auto"/>
               <w:ind w:left="479"/>
               <w:rPr>
-                <w:rFonts w:ascii="SimSun" w:eastAsia="SimSun" w:hAnsi="SimSun" w:cs="SimSun"/>
+                <w:rFonts w:ascii="宋体" w:hAnsi="宋体" w:eastAsia="宋体" w:cs="宋体"/>
                 <w:sz w:val="24"/>
                 <w:szCs w:val="24"/>
               </w:rPr>
             </w:pPr>
             <w:r>
               <w:rPr>
-                <w:rFonts w:ascii="SimSun" w:eastAsia="SimSun" w:hAnsi="SimSun" w:cs="SimSun"/>
+                <w:rFonts w:ascii="宋体" w:hAnsi="宋体" w:eastAsia="宋体" w:cs="宋体"/>
                 <w:spacing w:val="-5"/>
                 <w:sz w:val="24"/>
                 <w:szCs w:val="24"/>
@@ -3627,14 +3683,14 @@
               <w:spacing w:before="118" w:line="216" w:lineRule="auto"/>
               <w:ind w:left="251"/>
               <w:rPr>
-                <w:rFonts w:ascii="SimSun" w:eastAsia="SimSun" w:hAnsi="SimSun" w:cs="SimSun"/>
+                <w:rFonts w:ascii="宋体" w:hAnsi="宋体" w:eastAsia="宋体" w:cs="宋体"/>
                 <w:sz w:val="24"/>
                 <w:szCs w:val="24"/>
               </w:rPr>
             </w:pPr>
             <w:r>
               <w:rPr>
-                <w:rFonts w:ascii="Calibri" w:eastAsia="Calibri" w:hAnsi="Calibri" w:cs="Calibri"/>
+                <w:rFonts w:ascii="Calibri" w:hAnsi="Calibri" w:eastAsia="Calibri" w:cs="Calibri"/>
                 <w:spacing w:val="-3"/>
                 <w:sz w:val="24"/>
                 <w:szCs w:val="24"/>
@@ -3643,7 +3699,7 @@
             </w:r>
             <w:r>
               <w:rPr>
-                <w:rFonts w:ascii="SimSun" w:eastAsia="SimSun" w:hAnsi="SimSun" w:cs="SimSun"/>
+                <w:rFonts w:ascii="宋体" w:hAnsi="宋体" w:eastAsia="宋体" w:cs="宋体"/>
                 <w:spacing w:val="-3"/>
                 <w:sz w:val="24"/>
                 <w:szCs w:val="24"/>
@@ -3661,14 +3717,14 @@
               <w:spacing w:before="118" w:line="216" w:lineRule="auto"/>
               <w:ind w:left="549"/>
               <w:rPr>
-                <w:rFonts w:ascii="SimSun" w:eastAsia="SimSun" w:hAnsi="SimSun" w:cs="SimSun"/>
+                <w:rFonts w:ascii="宋体" w:hAnsi="宋体" w:eastAsia="宋体" w:cs="宋体"/>
                 <w:sz w:val="24"/>
                 <w:szCs w:val="24"/>
               </w:rPr>
             </w:pPr>
             <w:r>
               <w:rPr>
-                <w:rFonts w:ascii="Calibri" w:eastAsia="Calibri" w:hAnsi="Calibri" w:cs="Calibri"/>
+                <w:rFonts w:ascii="Calibri" w:hAnsi="Calibri" w:eastAsia="Calibri" w:cs="Calibri"/>
                 <w:spacing w:val="-8"/>
                 <w:sz w:val="24"/>
                 <w:szCs w:val="24"/>
@@ -3677,7 +3733,7 @@
             </w:r>
             <w:r>
               <w:rPr>
-                <w:rFonts w:ascii="Calibri" w:eastAsia="Calibri" w:hAnsi="Calibri" w:cs="Calibri"/>
+                <w:rFonts w:ascii="Calibri" w:hAnsi="Calibri" w:eastAsia="Calibri" w:cs="Calibri"/>
                 <w:spacing w:val="15"/>
                 <w:sz w:val="24"/>
                 <w:szCs w:val="24"/>
@@ -3686,7 +3742,7 @@
             </w:r>
             <w:r>
               <w:rPr>
-                <w:rFonts w:ascii="SimSun" w:eastAsia="SimSun" w:hAnsi="SimSun" w:cs="SimSun"/>
+                <w:rFonts w:ascii="宋体" w:hAnsi="宋体" w:eastAsia="宋体" w:cs="宋体"/>
                 <w:spacing w:val="-8"/>
                 <w:sz w:val="24"/>
                 <w:szCs w:val="24"/>
@@ -3704,14 +3760,14 @@
               <w:spacing w:before="117" w:line="212" w:lineRule="auto"/>
               <w:ind w:left="118"/>
               <w:rPr>
-                <w:rFonts w:ascii="Calibri" w:eastAsia="Calibri" w:hAnsi="Calibri" w:cs="Calibri"/>
+                <w:rFonts w:ascii="Calibri" w:hAnsi="Calibri" w:eastAsia="Calibri" w:cs="Calibri"/>
                 <w:sz w:val="24"/>
                 <w:szCs w:val="24"/>
               </w:rPr>
             </w:pPr>
             <w:r>
               <w:rPr>
-                <w:rFonts w:ascii="SimSun" w:eastAsia="SimSun" w:hAnsi="SimSun" w:cs="SimSun"/>
+                <w:rFonts w:ascii="宋体" w:hAnsi="宋体" w:eastAsia="宋体" w:cs="宋体"/>
                 <w:spacing w:val="-2"/>
                 <w:sz w:val="24"/>
                 <w:szCs w:val="24"/>
@@ -3720,7 +3776,7 @@
             </w:r>
             <w:r>
               <w:rPr>
-                <w:rFonts w:ascii="Calibri" w:eastAsia="Calibri" w:hAnsi="Calibri" w:cs="Calibri"/>
+                <w:rFonts w:ascii="Calibri" w:hAnsi="Calibri" w:eastAsia="Calibri" w:cs="Calibri"/>
                 <w:spacing w:val="-2"/>
                 <w:sz w:val="24"/>
                 <w:szCs w:val="24"/>
@@ -3729,7 +3785,7 @@
             </w:r>
             <w:r>
               <w:rPr>
-                <w:rFonts w:ascii="SimSun" w:eastAsia="SimSun" w:hAnsi="SimSun" w:cs="SimSun"/>
+                <w:rFonts w:ascii="宋体" w:hAnsi="宋体" w:eastAsia="宋体" w:cs="宋体"/>
                 <w:spacing w:val="-2"/>
                 <w:sz w:val="24"/>
                 <w:szCs w:val="24"/>
@@ -3738,7 +3794,7 @@
             </w:r>
             <w:r>
               <w:rPr>
-                <w:rFonts w:ascii="Calibri" w:eastAsia="Calibri" w:hAnsi="Calibri" w:cs="Calibri"/>
+                <w:rFonts w:ascii="Calibri" w:hAnsi="Calibri" w:eastAsia="Calibri" w:cs="Calibri"/>
                 <w:spacing w:val="-2"/>
                 <w:sz w:val="24"/>
                 <w:szCs w:val="24"/>
@@ -3751,7 +3807,7 @@
     </w:tbl>
     <w:p>
       <w:pPr>
-        <w:pStyle w:val="BodyText"/>
+        <w:pStyle w:val="2"/>
         <w:spacing w:line="330" w:lineRule="auto"/>
       </w:pPr>
     </w:p>
@@ -3761,7 +3817,7 @@
         <w:ind w:left="25"/>
         <w:outlineLvl w:val="0"/>
         <w:rPr>
-          <w:rFonts w:ascii="SimHei" w:eastAsia="SimHei" w:hAnsi="SimHei" w:cs="SimHei"/>
+          <w:rFonts w:ascii="黑体" w:hAnsi="黑体" w:eastAsia="黑体" w:cs="黑体"/>
           <w:sz w:val="31"/>
           <w:szCs w:val="31"/>
         </w:rPr>
@@ -3770,7 +3826,7 @@
       <w:bookmarkEnd w:id="3"/>
       <w:r>
         <w:rPr>
-          <w:rFonts w:ascii="Calibri" w:eastAsia="Calibri" w:hAnsi="Calibri" w:cs="Calibri"/>
+          <w:rFonts w:ascii="Calibri" w:hAnsi="Calibri" w:eastAsia="Calibri" w:cs="Calibri"/>
           <w:b/>
           <w:bCs/>
           <w:spacing w:val="2"/>
@@ -3781,7 +3837,7 @@
       </w:r>
       <w:r>
         <w:rPr>
-          <w:rFonts w:ascii="Calibri" w:eastAsia="Calibri" w:hAnsi="Calibri" w:cs="Calibri"/>
+          <w:rFonts w:ascii="Calibri" w:hAnsi="Calibri" w:eastAsia="Calibri" w:cs="Calibri"/>
           <w:b/>
           <w:bCs/>
           <w:spacing w:val="26"/>
@@ -3793,7 +3849,7 @@
       </w:r>
       <w:r>
         <w:rPr>
-          <w:rFonts w:ascii="SimHei" w:eastAsia="SimHei" w:hAnsi="SimHei" w:cs="SimHei"/>
+          <w:rFonts w:ascii="黑体" w:hAnsi="黑体" w:eastAsia="黑体" w:cs="黑体"/>
           <w:b/>
           <w:bCs/>
           <w:spacing w:val="2"/>
@@ -3805,18 +3861,18 @@
     </w:p>
     <w:p>
       <w:pPr>
-        <w:pStyle w:val="BodyText"/>
+        <w:pStyle w:val="2"/>
         <w:spacing w:line="402" w:lineRule="auto"/>
       </w:pPr>
     </w:p>
     <w:p>
       <w:pPr>
-        <w:pStyle w:val="BodyText"/>
+        <w:pStyle w:val="2"/>
         <w:spacing w:before="98" w:line="221" w:lineRule="auto"/>
         <w:ind w:left="25"/>
         <w:outlineLvl w:val="1"/>
         <w:rPr>
-          <w:rFonts w:ascii="SimHei" w:eastAsia="SimHei" w:hAnsi="SimHei" w:cs="SimHei"/>
+          <w:rFonts w:ascii="黑体" w:hAnsi="黑体" w:eastAsia="黑体" w:cs="黑体"/>
           <w:sz w:val="30"/>
           <w:szCs w:val="30"/>
         </w:rPr>
@@ -3835,7 +3891,7 @@
       </w:r>
       <w:r>
         <w:rPr>
-          <w:rFonts w:ascii="SimHei" w:eastAsia="SimHei" w:hAnsi="SimHei" w:cs="SimHei"/>
+          <w:rFonts w:ascii="黑体" w:hAnsi="黑体" w:eastAsia="黑体" w:cs="黑体"/>
           <w:b/>
           <w:bCs/>
           <w:spacing w:val="-4"/>
@@ -3847,7 +3903,7 @@
     </w:p>
     <w:p>
       <w:pPr>
-        <w:pStyle w:val="BodyText"/>
+        <w:pStyle w:val="2"/>
         <w:spacing w:line="255" w:lineRule="auto"/>
       </w:pPr>
     </w:p>
@@ -3856,14 +3912,14 @@
         <w:spacing w:before="79" w:line="295" w:lineRule="auto"/>
         <w:ind w:left="929" w:right="111" w:hanging="409"/>
         <w:rPr>
-          <w:rFonts w:ascii="SimSun" w:eastAsia="SimSun" w:hAnsi="SimSun" w:cs="SimSun"/>
-          <w:sz w:val="24"/>
-          <w:szCs w:val="24"/>
-        </w:rPr>
-      </w:pPr>
-      <w:r>
-        <w:rPr>
-          <w:rFonts w:ascii="Wingdings" w:eastAsia="Wingdings" w:hAnsi="Wingdings" w:cs="Wingdings"/>
+          <w:rFonts w:ascii="宋体" w:hAnsi="宋体" w:eastAsia="宋体" w:cs="宋体"/>
+          <w:sz w:val="24"/>
+          <w:szCs w:val="24"/>
+        </w:rPr>
+      </w:pPr>
+      <w:r>
+        <w:rPr>
+          <w:rFonts w:ascii="Wingdings" w:hAnsi="Wingdings" w:eastAsia="Wingdings" w:cs="Wingdings"/>
           <w:spacing w:val="-2"/>
           <w:sz w:val="24"/>
           <w:szCs w:val="24"/>
@@ -3872,7 +3928,7 @@
       </w:r>
       <w:r>
         <w:rPr>
-          <w:rFonts w:ascii="Wingdings" w:eastAsia="Wingdings" w:hAnsi="Wingdings" w:cs="Wingdings"/>
+          <w:rFonts w:ascii="Wingdings" w:hAnsi="Wingdings" w:eastAsia="Wingdings" w:cs="Wingdings"/>
           <w:spacing w:val="-48"/>
           <w:sz w:val="24"/>
           <w:szCs w:val="24"/>
@@ -3881,7 +3937,7 @@
       </w:r>
       <w:r>
         <w:rPr>
-          <w:rFonts w:ascii="SimSun" w:eastAsia="SimSun" w:hAnsi="SimSun" w:cs="SimSun"/>
+          <w:rFonts w:ascii="宋体" w:hAnsi="宋体" w:eastAsia="宋体" w:cs="宋体"/>
           <w:spacing w:val="-2"/>
           <w:sz w:val="24"/>
           <w:szCs w:val="24"/>
@@ -3890,7 +3946,7 @@
       </w:r>
       <w:r>
         <w:rPr>
-          <w:rFonts w:ascii="SimSun" w:eastAsia="SimSun" w:hAnsi="SimSun" w:cs="SimSun"/>
+          <w:rFonts w:ascii="宋体" w:hAnsi="宋体" w:eastAsia="宋体" w:cs="宋体"/>
           <w:spacing w:val="-1"/>
           <w:sz w:val="24"/>
           <w:szCs w:val="24"/>
@@ -3903,14 +3959,14 @@
         <w:spacing w:before="179" w:line="239" w:lineRule="auto"/>
         <w:ind w:left="520"/>
         <w:rPr>
-          <w:rFonts w:ascii="SimSun" w:eastAsia="SimSun" w:hAnsi="SimSun" w:cs="SimSun"/>
-          <w:sz w:val="24"/>
-          <w:szCs w:val="24"/>
-        </w:rPr>
-      </w:pPr>
-      <w:r>
-        <w:rPr>
-          <w:rFonts w:ascii="Wingdings" w:eastAsia="Wingdings" w:hAnsi="Wingdings" w:cs="Wingdings"/>
+          <w:rFonts w:ascii="宋体" w:hAnsi="宋体" w:eastAsia="宋体" w:cs="宋体"/>
+          <w:sz w:val="24"/>
+          <w:szCs w:val="24"/>
+        </w:rPr>
+      </w:pPr>
+      <w:r>
+        <w:rPr>
+          <w:rFonts w:ascii="Wingdings" w:hAnsi="Wingdings" w:eastAsia="Wingdings" w:cs="Wingdings"/>
           <w:spacing w:val="-5"/>
           <w:sz w:val="24"/>
           <w:szCs w:val="24"/>
@@ -3919,7 +3975,7 @@
       </w:r>
       <w:r>
         <w:rPr>
-          <w:rFonts w:ascii="SimSun" w:eastAsia="SimSun" w:hAnsi="SimSun" w:cs="SimSun"/>
+          <w:rFonts w:ascii="宋体" w:hAnsi="宋体" w:eastAsia="宋体" w:cs="宋体"/>
           <w:spacing w:val="-5"/>
           <w:sz w:val="24"/>
           <w:szCs w:val="24"/>
@@ -3929,18 +3985,18 @@
     </w:p>
     <w:p>
       <w:pPr>
-        <w:pStyle w:val="BodyText"/>
+        <w:pStyle w:val="2"/>
         <w:spacing w:line="244" w:lineRule="auto"/>
       </w:pPr>
     </w:p>
     <w:p>
       <w:pPr>
-        <w:pStyle w:val="BodyText"/>
+        <w:pStyle w:val="2"/>
         <w:spacing w:before="98" w:line="221" w:lineRule="auto"/>
         <w:ind w:left="25"/>
         <w:outlineLvl w:val="1"/>
         <w:rPr>
-          <w:rFonts w:ascii="SimHei" w:eastAsia="SimHei" w:hAnsi="SimHei" w:cs="SimHei"/>
+          <w:rFonts w:ascii="黑体" w:hAnsi="黑体" w:eastAsia="黑体" w:cs="黑体"/>
           <w:sz w:val="30"/>
           <w:szCs w:val="30"/>
         </w:rPr>
@@ -3959,7 +4015,7 @@
       </w:r>
       <w:r>
         <w:rPr>
-          <w:rFonts w:ascii="SimHei" w:eastAsia="SimHei" w:hAnsi="SimHei" w:cs="SimHei"/>
+          <w:rFonts w:ascii="黑体" w:hAnsi="黑体" w:eastAsia="黑体" w:cs="黑体"/>
           <w:b/>
           <w:bCs/>
           <w:spacing w:val="-4"/>
@@ -3971,50 +4027,45 @@
     </w:p>
     <w:p>
       <w:pPr>
-        <w:pStyle w:val="BodyText"/>
+        <w:pStyle w:val="2"/>
         <w:spacing w:line="257" w:lineRule="auto"/>
       </w:pPr>
     </w:p>
     <w:p>
       <w:pPr>
+        <w:numPr>
+          <w:ilvl w:val="0"/>
+          <w:numId w:val="1"/>
+        </w:numPr>
         <w:spacing w:before="78" w:line="239" w:lineRule="auto"/>
-        <w:ind w:left="520"/>
-        <w:rPr>
-          <w:rFonts w:ascii="SimSun" w:eastAsia="SimSun" w:hAnsi="SimSun" w:cs="SimSun"/>
-          <w:sz w:val="24"/>
-          <w:szCs w:val="24"/>
-        </w:rPr>
-      </w:pPr>
-      <w:r>
-        <w:rPr>
-          <w:rFonts w:ascii="Wingdings" w:eastAsia="Wingdings" w:hAnsi="Wingdings" w:cs="Wingdings"/>
+        <w:ind w:left="420" w:leftChars="0" w:hanging="420" w:firstLineChars="0"/>
+        <w:rPr>
+          <w:rFonts w:ascii="宋体" w:hAnsi="宋体" w:eastAsia="宋体" w:cs="宋体"/>
+          <w:sz w:val="24"/>
+          <w:szCs w:val="24"/>
+        </w:rPr>
+      </w:pPr>
+      <w:r>
+        <w:rPr>
+          <w:rFonts w:ascii="宋体" w:hAnsi="宋体" w:eastAsia="宋体" w:cs="宋体"/>
           <w:spacing w:val="-5"/>
           <w:sz w:val="24"/>
           <w:szCs w:val="24"/>
         </w:rPr>
-        <w:t xml:space="preserve">n </w:t>
-      </w:r>
-      <w:r>
-        <w:rPr>
-          <w:rFonts w:ascii="SimSun" w:eastAsia="SimSun" w:hAnsi="SimSun" w:cs="SimSun"/>
+        <w:t xml:space="preserve">负责对备件相应支持按照 </w:t>
+      </w:r>
+      <w:r>
+        <w:rPr>
+          <w:rFonts w:ascii="Calibri" w:hAnsi="Calibri" w:eastAsia="Calibri" w:cs="Calibri"/>
           <w:spacing w:val="-5"/>
           <w:sz w:val="24"/>
           <w:szCs w:val="24"/>
         </w:rPr>
-        <w:t xml:space="preserve">负责对备件相应支持按照 </w:t>
-      </w:r>
-      <w:r>
-        <w:rPr>
-          <w:rFonts w:ascii="Calibri" w:eastAsia="Calibri" w:hAnsi="Calibri" w:cs="Calibri"/>
-          <w:spacing w:val="-5"/>
-          <w:sz w:val="24"/>
-          <w:szCs w:val="24"/>
-        </w:rPr>
         <w:t>SLA</w:t>
       </w:r>
       <w:r>
         <w:rPr>
-          <w:rFonts w:ascii="Calibri" w:eastAsia="Calibri" w:hAnsi="Calibri" w:cs="Calibri"/>
+          <w:rFonts w:ascii="Calibri" w:hAnsi="Calibri" w:eastAsia="Calibri" w:cs="Calibri"/>
           <w:spacing w:val="18"/>
           <w:w w:val="101"/>
           <w:sz w:val="24"/>
@@ -4024,7 +4075,7 @@
       </w:r>
       <w:r>
         <w:rPr>
-          <w:rFonts w:ascii="SimSun" w:eastAsia="SimSun" w:hAnsi="SimSun" w:cs="SimSun"/>
+          <w:rFonts w:ascii="宋体" w:hAnsi="宋体" w:eastAsia="宋体" w:cs="宋体"/>
           <w:spacing w:val="-5"/>
           <w:sz w:val="24"/>
           <w:szCs w:val="24"/>
@@ -4033,7 +4084,7 @@
       </w:r>
       <w:r>
         <w:rPr>
-          <w:rFonts w:ascii="SimSun" w:eastAsia="SimSun" w:hAnsi="SimSun" w:cs="SimSun"/>
+          <w:rFonts w:ascii="宋体" w:hAnsi="宋体" w:eastAsia="宋体" w:cs="宋体"/>
           <w:spacing w:val="-6"/>
           <w:sz w:val="24"/>
           <w:szCs w:val="24"/>
@@ -4043,323 +4094,215 @@
     </w:p>
     <w:p>
       <w:pPr>
+        <w:numPr>
+          <w:ilvl w:val="0"/>
+          <w:numId w:val="1"/>
+        </w:numPr>
         <w:spacing w:before="158" w:line="239" w:lineRule="auto"/>
-        <w:ind w:left="520"/>
-        <w:rPr>
-          <w:rFonts w:ascii="SimSun" w:eastAsia="SimSun" w:hAnsi="SimSun" w:cs="SimSun"/>
-          <w:sz w:val="24"/>
-          <w:szCs w:val="24"/>
-        </w:rPr>
-      </w:pPr>
-      <w:r>
-        <w:rPr>
-          <w:rFonts w:ascii="Wingdings" w:eastAsia="Wingdings" w:hAnsi="Wingdings" w:cs="Wingdings"/>
+        <w:ind w:left="420" w:leftChars="0" w:hanging="420" w:firstLineChars="0"/>
+      </w:pPr>
+      <w:r>
+        <w:rPr>
+          <w:rFonts w:ascii="宋体" w:hAnsi="宋体" w:eastAsia="宋体" w:cs="宋体"/>
           <w:spacing w:val="-3"/>
           <w:sz w:val="24"/>
           <w:szCs w:val="24"/>
         </w:rPr>
-        <w:t xml:space="preserve">n </w:t>
-      </w:r>
-      <w:r>
-        <w:rPr>
-          <w:rFonts w:ascii="SimSun" w:eastAsia="SimSun" w:hAnsi="SimSun" w:cs="SimSun"/>
+        <w:t>负责制订年度备件的采购计划，经领导批准后，提交到采购专员采购；</w:t>
+      </w:r>
+    </w:p>
+    <w:p>
+      <w:pPr>
+        <w:numPr>
+          <w:ilvl w:val="0"/>
+          <w:numId w:val="1"/>
+        </w:numPr>
+        <w:spacing w:before="208" w:line="295" w:lineRule="auto"/>
+        <w:ind w:left="420" w:leftChars="0" w:right="50" w:hanging="420" w:firstLineChars="0"/>
+        <w:rPr>
+          <w:rFonts w:ascii="宋体" w:hAnsi="宋体" w:eastAsia="宋体" w:cs="宋体"/>
+          <w:sz w:val="24"/>
+          <w:szCs w:val="24"/>
+        </w:rPr>
+      </w:pPr>
+      <w:r>
+        <w:rPr>
+          <w:rFonts w:ascii="宋体" w:hAnsi="宋体" w:eastAsia="宋体" w:cs="宋体"/>
+          <w:spacing w:val="-4"/>
+          <w:sz w:val="24"/>
+          <w:szCs w:val="24"/>
+        </w:rPr>
+        <w:t>负责备件管理规定的落实和督察，对备件的使用情况及库</w:t>
+      </w:r>
+      <w:r>
+        <w:rPr>
+          <w:rFonts w:ascii="宋体" w:hAnsi="宋体" w:eastAsia="宋体" w:cs="宋体"/>
+          <w:spacing w:val="-2"/>
+          <w:sz w:val="24"/>
+          <w:szCs w:val="24"/>
+        </w:rPr>
+        <w:t>存进行监督、检查、考核；</w:t>
+      </w:r>
+    </w:p>
+    <w:p>
+      <w:pPr>
+        <w:numPr>
+          <w:ilvl w:val="0"/>
+          <w:numId w:val="1"/>
+        </w:numPr>
+        <w:spacing w:before="178" w:line="239" w:lineRule="auto"/>
+        <w:ind w:left="420" w:leftChars="0" w:hanging="420" w:firstLineChars="0"/>
+        <w:rPr>
+          <w:rFonts w:ascii="宋体" w:hAnsi="宋体" w:eastAsia="宋体" w:cs="宋体"/>
+          <w:sz w:val="24"/>
+          <w:szCs w:val="24"/>
+        </w:rPr>
+      </w:pPr>
+      <w:r>
+        <w:rPr>
+          <w:rFonts w:ascii="宋体" w:hAnsi="宋体" w:eastAsia="宋体" w:cs="宋体"/>
+          <w:spacing w:val="-4"/>
+          <w:sz w:val="24"/>
+          <w:szCs w:val="24"/>
+        </w:rPr>
+        <w:t>负责备件的验收工作，对产品质量严格把关；</w:t>
+      </w:r>
+    </w:p>
+    <w:p>
+      <w:pPr>
+        <w:numPr>
+          <w:ilvl w:val="0"/>
+          <w:numId w:val="1"/>
+        </w:numPr>
+        <w:spacing w:before="159" w:line="239" w:lineRule="auto"/>
+        <w:ind w:left="420" w:leftChars="0" w:hanging="420" w:firstLineChars="0"/>
+        <w:rPr>
+          <w:rFonts w:ascii="宋体" w:hAnsi="宋体" w:eastAsia="宋体" w:cs="宋体"/>
+          <w:sz w:val="24"/>
+          <w:szCs w:val="24"/>
+        </w:rPr>
+      </w:pPr>
+      <w:r>
+        <w:rPr>
+          <w:rFonts w:ascii="宋体" w:hAnsi="宋体" w:eastAsia="宋体" w:cs="宋体"/>
           <w:spacing w:val="-3"/>
           <w:sz w:val="24"/>
           <w:szCs w:val="24"/>
         </w:rPr>
-        <w:t>负责制订年度备件的采购计划，经领导批准后，提交到采购专员采购；</w:t>
-      </w:r>
-    </w:p>
-    <w:p>
-      <w:pPr>
-        <w:spacing w:line="239" w:lineRule="auto"/>
-        <w:rPr>
-          <w:rFonts w:ascii="SimSun" w:eastAsia="SimSun" w:hAnsi="SimSun" w:cs="SimSun"/>
-          <w:sz w:val="24"/>
-          <w:szCs w:val="24"/>
-        </w:rPr>
-        <w:sectPr>
-          <w:footerReference w:type="default" r:id="rId8"/>
-          <w:pgSz w:w="11910" w:h="16840"/>
-          <w:pgMar w:top="907" w:right="1749" w:bottom="1110" w:left="1779" w:header="0" w:footer="875" w:gutter="0"/>
-          <w:cols w:space="720"/>
-        </w:sectPr>
-      </w:pPr>
-    </w:p>
-    <w:p>
-      <w:pPr>
-        <w:spacing w:line="414" w:lineRule="exact"/>
-      </w:pPr>
-      <w:r>
-        <w:rPr>
-          <w:position w:val="-8"/>
-        </w:rPr>
-        <w:drawing>
-          <wp:inline distT="0" distB="0" distL="0" distR="0">
-            <wp:extent cx="685371" cy="262951"/>
-            <wp:effectExtent l="0" t="0" r="0" b="0"/>
-            <wp:docPr id="10" name="IM 10"/>
-            <wp:cNvGraphicFramePr/>
-            <a:graphic xmlns:a="http://schemas.openxmlformats.org/drawingml/2006/main">
-              <a:graphicData uri="http://schemas.openxmlformats.org/drawingml/2006/picture">
-                <pic:pic xmlns:pic="http://schemas.openxmlformats.org/drawingml/2006/picture">
-                  <pic:nvPicPr>
-                    <pic:cNvPr id="10" name="IM 10"/>
-                    <pic:cNvPicPr/>
-                  </pic:nvPicPr>
-                  <pic:blipFill>
-                    <a:blip xmlns:r="http://schemas.openxmlformats.org/officeDocument/2006/relationships" r:embed="rId4"/>
-                    <a:stretch>
-                      <a:fillRect/>
-                    </a:stretch>
-                  </pic:blipFill>
-                  <pic:spPr>
-                    <a:xfrm rot="0">
-                      <a:off x="0" y="0"/>
-                      <a:ext cx="685371" cy="262951"/>
-                    </a:xfrm>
-                    <a:prstGeom prst="rect">
-                      <a:avLst/>
-                    </a:prstGeom>
-                  </pic:spPr>
-                </pic:pic>
-              </a:graphicData>
-            </a:graphic>
-          </wp:inline>
-        </w:drawing>
-      </w:r>
-    </w:p>
-    <w:p>
-      <w:pPr>
-        <w:spacing w:before="208" w:line="295" w:lineRule="auto"/>
-        <w:ind w:left="928" w:right="50" w:firstLine="1048"/>
-        <w:rPr>
-          <w:rFonts w:ascii="SimSun" w:eastAsia="SimSun" w:hAnsi="SimSun" w:cs="SimSun"/>
-          <w:sz w:val="24"/>
-          <w:szCs w:val="24"/>
-        </w:rPr>
-      </w:pPr>
-      <w:r>
-        <w:rPr>
-          <w:rFonts w:ascii="Wingdings" w:eastAsia="Wingdings" w:hAnsi="Wingdings" w:cs="Wingdings"/>
+        <w:t>负责备件账务管理，进行系统出入库的日常账务操作和管理；</w:t>
+      </w:r>
+    </w:p>
+    <w:p>
+      <w:pPr>
+        <w:numPr>
+          <w:ilvl w:val="0"/>
+          <w:numId w:val="1"/>
+        </w:numPr>
+        <w:spacing w:before="162" w:line="295" w:lineRule="auto"/>
+        <w:ind w:left="420" w:leftChars="0" w:right="74" w:hanging="420" w:firstLineChars="0"/>
+        <w:rPr>
+          <w:rFonts w:ascii="宋体" w:hAnsi="宋体" w:eastAsia="宋体" w:cs="宋体"/>
+          <w:sz w:val="24"/>
+          <w:szCs w:val="24"/>
+        </w:rPr>
+      </w:pPr>
+      <w:r>
+        <w:rPr>
+          <w:rFonts w:ascii="宋体" w:hAnsi="宋体" w:eastAsia="宋体" w:cs="宋体"/>
+          <w:spacing w:val="-3"/>
+          <w:sz w:val="24"/>
+          <w:szCs w:val="24"/>
+        </w:rPr>
+        <w:t>负责备件的定位及妥善保管并根据备件服</w:t>
+      </w:r>
+      <w:r>
+        <w:rPr>
+          <w:rFonts w:ascii="宋体" w:hAnsi="宋体" w:eastAsia="宋体" w:cs="宋体"/>
           <w:spacing w:val="-4"/>
           <w:sz w:val="24"/>
           <w:szCs w:val="24"/>
         </w:rPr>
-        <w:t xml:space="preserve">n </w:t>
-      </w:r>
-      <w:r>
-        <w:rPr>
-          <w:rFonts w:ascii="SimSun" w:eastAsia="SimSun" w:hAnsi="SimSun" w:cs="SimSun"/>
+        <w:t>务响应级别安排出库，并确保</w:t>
+      </w:r>
+      <w:r>
+        <w:rPr>
+          <w:rFonts w:ascii="宋体" w:hAnsi="宋体" w:eastAsia="宋体" w:cs="宋体"/>
+          <w:spacing w:val="-2"/>
+          <w:sz w:val="24"/>
+          <w:szCs w:val="24"/>
+        </w:rPr>
+        <w:t>实物流和信息流一致；</w:t>
+      </w:r>
+    </w:p>
+    <w:p>
+      <w:pPr>
+        <w:numPr>
+          <w:ilvl w:val="0"/>
+          <w:numId w:val="1"/>
+        </w:numPr>
+        <w:spacing w:before="178" w:line="295" w:lineRule="auto"/>
+        <w:ind w:left="420" w:leftChars="0" w:right="74" w:hanging="420" w:firstLineChars="0"/>
+        <w:rPr>
+          <w:rFonts w:ascii="宋体" w:hAnsi="宋体" w:eastAsia="宋体" w:cs="宋体"/>
+          <w:sz w:val="24"/>
+          <w:szCs w:val="24"/>
+        </w:rPr>
+      </w:pPr>
+      <w:r>
+        <w:rPr>
+          <w:rFonts w:ascii="宋体" w:hAnsi="宋体" w:eastAsia="宋体" w:cs="宋体"/>
+          <w:spacing w:val="-3"/>
+          <w:sz w:val="24"/>
+          <w:szCs w:val="24"/>
+        </w:rPr>
+        <w:t>负责定期对备件库存进行盘点和抽查，确</w:t>
+      </w:r>
+      <w:r>
+        <w:rPr>
+          <w:rFonts w:ascii="宋体" w:hAnsi="宋体" w:eastAsia="宋体" w:cs="宋体"/>
           <w:spacing w:val="-4"/>
           <w:sz w:val="24"/>
           <w:szCs w:val="24"/>
         </w:rPr>
-        <w:t>负责备件管理规定的落实和督察，对备件的使用情况及库</w:t>
-      </w:r>
-      <w:r>
-        <w:rPr>
-          <w:rFonts w:ascii="SimSun" w:eastAsia="SimSun" w:hAnsi="SimSun" w:cs="SimSun"/>
+        <w:t>保备件库存账务准确性和在库</w:t>
+      </w:r>
+      <w:r>
+        <w:rPr>
+          <w:rFonts w:ascii="宋体" w:hAnsi="宋体" w:eastAsia="宋体" w:cs="宋体"/>
           <w:spacing w:val="-2"/>
           <w:sz w:val="24"/>
           <w:szCs w:val="24"/>
         </w:rPr>
-        <w:t>存进行监督、检查、考核；</w:t>
-      </w:r>
-    </w:p>
-    <w:p>
-      <w:pPr>
-        <w:spacing w:before="178" w:line="239" w:lineRule="auto"/>
-        <w:ind w:left="520"/>
-        <w:rPr>
-          <w:rFonts w:ascii="SimSun" w:eastAsia="SimSun" w:hAnsi="SimSun" w:cs="SimSun"/>
-          <w:sz w:val="24"/>
-          <w:szCs w:val="24"/>
-        </w:rPr>
-      </w:pPr>
-      <w:r>
-        <w:rPr>
-          <w:rFonts w:ascii="Wingdings" w:eastAsia="Wingdings" w:hAnsi="Wingdings" w:cs="Wingdings"/>
-          <w:spacing w:val="-4"/>
-          <w:sz w:val="24"/>
-          <w:szCs w:val="24"/>
-        </w:rPr>
-        <w:t xml:space="preserve">n </w:t>
-      </w:r>
-      <w:r>
-        <w:rPr>
-          <w:rFonts w:ascii="SimSun" w:eastAsia="SimSun" w:hAnsi="SimSun" w:cs="SimSun"/>
-          <w:spacing w:val="-4"/>
-          <w:sz w:val="24"/>
-          <w:szCs w:val="24"/>
-        </w:rPr>
-        <w:t>负责备件的验收工作，对产品质量严格把关；</w:t>
-      </w:r>
-    </w:p>
-    <w:p>
-      <w:pPr>
-        <w:spacing w:before="159" w:line="239" w:lineRule="auto"/>
-        <w:ind w:left="520"/>
-        <w:rPr>
-          <w:rFonts w:ascii="SimSun" w:eastAsia="SimSun" w:hAnsi="SimSun" w:cs="SimSun"/>
-          <w:sz w:val="24"/>
-          <w:szCs w:val="24"/>
-        </w:rPr>
-      </w:pPr>
-      <w:r>
-        <w:rPr>
-          <w:rFonts w:ascii="Wingdings" w:eastAsia="Wingdings" w:hAnsi="Wingdings" w:cs="Wingdings"/>
-          <w:spacing w:val="-3"/>
-          <w:sz w:val="24"/>
-          <w:szCs w:val="24"/>
-        </w:rPr>
-        <w:t xml:space="preserve">n </w:t>
-      </w:r>
-      <w:r>
-        <w:rPr>
-          <w:rFonts w:ascii="SimSun" w:eastAsia="SimSun" w:hAnsi="SimSun" w:cs="SimSun"/>
-          <w:spacing w:val="-3"/>
-          <w:sz w:val="24"/>
-          <w:szCs w:val="24"/>
-        </w:rPr>
-        <w:t>负责备件账务管理，进行系统出入库的日常账务操作和管理；</w:t>
-      </w:r>
-    </w:p>
-    <w:p>
-      <w:pPr>
-        <w:spacing w:before="162" w:line="295" w:lineRule="auto"/>
-        <w:ind w:left="934" w:right="74" w:hanging="414"/>
-        <w:rPr>
-          <w:rFonts w:ascii="SimSun" w:eastAsia="SimSun" w:hAnsi="SimSun" w:cs="SimSun"/>
-          <w:sz w:val="24"/>
-          <w:szCs w:val="24"/>
-        </w:rPr>
-      </w:pPr>
-      <w:r>
-        <w:rPr>
-          <w:rFonts w:ascii="Wingdings" w:eastAsia="Wingdings" w:hAnsi="Wingdings" w:cs="Wingdings"/>
-          <w:spacing w:val="-3"/>
-          <w:sz w:val="24"/>
-          <w:szCs w:val="24"/>
-        </w:rPr>
-        <w:t xml:space="preserve">n </w:t>
-      </w:r>
-      <w:r>
-        <w:rPr>
-          <w:rFonts w:ascii="SimSun" w:eastAsia="SimSun" w:hAnsi="SimSun" w:cs="SimSun"/>
-          <w:spacing w:val="-3"/>
-          <w:sz w:val="24"/>
-          <w:szCs w:val="24"/>
-        </w:rPr>
-        <w:t>负责备件的定位及妥善保管并根据备件服</w:t>
-      </w:r>
-      <w:r>
-        <w:rPr>
-          <w:rFonts w:ascii="SimSun" w:eastAsia="SimSun" w:hAnsi="SimSun" w:cs="SimSun"/>
-          <w:spacing w:val="-4"/>
-          <w:sz w:val="24"/>
-          <w:szCs w:val="24"/>
-        </w:rPr>
-        <w:t>务响应级别安排出库，并确保</w:t>
-      </w:r>
-      <w:r>
-        <w:rPr>
-          <w:rFonts w:ascii="SimSun" w:eastAsia="SimSun" w:hAnsi="SimSun" w:cs="SimSun"/>
+        <w:t>备件的可用性；</w:t>
+      </w:r>
+    </w:p>
+    <w:p>
+      <w:pPr>
+        <w:numPr>
+          <w:ilvl w:val="0"/>
+          <w:numId w:val="1"/>
+        </w:numPr>
+        <w:spacing w:before="179" w:line="239" w:lineRule="auto"/>
+        <w:ind w:left="420" w:leftChars="0" w:hanging="420" w:firstLineChars="0"/>
+        <w:rPr>
+          <w:rFonts w:ascii="宋体" w:hAnsi="宋体" w:eastAsia="宋体" w:cs="宋体"/>
+          <w:sz w:val="24"/>
+          <w:szCs w:val="24"/>
+        </w:rPr>
+      </w:pPr>
+      <w:r>
+        <w:rPr>
+          <w:rFonts w:ascii="宋体" w:hAnsi="宋体" w:eastAsia="宋体" w:cs="宋体"/>
           <w:spacing w:val="-2"/>
           <w:sz w:val="24"/>
           <w:szCs w:val="24"/>
         </w:rPr>
-        <w:t>实物流和信息流一致；</w:t>
-      </w:r>
-    </w:p>
-    <w:p>
-      <w:pPr>
-        <w:spacing w:before="178" w:line="295" w:lineRule="auto"/>
-        <w:ind w:left="932" w:right="74" w:hanging="412"/>
-        <w:rPr>
-          <w:rFonts w:ascii="SimSun" w:eastAsia="SimSun" w:hAnsi="SimSun" w:cs="SimSun"/>
-          <w:sz w:val="24"/>
-          <w:szCs w:val="24"/>
-        </w:rPr>
-      </w:pPr>
-      <w:r>
-        <w:rPr>
-          <w:rFonts w:ascii="Wingdings" w:eastAsia="Wingdings" w:hAnsi="Wingdings" w:cs="Wingdings"/>
-          <w:spacing w:val="-3"/>
-          <w:sz w:val="24"/>
-          <w:szCs w:val="24"/>
-        </w:rPr>
-        <w:t xml:space="preserve">n </w:t>
-      </w:r>
-      <w:r>
-        <w:rPr>
-          <w:rFonts w:ascii="SimSun" w:eastAsia="SimSun" w:hAnsi="SimSun" w:cs="SimSun"/>
-          <w:spacing w:val="-3"/>
-          <w:sz w:val="24"/>
-          <w:szCs w:val="24"/>
-        </w:rPr>
-        <w:t>负责定期对备件库存进行盘点和抽查，确</w:t>
-      </w:r>
-      <w:r>
-        <w:rPr>
-          <w:rFonts w:ascii="SimSun" w:eastAsia="SimSun" w:hAnsi="SimSun" w:cs="SimSun"/>
-          <w:spacing w:val="-4"/>
-          <w:sz w:val="24"/>
-          <w:szCs w:val="24"/>
-        </w:rPr>
-        <w:t>保备件库存账务准确性和在库</w:t>
-      </w:r>
-      <w:r>
-        <w:rPr>
-          <w:rFonts w:ascii="SimSun" w:eastAsia="SimSun" w:hAnsi="SimSun" w:cs="SimSun"/>
-          <w:spacing w:val="-2"/>
-          <w:sz w:val="24"/>
-          <w:szCs w:val="24"/>
-        </w:rPr>
-        <w:t>备件的可用性；</w:t>
-      </w:r>
-    </w:p>
-    <w:p>
-      <w:pPr>
-        <w:spacing w:before="179" w:line="239" w:lineRule="auto"/>
-        <w:ind w:left="520"/>
-        <w:rPr>
-          <w:rFonts w:ascii="SimSun" w:eastAsia="SimSun" w:hAnsi="SimSun" w:cs="SimSun"/>
-          <w:sz w:val="24"/>
-          <w:szCs w:val="24"/>
-        </w:rPr>
-      </w:pPr>
-      <w:r>
-        <w:rPr>
-          <w:rFonts w:ascii="Wingdings" w:eastAsia="Wingdings" w:hAnsi="Wingdings" w:cs="Wingdings"/>
-          <w:spacing w:val="-2"/>
-          <w:sz w:val="24"/>
-          <w:szCs w:val="24"/>
-        </w:rPr>
-        <w:t>n</w:t>
-      </w:r>
-      <w:r>
-        <w:rPr>
-          <w:rFonts w:ascii="Wingdings" w:eastAsia="Wingdings" w:hAnsi="Wingdings" w:cs="Wingdings"/>
-          <w:spacing w:val="-47"/>
-          <w:sz w:val="24"/>
-          <w:szCs w:val="24"/>
-        </w:rPr>
-        <w:t xml:space="preserve"> </w:t>
-      </w:r>
-      <w:r>
-        <w:rPr>
-          <w:rFonts w:ascii="SimSun" w:eastAsia="SimSun" w:hAnsi="SimSun" w:cs="SimSun"/>
-          <w:spacing w:val="-2"/>
-          <w:sz w:val="24"/>
-          <w:szCs w:val="24"/>
-        </w:rPr>
         <w:t>对备件资产安全、账务准确性负责。</w:t>
       </w:r>
     </w:p>
     <w:p>
       <w:pPr>
-        <w:pStyle w:val="BodyText"/>
+        <w:pStyle w:val="2"/>
         <w:spacing w:line="350" w:lineRule="auto"/>
       </w:pPr>
     </w:p>
@@ -4369,7 +4312,7 @@
         <w:ind w:left="34"/>
         <w:outlineLvl w:val="0"/>
         <w:rPr>
-          <w:rFonts w:ascii="SimHei" w:eastAsia="SimHei" w:hAnsi="SimHei" w:cs="SimHei"/>
+          <w:rFonts w:ascii="黑体" w:hAnsi="黑体" w:eastAsia="黑体" w:cs="黑体"/>
           <w:sz w:val="31"/>
           <w:szCs w:val="31"/>
         </w:rPr>
@@ -4378,7 +4321,7 @@
       <w:bookmarkEnd w:id="6"/>
       <w:r>
         <w:rPr>
-          <w:rFonts w:ascii="Calibri" w:eastAsia="Calibri" w:hAnsi="Calibri" w:cs="Calibri"/>
+          <w:rFonts w:ascii="Calibri" w:hAnsi="Calibri" w:eastAsia="Calibri" w:cs="Calibri"/>
           <w:b/>
           <w:bCs/>
           <w:spacing w:val="1"/>
@@ -4389,7 +4332,7 @@
       </w:r>
       <w:r>
         <w:rPr>
-          <w:rFonts w:ascii="Calibri" w:eastAsia="Calibri" w:hAnsi="Calibri" w:cs="Calibri"/>
+          <w:rFonts w:ascii="Calibri" w:hAnsi="Calibri" w:eastAsia="Calibri" w:cs="Calibri"/>
           <w:b/>
           <w:bCs/>
           <w:spacing w:val="22"/>
@@ -4401,7 +4344,7 @@
       </w:r>
       <w:r>
         <w:rPr>
-          <w:rFonts w:ascii="SimHei" w:eastAsia="SimHei" w:hAnsi="SimHei" w:cs="SimHei"/>
+          <w:rFonts w:ascii="黑体" w:hAnsi="黑体" w:eastAsia="黑体" w:cs="黑体"/>
           <w:b/>
           <w:bCs/>
           <w:spacing w:val="1"/>
@@ -4413,7 +4356,7 @@
     </w:p>
     <w:p>
       <w:pPr>
-        <w:pStyle w:val="BodyText"/>
+        <w:pStyle w:val="2"/>
         <w:spacing w:line="368" w:lineRule="auto"/>
       </w:pPr>
     </w:p>
@@ -4422,14 +4365,14 @@
         <w:spacing w:before="79" w:line="295" w:lineRule="auto"/>
         <w:ind w:left="934" w:right="74" w:hanging="414"/>
         <w:rPr>
-          <w:rFonts w:ascii="SimSun" w:eastAsia="SimSun" w:hAnsi="SimSun" w:cs="SimSun"/>
-          <w:sz w:val="24"/>
-          <w:szCs w:val="24"/>
-        </w:rPr>
-      </w:pPr>
-      <w:r>
-        <w:rPr>
-          <w:rFonts w:ascii="Wingdings" w:eastAsia="Wingdings" w:hAnsi="Wingdings" w:cs="Wingdings"/>
+          <w:rFonts w:ascii="宋体" w:hAnsi="宋体" w:eastAsia="宋体" w:cs="宋体"/>
+          <w:sz w:val="24"/>
+          <w:szCs w:val="24"/>
+        </w:rPr>
+      </w:pPr>
+      <w:r>
+        <w:rPr>
+          <w:rFonts w:ascii="Wingdings" w:hAnsi="Wingdings" w:eastAsia="Wingdings" w:cs="Wingdings"/>
           <w:spacing w:val="-3"/>
           <w:sz w:val="24"/>
           <w:szCs w:val="24"/>
@@ -4438,7 +4381,7 @@
       </w:r>
       <w:r>
         <w:rPr>
-          <w:rFonts w:ascii="Wingdings" w:eastAsia="Wingdings" w:hAnsi="Wingdings" w:cs="Wingdings"/>
+          <w:rFonts w:ascii="Wingdings" w:hAnsi="Wingdings" w:eastAsia="Wingdings" w:cs="Wingdings"/>
           <w:spacing w:val="-47"/>
           <w:sz w:val="24"/>
           <w:szCs w:val="24"/>
@@ -4447,7 +4390,7 @@
       </w:r>
       <w:r>
         <w:rPr>
-          <w:rFonts w:ascii="SimSun" w:eastAsia="SimSun" w:hAnsi="SimSun" w:cs="SimSun"/>
+          <w:rFonts w:ascii="宋体" w:hAnsi="宋体" w:eastAsia="宋体" w:cs="宋体"/>
           <w:spacing w:val="-3"/>
           <w:sz w:val="24"/>
           <w:szCs w:val="24"/>
@@ -4456,7 +4399,7 @@
       </w:r>
       <w:r>
         <w:rPr>
-          <w:rFonts w:ascii="SimSun" w:eastAsia="SimSun" w:hAnsi="SimSun" w:cs="SimSun"/>
+          <w:rFonts w:ascii="宋体" w:hAnsi="宋体" w:eastAsia="宋体" w:cs="宋体"/>
           <w:spacing w:val="-89"/>
           <w:sz w:val="24"/>
           <w:szCs w:val="24"/>
@@ -4465,7 +4408,7 @@
       </w:r>
       <w:r>
         <w:rPr>
-          <w:rFonts w:ascii="SimSun" w:eastAsia="SimSun" w:hAnsi="SimSun" w:cs="SimSun"/>
+          <w:rFonts w:ascii="宋体" w:hAnsi="宋体" w:eastAsia="宋体" w:cs="宋体"/>
           <w:spacing w:val="-3"/>
           <w:sz w:val="24"/>
           <w:szCs w:val="24"/>
@@ -4474,7 +4417,7 @@
       </w:r>
       <w:r>
         <w:rPr>
-          <w:rFonts w:ascii="SimSun" w:eastAsia="SimSun" w:hAnsi="SimSun" w:cs="SimSun"/>
+          <w:rFonts w:ascii="宋体" w:hAnsi="宋体" w:eastAsia="宋体" w:cs="宋体"/>
           <w:spacing w:val="-1"/>
           <w:sz w:val="24"/>
           <w:szCs w:val="24"/>
@@ -4487,14 +4430,14 @@
         <w:spacing w:before="179" w:line="239" w:lineRule="auto"/>
         <w:ind w:left="520"/>
         <w:rPr>
-          <w:rFonts w:ascii="SimSun" w:eastAsia="SimSun" w:hAnsi="SimSun" w:cs="SimSun"/>
-          <w:sz w:val="24"/>
-          <w:szCs w:val="24"/>
-        </w:rPr>
-      </w:pPr>
-      <w:r>
-        <w:rPr>
-          <w:rFonts w:ascii="Wingdings" w:eastAsia="Wingdings" w:hAnsi="Wingdings" w:cs="Wingdings"/>
+          <w:rFonts w:ascii="宋体" w:hAnsi="宋体" w:eastAsia="宋体" w:cs="宋体"/>
+          <w:sz w:val="24"/>
+          <w:szCs w:val="24"/>
+        </w:rPr>
+      </w:pPr>
+      <w:r>
+        <w:rPr>
+          <w:rFonts w:ascii="Wingdings" w:hAnsi="Wingdings" w:eastAsia="Wingdings" w:cs="Wingdings"/>
           <w:spacing w:val="-1"/>
           <w:sz w:val="24"/>
           <w:szCs w:val="24"/>
@@ -4503,7 +4446,7 @@
       </w:r>
       <w:r>
         <w:rPr>
-          <w:rFonts w:ascii="Wingdings" w:eastAsia="Wingdings" w:hAnsi="Wingdings" w:cs="Wingdings"/>
+          <w:rFonts w:ascii="Wingdings" w:hAnsi="Wingdings" w:eastAsia="Wingdings" w:cs="Wingdings"/>
           <w:spacing w:val="-51"/>
           <w:sz w:val="24"/>
           <w:szCs w:val="24"/>
@@ -4512,7 +4455,7 @@
       </w:r>
       <w:r>
         <w:rPr>
-          <w:rFonts w:ascii="SimSun" w:eastAsia="SimSun" w:hAnsi="SimSun" w:cs="SimSun"/>
+          <w:rFonts w:ascii="宋体" w:hAnsi="宋体" w:eastAsia="宋体" w:cs="宋体"/>
           <w:spacing w:val="-1"/>
           <w:sz w:val="24"/>
           <w:szCs w:val="24"/>
@@ -4521,7 +4464,7 @@
       </w:r>
       <w:r>
         <w:rPr>
-          <w:rFonts w:ascii="SimSun" w:eastAsia="SimSun" w:hAnsi="SimSun" w:cs="SimSun"/>
+          <w:rFonts w:ascii="宋体" w:hAnsi="宋体" w:eastAsia="宋体" w:cs="宋体"/>
           <w:spacing w:val="-2"/>
           <w:sz w:val="24"/>
           <w:szCs w:val="24"/>
@@ -4534,14 +4477,14 @@
         <w:spacing w:before="160" w:line="295" w:lineRule="auto"/>
         <w:ind w:left="927" w:right="74" w:hanging="407"/>
         <w:rPr>
-          <w:rFonts w:ascii="SimSun" w:eastAsia="SimSun" w:hAnsi="SimSun" w:cs="SimSun"/>
-          <w:sz w:val="24"/>
-          <w:szCs w:val="24"/>
-        </w:rPr>
-      </w:pPr>
-      <w:r>
-        <w:rPr>
-          <w:rFonts w:ascii="Wingdings" w:eastAsia="Wingdings" w:hAnsi="Wingdings" w:cs="Wingdings"/>
+          <w:rFonts w:ascii="宋体" w:hAnsi="宋体" w:eastAsia="宋体" w:cs="宋体"/>
+          <w:sz w:val="24"/>
+          <w:szCs w:val="24"/>
+        </w:rPr>
+      </w:pPr>
+      <w:r>
+        <w:rPr>
+          <w:rFonts w:ascii="Wingdings" w:hAnsi="Wingdings" w:eastAsia="Wingdings" w:cs="Wingdings"/>
           <w:spacing w:val="-2"/>
           <w:sz w:val="24"/>
           <w:szCs w:val="24"/>
@@ -4550,7 +4493,7 @@
       </w:r>
       <w:r>
         <w:rPr>
-          <w:rFonts w:ascii="Wingdings" w:eastAsia="Wingdings" w:hAnsi="Wingdings" w:cs="Wingdings"/>
+          <w:rFonts w:ascii="Wingdings" w:hAnsi="Wingdings" w:eastAsia="Wingdings" w:cs="Wingdings"/>
           <w:spacing w:val="-48"/>
           <w:sz w:val="24"/>
           <w:szCs w:val="24"/>
@@ -4559,7 +4502,7 @@
       </w:r>
       <w:r>
         <w:rPr>
-          <w:rFonts w:ascii="SimSun" w:eastAsia="SimSun" w:hAnsi="SimSun" w:cs="SimSun"/>
+          <w:rFonts w:ascii="宋体" w:hAnsi="宋体" w:eastAsia="宋体" w:cs="宋体"/>
           <w:spacing w:val="-2"/>
           <w:sz w:val="24"/>
           <w:szCs w:val="24"/>
@@ -4568,7 +4511,7 @@
       </w:r>
       <w:r>
         <w:rPr>
-          <w:rFonts w:ascii="SimSun" w:eastAsia="SimSun" w:hAnsi="SimSun" w:cs="SimSun"/>
+          <w:rFonts w:ascii="宋体" w:hAnsi="宋体" w:eastAsia="宋体" w:cs="宋体"/>
           <w:spacing w:val="-1"/>
           <w:sz w:val="24"/>
           <w:szCs w:val="24"/>
@@ -4581,14 +4524,14 @@
         <w:spacing w:before="179" w:line="239" w:lineRule="auto"/>
         <w:ind w:left="520"/>
         <w:rPr>
-          <w:rFonts w:ascii="SimSun" w:eastAsia="SimSun" w:hAnsi="SimSun" w:cs="SimSun"/>
-          <w:sz w:val="24"/>
-          <w:szCs w:val="24"/>
-        </w:rPr>
-      </w:pPr>
-      <w:r>
-        <w:rPr>
-          <w:rFonts w:ascii="Wingdings" w:eastAsia="Wingdings" w:hAnsi="Wingdings" w:cs="Wingdings"/>
+          <w:rFonts w:ascii="宋体" w:hAnsi="宋体" w:eastAsia="宋体" w:cs="宋体"/>
+          <w:sz w:val="24"/>
+          <w:szCs w:val="24"/>
+        </w:rPr>
+      </w:pPr>
+      <w:r>
+        <w:rPr>
+          <w:rFonts w:ascii="Wingdings" w:hAnsi="Wingdings" w:eastAsia="Wingdings" w:cs="Wingdings"/>
           <w:spacing w:val="-2"/>
           <w:sz w:val="24"/>
           <w:szCs w:val="24"/>
@@ -4597,7 +4540,7 @@
       </w:r>
       <w:r>
         <w:rPr>
-          <w:rFonts w:ascii="Wingdings" w:eastAsia="Wingdings" w:hAnsi="Wingdings" w:cs="Wingdings"/>
+          <w:rFonts w:ascii="Wingdings" w:hAnsi="Wingdings" w:eastAsia="Wingdings" w:cs="Wingdings"/>
           <w:spacing w:val="-35"/>
           <w:sz w:val="24"/>
           <w:szCs w:val="24"/>
@@ -4606,7 +4549,7 @@
       </w:r>
       <w:r>
         <w:rPr>
-          <w:rFonts w:ascii="SimSun" w:eastAsia="SimSun" w:hAnsi="SimSun" w:cs="SimSun"/>
+          <w:rFonts w:ascii="宋体" w:hAnsi="宋体" w:eastAsia="宋体" w:cs="宋体"/>
           <w:spacing w:val="-2"/>
           <w:sz w:val="24"/>
           <w:szCs w:val="24"/>
@@ -4619,14 +4562,14 @@
         <w:spacing w:before="159" w:line="295" w:lineRule="auto"/>
         <w:ind w:left="948" w:right="74" w:hanging="428"/>
         <w:rPr>
-          <w:rFonts w:ascii="SimSun" w:eastAsia="SimSun" w:hAnsi="SimSun" w:cs="SimSun"/>
-          <w:sz w:val="24"/>
-          <w:szCs w:val="24"/>
-        </w:rPr>
-      </w:pPr>
-      <w:r>
-        <w:rPr>
-          <w:rFonts w:ascii="Wingdings" w:eastAsia="Wingdings" w:hAnsi="Wingdings" w:cs="Wingdings"/>
+          <w:rFonts w:ascii="宋体" w:hAnsi="宋体" w:eastAsia="宋体" w:cs="宋体"/>
+          <w:sz w:val="24"/>
+          <w:szCs w:val="24"/>
+        </w:rPr>
+      </w:pPr>
+      <w:r>
+        <w:rPr>
+          <w:rFonts w:ascii="Wingdings" w:hAnsi="Wingdings" w:eastAsia="Wingdings" w:cs="Wingdings"/>
           <w:spacing w:val="-2"/>
           <w:sz w:val="24"/>
           <w:szCs w:val="24"/>
@@ -4635,7 +4578,7 @@
       </w:r>
       <w:r>
         <w:rPr>
-          <w:rFonts w:ascii="Wingdings" w:eastAsia="Wingdings" w:hAnsi="Wingdings" w:cs="Wingdings"/>
+          <w:rFonts w:ascii="Wingdings" w:hAnsi="Wingdings" w:eastAsia="Wingdings" w:cs="Wingdings"/>
           <w:spacing w:val="-47"/>
           <w:sz w:val="24"/>
           <w:szCs w:val="24"/>
@@ -4644,21 +4587,12 @@
       </w:r>
       <w:r>
         <w:rPr>
-          <w:rFonts w:ascii="SimSun" w:eastAsia="SimSun" w:hAnsi="SimSun" w:cs="SimSun"/>
+          <w:rFonts w:ascii="宋体" w:hAnsi="宋体" w:eastAsia="宋体" w:cs="宋体"/>
           <w:spacing w:val="-2"/>
           <w:sz w:val="24"/>
           <w:szCs w:val="24"/>
         </w:rPr>
-        <w:t>备件要放置在安全可靠、干燥通风良好、温度适宜的地方，对特别要求</w:t>
-      </w:r>
-      <w:r>
-        <w:rPr>
-          <w:rFonts w:ascii="SimSun" w:eastAsia="SimSun" w:hAnsi="SimSun" w:cs="SimSun"/>
-          <w:spacing w:val="-2"/>
-          <w:sz w:val="24"/>
-          <w:szCs w:val="24"/>
-        </w:rPr>
-        <w:t>的备品备件应放置在规定要求的范围内；</w:t>
+        <w:t>备件要放置在安全可靠、干燥通风良好、温度适宜的地方，对特别要求的备品备件应放置在规定要求的范围内；</w:t>
       </w:r>
     </w:p>
     <w:p>
@@ -4666,14 +4600,14 @@
         <w:spacing w:before="181" w:line="239" w:lineRule="auto"/>
         <w:ind w:left="520"/>
         <w:rPr>
-          <w:rFonts w:ascii="SimSun" w:eastAsia="SimSun" w:hAnsi="SimSun" w:cs="SimSun"/>
-          <w:sz w:val="24"/>
-          <w:szCs w:val="24"/>
-        </w:rPr>
-      </w:pPr>
-      <w:r>
-        <w:rPr>
-          <w:rFonts w:ascii="Wingdings" w:eastAsia="Wingdings" w:hAnsi="Wingdings" w:cs="Wingdings"/>
+          <w:rFonts w:ascii="宋体" w:hAnsi="宋体" w:eastAsia="宋体" w:cs="宋体"/>
+          <w:sz w:val="24"/>
+          <w:szCs w:val="24"/>
+        </w:rPr>
+      </w:pPr>
+      <w:r>
+        <w:rPr>
+          <w:rFonts w:ascii="Wingdings" w:hAnsi="Wingdings" w:eastAsia="Wingdings" w:cs="Wingdings"/>
           <w:spacing w:val="-1"/>
           <w:sz w:val="24"/>
           <w:szCs w:val="24"/>
@@ -4682,7 +4616,7 @@
       </w:r>
       <w:r>
         <w:rPr>
-          <w:rFonts w:ascii="Wingdings" w:eastAsia="Wingdings" w:hAnsi="Wingdings" w:cs="Wingdings"/>
+          <w:rFonts w:ascii="Wingdings" w:hAnsi="Wingdings" w:eastAsia="Wingdings" w:cs="Wingdings"/>
           <w:spacing w:val="-47"/>
           <w:sz w:val="24"/>
           <w:szCs w:val="24"/>
@@ -4691,7 +4625,7 @@
       </w:r>
       <w:r>
         <w:rPr>
-          <w:rFonts w:ascii="SimSun" w:eastAsia="SimSun" w:hAnsi="SimSun" w:cs="SimSun"/>
+          <w:rFonts w:ascii="宋体" w:hAnsi="宋体" w:eastAsia="宋体" w:cs="宋体"/>
           <w:spacing w:val="-1"/>
           <w:sz w:val="24"/>
           <w:szCs w:val="24"/>
@@ -4700,7 +4634,7 @@
       </w:r>
       <w:r>
         <w:rPr>
-          <w:rFonts w:ascii="SimSun" w:eastAsia="SimSun" w:hAnsi="SimSun" w:cs="SimSun"/>
+          <w:rFonts w:ascii="宋体" w:hAnsi="宋体" w:eastAsia="宋体" w:cs="宋体"/>
           <w:spacing w:val="-2"/>
           <w:sz w:val="24"/>
           <w:szCs w:val="24"/>
@@ -4713,14 +4647,14 @@
         <w:spacing w:before="159" w:line="296" w:lineRule="auto"/>
         <w:ind w:left="928" w:right="74" w:hanging="408"/>
         <w:rPr>
-          <w:rFonts w:ascii="SimSun" w:eastAsia="SimSun" w:hAnsi="SimSun" w:cs="SimSun"/>
-          <w:sz w:val="24"/>
-          <w:szCs w:val="24"/>
-        </w:rPr>
-      </w:pPr>
-      <w:r>
-        <w:rPr>
-          <w:rFonts w:ascii="Wingdings" w:eastAsia="Wingdings" w:hAnsi="Wingdings" w:cs="Wingdings"/>
+          <w:rFonts w:ascii="宋体" w:hAnsi="宋体" w:eastAsia="宋体" w:cs="宋体"/>
+          <w:sz w:val="24"/>
+          <w:szCs w:val="24"/>
+        </w:rPr>
+      </w:pPr>
+      <w:r>
+        <w:rPr>
+          <w:rFonts w:ascii="Wingdings" w:hAnsi="Wingdings" w:eastAsia="Wingdings" w:cs="Wingdings"/>
           <w:spacing w:val="-2"/>
           <w:sz w:val="24"/>
           <w:szCs w:val="24"/>
@@ -4729,7 +4663,7 @@
       </w:r>
       <w:r>
         <w:rPr>
-          <w:rFonts w:ascii="Wingdings" w:eastAsia="Wingdings" w:hAnsi="Wingdings" w:cs="Wingdings"/>
+          <w:rFonts w:ascii="Wingdings" w:hAnsi="Wingdings" w:eastAsia="Wingdings" w:cs="Wingdings"/>
           <w:spacing w:val="-47"/>
           <w:sz w:val="24"/>
           <w:szCs w:val="24"/>
@@ -4738,7 +4672,7 @@
       </w:r>
       <w:r>
         <w:rPr>
-          <w:rFonts w:ascii="SimSun" w:eastAsia="SimSun" w:hAnsi="SimSun" w:cs="SimSun"/>
+          <w:rFonts w:ascii="宋体" w:hAnsi="宋体" w:eastAsia="宋体" w:cs="宋体"/>
           <w:spacing w:val="-2"/>
           <w:sz w:val="24"/>
           <w:szCs w:val="24"/>
@@ -4747,7 +4681,7 @@
       </w:r>
       <w:r>
         <w:rPr>
-          <w:rFonts w:ascii="SimSun" w:eastAsia="SimSun" w:hAnsi="SimSun" w:cs="SimSun"/>
+          <w:rFonts w:ascii="宋体" w:hAnsi="宋体" w:eastAsia="宋体" w:cs="宋体"/>
           <w:spacing w:val="-3"/>
           <w:sz w:val="24"/>
           <w:szCs w:val="24"/>
@@ -4760,14 +4694,14 @@
         <w:spacing w:before="176" w:line="295" w:lineRule="auto"/>
         <w:ind w:left="946" w:right="74" w:hanging="426"/>
         <w:rPr>
-          <w:rFonts w:ascii="SimSun" w:eastAsia="SimSun" w:hAnsi="SimSun" w:cs="SimSun"/>
-          <w:sz w:val="24"/>
-          <w:szCs w:val="24"/>
-        </w:rPr>
-      </w:pPr>
-      <w:r>
-        <w:rPr>
-          <w:rFonts w:ascii="Wingdings" w:eastAsia="Wingdings" w:hAnsi="Wingdings" w:cs="Wingdings"/>
+          <w:rFonts w:ascii="宋体" w:hAnsi="宋体" w:eastAsia="宋体" w:cs="宋体"/>
+          <w:sz w:val="24"/>
+          <w:szCs w:val="24"/>
+        </w:rPr>
+      </w:pPr>
+      <w:r>
+        <w:rPr>
+          <w:rFonts w:ascii="Wingdings" w:hAnsi="Wingdings" w:eastAsia="Wingdings" w:cs="Wingdings"/>
           <w:spacing w:val="-2"/>
           <w:sz w:val="24"/>
           <w:szCs w:val="24"/>
@@ -4776,7 +4710,7 @@
       </w:r>
       <w:r>
         <w:rPr>
-          <w:rFonts w:ascii="Wingdings" w:eastAsia="Wingdings" w:hAnsi="Wingdings" w:cs="Wingdings"/>
+          <w:rFonts w:ascii="Wingdings" w:hAnsi="Wingdings" w:eastAsia="Wingdings" w:cs="Wingdings"/>
           <w:spacing w:val="-48"/>
           <w:sz w:val="24"/>
           <w:szCs w:val="24"/>
@@ -4785,7 +4719,7 @@
       </w:r>
       <w:r>
         <w:rPr>
-          <w:rFonts w:ascii="SimSun" w:eastAsia="SimSun" w:hAnsi="SimSun" w:cs="SimSun"/>
+          <w:rFonts w:ascii="宋体" w:hAnsi="宋体" w:eastAsia="宋体" w:cs="宋体"/>
           <w:spacing w:val="-2"/>
           <w:sz w:val="24"/>
           <w:szCs w:val="24"/>
@@ -4794,7 +4728,7 @@
       </w:r>
       <w:r>
         <w:rPr>
-          <w:rFonts w:ascii="SimSun" w:eastAsia="SimSun" w:hAnsi="SimSun" w:cs="SimSun"/>
+          <w:rFonts w:ascii="宋体" w:hAnsi="宋体" w:eastAsia="宋体" w:cs="宋体"/>
           <w:spacing w:val="-1"/>
           <w:sz w:val="24"/>
           <w:szCs w:val="24"/>
@@ -4804,7 +4738,7 @@
     </w:p>
     <w:p>
       <w:pPr>
-        <w:pStyle w:val="BodyText"/>
+        <w:pStyle w:val="2"/>
         <w:spacing w:line="368" w:lineRule="auto"/>
       </w:pPr>
     </w:p>
@@ -4814,7 +4748,7 @@
         <w:ind w:left="32"/>
         <w:outlineLvl w:val="0"/>
         <w:rPr>
-          <w:rFonts w:ascii="SimHei" w:eastAsia="SimHei" w:hAnsi="SimHei" w:cs="SimHei"/>
+          <w:rFonts w:ascii="黑体" w:hAnsi="黑体" w:eastAsia="黑体" w:cs="黑体"/>
           <w:sz w:val="31"/>
           <w:szCs w:val="31"/>
         </w:rPr>
@@ -4823,7 +4757,7 @@
       <w:bookmarkEnd w:id="7"/>
       <w:r>
         <w:rPr>
-          <w:rFonts w:ascii="Calibri" w:eastAsia="Calibri" w:hAnsi="Calibri" w:cs="Calibri"/>
+          <w:rFonts w:ascii="Calibri" w:hAnsi="Calibri" w:eastAsia="Calibri" w:cs="Calibri"/>
           <w:b/>
           <w:bCs/>
           <w:spacing w:val="-12"/>
@@ -4834,7 +4768,7 @@
       </w:r>
       <w:r>
         <w:rPr>
-          <w:rFonts w:ascii="Calibri" w:eastAsia="Calibri" w:hAnsi="Calibri" w:cs="Calibri"/>
+          <w:rFonts w:ascii="Calibri" w:hAnsi="Calibri" w:eastAsia="Calibri" w:cs="Calibri"/>
           <w:b/>
           <w:bCs/>
           <w:spacing w:val="27"/>
@@ -4846,7 +4780,7 @@
       </w:r>
       <w:r>
         <w:rPr>
-          <w:rFonts w:ascii="SimHei" w:eastAsia="SimHei" w:hAnsi="SimHei" w:cs="SimHei"/>
+          <w:rFonts w:ascii="黑体" w:hAnsi="黑体" w:eastAsia="黑体" w:cs="黑体"/>
           <w:b/>
           <w:bCs/>
           <w:spacing w:val="-12"/>
@@ -4858,18 +4792,18 @@
     </w:p>
     <w:p>
       <w:pPr>
-        <w:pStyle w:val="BodyText"/>
+        <w:pStyle w:val="2"/>
         <w:spacing w:line="402" w:lineRule="auto"/>
       </w:pPr>
     </w:p>
     <w:p>
       <w:pPr>
-        <w:pStyle w:val="BodyText"/>
+        <w:pStyle w:val="2"/>
         <w:spacing w:before="98" w:line="223" w:lineRule="auto"/>
         <w:ind w:left="32"/>
         <w:outlineLvl w:val="1"/>
         <w:rPr>
-          <w:rFonts w:ascii="SimHei" w:eastAsia="SimHei" w:hAnsi="SimHei" w:cs="SimHei"/>
+          <w:rFonts w:ascii="黑体" w:hAnsi="黑体" w:eastAsia="黑体" w:cs="黑体"/>
           <w:sz w:val="30"/>
           <w:szCs w:val="30"/>
         </w:rPr>
@@ -4888,7 +4822,7 @@
       </w:r>
       <w:r>
         <w:rPr>
-          <w:rFonts w:ascii="SimHei" w:eastAsia="SimHei" w:hAnsi="SimHei" w:cs="SimHei"/>
+          <w:rFonts w:ascii="黑体" w:hAnsi="黑体" w:eastAsia="黑体" w:cs="黑体"/>
           <w:b/>
           <w:bCs/>
           <w:spacing w:val="-4"/>
@@ -4900,7 +4834,7 @@
     </w:p>
     <w:p>
       <w:pPr>
-        <w:pStyle w:val="BodyText"/>
+        <w:pStyle w:val="2"/>
         <w:spacing w:line="252" w:lineRule="auto"/>
       </w:pPr>
     </w:p>
@@ -4909,14 +4843,14 @@
         <w:spacing w:before="79" w:line="239" w:lineRule="auto"/>
         <w:ind w:left="520"/>
         <w:rPr>
-          <w:rFonts w:ascii="SimSun" w:eastAsia="SimSun" w:hAnsi="SimSun" w:cs="SimSun"/>
-          <w:sz w:val="24"/>
-          <w:szCs w:val="24"/>
-        </w:rPr>
-      </w:pPr>
-      <w:r>
-        <w:rPr>
-          <w:rFonts w:ascii="Wingdings" w:eastAsia="Wingdings" w:hAnsi="Wingdings" w:cs="Wingdings"/>
+          <w:rFonts w:ascii="宋体" w:hAnsi="宋体" w:eastAsia="宋体" w:cs="宋体"/>
+          <w:sz w:val="24"/>
+          <w:szCs w:val="24"/>
+        </w:rPr>
+      </w:pPr>
+      <w:r>
+        <w:rPr>
+          <w:rFonts w:ascii="Wingdings" w:hAnsi="Wingdings" w:eastAsia="Wingdings" w:cs="Wingdings"/>
           <w:spacing w:val="-7"/>
           <w:sz w:val="24"/>
           <w:szCs w:val="24"/>
@@ -4925,7 +4859,7 @@
       </w:r>
       <w:r>
         <w:rPr>
-          <w:rFonts w:ascii="Wingdings" w:eastAsia="Wingdings" w:hAnsi="Wingdings" w:cs="Wingdings"/>
+          <w:rFonts w:ascii="Wingdings" w:hAnsi="Wingdings" w:eastAsia="Wingdings" w:cs="Wingdings"/>
           <w:spacing w:val="-46"/>
           <w:sz w:val="24"/>
           <w:szCs w:val="24"/>
@@ -4934,7 +4868,7 @@
       </w:r>
       <w:r>
         <w:rPr>
-          <w:rFonts w:ascii="SimSun" w:eastAsia="SimSun" w:hAnsi="SimSun" w:cs="SimSun"/>
+          <w:rFonts w:ascii="宋体" w:hAnsi="宋体" w:eastAsia="宋体" w:cs="宋体"/>
           <w:spacing w:val="-7"/>
           <w:sz w:val="24"/>
           <w:szCs w:val="24"/>
@@ -4944,77 +4878,32 @@
     </w:p>
     <w:p>
       <w:pPr>
-        <w:spacing w:line="239" w:lineRule="auto"/>
-        <w:rPr>
-          <w:rFonts w:ascii="SimSun" w:eastAsia="SimSun" w:hAnsi="SimSun" w:cs="SimSun"/>
-          <w:sz w:val="24"/>
-          <w:szCs w:val="24"/>
-        </w:rPr>
-        <w:sectPr>
-          <w:footerReference w:type="default" r:id="rId9"/>
-          <w:pgSz w:w="11910" w:h="16840"/>
-          <w:pgMar w:top="907" w:right="1786" w:bottom="1110" w:left="1779" w:header="0" w:footer="876" w:gutter="0"/>
-          <w:cols w:space="720"/>
-        </w:sectPr>
-      </w:pPr>
-    </w:p>
-    <w:p>
-      <w:pPr>
-        <w:spacing w:line="414" w:lineRule="exact"/>
-      </w:pPr>
-      <w:r>
-        <w:rPr>
-          <w:position w:val="-8"/>
-        </w:rPr>
-        <w:drawing>
-          <wp:inline distT="0" distB="0" distL="0" distR="0">
-            <wp:extent cx="685371" cy="262951"/>
-            <wp:effectExtent l="0" t="0" r="0" b="0"/>
-            <wp:docPr id="12" name="IM 12"/>
-            <wp:cNvGraphicFramePr/>
-            <a:graphic xmlns:a="http://schemas.openxmlformats.org/drawingml/2006/main">
-              <a:graphicData uri="http://schemas.openxmlformats.org/drawingml/2006/picture">
-                <pic:pic xmlns:pic="http://schemas.openxmlformats.org/drawingml/2006/picture">
-                  <pic:nvPicPr>
-                    <pic:cNvPr id="12" name="IM 12"/>
-                    <pic:cNvPicPr/>
-                  </pic:nvPicPr>
-                  <pic:blipFill>
-                    <a:blip xmlns:r="http://schemas.openxmlformats.org/officeDocument/2006/relationships" r:embed="rId4"/>
-                    <a:stretch>
-                      <a:fillRect/>
-                    </a:stretch>
-                  </pic:blipFill>
-                  <pic:spPr>
-                    <a:xfrm rot="0">
-                      <a:off x="0" y="0"/>
-                      <a:ext cx="685371" cy="262951"/>
-                    </a:xfrm>
-                    <a:prstGeom prst="rect">
-                      <a:avLst/>
-                    </a:prstGeom>
-                  </pic:spPr>
-                </pic:pic>
-              </a:graphicData>
-            </a:graphic>
-          </wp:inline>
-        </w:drawing>
-      </w:r>
-    </w:p>
-    <w:p>
-      <w:pPr>
-        <w:spacing w:before="217" w:line="362" w:lineRule="auto"/>
-        <w:ind w:left="28" w:firstLine="1875"/>
+        <w:keepNext w:val="0"/>
+        <w:keepLines w:val="0"/>
+        <w:pageBreakBefore w:val="0"/>
+        <w:widowControl/>
+        <w:kinsoku w:val="0"/>
+        <w:wordWrap/>
+        <w:overflowPunct/>
+        <w:topLinePunct w:val="0"/>
+        <w:autoSpaceDE w:val="0"/>
+        <w:autoSpaceDN w:val="0"/>
+        <w:bidi w:val="0"/>
+        <w:adjustRightInd w:val="0"/>
+        <w:snapToGrid w:val="0"/>
+        <w:spacing w:before="217" w:line="363" w:lineRule="auto"/>
+        <w:ind w:left="28" w:firstLine="476" w:firstLineChars="200"/>
         <w:jc w:val="both"/>
-        <w:rPr>
-          <w:rFonts w:ascii="SimSun" w:eastAsia="SimSun" w:hAnsi="SimSun" w:cs="SimSun"/>
-          <w:sz w:val="24"/>
-          <w:szCs w:val="24"/>
-        </w:rPr>
-      </w:pPr>
-      <w:r>
-        <w:rPr>
-          <w:rFonts w:ascii="SimSun" w:eastAsia="SimSun" w:hAnsi="SimSun" w:cs="SimSun"/>
+        <w:textAlignment w:val="baseline"/>
+        <w:rPr>
+          <w:rFonts w:ascii="宋体" w:hAnsi="宋体" w:eastAsia="宋体" w:cs="宋体"/>
+          <w:sz w:val="24"/>
+          <w:szCs w:val="24"/>
+        </w:rPr>
+      </w:pPr>
+      <w:r>
+        <w:rPr>
+          <w:rFonts w:ascii="宋体" w:hAnsi="宋体" w:eastAsia="宋体" w:cs="宋体"/>
           <w:spacing w:val="-1"/>
           <w:sz w:val="24"/>
           <w:szCs w:val="24"/>
@@ -5023,7 +4912,7 @@
       </w:r>
       <w:r>
         <w:rPr>
-          <w:rFonts w:ascii="SimSun" w:eastAsia="SimSun" w:hAnsi="SimSun" w:cs="SimSun"/>
+          <w:rFonts w:ascii="宋体" w:hAnsi="宋体" w:eastAsia="宋体" w:cs="宋体"/>
           <w:spacing w:val="-8"/>
           <w:sz w:val="24"/>
           <w:szCs w:val="24"/>
@@ -5032,7 +4921,7 @@
       </w:r>
       <w:r>
         <w:rPr>
-          <w:rFonts w:ascii="SimSun" w:eastAsia="SimSun" w:hAnsi="SimSun" w:cs="SimSun"/>
+          <w:rFonts w:ascii="宋体" w:hAnsi="宋体" w:eastAsia="宋体" w:cs="宋体"/>
           <w:spacing w:val="-9"/>
           <w:sz w:val="24"/>
           <w:szCs w:val="24"/>
@@ -5041,7 +4930,7 @@
       </w:r>
       <w:r>
         <w:rPr>
-          <w:rFonts w:ascii="SimSun" w:eastAsia="SimSun" w:hAnsi="SimSun" w:cs="SimSun"/>
+          <w:rFonts w:ascii="宋体" w:hAnsi="宋体" w:eastAsia="宋体" w:cs="宋体"/>
           <w:spacing w:val="-11"/>
           <w:sz w:val="24"/>
           <w:szCs w:val="24"/>
@@ -5050,7 +4939,7 @@
       </w:r>
       <w:r>
         <w:rPr>
-          <w:rFonts w:ascii="SimSun" w:eastAsia="SimSun" w:hAnsi="SimSun" w:cs="SimSun"/>
+          <w:rFonts w:ascii="宋体" w:hAnsi="宋体" w:eastAsia="宋体" w:cs="宋体"/>
           <w:spacing w:val="-2"/>
           <w:sz w:val="24"/>
           <w:szCs w:val="24"/>
@@ -5059,7 +4948,7 @@
       </w:r>
       <w:r>
         <w:rPr>
-          <w:rFonts w:ascii="SimSun" w:eastAsia="SimSun" w:hAnsi="SimSun" w:cs="SimSun"/>
+          <w:rFonts w:ascii="宋体" w:hAnsi="宋体" w:eastAsia="宋体" w:cs="宋体"/>
           <w:spacing w:val="-3"/>
           <w:sz w:val="24"/>
           <w:szCs w:val="24"/>
@@ -5072,14 +4961,14 @@
         <w:spacing w:line="238" w:lineRule="auto"/>
         <w:ind w:left="520"/>
         <w:rPr>
-          <w:rFonts w:ascii="SimSun" w:eastAsia="SimSun" w:hAnsi="SimSun" w:cs="SimSun"/>
-          <w:sz w:val="24"/>
-          <w:szCs w:val="24"/>
-        </w:rPr>
-      </w:pPr>
-      <w:r>
-        <w:rPr>
-          <w:rFonts w:ascii="Wingdings" w:eastAsia="Wingdings" w:hAnsi="Wingdings" w:cs="Wingdings"/>
+          <w:rFonts w:ascii="宋体" w:hAnsi="宋体" w:eastAsia="宋体" w:cs="宋体"/>
+          <w:sz w:val="24"/>
+          <w:szCs w:val="24"/>
+        </w:rPr>
+      </w:pPr>
+      <w:r>
+        <w:rPr>
+          <w:rFonts w:ascii="Wingdings" w:hAnsi="Wingdings" w:eastAsia="Wingdings" w:cs="Wingdings"/>
           <w:spacing w:val="-14"/>
           <w:sz w:val="24"/>
           <w:szCs w:val="24"/>
@@ -5088,7 +4977,7 @@
       </w:r>
       <w:r>
         <w:rPr>
-          <w:rFonts w:ascii="SimSun" w:eastAsia="SimSun" w:hAnsi="SimSun" w:cs="SimSun"/>
+          <w:rFonts w:ascii="宋体" w:hAnsi="宋体" w:eastAsia="宋体" w:cs="宋体"/>
           <w:spacing w:val="-14"/>
           <w:sz w:val="24"/>
           <w:szCs w:val="24"/>
@@ -5101,14 +4990,14 @@
         <w:spacing w:before="170" w:line="364" w:lineRule="auto"/>
         <w:ind w:left="28" w:right="211" w:firstLine="480"/>
         <w:rPr>
-          <w:rFonts w:ascii="SimSun" w:eastAsia="SimSun" w:hAnsi="SimSun" w:cs="SimSun"/>
-          <w:sz w:val="24"/>
-          <w:szCs w:val="24"/>
-        </w:rPr>
-      </w:pPr>
-      <w:r>
-        <w:rPr>
-          <w:rFonts w:ascii="SimSun" w:eastAsia="SimSun" w:hAnsi="SimSun" w:cs="SimSun"/>
+          <w:rFonts w:ascii="宋体" w:hAnsi="宋体" w:eastAsia="宋体" w:cs="宋体"/>
+          <w:sz w:val="24"/>
+          <w:szCs w:val="24"/>
+        </w:rPr>
+      </w:pPr>
+      <w:r>
+        <w:rPr>
+          <w:rFonts w:ascii="宋体" w:hAnsi="宋体" w:eastAsia="宋体" w:cs="宋体"/>
           <w:spacing w:val="-8"/>
           <w:sz w:val="24"/>
           <w:szCs w:val="24"/>
@@ -5117,7 +5006,7 @@
       </w:r>
       <w:r>
         <w:rPr>
-          <w:rFonts w:ascii="SimSun" w:eastAsia="SimSun" w:hAnsi="SimSun" w:cs="SimSun"/>
+          <w:rFonts w:ascii="宋体" w:hAnsi="宋体" w:eastAsia="宋体" w:cs="宋体"/>
           <w:spacing w:val="-9"/>
           <w:sz w:val="24"/>
           <w:szCs w:val="24"/>
@@ -5126,7 +5015,7 @@
       </w:r>
       <w:r>
         <w:rPr>
-          <w:rFonts w:ascii="SimSun" w:eastAsia="SimSun" w:hAnsi="SimSun" w:cs="SimSun"/>
+          <w:rFonts w:ascii="宋体" w:hAnsi="宋体" w:eastAsia="宋体" w:cs="宋体"/>
           <w:spacing w:val="-1"/>
           <w:sz w:val="24"/>
           <w:szCs w:val="24"/>
@@ -5136,12 +5025,12 @@
     </w:p>
     <w:p>
       <w:pPr>
-        <w:pStyle w:val="BodyText"/>
+        <w:pStyle w:val="2"/>
         <w:spacing w:before="167" w:line="221" w:lineRule="auto"/>
         <w:ind w:left="32"/>
         <w:outlineLvl w:val="1"/>
         <w:rPr>
-          <w:rFonts w:ascii="SimHei" w:eastAsia="SimHei" w:hAnsi="SimHei" w:cs="SimHei"/>
+          <w:rFonts w:ascii="黑体" w:hAnsi="黑体" w:eastAsia="黑体" w:cs="黑体"/>
           <w:sz w:val="30"/>
           <w:szCs w:val="30"/>
         </w:rPr>
@@ -5160,7 +5049,7 @@
       </w:r>
       <w:r>
         <w:rPr>
-          <w:rFonts w:ascii="SimHei" w:eastAsia="SimHei" w:hAnsi="SimHei" w:cs="SimHei"/>
+          <w:rFonts w:ascii="黑体" w:hAnsi="黑体" w:eastAsia="黑体" w:cs="黑体"/>
           <w:b/>
           <w:bCs/>
           <w:spacing w:val="-4"/>
@@ -5172,7 +5061,7 @@
     </w:p>
     <w:p>
       <w:pPr>
-        <w:pStyle w:val="BodyText"/>
+        <w:pStyle w:val="2"/>
         <w:spacing w:line="266" w:lineRule="auto"/>
       </w:pPr>
     </w:p>
@@ -5181,14 +5070,14 @@
         <w:spacing w:before="78" w:line="219" w:lineRule="auto"/>
         <w:ind w:left="513"/>
         <w:rPr>
-          <w:rFonts w:ascii="SimSun" w:eastAsia="SimSun" w:hAnsi="SimSun" w:cs="SimSun"/>
-          <w:sz w:val="24"/>
-          <w:szCs w:val="24"/>
-        </w:rPr>
-      </w:pPr>
-      <w:r>
-        <w:rPr>
-          <w:rFonts w:ascii="SimSun" w:eastAsia="SimSun" w:hAnsi="SimSun" w:cs="SimSun"/>
+          <w:rFonts w:ascii="宋体" w:hAnsi="宋体" w:eastAsia="宋体" w:cs="宋体"/>
+          <w:sz w:val="24"/>
+          <w:szCs w:val="24"/>
+        </w:rPr>
+      </w:pPr>
+      <w:r>
+        <w:rPr>
+          <w:rFonts w:ascii="宋体" w:hAnsi="宋体" w:eastAsia="宋体" w:cs="宋体"/>
           <w:spacing w:val="-4"/>
           <w:sz w:val="24"/>
           <w:szCs w:val="24"/>
@@ -5197,7 +5086,7 @@
       </w:r>
       <w:r>
         <w:rPr>
-          <w:rFonts w:ascii="Calibri" w:eastAsia="Calibri" w:hAnsi="Calibri" w:cs="Calibri"/>
+          <w:rFonts w:ascii="Calibri" w:hAnsi="Calibri" w:eastAsia="Calibri" w:cs="Calibri"/>
           <w:spacing w:val="-4"/>
           <w:sz w:val="24"/>
           <w:szCs w:val="24"/>
@@ -5206,7 +5095,7 @@
       </w:r>
       <w:r>
         <w:rPr>
-          <w:rFonts w:ascii="Calibri" w:eastAsia="Calibri" w:hAnsi="Calibri" w:cs="Calibri"/>
+          <w:rFonts w:ascii="Calibri" w:hAnsi="Calibri" w:eastAsia="Calibri" w:cs="Calibri"/>
           <w:spacing w:val="-21"/>
           <w:sz w:val="24"/>
           <w:szCs w:val="24"/>
@@ -5215,7 +5104,7 @@
       </w:r>
       <w:r>
         <w:rPr>
-          <w:rFonts w:ascii="SimSun" w:eastAsia="SimSun" w:hAnsi="SimSun" w:cs="SimSun"/>
+          <w:rFonts w:ascii="宋体" w:hAnsi="宋体" w:eastAsia="宋体" w:cs="宋体"/>
           <w:spacing w:val="-4"/>
           <w:sz w:val="24"/>
           <w:szCs w:val="24"/>
@@ -5224,7 +5113,7 @@
       </w:r>
       <w:r>
         <w:rPr>
-          <w:rFonts w:ascii="Calibri" w:eastAsia="Calibri" w:hAnsi="Calibri" w:cs="Calibri"/>
+          <w:rFonts w:ascii="Calibri" w:hAnsi="Calibri" w:eastAsia="Calibri" w:cs="Calibri"/>
           <w:spacing w:val="-4"/>
           <w:sz w:val="24"/>
           <w:szCs w:val="24"/>
@@ -5233,7 +5122,7 @@
       </w:r>
       <w:r>
         <w:rPr>
-          <w:rFonts w:ascii="Calibri" w:eastAsia="Calibri" w:hAnsi="Calibri" w:cs="Calibri"/>
+          <w:rFonts w:ascii="Calibri" w:hAnsi="Calibri" w:eastAsia="Calibri" w:cs="Calibri"/>
           <w:spacing w:val="-27"/>
           <w:sz w:val="24"/>
           <w:szCs w:val="24"/>
@@ -5242,7 +5131,7 @@
       </w:r>
       <w:r>
         <w:rPr>
-          <w:rFonts w:ascii="SimSun" w:eastAsia="SimSun" w:hAnsi="SimSun" w:cs="SimSun"/>
+          <w:rFonts w:ascii="宋体" w:hAnsi="宋体" w:eastAsia="宋体" w:cs="宋体"/>
           <w:spacing w:val="-4"/>
           <w:sz w:val="24"/>
           <w:szCs w:val="24"/>
@@ -5251,7 +5140,7 @@
       </w:r>
       <w:r>
         <w:rPr>
-          <w:rFonts w:ascii="Calibri" w:eastAsia="Calibri" w:hAnsi="Calibri" w:cs="Calibri"/>
+          <w:rFonts w:ascii="Calibri" w:hAnsi="Calibri" w:eastAsia="Calibri" w:cs="Calibri"/>
           <w:spacing w:val="-4"/>
           <w:sz w:val="24"/>
           <w:szCs w:val="24"/>
@@ -5260,7 +5149,7 @@
       </w:r>
       <w:r>
         <w:rPr>
-          <w:rFonts w:ascii="SimSun" w:eastAsia="SimSun" w:hAnsi="SimSun" w:cs="SimSun"/>
+          <w:rFonts w:ascii="宋体" w:hAnsi="宋体" w:eastAsia="宋体" w:cs="宋体"/>
           <w:spacing w:val="-4"/>
           <w:sz w:val="24"/>
           <w:szCs w:val="24"/>
@@ -5273,14 +5162,14 @@
         <w:spacing w:before="176" w:line="239" w:lineRule="auto"/>
         <w:ind w:left="520"/>
         <w:rPr>
-          <w:rFonts w:ascii="SimSun" w:eastAsia="SimSun" w:hAnsi="SimSun" w:cs="SimSun"/>
-          <w:sz w:val="24"/>
-          <w:szCs w:val="24"/>
-        </w:rPr>
-      </w:pPr>
-      <w:r>
-        <w:rPr>
-          <w:rFonts w:ascii="Wingdings" w:eastAsia="Wingdings" w:hAnsi="Wingdings" w:cs="Wingdings"/>
+          <w:rFonts w:ascii="宋体" w:hAnsi="宋体" w:eastAsia="宋体" w:cs="宋体"/>
+          <w:sz w:val="24"/>
+          <w:szCs w:val="24"/>
+        </w:rPr>
+      </w:pPr>
+      <w:r>
+        <w:rPr>
+          <w:rFonts w:ascii="Wingdings" w:hAnsi="Wingdings" w:eastAsia="Wingdings" w:cs="Wingdings"/>
           <w:spacing w:val="-3"/>
           <w:sz w:val="24"/>
           <w:szCs w:val="24"/>
@@ -5289,7 +5178,7 @@
       </w:r>
       <w:r>
         <w:rPr>
-          <w:rFonts w:ascii="Wingdings" w:eastAsia="Wingdings" w:hAnsi="Wingdings" w:cs="Wingdings"/>
+          <w:rFonts w:ascii="Wingdings" w:hAnsi="Wingdings" w:eastAsia="Wingdings" w:cs="Wingdings"/>
           <w:spacing w:val="-50"/>
           <w:sz w:val="24"/>
           <w:szCs w:val="24"/>
@@ -5298,7 +5187,7 @@
       </w:r>
       <w:r>
         <w:rPr>
-          <w:rFonts w:ascii="Calibri" w:eastAsia="Calibri" w:hAnsi="Calibri" w:cs="Calibri"/>
+          <w:rFonts w:ascii="Calibri" w:hAnsi="Calibri" w:eastAsia="Calibri" w:cs="Calibri"/>
           <w:spacing w:val="-3"/>
           <w:sz w:val="24"/>
           <w:szCs w:val="24"/>
@@ -5307,7 +5196,7 @@
       </w:r>
       <w:r>
         <w:rPr>
-          <w:rFonts w:ascii="SimSun" w:eastAsia="SimSun" w:hAnsi="SimSun" w:cs="SimSun"/>
+          <w:rFonts w:ascii="宋体" w:hAnsi="宋体" w:eastAsia="宋体" w:cs="宋体"/>
           <w:spacing w:val="-3"/>
           <w:sz w:val="24"/>
           <w:szCs w:val="24"/>
@@ -5320,14 +5209,14 @@
         <w:spacing w:before="162" w:line="239" w:lineRule="auto"/>
         <w:ind w:left="520"/>
         <w:rPr>
-          <w:rFonts w:ascii="SimSun" w:eastAsia="SimSun" w:hAnsi="SimSun" w:cs="SimSun"/>
-          <w:sz w:val="24"/>
-          <w:szCs w:val="24"/>
-        </w:rPr>
-      </w:pPr>
-      <w:r>
-        <w:rPr>
-          <w:rFonts w:ascii="Wingdings" w:eastAsia="Wingdings" w:hAnsi="Wingdings" w:cs="Wingdings"/>
+          <w:rFonts w:ascii="宋体" w:hAnsi="宋体" w:eastAsia="宋体" w:cs="宋体"/>
+          <w:sz w:val="24"/>
+          <w:szCs w:val="24"/>
+        </w:rPr>
+      </w:pPr>
+      <w:r>
+        <w:rPr>
+          <w:rFonts w:ascii="Wingdings" w:hAnsi="Wingdings" w:eastAsia="Wingdings" w:cs="Wingdings"/>
           <w:spacing w:val="-4"/>
           <w:sz w:val="24"/>
           <w:szCs w:val="24"/>
@@ -5336,7 +5225,7 @@
       </w:r>
       <w:r>
         <w:rPr>
-          <w:rFonts w:ascii="Wingdings" w:eastAsia="Wingdings" w:hAnsi="Wingdings" w:cs="Wingdings"/>
+          <w:rFonts w:ascii="Wingdings" w:hAnsi="Wingdings" w:eastAsia="Wingdings" w:cs="Wingdings"/>
           <w:spacing w:val="-29"/>
           <w:sz w:val="24"/>
           <w:szCs w:val="24"/>
@@ -5345,7 +5234,7 @@
       </w:r>
       <w:r>
         <w:rPr>
-          <w:rFonts w:ascii="Calibri" w:eastAsia="Calibri" w:hAnsi="Calibri" w:cs="Calibri"/>
+          <w:rFonts w:ascii="Calibri" w:hAnsi="Calibri" w:eastAsia="Calibri" w:cs="Calibri"/>
           <w:spacing w:val="-4"/>
           <w:sz w:val="24"/>
           <w:szCs w:val="24"/>
@@ -5354,7 +5243,7 @@
       </w:r>
       <w:r>
         <w:rPr>
-          <w:rFonts w:ascii="SimSun" w:eastAsia="SimSun" w:hAnsi="SimSun" w:cs="SimSun"/>
+          <w:rFonts w:ascii="宋体" w:hAnsi="宋体" w:eastAsia="宋体" w:cs="宋体"/>
           <w:spacing w:val="-4"/>
           <w:sz w:val="24"/>
           <w:szCs w:val="24"/>
@@ -5367,14 +5256,14 @@
         <w:spacing w:before="159" w:line="239" w:lineRule="auto"/>
         <w:ind w:left="520"/>
         <w:rPr>
-          <w:rFonts w:ascii="SimSun" w:eastAsia="SimSun" w:hAnsi="SimSun" w:cs="SimSun"/>
-          <w:sz w:val="24"/>
-          <w:szCs w:val="24"/>
-        </w:rPr>
-      </w:pPr>
-      <w:r>
-        <w:rPr>
-          <w:rFonts w:ascii="Wingdings" w:eastAsia="Wingdings" w:hAnsi="Wingdings" w:cs="Wingdings"/>
+          <w:rFonts w:ascii="宋体" w:hAnsi="宋体" w:eastAsia="宋体" w:cs="宋体"/>
+          <w:sz w:val="24"/>
+          <w:szCs w:val="24"/>
+        </w:rPr>
+      </w:pPr>
+      <w:r>
+        <w:rPr>
+          <w:rFonts w:ascii="Wingdings" w:hAnsi="Wingdings" w:eastAsia="Wingdings" w:cs="Wingdings"/>
           <w:spacing w:val="-2"/>
           <w:sz w:val="24"/>
           <w:szCs w:val="24"/>
@@ -5383,7 +5272,7 @@
       </w:r>
       <w:r>
         <w:rPr>
-          <w:rFonts w:ascii="Wingdings" w:eastAsia="Wingdings" w:hAnsi="Wingdings" w:cs="Wingdings"/>
+          <w:rFonts w:ascii="Wingdings" w:hAnsi="Wingdings" w:eastAsia="Wingdings" w:cs="Wingdings"/>
           <w:spacing w:val="-41"/>
           <w:sz w:val="24"/>
           <w:szCs w:val="24"/>
@@ -5392,7 +5281,7 @@
       </w:r>
       <w:r>
         <w:rPr>
-          <w:rFonts w:ascii="Calibri" w:eastAsia="Calibri" w:hAnsi="Calibri" w:cs="Calibri"/>
+          <w:rFonts w:ascii="Calibri" w:hAnsi="Calibri" w:eastAsia="Calibri" w:cs="Calibri"/>
           <w:spacing w:val="-2"/>
           <w:sz w:val="24"/>
           <w:szCs w:val="24"/>
@@ -5401,7 +5290,7 @@
       </w:r>
       <w:r>
         <w:rPr>
-          <w:rFonts w:ascii="SimSun" w:eastAsia="SimSun" w:hAnsi="SimSun" w:cs="SimSun"/>
+          <w:rFonts w:ascii="宋体" w:hAnsi="宋体" w:eastAsia="宋体" w:cs="宋体"/>
           <w:spacing w:val="-2"/>
           <w:sz w:val="24"/>
           <w:szCs w:val="24"/>
@@ -5411,18 +5300,18 @@
     </w:p>
     <w:p>
       <w:pPr>
-        <w:pStyle w:val="BodyText"/>
+        <w:pStyle w:val="2"/>
         <w:spacing w:line="246" w:lineRule="auto"/>
       </w:pPr>
     </w:p>
     <w:p>
       <w:pPr>
-        <w:pStyle w:val="BodyText"/>
+        <w:pStyle w:val="2"/>
         <w:spacing w:before="98" w:line="222" w:lineRule="auto"/>
         <w:ind w:left="32"/>
         <w:outlineLvl w:val="1"/>
         <w:rPr>
-          <w:rFonts w:ascii="SimHei" w:eastAsia="SimHei" w:hAnsi="SimHei" w:cs="SimHei"/>
+          <w:rFonts w:ascii="黑体" w:hAnsi="黑体" w:eastAsia="黑体" w:cs="黑体"/>
           <w:sz w:val="30"/>
           <w:szCs w:val="30"/>
         </w:rPr>
@@ -5441,7 +5330,7 @@
       </w:r>
       <w:r>
         <w:rPr>
-          <w:rFonts w:ascii="SimHei" w:eastAsia="SimHei" w:hAnsi="SimHei" w:cs="SimHei"/>
+          <w:rFonts w:ascii="黑体" w:hAnsi="黑体" w:eastAsia="黑体" w:cs="黑体"/>
           <w:b/>
           <w:bCs/>
           <w:spacing w:val="-4"/>
@@ -5453,7 +5342,7 @@
     </w:p>
     <w:p>
       <w:pPr>
-        <w:pStyle w:val="BodyText"/>
+        <w:pStyle w:val="2"/>
         <w:spacing w:line="252" w:lineRule="auto"/>
       </w:pPr>
     </w:p>
@@ -5463,14 +5352,14 @@
         <w:ind w:right="14"/>
         <w:jc w:val="right"/>
         <w:rPr>
-          <w:rFonts w:ascii="SimSun" w:eastAsia="SimSun" w:hAnsi="SimSun" w:cs="SimSun"/>
-          <w:sz w:val="24"/>
-          <w:szCs w:val="24"/>
-        </w:rPr>
-      </w:pPr>
-      <w:r>
-        <w:rPr>
-          <w:rFonts w:ascii="Wingdings" w:eastAsia="Wingdings" w:hAnsi="Wingdings" w:cs="Wingdings"/>
+          <w:rFonts w:ascii="宋体" w:hAnsi="宋体" w:eastAsia="宋体" w:cs="宋体"/>
+          <w:sz w:val="24"/>
+          <w:szCs w:val="24"/>
+        </w:rPr>
+      </w:pPr>
+      <w:r>
+        <w:rPr>
+          <w:rFonts w:ascii="Wingdings" w:hAnsi="Wingdings" w:eastAsia="Wingdings" w:cs="Wingdings"/>
           <w:spacing w:val="-6"/>
           <w:sz w:val="24"/>
           <w:szCs w:val="24"/>
@@ -5479,7 +5368,7 @@
       </w:r>
       <w:r>
         <w:rPr>
-          <w:rFonts w:ascii="Wingdings" w:eastAsia="Wingdings" w:hAnsi="Wingdings" w:cs="Wingdings"/>
+          <w:rFonts w:ascii="Wingdings" w:hAnsi="Wingdings" w:eastAsia="Wingdings" w:cs="Wingdings"/>
           <w:spacing w:val="-51"/>
           <w:sz w:val="24"/>
           <w:szCs w:val="24"/>
@@ -5488,7 +5377,7 @@
       </w:r>
       <w:r>
         <w:rPr>
-          <w:rFonts w:ascii="SimSun" w:eastAsia="SimSun" w:hAnsi="SimSun" w:cs="SimSun"/>
+          <w:rFonts w:ascii="宋体" w:hAnsi="宋体" w:eastAsia="宋体" w:cs="宋体"/>
           <w:spacing w:val="-6"/>
           <w:sz w:val="24"/>
           <w:szCs w:val="24"/>
@@ -5497,7 +5386,7 @@
       </w:r>
       <w:r>
         <w:rPr>
-          <w:rFonts w:ascii="SimSun" w:eastAsia="SimSun" w:hAnsi="SimSun" w:cs="SimSun"/>
+          <w:rFonts w:ascii="宋体" w:hAnsi="宋体" w:eastAsia="宋体" w:cs="宋体"/>
           <w:spacing w:val="-7"/>
           <w:sz w:val="24"/>
           <w:szCs w:val="24"/>
@@ -5510,14 +5399,14 @@
         <w:spacing w:before="163" w:line="239" w:lineRule="auto"/>
         <w:ind w:left="520"/>
         <w:rPr>
-          <w:rFonts w:ascii="SimSun" w:eastAsia="SimSun" w:hAnsi="SimSun" w:cs="SimSun"/>
-          <w:sz w:val="24"/>
-          <w:szCs w:val="24"/>
-        </w:rPr>
-      </w:pPr>
-      <w:r>
-        <w:rPr>
-          <w:rFonts w:ascii="Wingdings" w:eastAsia="Wingdings" w:hAnsi="Wingdings" w:cs="Wingdings"/>
+          <w:rFonts w:ascii="宋体" w:hAnsi="宋体" w:eastAsia="宋体" w:cs="宋体"/>
+          <w:sz w:val="24"/>
+          <w:szCs w:val="24"/>
+        </w:rPr>
+      </w:pPr>
+      <w:r>
+        <w:rPr>
+          <w:rFonts w:ascii="Wingdings" w:hAnsi="Wingdings" w:eastAsia="Wingdings" w:cs="Wingdings"/>
           <w:spacing w:val="-3"/>
           <w:sz w:val="24"/>
           <w:szCs w:val="24"/>
@@ -5526,7 +5415,7 @@
       </w:r>
       <w:r>
         <w:rPr>
-          <w:rFonts w:ascii="Wingdings" w:eastAsia="Wingdings" w:hAnsi="Wingdings" w:cs="Wingdings"/>
+          <w:rFonts w:ascii="Wingdings" w:hAnsi="Wingdings" w:eastAsia="Wingdings" w:cs="Wingdings"/>
           <w:spacing w:val="-49"/>
           <w:sz w:val="24"/>
           <w:szCs w:val="24"/>
@@ -5535,7 +5424,7 @@
       </w:r>
       <w:r>
         <w:rPr>
-          <w:rFonts w:ascii="SimSun" w:eastAsia="SimSun" w:hAnsi="SimSun" w:cs="SimSun"/>
+          <w:rFonts w:ascii="宋体" w:hAnsi="宋体" w:eastAsia="宋体" w:cs="宋体"/>
           <w:spacing w:val="-3"/>
           <w:sz w:val="24"/>
           <w:szCs w:val="24"/>
@@ -5544,7 +5433,7 @@
       </w:r>
       <w:r>
         <w:rPr>
-          <w:rFonts w:ascii="Calibri" w:eastAsia="Calibri" w:hAnsi="Calibri" w:cs="Calibri"/>
+          <w:rFonts w:ascii="Calibri" w:hAnsi="Calibri" w:eastAsia="Calibri" w:cs="Calibri"/>
           <w:spacing w:val="-3"/>
           <w:sz w:val="24"/>
           <w:szCs w:val="24"/>
@@ -5553,7 +5442,7 @@
       </w:r>
       <w:r>
         <w:rPr>
-          <w:rFonts w:ascii="SimSun" w:eastAsia="SimSun" w:hAnsi="SimSun" w:cs="SimSun"/>
+          <w:rFonts w:ascii="宋体" w:hAnsi="宋体" w:eastAsia="宋体" w:cs="宋体"/>
           <w:spacing w:val="-3"/>
           <w:sz w:val="24"/>
           <w:szCs w:val="24"/>
@@ -5562,7 +5451,7 @@
       </w:r>
       <w:r>
         <w:rPr>
-          <w:rFonts w:ascii="SimSun" w:eastAsia="SimSun" w:hAnsi="SimSun" w:cs="SimSun"/>
+          <w:rFonts w:ascii="宋体" w:hAnsi="宋体" w:eastAsia="宋体" w:cs="宋体"/>
           <w:spacing w:val="-4"/>
           <w:sz w:val="24"/>
           <w:szCs w:val="24"/>
@@ -5575,14 +5464,14 @@
         <w:spacing w:before="159" w:line="296" w:lineRule="auto"/>
         <w:ind w:left="933" w:right="31" w:hanging="413"/>
         <w:rPr>
-          <w:rFonts w:ascii="SimSun" w:eastAsia="SimSun" w:hAnsi="SimSun" w:cs="SimSun"/>
-          <w:sz w:val="24"/>
-          <w:szCs w:val="24"/>
-        </w:rPr>
-      </w:pPr>
-      <w:r>
-        <w:rPr>
-          <w:rFonts w:ascii="Wingdings" w:eastAsia="Wingdings" w:hAnsi="Wingdings" w:cs="Wingdings"/>
+          <w:rFonts w:ascii="宋体" w:hAnsi="宋体" w:eastAsia="宋体" w:cs="宋体"/>
+          <w:sz w:val="24"/>
+          <w:szCs w:val="24"/>
+        </w:rPr>
+      </w:pPr>
+      <w:r>
+        <w:rPr>
+          <w:rFonts w:ascii="Wingdings" w:hAnsi="Wingdings" w:eastAsia="Wingdings" w:cs="Wingdings"/>
           <w:spacing w:val="-9"/>
           <w:sz w:val="24"/>
           <w:szCs w:val="24"/>
@@ -5591,7 +5480,7 @@
       </w:r>
       <w:r>
         <w:rPr>
-          <w:rFonts w:ascii="SimSun" w:eastAsia="SimSun" w:hAnsi="SimSun" w:cs="SimSun"/>
+          <w:rFonts w:ascii="宋体" w:hAnsi="宋体" w:eastAsia="宋体" w:cs="宋体"/>
           <w:spacing w:val="-9"/>
           <w:sz w:val="24"/>
           <w:szCs w:val="24"/>
@@ -5600,7 +5489,7 @@
       </w:r>
       <w:r>
         <w:rPr>
-          <w:rFonts w:ascii="Calibri" w:eastAsia="Calibri" w:hAnsi="Calibri" w:cs="Calibri"/>
+          <w:rFonts w:ascii="Calibri" w:hAnsi="Calibri" w:eastAsia="Calibri" w:cs="Calibri"/>
           <w:spacing w:val="-9"/>
           <w:sz w:val="24"/>
           <w:szCs w:val="24"/>
@@ -5609,7 +5498,7 @@
       </w:r>
       <w:r>
         <w:rPr>
-          <w:rFonts w:ascii="Calibri" w:eastAsia="Calibri" w:hAnsi="Calibri" w:cs="Calibri"/>
+          <w:rFonts w:ascii="Calibri" w:hAnsi="Calibri" w:eastAsia="Calibri" w:cs="Calibri"/>
           <w:spacing w:val="28"/>
           <w:w w:val="101"/>
           <w:sz w:val="24"/>
@@ -5619,7 +5508,7 @@
       </w:r>
       <w:r>
         <w:rPr>
-          <w:rFonts w:ascii="SimSun" w:eastAsia="SimSun" w:hAnsi="SimSun" w:cs="SimSun"/>
+          <w:rFonts w:ascii="宋体" w:hAnsi="宋体" w:eastAsia="宋体" w:cs="宋体"/>
           <w:spacing w:val="-9"/>
           <w:sz w:val="24"/>
           <w:szCs w:val="24"/>
@@ -5628,7 +5517,7 @@
       </w:r>
       <w:r>
         <w:rPr>
-          <w:rFonts w:ascii="Calibri" w:eastAsia="Calibri" w:hAnsi="Calibri" w:cs="Calibri"/>
+          <w:rFonts w:ascii="Calibri" w:hAnsi="Calibri" w:eastAsia="Calibri" w:cs="Calibri"/>
           <w:spacing w:val="-9"/>
           <w:sz w:val="24"/>
           <w:szCs w:val="24"/>
@@ -5637,7 +5526,7 @@
       </w:r>
       <w:r>
         <w:rPr>
-          <w:rFonts w:ascii="Calibri" w:eastAsia="Calibri" w:hAnsi="Calibri" w:cs="Calibri"/>
+          <w:rFonts w:ascii="Calibri" w:hAnsi="Calibri" w:eastAsia="Calibri" w:cs="Calibri"/>
           <w:spacing w:val="11"/>
           <w:sz w:val="24"/>
           <w:szCs w:val="24"/>
@@ -5646,7 +5535,7 @@
       </w:r>
       <w:r>
         <w:rPr>
-          <w:rFonts w:ascii="SimSun" w:eastAsia="SimSun" w:hAnsi="SimSun" w:cs="SimSun"/>
+          <w:rFonts w:ascii="宋体" w:hAnsi="宋体" w:eastAsia="宋体" w:cs="宋体"/>
           <w:spacing w:val="-9"/>
           <w:sz w:val="24"/>
           <w:szCs w:val="24"/>
@@ -5655,7 +5544,7 @@
       </w:r>
       <w:r>
         <w:rPr>
-          <w:rFonts w:ascii="SimSun" w:eastAsia="SimSun" w:hAnsi="SimSun" w:cs="SimSun"/>
+          <w:rFonts w:ascii="宋体" w:hAnsi="宋体" w:eastAsia="宋体" w:cs="宋体"/>
           <w:spacing w:val="-1"/>
           <w:sz w:val="24"/>
           <w:szCs w:val="24"/>
@@ -5668,21 +5557,21 @@
         <w:spacing w:before="177" w:line="296" w:lineRule="auto"/>
         <w:ind w:left="931" w:right="40" w:hanging="411"/>
         <w:rPr>
-          <w:rFonts w:ascii="SimSun" w:eastAsia="SimSun" w:hAnsi="SimSun" w:cs="SimSun"/>
-          <w:sz w:val="24"/>
-          <w:szCs w:val="24"/>
-        </w:rPr>
-      </w:pPr>
-      <w:r>
-        <w:rPr>
-          <w:rFonts w:ascii="SimSun" w:eastAsia="SimSun" w:hAnsi="SimSun" w:cs="SimSun"/>
+          <w:rFonts w:ascii="宋体" w:hAnsi="宋体" w:eastAsia="宋体" w:cs="宋体"/>
+          <w:sz w:val="24"/>
+          <w:szCs w:val="24"/>
+        </w:rPr>
+      </w:pPr>
+      <w:r>
+        <w:rPr>
+          <w:rFonts w:ascii="宋体" w:hAnsi="宋体" w:eastAsia="宋体" w:cs="宋体"/>
           <w:position w:val="-4"/>
           <w:sz w:val="24"/>
           <w:szCs w:val="24"/>
         </w:rPr>
         <w:drawing>
           <wp:inline distT="0" distB="0" distL="0" distR="0">
-            <wp:extent cx="122986" cy="168859"/>
+            <wp:extent cx="122555" cy="168275"/>
             <wp:effectExtent l="0" t="0" r="0" b="0"/>
             <wp:docPr id="14" name="IM 14"/>
             <wp:cNvGraphicFramePr/>
@@ -5694,13 +5583,13 @@
                     <pic:cNvPicPr/>
                   </pic:nvPicPr>
                   <pic:blipFill>
-                    <a:blip xmlns:r="http://schemas.openxmlformats.org/officeDocument/2006/relationships" r:embed="rId10"/>
+                    <a:blip r:embed="rId11"/>
                     <a:stretch>
                       <a:fillRect/>
                     </a:stretch>
                   </pic:blipFill>
                   <pic:spPr>
-                    <a:xfrm rot="0">
+                    <a:xfrm>
                       <a:off x="0" y="0"/>
                       <a:ext cx="122986" cy="168859"/>
                     </a:xfrm>
@@ -5716,7 +5605,7 @@
       </w:r>
       <w:r>
         <w:rPr>
-          <w:rFonts w:ascii="SimSun" w:eastAsia="SimSun" w:hAnsi="SimSun" w:cs="SimSun"/>
+          <w:rFonts w:ascii="宋体" w:hAnsi="宋体" w:eastAsia="宋体" w:cs="宋体"/>
           <w:spacing w:val="40"/>
           <w:sz w:val="24"/>
           <w:szCs w:val="24"/>
@@ -5725,7 +5614,7 @@
       </w:r>
       <w:r>
         <w:rPr>
-          <w:rFonts w:ascii="SimSun" w:eastAsia="SimSun" w:hAnsi="SimSun" w:cs="SimSun"/>
+          <w:rFonts w:ascii="宋体" w:hAnsi="宋体" w:eastAsia="宋体" w:cs="宋体"/>
           <w:spacing w:val="-1"/>
           <w:sz w:val="24"/>
           <w:szCs w:val="24"/>
@@ -5734,7 +5623,7 @@
       </w:r>
       <w:r>
         <w:rPr>
-          <w:rFonts w:ascii="Calibri" w:eastAsia="Calibri" w:hAnsi="Calibri" w:cs="Calibri"/>
+          <w:rFonts w:ascii="Calibri" w:hAnsi="Calibri" w:eastAsia="Calibri" w:cs="Calibri"/>
           <w:spacing w:val="-1"/>
           <w:sz w:val="24"/>
           <w:szCs w:val="24"/>
@@ -5743,7 +5632,7 @@
       </w:r>
       <w:r>
         <w:rPr>
-          <w:rFonts w:ascii="SimSun" w:eastAsia="SimSun" w:hAnsi="SimSun" w:cs="SimSun"/>
+          <w:rFonts w:ascii="宋体" w:hAnsi="宋体" w:eastAsia="宋体" w:cs="宋体"/>
           <w:spacing w:val="-1"/>
           <w:sz w:val="24"/>
           <w:szCs w:val="24"/>
@@ -5752,21 +5641,12 @@
       </w:r>
       <w:r>
         <w:rPr>
-          <w:rFonts w:ascii="SimSun" w:eastAsia="SimSun" w:hAnsi="SimSun" w:cs="SimSun"/>
+          <w:rFonts w:ascii="宋体" w:hAnsi="宋体" w:eastAsia="宋体" w:cs="宋体"/>
           <w:spacing w:val="-2"/>
           <w:sz w:val="24"/>
           <w:szCs w:val="24"/>
         </w:rPr>
-        <w:t>资质证明、单位概况及</w:t>
-      </w:r>
-      <w:r>
-        <w:rPr>
-          <w:rFonts w:ascii="SimSun" w:eastAsia="SimSun" w:hAnsi="SimSun" w:cs="SimSun"/>
-          <w:spacing w:val="-2"/>
-          <w:sz w:val="24"/>
-          <w:szCs w:val="24"/>
-        </w:rPr>
-        <w:t>用户反馈意见等；</w:t>
+        <w:t>资质证明、单位概况及用户反馈意见等；</w:t>
       </w:r>
     </w:p>
     <w:p>
@@ -5774,21 +5654,21 @@
         <w:spacing w:before="176" w:line="227" w:lineRule="auto"/>
         <w:ind w:left="520"/>
         <w:rPr>
-          <w:rFonts w:ascii="SimSun" w:eastAsia="SimSun" w:hAnsi="SimSun" w:cs="SimSun"/>
-          <w:sz w:val="24"/>
-          <w:szCs w:val="24"/>
-        </w:rPr>
-      </w:pPr>
-      <w:r>
-        <w:rPr>
-          <w:rFonts w:ascii="SimSun" w:eastAsia="SimSun" w:hAnsi="SimSun" w:cs="SimSun"/>
+          <w:rFonts w:ascii="宋体" w:hAnsi="宋体" w:eastAsia="宋体" w:cs="宋体"/>
+          <w:sz w:val="24"/>
+          <w:szCs w:val="24"/>
+        </w:rPr>
+      </w:pPr>
+      <w:r>
+        <w:rPr>
+          <w:rFonts w:ascii="宋体" w:hAnsi="宋体" w:eastAsia="宋体" w:cs="宋体"/>
           <w:position w:val="-4"/>
           <w:sz w:val="24"/>
           <w:szCs w:val="24"/>
         </w:rPr>
         <w:drawing>
           <wp:inline distT="0" distB="0" distL="0" distR="0">
-            <wp:extent cx="122986" cy="168859"/>
+            <wp:extent cx="122555" cy="168275"/>
             <wp:effectExtent l="0" t="0" r="0" b="0"/>
             <wp:docPr id="16" name="IM 16"/>
             <wp:cNvGraphicFramePr/>
@@ -5800,13 +5680,13 @@
                     <pic:cNvPicPr/>
                   </pic:nvPicPr>
                   <pic:blipFill>
-                    <a:blip xmlns:r="http://schemas.openxmlformats.org/officeDocument/2006/relationships" r:embed="rId10"/>
+                    <a:blip r:embed="rId11"/>
                     <a:stretch>
                       <a:fillRect/>
                     </a:stretch>
                   </pic:blipFill>
                   <pic:spPr>
-                    <a:xfrm rot="0">
+                    <a:xfrm>
                       <a:off x="0" y="0"/>
                       <a:ext cx="122986" cy="168859"/>
                     </a:xfrm>
@@ -5822,7 +5702,7 @@
       </w:r>
       <w:r>
         <w:rPr>
-          <w:rFonts w:ascii="SimSun" w:eastAsia="SimSun" w:hAnsi="SimSun" w:cs="SimSun"/>
+          <w:rFonts w:ascii="宋体" w:hAnsi="宋体" w:eastAsia="宋体" w:cs="宋体"/>
           <w:spacing w:val="108"/>
           <w:sz w:val="24"/>
           <w:szCs w:val="24"/>
@@ -5831,7 +5711,7 @@
       </w:r>
       <w:r>
         <w:rPr>
-          <w:rFonts w:ascii="SimSun" w:eastAsia="SimSun" w:hAnsi="SimSun" w:cs="SimSun"/>
+          <w:rFonts w:ascii="宋体" w:hAnsi="宋体" w:eastAsia="宋体" w:cs="宋体"/>
           <w:spacing w:val="-1"/>
           <w:sz w:val="24"/>
           <w:szCs w:val="24"/>
@@ -5844,14 +5724,14 @@
         <w:spacing w:before="176" w:line="318" w:lineRule="auto"/>
         <w:ind w:left="931" w:right="33" w:hanging="411"/>
         <w:rPr>
-          <w:rFonts w:ascii="SimSun" w:eastAsia="SimSun" w:hAnsi="SimSun" w:cs="SimSun"/>
-          <w:sz w:val="24"/>
-          <w:szCs w:val="24"/>
-        </w:rPr>
-      </w:pPr>
-      <w:r>
-        <w:rPr>
-          <w:rFonts w:ascii="Wingdings" w:eastAsia="Wingdings" w:hAnsi="Wingdings" w:cs="Wingdings"/>
+          <w:rFonts w:ascii="宋体" w:hAnsi="宋体" w:eastAsia="宋体" w:cs="宋体"/>
+          <w:sz w:val="24"/>
+          <w:szCs w:val="24"/>
+        </w:rPr>
+      </w:pPr>
+      <w:r>
+        <w:rPr>
+          <w:rFonts w:ascii="Wingdings" w:hAnsi="Wingdings" w:eastAsia="Wingdings" w:cs="Wingdings"/>
           <w:spacing w:val="-4"/>
           <w:sz w:val="24"/>
           <w:szCs w:val="24"/>
@@ -5860,7 +5740,7 @@
       </w:r>
       <w:r>
         <w:rPr>
-          <w:rFonts w:ascii="SimSun" w:eastAsia="SimSun" w:hAnsi="SimSun" w:cs="SimSun"/>
+          <w:rFonts w:ascii="宋体" w:hAnsi="宋体" w:eastAsia="宋体" w:cs="宋体"/>
           <w:spacing w:val="-4"/>
           <w:sz w:val="24"/>
           <w:szCs w:val="24"/>
@@ -5869,7 +5749,7 @@
       </w:r>
       <w:r>
         <w:rPr>
-          <w:rFonts w:ascii="Calibri" w:eastAsia="Calibri" w:hAnsi="Calibri" w:cs="Calibri"/>
+          <w:rFonts w:ascii="Calibri" w:hAnsi="Calibri" w:eastAsia="Calibri" w:cs="Calibri"/>
           <w:spacing w:val="-4"/>
           <w:sz w:val="24"/>
           <w:szCs w:val="24"/>
@@ -5878,7 +5758,7 @@
       </w:r>
       <w:r>
         <w:rPr>
-          <w:rFonts w:ascii="Calibri" w:eastAsia="Calibri" w:hAnsi="Calibri" w:cs="Calibri"/>
+          <w:rFonts w:ascii="Calibri" w:hAnsi="Calibri" w:eastAsia="Calibri" w:cs="Calibri"/>
           <w:spacing w:val="23"/>
           <w:sz w:val="24"/>
           <w:szCs w:val="24"/>
@@ -5887,7 +5767,7 @@
       </w:r>
       <w:r>
         <w:rPr>
-          <w:rFonts w:ascii="SimSun" w:eastAsia="SimSun" w:hAnsi="SimSun" w:cs="SimSun"/>
+          <w:rFonts w:ascii="宋体" w:hAnsi="宋体" w:eastAsia="宋体" w:cs="宋体"/>
           <w:spacing w:val="-4"/>
           <w:sz w:val="24"/>
           <w:szCs w:val="24"/>
@@ -5896,21 +5776,12 @@
       </w:r>
       <w:r>
         <w:rPr>
-          <w:rFonts w:ascii="SimSun" w:eastAsia="SimSun" w:hAnsi="SimSun" w:cs="SimSun"/>
+          <w:rFonts w:ascii="宋体" w:hAnsi="宋体" w:eastAsia="宋体" w:cs="宋体"/>
           <w:spacing w:val="-1"/>
           <w:sz w:val="24"/>
           <w:szCs w:val="24"/>
         </w:rPr>
-        <w:t>经领导批准后，建立合格供货商档案，档案中要有产品质量业绩证明等</w:t>
-      </w:r>
-      <w:r>
-        <w:rPr>
-          <w:rFonts w:ascii="SimSun" w:eastAsia="SimSun" w:hAnsi="SimSun" w:cs="SimSun"/>
-          <w:spacing w:val="-1"/>
-          <w:sz w:val="24"/>
-          <w:szCs w:val="24"/>
-        </w:rPr>
-        <w:t>内容。报市场商务部经理批准后，再采购其产品；</w:t>
+        <w:t>经领导批准后，建立合格供货商档案，档案中要有产品质量业绩证明等内容。报市场商务部经理批准后，再采购其产品；</w:t>
       </w:r>
     </w:p>
     <w:p>
@@ -5918,14 +5789,14 @@
         <w:spacing w:before="178" w:line="294" w:lineRule="auto"/>
         <w:ind w:left="935" w:right="50" w:hanging="415"/>
         <w:rPr>
-          <w:rFonts w:ascii="SimSun" w:eastAsia="SimSun" w:hAnsi="SimSun" w:cs="SimSun"/>
-          <w:sz w:val="24"/>
-          <w:szCs w:val="24"/>
-        </w:rPr>
-      </w:pPr>
-      <w:r>
-        <w:rPr>
-          <w:rFonts w:ascii="Wingdings" w:eastAsia="Wingdings" w:hAnsi="Wingdings" w:cs="Wingdings"/>
+          <w:rFonts w:ascii="宋体" w:hAnsi="宋体" w:eastAsia="宋体" w:cs="宋体"/>
+          <w:sz w:val="24"/>
+          <w:szCs w:val="24"/>
+        </w:rPr>
+      </w:pPr>
+      <w:r>
+        <w:rPr>
+          <w:rFonts w:ascii="Wingdings" w:hAnsi="Wingdings" w:eastAsia="Wingdings" w:cs="Wingdings"/>
           <w:spacing w:val="-2"/>
           <w:sz w:val="24"/>
           <w:szCs w:val="24"/>
@@ -5934,7 +5805,7 @@
       </w:r>
       <w:r>
         <w:rPr>
-          <w:rFonts w:ascii="Wingdings" w:eastAsia="Wingdings" w:hAnsi="Wingdings" w:cs="Wingdings"/>
+          <w:rFonts w:ascii="Wingdings" w:hAnsi="Wingdings" w:eastAsia="Wingdings" w:cs="Wingdings"/>
           <w:spacing w:val="-51"/>
           <w:sz w:val="24"/>
           <w:szCs w:val="24"/>
@@ -5943,7 +5814,7 @@
       </w:r>
       <w:r>
         <w:rPr>
-          <w:rFonts w:ascii="SimSun" w:eastAsia="SimSun" w:hAnsi="SimSun" w:cs="SimSun"/>
+          <w:rFonts w:ascii="宋体" w:hAnsi="宋体" w:eastAsia="宋体" w:cs="宋体"/>
           <w:spacing w:val="-2"/>
           <w:sz w:val="24"/>
           <w:szCs w:val="24"/>
@@ -5952,7 +5823,7 @@
       </w:r>
       <w:r>
         <w:rPr>
-          <w:rFonts w:ascii="Calibri" w:eastAsia="Calibri" w:hAnsi="Calibri" w:cs="Calibri"/>
+          <w:rFonts w:ascii="Calibri" w:hAnsi="Calibri" w:eastAsia="Calibri" w:cs="Calibri"/>
           <w:spacing w:val="-2"/>
           <w:sz w:val="24"/>
           <w:szCs w:val="24"/>
@@ -5961,7 +5832,7 @@
       </w:r>
       <w:r>
         <w:rPr>
-          <w:rFonts w:ascii="SimSun" w:eastAsia="SimSun" w:hAnsi="SimSun" w:cs="SimSun"/>
+          <w:rFonts w:ascii="宋体" w:hAnsi="宋体" w:eastAsia="宋体" w:cs="宋体"/>
           <w:spacing w:val="-2"/>
           <w:sz w:val="24"/>
           <w:szCs w:val="24"/>
@@ -5970,7 +5841,7 @@
       </w:r>
       <w:r>
         <w:rPr>
-          <w:rFonts w:ascii="SimSun" w:eastAsia="SimSun" w:hAnsi="SimSun" w:cs="SimSun"/>
+          <w:rFonts w:ascii="宋体" w:hAnsi="宋体" w:eastAsia="宋体" w:cs="宋体"/>
           <w:spacing w:val="-3"/>
           <w:sz w:val="24"/>
           <w:szCs w:val="24"/>
@@ -5979,7 +5850,7 @@
       </w:r>
       <w:r>
         <w:rPr>
-          <w:rFonts w:ascii="SimSun" w:eastAsia="SimSun" w:hAnsi="SimSun" w:cs="SimSun"/>
+          <w:rFonts w:ascii="宋体" w:hAnsi="宋体" w:eastAsia="宋体" w:cs="宋体"/>
           <w:spacing w:val="-1"/>
           <w:sz w:val="24"/>
           <w:szCs w:val="24"/>
@@ -5992,14 +5863,14 @@
         <w:spacing w:before="180" w:line="295" w:lineRule="auto"/>
         <w:ind w:left="929" w:right="86" w:hanging="409"/>
         <w:rPr>
-          <w:rFonts w:ascii="SimSun" w:eastAsia="SimSun" w:hAnsi="SimSun" w:cs="SimSun"/>
-          <w:sz w:val="24"/>
-          <w:szCs w:val="24"/>
-        </w:rPr>
-      </w:pPr>
-      <w:r>
-        <w:rPr>
-          <w:rFonts w:ascii="Wingdings" w:eastAsia="Wingdings" w:hAnsi="Wingdings" w:cs="Wingdings"/>
+          <w:rFonts w:ascii="宋体" w:hAnsi="宋体" w:eastAsia="宋体" w:cs="宋体"/>
+          <w:sz w:val="24"/>
+          <w:szCs w:val="24"/>
+        </w:rPr>
+      </w:pPr>
+      <w:r>
+        <w:rPr>
+          <w:rFonts w:ascii="Wingdings" w:hAnsi="Wingdings" w:eastAsia="Wingdings" w:cs="Wingdings"/>
           <w:spacing w:val="-3"/>
           <w:sz w:val="24"/>
           <w:szCs w:val="24"/>
@@ -6008,7 +5879,7 @@
       </w:r>
       <w:r>
         <w:rPr>
-          <w:rFonts w:ascii="Wingdings" w:eastAsia="Wingdings" w:hAnsi="Wingdings" w:cs="Wingdings"/>
+          <w:rFonts w:ascii="Wingdings" w:hAnsi="Wingdings" w:eastAsia="Wingdings" w:cs="Wingdings"/>
           <w:spacing w:val="-51"/>
           <w:sz w:val="24"/>
           <w:szCs w:val="24"/>
@@ -6017,7 +5888,7 @@
       </w:r>
       <w:r>
         <w:rPr>
-          <w:rFonts w:ascii="SimSun" w:eastAsia="SimSun" w:hAnsi="SimSun" w:cs="SimSun"/>
+          <w:rFonts w:ascii="宋体" w:hAnsi="宋体" w:eastAsia="宋体" w:cs="宋体"/>
           <w:spacing w:val="-3"/>
           <w:sz w:val="24"/>
           <w:szCs w:val="24"/>
@@ -6026,7 +5897,7 @@
       </w:r>
       <w:r>
         <w:rPr>
-          <w:rFonts w:ascii="SimSun" w:eastAsia="SimSun" w:hAnsi="SimSun" w:cs="SimSun"/>
+          <w:rFonts w:ascii="宋体" w:hAnsi="宋体" w:eastAsia="宋体" w:cs="宋体"/>
           <w:spacing w:val="-27"/>
           <w:sz w:val="24"/>
           <w:szCs w:val="24"/>
@@ -6035,7 +5906,7 @@
       </w:r>
       <w:r>
         <w:rPr>
-          <w:rFonts w:ascii="Calibri" w:eastAsia="Calibri" w:hAnsi="Calibri" w:cs="Calibri"/>
+          <w:rFonts w:ascii="Calibri" w:hAnsi="Calibri" w:eastAsia="Calibri" w:cs="Calibri"/>
           <w:spacing w:val="-3"/>
           <w:sz w:val="24"/>
           <w:szCs w:val="24"/>
@@ -6044,7 +5915,7 @@
       </w:r>
       <w:r>
         <w:rPr>
-          <w:rFonts w:ascii="Calibri" w:eastAsia="Calibri" w:hAnsi="Calibri" w:cs="Calibri"/>
+          <w:rFonts w:ascii="Calibri" w:hAnsi="Calibri" w:eastAsia="Calibri" w:cs="Calibri"/>
           <w:spacing w:val="19"/>
           <w:sz w:val="24"/>
           <w:szCs w:val="24"/>
@@ -6053,7 +5924,7 @@
       </w:r>
       <w:r>
         <w:rPr>
-          <w:rFonts w:ascii="SimSun" w:eastAsia="SimSun" w:hAnsi="SimSun" w:cs="SimSun"/>
+          <w:rFonts w:ascii="宋体" w:hAnsi="宋体" w:eastAsia="宋体" w:cs="宋体"/>
           <w:spacing w:val="-3"/>
           <w:sz w:val="24"/>
           <w:szCs w:val="24"/>
@@ -6062,7 +5933,7 @@
       </w:r>
       <w:r>
         <w:rPr>
-          <w:rFonts w:ascii="SimSun" w:eastAsia="SimSun" w:hAnsi="SimSun" w:cs="SimSun"/>
+          <w:rFonts w:ascii="宋体" w:hAnsi="宋体" w:eastAsia="宋体" w:cs="宋体"/>
           <w:spacing w:val="-1"/>
           <w:sz w:val="24"/>
           <w:szCs w:val="24"/>
@@ -6075,14 +5946,14 @@
         <w:spacing w:before="179" w:line="239" w:lineRule="auto"/>
         <w:ind w:left="520"/>
         <w:rPr>
-          <w:rFonts w:ascii="SimSun" w:eastAsia="SimSun" w:hAnsi="SimSun" w:cs="SimSun"/>
-          <w:sz w:val="24"/>
-          <w:szCs w:val="24"/>
-        </w:rPr>
-      </w:pPr>
-      <w:r>
-        <w:rPr>
-          <w:rFonts w:ascii="Wingdings" w:eastAsia="Wingdings" w:hAnsi="Wingdings" w:cs="Wingdings"/>
+          <w:rFonts w:ascii="宋体" w:hAnsi="宋体" w:eastAsia="宋体" w:cs="宋体"/>
+          <w:sz w:val="24"/>
+          <w:szCs w:val="24"/>
+        </w:rPr>
+      </w:pPr>
+      <w:r>
+        <w:rPr>
+          <w:rFonts w:ascii="Wingdings" w:hAnsi="Wingdings" w:eastAsia="Wingdings" w:cs="Wingdings"/>
           <w:spacing w:val="-3"/>
           <w:sz w:val="24"/>
           <w:szCs w:val="24"/>
@@ -6091,91 +5962,12 @@
       </w:r>
       <w:r>
         <w:rPr>
-          <w:rFonts w:ascii="SimSun" w:eastAsia="SimSun" w:hAnsi="SimSun" w:cs="SimSun"/>
-          <w:spacing w:val="-3"/>
-          <w:sz w:val="24"/>
-          <w:szCs w:val="24"/>
-        </w:rPr>
-        <w:t>以后根据检验结果、实际使用效果及使用人反馈意见，确定其是否为合</w:t>
-      </w:r>
-    </w:p>
-    <w:p>
-      <w:pPr>
-        <w:spacing w:line="239" w:lineRule="auto"/>
-        <w:rPr>
-          <w:rFonts w:ascii="SimSun" w:eastAsia="SimSun" w:hAnsi="SimSun" w:cs="SimSun"/>
-          <w:sz w:val="24"/>
-          <w:szCs w:val="24"/>
-        </w:rPr>
-        <w:sectPr>
-          <w:footerReference w:type="default" r:id="rId11"/>
-          <w:pgSz w:w="11910" w:h="16840"/>
-          <w:pgMar w:top="907" w:right="1755" w:bottom="1110" w:left="1779" w:header="0" w:footer="876" w:gutter="0"/>
-          <w:cols w:space="720"/>
-        </w:sectPr>
-      </w:pPr>
-    </w:p>
-    <w:p>
-      <w:pPr>
-        <w:spacing w:line="414" w:lineRule="exact"/>
-      </w:pPr>
-      <w:r>
-        <w:rPr>
-          <w:position w:val="-8"/>
-        </w:rPr>
-        <w:drawing>
-          <wp:inline distT="0" distB="0" distL="0" distR="0">
-            <wp:extent cx="685371" cy="262951"/>
-            <wp:effectExtent l="0" t="0" r="0" b="0"/>
-            <wp:docPr id="18" name="IM 18"/>
-            <wp:cNvGraphicFramePr/>
-            <a:graphic xmlns:a="http://schemas.openxmlformats.org/drawingml/2006/main">
-              <a:graphicData uri="http://schemas.openxmlformats.org/drawingml/2006/picture">
-                <pic:pic xmlns:pic="http://schemas.openxmlformats.org/drawingml/2006/picture">
-                  <pic:nvPicPr>
-                    <pic:cNvPr id="18" name="IM 18"/>
-                    <pic:cNvPicPr/>
-                  </pic:nvPicPr>
-                  <pic:blipFill>
-                    <a:blip xmlns:r="http://schemas.openxmlformats.org/officeDocument/2006/relationships" r:embed="rId4"/>
-                    <a:stretch>
-                      <a:fillRect/>
-                    </a:stretch>
-                  </pic:blipFill>
-                  <pic:spPr>
-                    <a:xfrm rot="0">
-                      <a:off x="0" y="0"/>
-                      <a:ext cx="685371" cy="262951"/>
-                    </a:xfrm>
-                    <a:prstGeom prst="rect">
-                      <a:avLst/>
-                    </a:prstGeom>
-                  </pic:spPr>
-                </pic:pic>
-              </a:graphicData>
-            </a:graphic>
-          </wp:inline>
-        </w:drawing>
-      </w:r>
-    </w:p>
-    <w:p>
-      <w:pPr>
-        <w:spacing w:before="217" w:line="219" w:lineRule="auto"/>
-        <w:ind w:left="1366"/>
-        <w:rPr>
-          <w:rFonts w:ascii="SimSun" w:eastAsia="SimSun" w:hAnsi="SimSun" w:cs="SimSun"/>
-          <w:sz w:val="24"/>
-          <w:szCs w:val="24"/>
-        </w:rPr>
-      </w:pPr>
-      <w:r>
-        <w:rPr>
-          <w:rFonts w:ascii="SimSun" w:eastAsia="SimSun" w:hAnsi="SimSun" w:cs="SimSun"/>
-          <w:spacing w:val="-2"/>
-          <w:sz w:val="24"/>
-          <w:szCs w:val="24"/>
-        </w:rPr>
-        <w:t>格供货商；</w:t>
+          <w:rFonts w:ascii="宋体" w:hAnsi="宋体" w:eastAsia="宋体" w:cs="宋体"/>
+          <w:spacing w:val="-1"/>
+          <w:sz w:val="24"/>
+          <w:szCs w:val="24"/>
+        </w:rPr>
+        <w:t>以后根据检验结果、实际使用效果及使用人反馈意见，确定其是否为合格供货商；</w:t>
       </w:r>
     </w:p>
     <w:p>
@@ -6183,14 +5975,14 @@
         <w:spacing w:before="178" w:line="239" w:lineRule="auto"/>
         <w:ind w:left="520"/>
         <w:rPr>
-          <w:rFonts w:ascii="SimSun" w:eastAsia="SimSun" w:hAnsi="SimSun" w:cs="SimSun"/>
-          <w:sz w:val="24"/>
-          <w:szCs w:val="24"/>
-        </w:rPr>
-      </w:pPr>
-      <w:r>
-        <w:rPr>
-          <w:rFonts w:ascii="Wingdings" w:eastAsia="Wingdings" w:hAnsi="Wingdings" w:cs="Wingdings"/>
+          <w:rFonts w:ascii="宋体" w:hAnsi="宋体" w:eastAsia="宋体" w:cs="宋体"/>
+          <w:sz w:val="24"/>
+          <w:szCs w:val="24"/>
+        </w:rPr>
+      </w:pPr>
+      <w:r>
+        <w:rPr>
+          <w:rFonts w:ascii="Wingdings" w:hAnsi="Wingdings" w:eastAsia="Wingdings" w:cs="Wingdings"/>
           <w:spacing w:val="-7"/>
           <w:sz w:val="24"/>
           <w:szCs w:val="24"/>
@@ -6199,7 +5991,7 @@
       </w:r>
       <w:r>
         <w:rPr>
-          <w:rFonts w:ascii="Wingdings" w:eastAsia="Wingdings" w:hAnsi="Wingdings" w:cs="Wingdings"/>
+          <w:rFonts w:ascii="Wingdings" w:hAnsi="Wingdings" w:eastAsia="Wingdings" w:cs="Wingdings"/>
           <w:spacing w:val="-50"/>
           <w:sz w:val="24"/>
           <w:szCs w:val="24"/>
@@ -6208,7 +6000,7 @@
       </w:r>
       <w:r>
         <w:rPr>
-          <w:rFonts w:ascii="SimSun" w:eastAsia="SimSun" w:hAnsi="SimSun" w:cs="SimSun"/>
+          <w:rFonts w:ascii="宋体" w:hAnsi="宋体" w:eastAsia="宋体" w:cs="宋体"/>
           <w:spacing w:val="-7"/>
           <w:sz w:val="24"/>
           <w:szCs w:val="24"/>
@@ -6217,7 +6009,7 @@
       </w:r>
       <w:r>
         <w:rPr>
-          <w:rFonts w:ascii="SimSun" w:eastAsia="SimSun" w:hAnsi="SimSun" w:cs="SimSun"/>
+          <w:rFonts w:ascii="宋体" w:hAnsi="宋体" w:eastAsia="宋体" w:cs="宋体"/>
           <w:spacing w:val="-8"/>
           <w:sz w:val="24"/>
           <w:szCs w:val="24"/>
@@ -6227,18 +6019,18 @@
     </w:p>
     <w:p>
       <w:pPr>
-        <w:pStyle w:val="BodyText"/>
+        <w:pStyle w:val="2"/>
         <w:spacing w:line="242" w:lineRule="auto"/>
       </w:pPr>
     </w:p>
     <w:p>
       <w:pPr>
-        <w:pStyle w:val="BodyText"/>
+        <w:pStyle w:val="2"/>
         <w:spacing w:before="97" w:line="223" w:lineRule="auto"/>
         <w:ind w:left="32"/>
         <w:outlineLvl w:val="1"/>
         <w:rPr>
-          <w:rFonts w:ascii="SimHei" w:eastAsia="SimHei" w:hAnsi="SimHei" w:cs="SimHei"/>
+          <w:rFonts w:ascii="黑体" w:hAnsi="黑体" w:eastAsia="黑体" w:cs="黑体"/>
           <w:sz w:val="30"/>
           <w:szCs w:val="30"/>
         </w:rPr>
@@ -6257,7 +6049,7 @@
       </w:r>
       <w:r>
         <w:rPr>
-          <w:rFonts w:ascii="SimHei" w:eastAsia="SimHei" w:hAnsi="SimHei" w:cs="SimHei"/>
+          <w:rFonts w:ascii="黑体" w:hAnsi="黑体" w:eastAsia="黑体" w:cs="黑体"/>
           <w:b/>
           <w:bCs/>
           <w:spacing w:val="-4"/>
@@ -6269,7 +6061,7 @@
     </w:p>
     <w:p>
       <w:pPr>
-        <w:pStyle w:val="BodyText"/>
+        <w:pStyle w:val="2"/>
         <w:spacing w:line="252" w:lineRule="auto"/>
       </w:pPr>
     </w:p>
@@ -6278,14 +6070,14 @@
         <w:spacing w:before="78" w:line="295" w:lineRule="auto"/>
         <w:ind w:left="927" w:right="79" w:hanging="407"/>
         <w:rPr>
-          <w:rFonts w:ascii="SimSun" w:eastAsia="SimSun" w:hAnsi="SimSun" w:cs="SimSun"/>
-          <w:sz w:val="24"/>
-          <w:szCs w:val="24"/>
-        </w:rPr>
-      </w:pPr>
-      <w:r>
-        <w:rPr>
-          <w:rFonts w:ascii="Wingdings" w:eastAsia="Wingdings" w:hAnsi="Wingdings" w:cs="Wingdings"/>
+          <w:rFonts w:ascii="宋体" w:hAnsi="宋体" w:eastAsia="宋体" w:cs="宋体"/>
+          <w:sz w:val="24"/>
+          <w:szCs w:val="24"/>
+        </w:rPr>
+      </w:pPr>
+      <w:r>
+        <w:rPr>
+          <w:rFonts w:ascii="Wingdings" w:hAnsi="Wingdings" w:eastAsia="Wingdings" w:cs="Wingdings"/>
           <w:spacing w:val="8"/>
           <w:sz w:val="24"/>
           <w:szCs w:val="24"/>
@@ -6294,7 +6086,7 @@
       </w:r>
       <w:r>
         <w:rPr>
-          <w:rFonts w:ascii="Wingdings" w:eastAsia="Wingdings" w:hAnsi="Wingdings" w:cs="Wingdings"/>
+          <w:rFonts w:ascii="Wingdings" w:hAnsi="Wingdings" w:eastAsia="Wingdings" w:cs="Wingdings"/>
           <w:spacing w:val="-46"/>
           <w:sz w:val="24"/>
           <w:szCs w:val="24"/>
@@ -6303,7 +6095,7 @@
       </w:r>
       <w:r>
         <w:rPr>
-          <w:rFonts w:ascii="SimSun" w:eastAsia="SimSun" w:hAnsi="SimSun" w:cs="SimSun"/>
+          <w:rFonts w:ascii="宋体" w:hAnsi="宋体" w:eastAsia="宋体" w:cs="宋体"/>
           <w:spacing w:val="8"/>
           <w:sz w:val="24"/>
           <w:szCs w:val="24"/>
@@ -6312,7 +6104,7 @@
       </w:r>
       <w:r>
         <w:rPr>
-          <w:rFonts w:ascii="SimSun" w:eastAsia="SimSun" w:hAnsi="SimSun" w:cs="SimSun"/>
+          <w:rFonts w:ascii="宋体" w:hAnsi="宋体" w:eastAsia="宋体" w:cs="宋体"/>
           <w:spacing w:val="7"/>
           <w:sz w:val="24"/>
           <w:szCs w:val="24"/>
@@ -6321,7 +6113,7 @@
       </w:r>
       <w:r>
         <w:rPr>
-          <w:rFonts w:ascii="SimSun" w:eastAsia="SimSun" w:hAnsi="SimSun" w:cs="SimSun"/>
+          <w:rFonts w:ascii="宋体" w:hAnsi="宋体" w:eastAsia="宋体" w:cs="宋体"/>
           <w:spacing w:val="-1"/>
           <w:sz w:val="24"/>
           <w:szCs w:val="24"/>
@@ -6334,14 +6126,14 @@
         <w:spacing w:before="179" w:line="239" w:lineRule="auto"/>
         <w:ind w:left="520"/>
         <w:rPr>
-          <w:rFonts w:ascii="SimSun" w:eastAsia="SimSun" w:hAnsi="SimSun" w:cs="SimSun"/>
-          <w:sz w:val="24"/>
-          <w:szCs w:val="24"/>
-        </w:rPr>
-      </w:pPr>
-      <w:r>
-        <w:rPr>
-          <w:rFonts w:ascii="Wingdings" w:eastAsia="Wingdings" w:hAnsi="Wingdings" w:cs="Wingdings"/>
+          <w:rFonts w:ascii="宋体" w:hAnsi="宋体" w:eastAsia="宋体" w:cs="宋体"/>
+          <w:sz w:val="24"/>
+          <w:szCs w:val="24"/>
+        </w:rPr>
+      </w:pPr>
+      <w:r>
+        <w:rPr>
+          <w:rFonts w:ascii="Wingdings" w:hAnsi="Wingdings" w:eastAsia="Wingdings" w:cs="Wingdings"/>
           <w:spacing w:val="-3"/>
           <w:sz w:val="24"/>
           <w:szCs w:val="24"/>
@@ -6350,7 +6142,7 @@
       </w:r>
       <w:r>
         <w:rPr>
-          <w:rFonts w:ascii="Wingdings" w:eastAsia="Wingdings" w:hAnsi="Wingdings" w:cs="Wingdings"/>
+          <w:rFonts w:ascii="Wingdings" w:hAnsi="Wingdings" w:eastAsia="Wingdings" w:cs="Wingdings"/>
           <w:spacing w:val="-39"/>
           <w:sz w:val="24"/>
           <w:szCs w:val="24"/>
@@ -6359,7 +6151,7 @@
       </w:r>
       <w:r>
         <w:rPr>
-          <w:rFonts w:ascii="SimSun" w:eastAsia="SimSun" w:hAnsi="SimSun" w:cs="SimSun"/>
+          <w:rFonts w:ascii="宋体" w:hAnsi="宋体" w:eastAsia="宋体" w:cs="宋体"/>
           <w:spacing w:val="-3"/>
           <w:sz w:val="24"/>
           <w:szCs w:val="24"/>
@@ -6372,14 +6164,14 @@
         <w:spacing w:before="162" w:line="295" w:lineRule="auto"/>
         <w:ind w:left="931" w:right="76" w:hanging="411"/>
         <w:rPr>
-          <w:rFonts w:ascii="SimSun" w:eastAsia="SimSun" w:hAnsi="SimSun" w:cs="SimSun"/>
-          <w:sz w:val="24"/>
-          <w:szCs w:val="24"/>
-        </w:rPr>
-      </w:pPr>
-      <w:r>
-        <w:rPr>
-          <w:rFonts w:ascii="Wingdings" w:eastAsia="Wingdings" w:hAnsi="Wingdings" w:cs="Wingdings"/>
+          <w:rFonts w:ascii="宋体" w:hAnsi="宋体" w:eastAsia="宋体" w:cs="宋体"/>
+          <w:sz w:val="24"/>
+          <w:szCs w:val="24"/>
+        </w:rPr>
+      </w:pPr>
+      <w:r>
+        <w:rPr>
+          <w:rFonts w:ascii="Wingdings" w:hAnsi="Wingdings" w:eastAsia="Wingdings" w:cs="Wingdings"/>
           <w:sz w:val="24"/>
           <w:szCs w:val="24"/>
         </w:rPr>
@@ -6387,7 +6179,7 @@
       </w:r>
       <w:r>
         <w:rPr>
-          <w:rFonts w:ascii="Wingdings" w:eastAsia="Wingdings" w:hAnsi="Wingdings" w:cs="Wingdings"/>
+          <w:rFonts w:ascii="Wingdings" w:hAnsi="Wingdings" w:eastAsia="Wingdings" w:cs="Wingdings"/>
           <w:spacing w:val="-45"/>
           <w:sz w:val="24"/>
           <w:szCs w:val="24"/>
@@ -6396,7 +6188,7 @@
       </w:r>
       <w:r>
         <w:rPr>
-          <w:rFonts w:ascii="SimSun" w:eastAsia="SimSun" w:hAnsi="SimSun" w:cs="SimSun"/>
+          <w:rFonts w:ascii="宋体" w:hAnsi="宋体" w:eastAsia="宋体" w:cs="宋体"/>
           <w:sz w:val="24"/>
           <w:szCs w:val="24"/>
         </w:rPr>
@@ -6404,7 +6196,7 @@
       </w:r>
       <w:r>
         <w:rPr>
-          <w:rFonts w:ascii="SimSun" w:eastAsia="SimSun" w:hAnsi="SimSun" w:cs="SimSun"/>
+          <w:rFonts w:ascii="宋体" w:hAnsi="宋体" w:eastAsia="宋体" w:cs="宋体"/>
           <w:spacing w:val="-2"/>
           <w:sz w:val="24"/>
           <w:szCs w:val="24"/>
@@ -6417,14 +6209,14 @@
         <w:spacing w:before="180" w:line="317" w:lineRule="auto"/>
         <w:ind w:left="932" w:right="74" w:hanging="412"/>
         <w:rPr>
-          <w:rFonts w:ascii="SimSun" w:eastAsia="SimSun" w:hAnsi="SimSun" w:cs="SimSun"/>
-          <w:sz w:val="24"/>
-          <w:szCs w:val="24"/>
-        </w:rPr>
-      </w:pPr>
-      <w:r>
-        <w:rPr>
-          <w:rFonts w:ascii="Wingdings" w:eastAsia="Wingdings" w:hAnsi="Wingdings" w:cs="Wingdings"/>
+          <w:rFonts w:ascii="宋体" w:hAnsi="宋体" w:eastAsia="宋体" w:cs="宋体"/>
+          <w:sz w:val="24"/>
+          <w:szCs w:val="24"/>
+        </w:rPr>
+      </w:pPr>
+      <w:r>
+        <w:rPr>
+          <w:rFonts w:ascii="Wingdings" w:hAnsi="Wingdings" w:eastAsia="Wingdings" w:cs="Wingdings"/>
           <w:spacing w:val="6"/>
           <w:sz w:val="24"/>
           <w:szCs w:val="24"/>
@@ -6433,7 +6225,7 @@
       </w:r>
       <w:r>
         <w:rPr>
-          <w:rFonts w:ascii="Wingdings" w:eastAsia="Wingdings" w:hAnsi="Wingdings" w:cs="Wingdings"/>
+          <w:rFonts w:ascii="Wingdings" w:hAnsi="Wingdings" w:eastAsia="Wingdings" w:cs="Wingdings"/>
           <w:spacing w:val="-50"/>
           <w:sz w:val="24"/>
           <w:szCs w:val="24"/>
@@ -6442,7 +6234,7 @@
       </w:r>
       <w:r>
         <w:rPr>
-          <w:rFonts w:ascii="SimSun" w:eastAsia="SimSun" w:hAnsi="SimSun" w:cs="SimSun"/>
+          <w:rFonts w:ascii="宋体" w:hAnsi="宋体" w:eastAsia="宋体" w:cs="宋体"/>
           <w:spacing w:val="6"/>
           <w:sz w:val="24"/>
           <w:szCs w:val="24"/>
@@ -6451,7 +6243,7 @@
       </w:r>
       <w:r>
         <w:rPr>
-          <w:rFonts w:ascii="Calibri" w:eastAsia="Calibri" w:hAnsi="Calibri" w:cs="Calibri"/>
+          <w:rFonts w:ascii="Calibri" w:hAnsi="Calibri" w:eastAsia="Calibri" w:cs="Calibri"/>
           <w:spacing w:val="6"/>
           <w:sz w:val="24"/>
           <w:szCs w:val="24"/>
@@ -6460,7 +6252,7 @@
       </w:r>
       <w:r>
         <w:rPr>
-          <w:rFonts w:ascii="SimSun" w:eastAsia="SimSun" w:hAnsi="SimSun" w:cs="SimSun"/>
+          <w:rFonts w:ascii="宋体" w:hAnsi="宋体" w:eastAsia="宋体" w:cs="宋体"/>
           <w:spacing w:val="6"/>
           <w:sz w:val="24"/>
           <w:szCs w:val="24"/>
@@ -6469,43 +6261,34 @@
       </w:r>
       <w:r>
         <w:rPr>
-          <w:rFonts w:ascii="SimSun" w:eastAsia="SimSun" w:hAnsi="SimSun" w:cs="SimSun"/>
+          <w:rFonts w:ascii="宋体" w:hAnsi="宋体" w:eastAsia="宋体" w:cs="宋体"/>
           <w:spacing w:val="5"/>
           <w:sz w:val="24"/>
           <w:szCs w:val="24"/>
         </w:rPr>
-        <w:t>完成的采购</w:t>
-      </w:r>
-      <w:r>
-        <w:rPr>
-          <w:rFonts w:ascii="SimSun" w:eastAsia="SimSun" w:hAnsi="SimSun" w:cs="SimSun"/>
+        <w:t>完成的采购工作或合同执行过程中出现问题</w:t>
+      </w:r>
+      <w:r>
+        <w:rPr>
+          <w:rFonts w:ascii="Calibri" w:hAnsi="Calibri" w:eastAsia="Calibri" w:cs="Calibri"/>
           <w:spacing w:val="5"/>
           <w:sz w:val="24"/>
           <w:szCs w:val="24"/>
         </w:rPr>
-        <w:t>工作或合同执行过程中出现问题</w:t>
-      </w:r>
-      <w:r>
-        <w:rPr>
-          <w:rFonts w:ascii="Calibri" w:eastAsia="Calibri" w:hAnsi="Calibri" w:cs="Calibri"/>
+        <w:t>,</w:t>
+      </w:r>
+      <w:r>
+        <w:rPr>
+          <w:rFonts w:ascii="宋体" w:hAnsi="宋体" w:eastAsia="宋体" w:cs="宋体"/>
           <w:spacing w:val="5"/>
           <w:sz w:val="24"/>
           <w:szCs w:val="24"/>
         </w:rPr>
-        <w:t>,</w:t>
-      </w:r>
-      <w:r>
-        <w:rPr>
-          <w:rFonts w:ascii="SimSun" w:eastAsia="SimSun" w:hAnsi="SimSun" w:cs="SimSun"/>
-          <w:spacing w:val="5"/>
-          <w:sz w:val="24"/>
-          <w:szCs w:val="24"/>
-        </w:rPr>
         <w:t>采购专员应及</w:t>
       </w:r>
       <w:r>
         <w:rPr>
-          <w:rFonts w:ascii="SimSun" w:eastAsia="SimSun" w:hAnsi="SimSun" w:cs="SimSun"/>
+          <w:rFonts w:ascii="宋体" w:hAnsi="宋体" w:eastAsia="宋体" w:cs="宋体"/>
           <w:spacing w:val="4"/>
           <w:sz w:val="24"/>
           <w:szCs w:val="24"/>
@@ -6514,7 +6297,7 @@
       </w:r>
       <w:r>
         <w:rPr>
-          <w:rFonts w:ascii="SimSun" w:eastAsia="SimSun" w:hAnsi="SimSun" w:cs="SimSun"/>
+          <w:rFonts w:ascii="宋体" w:hAnsi="宋体" w:eastAsia="宋体" w:cs="宋体"/>
           <w:spacing w:val="-1"/>
           <w:sz w:val="24"/>
           <w:szCs w:val="24"/>
@@ -6524,18 +6307,12 @@
     </w:p>
     <w:p>
       <w:pPr>
-        <w:pStyle w:val="BodyText"/>
-        <w:spacing w:line="258" w:lineRule="auto"/>
-      </w:pPr>
-    </w:p>
-    <w:p>
-      <w:pPr>
-        <w:pStyle w:val="BodyText"/>
+        <w:pStyle w:val="2"/>
         <w:spacing w:before="98" w:line="222" w:lineRule="auto"/>
         <w:ind w:left="32"/>
         <w:outlineLvl w:val="1"/>
         <w:rPr>
-          <w:rFonts w:ascii="SimHei" w:eastAsia="SimHei" w:hAnsi="SimHei" w:cs="SimHei"/>
+          <w:rFonts w:ascii="黑体" w:hAnsi="黑体" w:eastAsia="黑体" w:cs="黑体"/>
           <w:sz w:val="30"/>
           <w:szCs w:val="30"/>
         </w:rPr>
@@ -6554,7 +6331,7 @@
       </w:r>
       <w:r>
         <w:rPr>
-          <w:rFonts w:ascii="SimHei" w:eastAsia="SimHei" w:hAnsi="SimHei" w:cs="SimHei"/>
+          <w:rFonts w:ascii="黑体" w:hAnsi="黑体" w:eastAsia="黑体" w:cs="黑体"/>
           <w:b/>
           <w:bCs/>
           <w:spacing w:val="-4"/>
@@ -6566,7 +6343,7 @@
     </w:p>
     <w:p>
       <w:pPr>
-        <w:pStyle w:val="BodyText"/>
+        <w:pStyle w:val="2"/>
         <w:spacing w:line="310" w:lineRule="auto"/>
       </w:pPr>
     </w:p>
@@ -6575,14 +6352,14 @@
         <w:spacing w:before="92" w:line="224" w:lineRule="auto"/>
         <w:ind w:left="31"/>
         <w:rPr>
-          <w:rFonts w:ascii="SimHei" w:eastAsia="SimHei" w:hAnsi="SimHei" w:cs="SimHei"/>
+          <w:rFonts w:ascii="黑体" w:hAnsi="黑体" w:eastAsia="黑体" w:cs="黑体"/>
           <w:sz w:val="28"/>
           <w:szCs w:val="28"/>
         </w:rPr>
       </w:pPr>
       <w:r>
         <w:rPr>
-          <w:rFonts w:ascii="Calibri" w:eastAsia="Calibri" w:hAnsi="Calibri" w:cs="Calibri"/>
+          <w:rFonts w:ascii="Calibri" w:hAnsi="Calibri" w:eastAsia="Calibri" w:cs="Calibri"/>
           <w:b/>
           <w:bCs/>
           <w:spacing w:val="-4"/>
@@ -6593,7 +6370,7 @@
       </w:r>
       <w:r>
         <w:rPr>
-          <w:rFonts w:ascii="Calibri" w:eastAsia="Calibri" w:hAnsi="Calibri" w:cs="Calibri"/>
+          <w:rFonts w:ascii="Calibri" w:hAnsi="Calibri" w:eastAsia="Calibri" w:cs="Calibri"/>
           <w:b/>
           <w:bCs/>
           <w:spacing w:val="19"/>
@@ -6605,7 +6382,7 @@
       </w:r>
       <w:r>
         <w:rPr>
-          <w:rFonts w:ascii="SimHei" w:eastAsia="SimHei" w:hAnsi="SimHei" w:cs="SimHei"/>
+          <w:rFonts w:ascii="黑体" w:hAnsi="黑体" w:eastAsia="黑体" w:cs="黑体"/>
           <w:b/>
           <w:bCs/>
           <w:spacing w:val="-4"/>
@@ -6617,7 +6394,7 @@
     </w:p>
     <w:p>
       <w:pPr>
-        <w:pStyle w:val="BodyText"/>
+        <w:pStyle w:val="2"/>
         <w:spacing w:line="264" w:lineRule="auto"/>
       </w:pPr>
     </w:p>
@@ -6626,14 +6403,14 @@
         <w:spacing w:before="78" w:line="239" w:lineRule="auto"/>
         <w:ind w:left="520"/>
         <w:rPr>
-          <w:rFonts w:ascii="SimSun" w:eastAsia="SimSun" w:hAnsi="SimSun" w:cs="SimSun"/>
-          <w:sz w:val="24"/>
-          <w:szCs w:val="24"/>
-        </w:rPr>
-      </w:pPr>
-      <w:r>
-        <w:rPr>
-          <w:rFonts w:ascii="Wingdings" w:eastAsia="Wingdings" w:hAnsi="Wingdings" w:cs="Wingdings"/>
+          <w:rFonts w:ascii="宋体" w:hAnsi="宋体" w:eastAsia="宋体" w:cs="宋体"/>
+          <w:sz w:val="24"/>
+          <w:szCs w:val="24"/>
+        </w:rPr>
+      </w:pPr>
+      <w:r>
+        <w:rPr>
+          <w:rFonts w:ascii="Wingdings" w:hAnsi="Wingdings" w:eastAsia="Wingdings" w:cs="Wingdings"/>
           <w:spacing w:val="-7"/>
           <w:sz w:val="24"/>
           <w:szCs w:val="24"/>
@@ -6642,7 +6419,7 @@
       </w:r>
       <w:r>
         <w:rPr>
-          <w:rFonts w:ascii="Wingdings" w:eastAsia="Wingdings" w:hAnsi="Wingdings" w:cs="Wingdings"/>
+          <w:rFonts w:ascii="Wingdings" w:hAnsi="Wingdings" w:eastAsia="Wingdings" w:cs="Wingdings"/>
           <w:spacing w:val="-50"/>
           <w:sz w:val="24"/>
           <w:szCs w:val="24"/>
@@ -6651,7 +6428,7 @@
       </w:r>
       <w:r>
         <w:rPr>
-          <w:rFonts w:ascii="SimSun" w:eastAsia="SimSun" w:hAnsi="SimSun" w:cs="SimSun"/>
+          <w:rFonts w:ascii="宋体" w:hAnsi="宋体" w:eastAsia="宋体" w:cs="宋体"/>
           <w:spacing w:val="-7"/>
           <w:sz w:val="24"/>
           <w:szCs w:val="24"/>
@@ -6660,7 +6437,7 @@
       </w:r>
       <w:r>
         <w:rPr>
-          <w:rFonts w:ascii="SimSun" w:eastAsia="SimSun" w:hAnsi="SimSun" w:cs="SimSun"/>
+          <w:rFonts w:ascii="宋体" w:hAnsi="宋体" w:eastAsia="宋体" w:cs="宋体"/>
           <w:spacing w:val="-8"/>
           <w:sz w:val="24"/>
           <w:szCs w:val="24"/>
@@ -6673,14 +6450,14 @@
         <w:spacing w:before="171" w:line="339" w:lineRule="auto"/>
         <w:ind w:left="928" w:firstLine="5"/>
         <w:rPr>
-          <w:rFonts w:ascii="SimSun" w:eastAsia="SimSun" w:hAnsi="SimSun" w:cs="SimSun"/>
-          <w:sz w:val="24"/>
-          <w:szCs w:val="24"/>
-        </w:rPr>
-      </w:pPr>
-      <w:r>
-        <w:rPr>
-          <w:rFonts w:ascii="SimSun" w:eastAsia="SimSun" w:hAnsi="SimSun" w:cs="SimSun"/>
+          <w:rFonts w:ascii="宋体" w:hAnsi="宋体" w:eastAsia="宋体" w:cs="宋体"/>
+          <w:sz w:val="24"/>
+          <w:szCs w:val="24"/>
+        </w:rPr>
+      </w:pPr>
+      <w:r>
+        <w:rPr>
+          <w:rFonts w:ascii="宋体" w:hAnsi="宋体" w:eastAsia="宋体" w:cs="宋体"/>
           <w:spacing w:val="-6"/>
           <w:sz w:val="24"/>
           <w:szCs w:val="24"/>
@@ -6689,7 +6466,7 @@
       </w:r>
       <w:r>
         <w:rPr>
-          <w:rFonts w:ascii="SimSun" w:eastAsia="SimSun" w:hAnsi="SimSun" w:cs="SimSun"/>
+          <w:rFonts w:ascii="宋体" w:hAnsi="宋体" w:eastAsia="宋体" w:cs="宋体"/>
           <w:spacing w:val="-7"/>
           <w:sz w:val="24"/>
           <w:szCs w:val="24"/>
@@ -6698,7 +6475,7 @@
       </w:r>
       <w:r>
         <w:rPr>
-          <w:rFonts w:ascii="SimSun" w:eastAsia="SimSun" w:hAnsi="SimSun" w:cs="SimSun"/>
+          <w:rFonts w:ascii="宋体" w:hAnsi="宋体" w:eastAsia="宋体" w:cs="宋体"/>
           <w:spacing w:val="-8"/>
           <w:sz w:val="24"/>
           <w:szCs w:val="24"/>
@@ -6707,7 +6484,7 @@
       </w:r>
       <w:r>
         <w:rPr>
-          <w:rFonts w:ascii="SimSun" w:eastAsia="SimSun" w:hAnsi="SimSun" w:cs="SimSun"/>
+          <w:rFonts w:ascii="宋体" w:hAnsi="宋体" w:eastAsia="宋体" w:cs="宋体"/>
           <w:spacing w:val="-9"/>
           <w:sz w:val="24"/>
           <w:szCs w:val="24"/>
@@ -6716,7 +6493,7 @@
       </w:r>
       <w:r>
         <w:rPr>
-          <w:rFonts w:ascii="SimSun" w:eastAsia="SimSun" w:hAnsi="SimSun" w:cs="SimSun"/>
+          <w:rFonts w:ascii="宋体" w:hAnsi="宋体" w:eastAsia="宋体" w:cs="宋体"/>
           <w:spacing w:val="-11"/>
           <w:sz w:val="24"/>
           <w:szCs w:val="24"/>
@@ -6725,7 +6502,7 @@
       </w:r>
       <w:r>
         <w:rPr>
-          <w:rFonts w:ascii="SimSun" w:eastAsia="SimSun" w:hAnsi="SimSun" w:cs="SimSun"/>
+          <w:rFonts w:ascii="宋体" w:hAnsi="宋体" w:eastAsia="宋体" w:cs="宋体"/>
           <w:spacing w:val="-17"/>
           <w:sz w:val="24"/>
           <w:szCs w:val="24"/>
@@ -6734,7 +6511,7 @@
       </w:r>
       <w:r>
         <w:rPr>
-          <w:rFonts w:ascii="SimSun" w:eastAsia="SimSun" w:hAnsi="SimSun" w:cs="SimSun"/>
+          <w:rFonts w:ascii="宋体" w:hAnsi="宋体" w:eastAsia="宋体" w:cs="宋体"/>
           <w:spacing w:val="-7"/>
           <w:sz w:val="24"/>
           <w:szCs w:val="24"/>
@@ -6743,7 +6520,7 @@
       </w:r>
       <w:r>
         <w:rPr>
-          <w:rFonts w:ascii="SimSun" w:eastAsia="SimSun" w:hAnsi="SimSun" w:cs="SimSun"/>
+          <w:rFonts w:ascii="宋体" w:hAnsi="宋体" w:eastAsia="宋体" w:cs="宋体"/>
           <w:spacing w:val="-8"/>
           <w:sz w:val="24"/>
           <w:szCs w:val="24"/>
@@ -6752,7 +6529,7 @@
       </w:r>
       <w:r>
         <w:rPr>
-          <w:rFonts w:ascii="SimSun" w:eastAsia="SimSun" w:hAnsi="SimSun" w:cs="SimSun"/>
+          <w:rFonts w:ascii="宋体" w:hAnsi="宋体" w:eastAsia="宋体" w:cs="宋体"/>
           <w:spacing w:val="-7"/>
           <w:sz w:val="24"/>
           <w:szCs w:val="24"/>
@@ -6765,14 +6542,14 @@
         <w:spacing w:before="182" w:line="239" w:lineRule="auto"/>
         <w:ind w:left="520"/>
         <w:rPr>
-          <w:rFonts w:ascii="SimSun" w:eastAsia="SimSun" w:hAnsi="SimSun" w:cs="SimSun"/>
-          <w:sz w:val="24"/>
-          <w:szCs w:val="24"/>
-        </w:rPr>
-      </w:pPr>
-      <w:r>
-        <w:rPr>
-          <w:rFonts w:ascii="Wingdings" w:eastAsia="Wingdings" w:hAnsi="Wingdings" w:cs="Wingdings"/>
+          <w:rFonts w:ascii="宋体" w:hAnsi="宋体" w:eastAsia="宋体" w:cs="宋体"/>
+          <w:sz w:val="24"/>
+          <w:szCs w:val="24"/>
+        </w:rPr>
+      </w:pPr>
+      <w:r>
+        <w:rPr>
+          <w:rFonts w:ascii="Wingdings" w:hAnsi="Wingdings" w:eastAsia="Wingdings" w:cs="Wingdings"/>
           <w:spacing w:val="-2"/>
           <w:sz w:val="24"/>
           <w:szCs w:val="24"/>
@@ -6781,7 +6558,7 @@
       </w:r>
       <w:r>
         <w:rPr>
-          <w:rFonts w:ascii="Wingdings" w:eastAsia="Wingdings" w:hAnsi="Wingdings" w:cs="Wingdings"/>
+          <w:rFonts w:ascii="Wingdings" w:hAnsi="Wingdings" w:eastAsia="Wingdings" w:cs="Wingdings"/>
           <w:spacing w:val="-35"/>
           <w:sz w:val="24"/>
           <w:szCs w:val="24"/>
@@ -6790,7 +6567,7 @@
       </w:r>
       <w:r>
         <w:rPr>
-          <w:rFonts w:ascii="SimSun" w:eastAsia="SimSun" w:hAnsi="SimSun" w:cs="SimSun"/>
+          <w:rFonts w:ascii="宋体" w:hAnsi="宋体" w:eastAsia="宋体" w:cs="宋体"/>
           <w:spacing w:val="-2"/>
           <w:sz w:val="24"/>
           <w:szCs w:val="24"/>
@@ -6803,14 +6580,14 @@
         <w:spacing w:before="162" w:line="295" w:lineRule="auto"/>
         <w:ind w:left="928" w:right="144" w:hanging="408"/>
         <w:rPr>
-          <w:rFonts w:ascii="SimSun" w:eastAsia="SimSun" w:hAnsi="SimSun" w:cs="SimSun"/>
-          <w:sz w:val="24"/>
-          <w:szCs w:val="24"/>
-        </w:rPr>
-      </w:pPr>
-      <w:r>
-        <w:rPr>
-          <w:rFonts w:ascii="Wingdings" w:eastAsia="Wingdings" w:hAnsi="Wingdings" w:cs="Wingdings"/>
+          <w:rFonts w:ascii="宋体" w:hAnsi="宋体" w:eastAsia="宋体" w:cs="宋体"/>
+          <w:sz w:val="24"/>
+          <w:szCs w:val="24"/>
+        </w:rPr>
+      </w:pPr>
+      <w:r>
+        <w:rPr>
+          <w:rFonts w:ascii="Wingdings" w:hAnsi="Wingdings" w:eastAsia="Wingdings" w:cs="Wingdings"/>
           <w:spacing w:val="-2"/>
           <w:sz w:val="24"/>
           <w:szCs w:val="24"/>
@@ -6819,7 +6596,7 @@
       </w:r>
       <w:r>
         <w:rPr>
-          <w:rFonts w:ascii="Wingdings" w:eastAsia="Wingdings" w:hAnsi="Wingdings" w:cs="Wingdings"/>
+          <w:rFonts w:ascii="Wingdings" w:hAnsi="Wingdings" w:eastAsia="Wingdings" w:cs="Wingdings"/>
           <w:spacing w:val="-47"/>
           <w:sz w:val="24"/>
           <w:szCs w:val="24"/>
@@ -6828,7 +6605,7 @@
       </w:r>
       <w:r>
         <w:rPr>
-          <w:rFonts w:ascii="SimSun" w:eastAsia="SimSun" w:hAnsi="SimSun" w:cs="SimSun"/>
+          <w:rFonts w:ascii="宋体" w:hAnsi="宋体" w:eastAsia="宋体" w:cs="宋体"/>
           <w:spacing w:val="-2"/>
           <w:sz w:val="24"/>
           <w:szCs w:val="24"/>
@@ -6837,7 +6614,7 @@
       </w:r>
       <w:r>
         <w:rPr>
-          <w:rFonts w:ascii="SimSun" w:eastAsia="SimSun" w:hAnsi="SimSun" w:cs="SimSun"/>
+          <w:rFonts w:ascii="宋体" w:hAnsi="宋体" w:eastAsia="宋体" w:cs="宋体"/>
           <w:spacing w:val="-1"/>
           <w:sz w:val="24"/>
           <w:szCs w:val="24"/>
@@ -6850,14 +6627,14 @@
         <w:spacing w:before="179" w:line="295" w:lineRule="auto"/>
         <w:ind w:left="932" w:right="144" w:hanging="412"/>
         <w:rPr>
-          <w:rFonts w:ascii="SimSun" w:eastAsia="SimSun" w:hAnsi="SimSun" w:cs="SimSun"/>
-          <w:sz w:val="24"/>
-          <w:szCs w:val="24"/>
-        </w:rPr>
-      </w:pPr>
-      <w:r>
-        <w:rPr>
-          <w:rFonts w:ascii="Wingdings" w:eastAsia="Wingdings" w:hAnsi="Wingdings" w:cs="Wingdings"/>
+          <w:rFonts w:ascii="宋体" w:hAnsi="宋体" w:eastAsia="宋体" w:cs="宋体"/>
+          <w:sz w:val="24"/>
+          <w:szCs w:val="24"/>
+        </w:rPr>
+      </w:pPr>
+      <w:r>
+        <w:rPr>
+          <w:rFonts w:ascii="Wingdings" w:hAnsi="Wingdings" w:eastAsia="Wingdings" w:cs="Wingdings"/>
           <w:spacing w:val="-2"/>
           <w:sz w:val="24"/>
           <w:szCs w:val="24"/>
@@ -6866,7 +6643,7 @@
       </w:r>
       <w:r>
         <w:rPr>
-          <w:rFonts w:ascii="Wingdings" w:eastAsia="Wingdings" w:hAnsi="Wingdings" w:cs="Wingdings"/>
+          <w:rFonts w:ascii="Wingdings" w:hAnsi="Wingdings" w:eastAsia="Wingdings" w:cs="Wingdings"/>
           <w:spacing w:val="-48"/>
           <w:sz w:val="24"/>
           <w:szCs w:val="24"/>
@@ -6875,7 +6652,7 @@
       </w:r>
       <w:r>
         <w:rPr>
-          <w:rFonts w:ascii="SimSun" w:eastAsia="SimSun" w:hAnsi="SimSun" w:cs="SimSun"/>
+          <w:rFonts w:ascii="宋体" w:hAnsi="宋体" w:eastAsia="宋体" w:cs="宋体"/>
           <w:spacing w:val="-2"/>
           <w:sz w:val="24"/>
           <w:szCs w:val="24"/>
@@ -6884,7 +6661,7 @@
       </w:r>
       <w:r>
         <w:rPr>
-          <w:rFonts w:ascii="SimSun" w:eastAsia="SimSun" w:hAnsi="SimSun" w:cs="SimSun"/>
+          <w:rFonts w:ascii="宋体" w:hAnsi="宋体" w:eastAsia="宋体" w:cs="宋体"/>
           <w:spacing w:val="-3"/>
           <w:sz w:val="24"/>
           <w:szCs w:val="24"/>
@@ -6897,14 +6674,14 @@
         <w:spacing w:before="178" w:line="295" w:lineRule="auto"/>
         <w:ind w:left="931" w:right="112" w:hanging="411"/>
         <w:rPr>
-          <w:rFonts w:ascii="SimSun" w:eastAsia="SimSun" w:hAnsi="SimSun" w:cs="SimSun"/>
-          <w:sz w:val="24"/>
-          <w:szCs w:val="24"/>
-        </w:rPr>
-      </w:pPr>
-      <w:r>
-        <w:rPr>
-          <w:rFonts w:ascii="Wingdings" w:eastAsia="Wingdings" w:hAnsi="Wingdings" w:cs="Wingdings"/>
+          <w:rFonts w:ascii="宋体" w:hAnsi="宋体" w:eastAsia="宋体" w:cs="宋体"/>
+          <w:sz w:val="24"/>
+          <w:szCs w:val="24"/>
+        </w:rPr>
+      </w:pPr>
+      <w:r>
+        <w:rPr>
+          <w:rFonts w:ascii="Wingdings" w:hAnsi="Wingdings" w:eastAsia="Wingdings" w:cs="Wingdings"/>
           <w:spacing w:val="-1"/>
           <w:sz w:val="24"/>
           <w:szCs w:val="24"/>
@@ -6913,7 +6690,7 @@
       </w:r>
       <w:r>
         <w:rPr>
-          <w:rFonts w:ascii="Wingdings" w:eastAsia="Wingdings" w:hAnsi="Wingdings" w:cs="Wingdings"/>
+          <w:rFonts w:ascii="Wingdings" w:hAnsi="Wingdings" w:eastAsia="Wingdings" w:cs="Wingdings"/>
           <w:spacing w:val="-47"/>
           <w:sz w:val="24"/>
           <w:szCs w:val="24"/>
@@ -6922,7 +6699,7 @@
       </w:r>
       <w:r>
         <w:rPr>
-          <w:rFonts w:ascii="SimSun" w:eastAsia="SimSun" w:hAnsi="SimSun" w:cs="SimSun"/>
+          <w:rFonts w:ascii="宋体" w:hAnsi="宋体" w:eastAsia="宋体" w:cs="宋体"/>
           <w:spacing w:val="-1"/>
           <w:sz w:val="24"/>
           <w:szCs w:val="24"/>
@@ -6931,7 +6708,7 @@
       </w:r>
       <w:r>
         <w:rPr>
-          <w:rFonts w:ascii="SimSun" w:eastAsia="SimSun" w:hAnsi="SimSun" w:cs="SimSun"/>
+          <w:rFonts w:ascii="宋体" w:hAnsi="宋体" w:eastAsia="宋体" w:cs="宋体"/>
           <w:spacing w:val="-2"/>
           <w:sz w:val="24"/>
           <w:szCs w:val="24"/>
@@ -6940,7 +6717,7 @@
       </w:r>
       <w:r>
         <w:rPr>
-          <w:rFonts w:ascii="SimSun" w:eastAsia="SimSun" w:hAnsi="SimSun" w:cs="SimSun"/>
+          <w:rFonts w:ascii="宋体" w:hAnsi="宋体" w:eastAsia="宋体" w:cs="宋体"/>
           <w:spacing w:val="-14"/>
           <w:sz w:val="24"/>
           <w:szCs w:val="24"/>
@@ -6950,111 +6727,32 @@
     </w:p>
     <w:p>
       <w:pPr>
-        <w:spacing w:line="295" w:lineRule="auto"/>
-        <w:rPr>
-          <w:rFonts w:ascii="SimSun" w:eastAsia="SimSun" w:hAnsi="SimSun" w:cs="SimSun"/>
-          <w:sz w:val="24"/>
-          <w:szCs w:val="24"/>
-        </w:rPr>
-        <w:sectPr>
-          <w:footerReference w:type="default" r:id="rId12"/>
-          <w:pgSz w:w="11910" w:h="16840"/>
-          <w:pgMar w:top="907" w:right="1717" w:bottom="1110" w:left="1779" w:header="0" w:footer="876" w:gutter="0"/>
-          <w:cols w:space="720"/>
-        </w:sectPr>
-      </w:pPr>
-    </w:p>
-    <w:p>
-      <w:pPr>
-        <w:spacing w:line="414" w:lineRule="exact"/>
-      </w:pPr>
-      <w:r>
-        <w:rPr>
-          <w:position w:val="-8"/>
-        </w:rPr>
-        <w:drawing>
-          <wp:inline distT="0" distB="0" distL="0" distR="0">
-            <wp:extent cx="685371" cy="262951"/>
-            <wp:effectExtent l="0" t="0" r="0" b="0"/>
-            <wp:docPr id="20" name="IM 20"/>
-            <wp:cNvGraphicFramePr/>
-            <a:graphic xmlns:a="http://schemas.openxmlformats.org/drawingml/2006/main">
-              <a:graphicData uri="http://schemas.openxmlformats.org/drawingml/2006/picture">
-                <pic:pic xmlns:pic="http://schemas.openxmlformats.org/drawingml/2006/picture">
-                  <pic:nvPicPr>
-                    <pic:cNvPr id="20" name="IM 20"/>
-                    <pic:cNvPicPr/>
-                  </pic:nvPicPr>
-                  <pic:blipFill>
-                    <a:blip xmlns:r="http://schemas.openxmlformats.org/officeDocument/2006/relationships" r:embed="rId4"/>
-                    <a:stretch>
-                      <a:fillRect/>
-                    </a:stretch>
-                  </pic:blipFill>
-                  <pic:spPr>
-                    <a:xfrm rot="0">
-                      <a:off x="0" y="0"/>
-                      <a:ext cx="685371" cy="262951"/>
-                    </a:xfrm>
-                    <a:prstGeom prst="rect">
-                      <a:avLst/>
-                    </a:prstGeom>
-                  </pic:spPr>
-                </pic:pic>
-              </a:graphicData>
-            </a:graphic>
-          </wp:inline>
-        </w:drawing>
-      </w:r>
-    </w:p>
-    <w:p>
-      <w:pPr>
-        <w:spacing w:before="278" w:line="223" w:lineRule="auto"/>
-        <w:ind w:left="1488"/>
-        <w:rPr>
-          <w:rFonts w:ascii="SimHei" w:eastAsia="SimHei" w:hAnsi="SimHei" w:cs="SimHei"/>
-          <w:sz w:val="28"/>
-          <w:szCs w:val="28"/>
-        </w:rPr>
-      </w:pPr>
-      <w:r>
-        <w:rPr>
-          <w:rFonts w:ascii="Calibri" w:eastAsia="Calibri" w:hAnsi="Calibri" w:cs="Calibri"/>
+        <w:spacing w:before="92" w:line="224" w:lineRule="auto"/>
+        <w:ind w:left="31"/>
+        <w:rPr>
+          <w:rFonts w:ascii="黑体" w:hAnsi="黑体" w:eastAsia="黑体" w:cs="黑体"/>
           <w:b/>
           <w:bCs/>
           <w:spacing w:val="-4"/>
           <w:sz w:val="28"/>
           <w:szCs w:val="28"/>
         </w:rPr>
-        <w:t>6.5.2</w:t>
-      </w:r>
-      <w:r>
-        <w:rPr>
-          <w:rFonts w:ascii="Calibri" w:eastAsia="Calibri" w:hAnsi="Calibri" w:cs="Calibri"/>
-          <w:b/>
-          <w:bCs/>
-          <w:spacing w:val="19"/>
-          <w:w w:val="101"/>
-          <w:sz w:val="28"/>
-          <w:szCs w:val="28"/>
-        </w:rPr>
-        <w:t xml:space="preserve"> </w:t>
-      </w:r>
-      <w:r>
-        <w:rPr>
-          <w:rFonts w:ascii="SimHei" w:eastAsia="SimHei" w:hAnsi="SimHei" w:cs="SimHei"/>
+      </w:pPr>
+      <w:r>
+        <w:rPr>
+          <w:rFonts w:ascii="黑体" w:hAnsi="黑体" w:eastAsia="黑体" w:cs="黑体"/>
           <w:b/>
           <w:bCs/>
           <w:spacing w:val="-4"/>
           <w:sz w:val="28"/>
           <w:szCs w:val="28"/>
         </w:rPr>
-        <w:t>备件出库</w:t>
-      </w:r>
-    </w:p>
-    <w:p>
-      <w:pPr>
-        <w:pStyle w:val="BodyText"/>
+        <w:t>6.5.2 备件出库</w:t>
+      </w:r>
+    </w:p>
+    <w:p>
+      <w:pPr>
+        <w:pStyle w:val="2"/>
         <w:spacing w:line="263" w:lineRule="auto"/>
       </w:pPr>
     </w:p>
@@ -7063,14 +6761,14 @@
         <w:spacing w:before="78" w:line="295" w:lineRule="auto"/>
         <w:ind w:left="931" w:right="135" w:hanging="411"/>
         <w:rPr>
-          <w:rFonts w:ascii="SimSun" w:eastAsia="SimSun" w:hAnsi="SimSun" w:cs="SimSun"/>
-          <w:sz w:val="24"/>
-          <w:szCs w:val="24"/>
-        </w:rPr>
-      </w:pPr>
-      <w:r>
-        <w:rPr>
-          <w:rFonts w:ascii="Wingdings" w:eastAsia="Wingdings" w:hAnsi="Wingdings" w:cs="Wingdings"/>
+          <w:rFonts w:ascii="宋体" w:hAnsi="宋体" w:eastAsia="宋体" w:cs="宋体"/>
+          <w:sz w:val="24"/>
+          <w:szCs w:val="24"/>
+        </w:rPr>
+      </w:pPr>
+      <w:r>
+        <w:rPr>
+          <w:rFonts w:ascii="Wingdings" w:hAnsi="Wingdings" w:eastAsia="Wingdings" w:cs="Wingdings"/>
           <w:spacing w:val="-4"/>
           <w:sz w:val="24"/>
           <w:szCs w:val="24"/>
@@ -7079,7 +6777,7 @@
       </w:r>
       <w:r>
         <w:rPr>
-          <w:rFonts w:ascii="Wingdings" w:eastAsia="Wingdings" w:hAnsi="Wingdings" w:cs="Wingdings"/>
+          <w:rFonts w:ascii="Wingdings" w:hAnsi="Wingdings" w:eastAsia="Wingdings" w:cs="Wingdings"/>
           <w:spacing w:val="-43"/>
           <w:sz w:val="24"/>
           <w:szCs w:val="24"/>
@@ -7088,7 +6786,7 @@
       </w:r>
       <w:r>
         <w:rPr>
-          <w:rFonts w:ascii="SimSun" w:eastAsia="SimSun" w:hAnsi="SimSun" w:cs="SimSun"/>
+          <w:rFonts w:ascii="宋体" w:hAnsi="宋体" w:eastAsia="宋体" w:cs="宋体"/>
           <w:spacing w:val="-4"/>
           <w:sz w:val="24"/>
           <w:szCs w:val="24"/>
@@ -7097,7 +6795,7 @@
       </w:r>
       <w:r>
         <w:rPr>
-          <w:rFonts w:ascii="SimSun" w:eastAsia="SimSun" w:hAnsi="SimSun" w:cs="SimSun"/>
+          <w:rFonts w:ascii="宋体" w:hAnsi="宋体" w:eastAsia="宋体" w:cs="宋体"/>
           <w:spacing w:val="-1"/>
           <w:sz w:val="24"/>
           <w:szCs w:val="24"/>
@@ -7110,14 +6808,14 @@
         <w:spacing w:before="181" w:line="295" w:lineRule="auto"/>
         <w:ind w:left="927" w:right="76" w:hanging="407"/>
         <w:rPr>
-          <w:rFonts w:ascii="SimSun" w:eastAsia="SimSun" w:hAnsi="SimSun" w:cs="SimSun"/>
-          <w:sz w:val="24"/>
-          <w:szCs w:val="24"/>
-        </w:rPr>
-      </w:pPr>
-      <w:r>
-        <w:rPr>
-          <w:rFonts w:ascii="Wingdings" w:eastAsia="Wingdings" w:hAnsi="Wingdings" w:cs="Wingdings"/>
+          <w:rFonts w:ascii="宋体" w:hAnsi="宋体" w:eastAsia="宋体" w:cs="宋体"/>
+          <w:sz w:val="24"/>
+          <w:szCs w:val="24"/>
+        </w:rPr>
+      </w:pPr>
+      <w:r>
+        <w:rPr>
+          <w:rFonts w:ascii="Wingdings" w:hAnsi="Wingdings" w:eastAsia="Wingdings" w:cs="Wingdings"/>
           <w:spacing w:val="-2"/>
           <w:sz w:val="24"/>
           <w:szCs w:val="24"/>
@@ -7126,7 +6824,7 @@
       </w:r>
       <w:r>
         <w:rPr>
-          <w:rFonts w:ascii="Wingdings" w:eastAsia="Wingdings" w:hAnsi="Wingdings" w:cs="Wingdings"/>
+          <w:rFonts w:ascii="Wingdings" w:hAnsi="Wingdings" w:eastAsia="Wingdings" w:cs="Wingdings"/>
           <w:spacing w:val="-48"/>
           <w:sz w:val="24"/>
           <w:szCs w:val="24"/>
@@ -7135,7 +6833,7 @@
       </w:r>
       <w:r>
         <w:rPr>
-          <w:rFonts w:ascii="SimSun" w:eastAsia="SimSun" w:hAnsi="SimSun" w:cs="SimSun"/>
+          <w:rFonts w:ascii="宋体" w:hAnsi="宋体" w:eastAsia="宋体" w:cs="宋体"/>
           <w:spacing w:val="-2"/>
           <w:sz w:val="24"/>
           <w:szCs w:val="24"/>
@@ -7144,7 +6842,7 @@
       </w:r>
       <w:r>
         <w:rPr>
-          <w:rFonts w:ascii="SimSun" w:eastAsia="SimSun" w:hAnsi="SimSun" w:cs="SimSun"/>
+          <w:rFonts w:ascii="宋体" w:hAnsi="宋体" w:eastAsia="宋体" w:cs="宋体"/>
           <w:sz w:val="24"/>
           <w:szCs w:val="24"/>
         </w:rPr>
@@ -7152,7 +6850,7 @@
       </w:r>
       <w:r>
         <w:rPr>
-          <w:rFonts w:ascii="SimSun" w:eastAsia="SimSun" w:hAnsi="SimSun" w:cs="SimSun"/>
+          <w:rFonts w:ascii="宋体" w:hAnsi="宋体" w:eastAsia="宋体" w:cs="宋体"/>
           <w:spacing w:val="-1"/>
           <w:sz w:val="24"/>
           <w:szCs w:val="24"/>
@@ -7165,14 +6863,14 @@
         <w:spacing w:before="175" w:line="300" w:lineRule="auto"/>
         <w:ind w:left="929" w:right="33" w:hanging="409"/>
         <w:rPr>
-          <w:rFonts w:ascii="SimSun" w:eastAsia="SimSun" w:hAnsi="SimSun" w:cs="SimSun"/>
-          <w:sz w:val="24"/>
-          <w:szCs w:val="24"/>
-        </w:rPr>
-      </w:pPr>
-      <w:r>
-        <w:rPr>
-          <w:rFonts w:ascii="Wingdings" w:eastAsia="Wingdings" w:hAnsi="Wingdings" w:cs="Wingdings"/>
+          <w:rFonts w:ascii="宋体" w:hAnsi="宋体" w:eastAsia="宋体" w:cs="宋体"/>
+          <w:sz w:val="24"/>
+          <w:szCs w:val="24"/>
+        </w:rPr>
+      </w:pPr>
+      <w:r>
+        <w:rPr>
+          <w:rFonts w:ascii="Wingdings" w:hAnsi="Wingdings" w:eastAsia="Wingdings" w:cs="Wingdings"/>
           <w:sz w:val="24"/>
           <w:szCs w:val="24"/>
         </w:rPr>
@@ -7180,7 +6878,7 @@
       </w:r>
       <w:r>
         <w:rPr>
-          <w:rFonts w:ascii="Wingdings" w:eastAsia="Wingdings" w:hAnsi="Wingdings" w:cs="Wingdings"/>
+          <w:rFonts w:ascii="Wingdings" w:hAnsi="Wingdings" w:eastAsia="Wingdings" w:cs="Wingdings"/>
           <w:spacing w:val="-38"/>
           <w:sz w:val="24"/>
           <w:szCs w:val="24"/>
@@ -7189,7 +6887,7 @@
       </w:r>
       <w:r>
         <w:rPr>
-          <w:rFonts w:ascii="SimSun" w:eastAsia="SimSun" w:hAnsi="SimSun" w:cs="SimSun"/>
+          <w:rFonts w:ascii="宋体" w:hAnsi="宋体" w:eastAsia="宋体" w:cs="宋体"/>
           <w:sz w:val="24"/>
           <w:szCs w:val="24"/>
         </w:rPr>
@@ -7197,7 +6895,7 @@
       </w:r>
       <w:r>
         <w:rPr>
-          <w:rFonts w:ascii="Calibri" w:eastAsia="Calibri" w:hAnsi="Calibri" w:cs="Calibri"/>
+          <w:rFonts w:ascii="Calibri" w:hAnsi="Calibri" w:eastAsia="Calibri" w:cs="Calibri"/>
           <w:sz w:val="24"/>
           <w:szCs w:val="24"/>
         </w:rPr>
@@ -7205,7 +6903,7 @@
       </w:r>
       <w:r>
         <w:rPr>
-          <w:rFonts w:ascii="Calibri" w:eastAsia="Calibri" w:hAnsi="Calibri" w:cs="Calibri"/>
+          <w:rFonts w:ascii="Calibri" w:hAnsi="Calibri" w:eastAsia="Calibri" w:cs="Calibri"/>
           <w:spacing w:val="45"/>
           <w:sz w:val="24"/>
           <w:szCs w:val="24"/>
@@ -7214,7 +6912,7 @@
       </w:r>
       <w:r>
         <w:rPr>
-          <w:rFonts w:ascii="SimSun" w:eastAsia="SimSun" w:hAnsi="SimSun" w:cs="SimSun"/>
+          <w:rFonts w:ascii="宋体" w:hAnsi="宋体" w:eastAsia="宋体" w:cs="宋体"/>
           <w:sz w:val="24"/>
           <w:szCs w:val="24"/>
         </w:rPr>
@@ -7222,7 +6920,7 @@
       </w:r>
       <w:r>
         <w:rPr>
-          <w:rFonts w:ascii="SimSun" w:eastAsia="SimSun" w:hAnsi="SimSun" w:cs="SimSun"/>
+          <w:rFonts w:ascii="宋体" w:hAnsi="宋体" w:eastAsia="宋体" w:cs="宋体"/>
           <w:spacing w:val="-5"/>
           <w:sz w:val="24"/>
           <w:szCs w:val="24"/>
@@ -7232,7 +6930,7 @@
     </w:p>
     <w:p>
       <w:pPr>
-        <w:pStyle w:val="BodyText"/>
+        <w:pStyle w:val="2"/>
         <w:spacing w:line="355" w:lineRule="auto"/>
       </w:pPr>
     </w:p>
@@ -7242,7 +6940,7 @@
         <w:ind w:left="32"/>
         <w:outlineLvl w:val="0"/>
         <w:rPr>
-          <w:rFonts w:ascii="SimHei" w:eastAsia="SimHei" w:hAnsi="SimHei" w:cs="SimHei"/>
+          <w:rFonts w:ascii="黑体" w:hAnsi="黑体" w:eastAsia="黑体" w:cs="黑体"/>
           <w:sz w:val="31"/>
           <w:szCs w:val="31"/>
         </w:rPr>
@@ -7251,7 +6949,7 @@
       <w:bookmarkEnd w:id="13"/>
       <w:r>
         <w:rPr>
-          <w:rFonts w:ascii="Calibri" w:eastAsia="Calibri" w:hAnsi="Calibri" w:cs="Calibri"/>
+          <w:rFonts w:ascii="Calibri" w:hAnsi="Calibri" w:eastAsia="Calibri" w:cs="Calibri"/>
           <w:b/>
           <w:bCs/>
           <w:spacing w:val="4"/>
@@ -7262,7 +6960,7 @@
       </w:r>
       <w:r>
         <w:rPr>
-          <w:rFonts w:ascii="Calibri" w:eastAsia="Calibri" w:hAnsi="Calibri" w:cs="Calibri"/>
+          <w:rFonts w:ascii="Calibri" w:hAnsi="Calibri" w:eastAsia="Calibri" w:cs="Calibri"/>
           <w:b/>
           <w:bCs/>
           <w:spacing w:val="31"/>
@@ -7273,7 +6971,7 @@
       </w:r>
       <w:r>
         <w:rPr>
-          <w:rFonts w:ascii="SimHei" w:eastAsia="SimHei" w:hAnsi="SimHei" w:cs="SimHei"/>
+          <w:rFonts w:ascii="黑体" w:hAnsi="黑体" w:eastAsia="黑体" w:cs="黑体"/>
           <w:b/>
           <w:bCs/>
           <w:spacing w:val="4"/>
@@ -7285,7 +6983,7 @@
     </w:p>
     <w:p>
       <w:pPr>
-        <w:pStyle w:val="BodyText"/>
+        <w:pStyle w:val="2"/>
         <w:spacing w:line="365" w:lineRule="auto"/>
       </w:pPr>
     </w:p>
@@ -7294,14 +6992,14 @@
         <w:spacing w:before="78" w:line="295" w:lineRule="auto"/>
         <w:ind w:left="932" w:right="68" w:hanging="412"/>
         <w:rPr>
-          <w:rFonts w:ascii="SimSun" w:eastAsia="SimSun" w:hAnsi="SimSun" w:cs="SimSun"/>
-          <w:sz w:val="24"/>
-          <w:szCs w:val="24"/>
-        </w:rPr>
-      </w:pPr>
-      <w:r>
-        <w:rPr>
-          <w:rFonts w:ascii="Wingdings" w:eastAsia="Wingdings" w:hAnsi="Wingdings" w:cs="Wingdings"/>
+          <w:rFonts w:ascii="宋体" w:hAnsi="宋体" w:eastAsia="宋体" w:cs="宋体"/>
+          <w:sz w:val="24"/>
+          <w:szCs w:val="24"/>
+        </w:rPr>
+      </w:pPr>
+      <w:r>
+        <w:rPr>
+          <w:rFonts w:ascii="Wingdings" w:hAnsi="Wingdings" w:eastAsia="Wingdings" w:cs="Wingdings"/>
           <w:spacing w:val="-2"/>
           <w:sz w:val="24"/>
           <w:szCs w:val="24"/>
@@ -7310,7 +7008,7 @@
       </w:r>
       <w:r>
         <w:rPr>
-          <w:rFonts w:ascii="Wingdings" w:eastAsia="Wingdings" w:hAnsi="Wingdings" w:cs="Wingdings"/>
+          <w:rFonts w:ascii="Wingdings" w:hAnsi="Wingdings" w:eastAsia="Wingdings" w:cs="Wingdings"/>
           <w:spacing w:val="-39"/>
           <w:sz w:val="24"/>
           <w:szCs w:val="24"/>
@@ -7319,7 +7017,7 @@
       </w:r>
       <w:r>
         <w:rPr>
-          <w:rFonts w:ascii="SimSun" w:eastAsia="SimSun" w:hAnsi="SimSun" w:cs="SimSun"/>
+          <w:rFonts w:ascii="宋体" w:hAnsi="宋体" w:eastAsia="宋体" w:cs="宋体"/>
           <w:spacing w:val="-2"/>
           <w:sz w:val="24"/>
           <w:szCs w:val="24"/>
@@ -7328,7 +7026,7 @@
       </w:r>
       <w:r>
         <w:rPr>
-          <w:rFonts w:ascii="SimSun" w:eastAsia="SimSun" w:hAnsi="SimSun" w:cs="SimSun"/>
+          <w:rFonts w:ascii="宋体" w:hAnsi="宋体" w:eastAsia="宋体" w:cs="宋体"/>
           <w:spacing w:val="-1"/>
           <w:sz w:val="24"/>
           <w:szCs w:val="24"/>
@@ -7341,14 +7039,14 @@
         <w:spacing w:before="180" w:line="317" w:lineRule="auto"/>
         <w:ind w:left="929" w:right="4" w:hanging="409"/>
         <w:rPr>
-          <w:rFonts w:ascii="SimSun" w:eastAsia="SimSun" w:hAnsi="SimSun" w:cs="SimSun"/>
-          <w:sz w:val="24"/>
-          <w:szCs w:val="24"/>
-        </w:rPr>
-      </w:pPr>
-      <w:r>
-        <w:rPr>
-          <w:rFonts w:ascii="Wingdings" w:eastAsia="Wingdings" w:hAnsi="Wingdings" w:cs="Wingdings"/>
+          <w:rFonts w:ascii="宋体" w:hAnsi="宋体" w:eastAsia="宋体" w:cs="宋体"/>
+          <w:sz w:val="24"/>
+          <w:szCs w:val="24"/>
+        </w:rPr>
+      </w:pPr>
+      <w:r>
+        <w:rPr>
+          <w:rFonts w:ascii="Wingdings" w:hAnsi="Wingdings" w:eastAsia="Wingdings" w:cs="Wingdings"/>
           <w:sz w:val="24"/>
           <w:szCs w:val="24"/>
         </w:rPr>
@@ -7356,7 +7054,7 @@
       </w:r>
       <w:r>
         <w:rPr>
-          <w:rFonts w:ascii="Wingdings" w:eastAsia="Wingdings" w:hAnsi="Wingdings" w:cs="Wingdings"/>
+          <w:rFonts w:ascii="Wingdings" w:hAnsi="Wingdings" w:eastAsia="Wingdings" w:cs="Wingdings"/>
           <w:spacing w:val="-45"/>
           <w:sz w:val="24"/>
           <w:szCs w:val="24"/>
@@ -7365,7 +7063,7 @@
       </w:r>
       <w:r>
         <w:rPr>
-          <w:rFonts w:ascii="SimSun" w:eastAsia="SimSun" w:hAnsi="SimSun" w:cs="SimSun"/>
+          <w:rFonts w:ascii="宋体" w:hAnsi="宋体" w:eastAsia="宋体" w:cs="宋体"/>
           <w:sz w:val="24"/>
           <w:szCs w:val="24"/>
         </w:rPr>
@@ -7373,7 +7071,7 @@
       </w:r>
       <w:r>
         <w:rPr>
-          <w:rFonts w:ascii="SimSun" w:eastAsia="SimSun" w:hAnsi="SimSun" w:cs="SimSun"/>
+          <w:rFonts w:ascii="宋体" w:hAnsi="宋体" w:eastAsia="宋体" w:cs="宋体"/>
           <w:spacing w:val="-1"/>
           <w:sz w:val="24"/>
           <w:szCs w:val="24"/>
@@ -7382,7 +7080,7 @@
       </w:r>
       <w:r>
         <w:rPr>
-          <w:rFonts w:ascii="Calibri" w:eastAsia="Calibri" w:hAnsi="Calibri" w:cs="Calibri"/>
+          <w:rFonts w:ascii="Calibri" w:hAnsi="Calibri" w:eastAsia="Calibri" w:cs="Calibri"/>
           <w:spacing w:val="-2"/>
           <w:sz w:val="24"/>
           <w:szCs w:val="24"/>
@@ -7391,7 +7089,7 @@
       </w:r>
       <w:r>
         <w:rPr>
-          <w:rFonts w:ascii="Calibri" w:eastAsia="Calibri" w:hAnsi="Calibri" w:cs="Calibri"/>
+          <w:rFonts w:ascii="Calibri" w:hAnsi="Calibri" w:eastAsia="Calibri" w:cs="Calibri"/>
           <w:spacing w:val="42"/>
           <w:sz w:val="24"/>
           <w:szCs w:val="24"/>
@@ -7400,7 +7098,7 @@
       </w:r>
       <w:r>
         <w:rPr>
-          <w:rFonts w:ascii="SimSun" w:eastAsia="SimSun" w:hAnsi="SimSun" w:cs="SimSun"/>
+          <w:rFonts w:ascii="宋体" w:hAnsi="宋体" w:eastAsia="宋体" w:cs="宋体"/>
           <w:spacing w:val="-2"/>
           <w:sz w:val="24"/>
           <w:szCs w:val="24"/>
@@ -7413,14 +7111,14 @@
         <w:spacing w:before="181" w:line="329" w:lineRule="auto"/>
         <w:ind w:left="928" w:hanging="408"/>
         <w:rPr>
-          <w:rFonts w:ascii="SimSun" w:eastAsia="SimSun" w:hAnsi="SimSun" w:cs="SimSun"/>
-          <w:sz w:val="24"/>
-          <w:szCs w:val="24"/>
-        </w:rPr>
-      </w:pPr>
-      <w:r>
-        <w:rPr>
-          <w:rFonts w:ascii="Wingdings" w:eastAsia="Wingdings" w:hAnsi="Wingdings" w:cs="Wingdings"/>
+          <w:rFonts w:ascii="宋体" w:hAnsi="宋体" w:eastAsia="宋体" w:cs="宋体"/>
+          <w:sz w:val="24"/>
+          <w:szCs w:val="24"/>
+        </w:rPr>
+      </w:pPr>
+      <w:r>
+        <w:rPr>
+          <w:rFonts w:ascii="Wingdings" w:hAnsi="Wingdings" w:eastAsia="Wingdings" w:cs="Wingdings"/>
           <w:spacing w:val="-1"/>
           <w:sz w:val="24"/>
           <w:szCs w:val="24"/>
@@ -7429,7 +7127,7 @@
       </w:r>
       <w:r>
         <w:rPr>
-          <w:rFonts w:ascii="Wingdings" w:eastAsia="Wingdings" w:hAnsi="Wingdings" w:cs="Wingdings"/>
+          <w:rFonts w:ascii="Wingdings" w:hAnsi="Wingdings" w:eastAsia="Wingdings" w:cs="Wingdings"/>
           <w:spacing w:val="-40"/>
           <w:sz w:val="24"/>
           <w:szCs w:val="24"/>
@@ -7438,7 +7136,7 @@
       </w:r>
       <w:r>
         <w:rPr>
-          <w:rFonts w:ascii="SimSun" w:eastAsia="SimSun" w:hAnsi="SimSun" w:cs="SimSun"/>
+          <w:rFonts w:ascii="宋体" w:hAnsi="宋体" w:eastAsia="宋体" w:cs="宋体"/>
           <w:spacing w:val="-1"/>
           <w:sz w:val="24"/>
           <w:szCs w:val="24"/>
@@ -7447,7 +7145,7 @@
       </w:r>
       <w:r>
         <w:rPr>
-          <w:rFonts w:ascii="SimSun" w:eastAsia="SimSun" w:hAnsi="SimSun" w:cs="SimSun"/>
+          <w:rFonts w:ascii="宋体" w:hAnsi="宋体" w:eastAsia="宋体" w:cs="宋体"/>
           <w:spacing w:val="-88"/>
           <w:sz w:val="24"/>
           <w:szCs w:val="24"/>
@@ -7456,25 +7154,16 @@
       </w:r>
       <w:r>
         <w:rPr>
-          <w:rFonts w:ascii="SimSun" w:eastAsia="SimSun" w:hAnsi="SimSun" w:cs="SimSun"/>
+          <w:rFonts w:ascii="宋体" w:hAnsi="宋体" w:eastAsia="宋体" w:cs="宋体"/>
           <w:spacing w:val="-1"/>
           <w:sz w:val="24"/>
           <w:szCs w:val="24"/>
         </w:rPr>
-        <w:t>”情况，如发</w:t>
-      </w:r>
-      <w:r>
-        <w:rPr>
-          <w:rFonts w:ascii="SimSun" w:eastAsia="SimSun" w:hAnsi="SimSun" w:cs="SimSun"/>
-          <w:spacing w:val="-1"/>
-          <w:sz w:val="24"/>
-          <w:szCs w:val="24"/>
-        </w:rPr>
-        <w:t>现盘亏或盘盈现象，应及时按照公司相关制度处理。并由运维部技术人</w:t>
-      </w:r>
-      <w:r>
-        <w:rPr>
-          <w:rFonts w:ascii="SimSun" w:eastAsia="SimSun" w:hAnsi="SimSun" w:cs="SimSun"/>
+        <w:t>”情况，如发现盘亏或盘盈现象，应及时按照公司相关制度处理。并由运维部技术人</w:t>
+      </w:r>
+      <w:r>
+        <w:rPr>
+          <w:rFonts w:ascii="宋体" w:hAnsi="宋体" w:eastAsia="宋体" w:cs="宋体"/>
           <w:spacing w:val="7"/>
           <w:sz w:val="24"/>
           <w:szCs w:val="24"/>
@@ -7483,7 +7172,7 @@
       </w:r>
       <w:r>
         <w:rPr>
-          <w:rFonts w:ascii="SimSun" w:eastAsia="SimSun" w:hAnsi="SimSun" w:cs="SimSun"/>
+          <w:rFonts w:ascii="宋体" w:hAnsi="宋体" w:eastAsia="宋体" w:cs="宋体"/>
           <w:spacing w:val="6"/>
           <w:sz w:val="24"/>
           <w:szCs w:val="24"/>
@@ -7492,7 +7181,7 @@
       </w:r>
       <w:r>
         <w:rPr>
-          <w:rFonts w:ascii="SimSun" w:eastAsia="SimSun" w:hAnsi="SimSun" w:cs="SimSun"/>
+          <w:rFonts w:ascii="宋体" w:hAnsi="宋体" w:eastAsia="宋体" w:cs="宋体"/>
           <w:spacing w:val="-1"/>
           <w:sz w:val="24"/>
           <w:szCs w:val="24"/>
@@ -7505,14 +7194,14 @@
         <w:spacing w:before="179" w:line="294" w:lineRule="auto"/>
         <w:ind w:left="931" w:right="9" w:hanging="411"/>
         <w:rPr>
-          <w:rFonts w:ascii="SimSun" w:eastAsia="SimSun" w:hAnsi="SimSun" w:cs="SimSun"/>
-          <w:sz w:val="24"/>
-          <w:szCs w:val="24"/>
-        </w:rPr>
-      </w:pPr>
-      <w:r>
-        <w:rPr>
-          <w:rFonts w:ascii="Wingdings" w:eastAsia="Wingdings" w:hAnsi="Wingdings" w:cs="Wingdings"/>
+          <w:rFonts w:ascii="宋体" w:hAnsi="宋体" w:eastAsia="宋体" w:cs="宋体"/>
+          <w:sz w:val="24"/>
+          <w:szCs w:val="24"/>
+        </w:rPr>
+      </w:pPr>
+      <w:r>
+        <w:rPr>
+          <w:rFonts w:ascii="Wingdings" w:hAnsi="Wingdings" w:eastAsia="Wingdings" w:cs="Wingdings"/>
           <w:sz w:val="24"/>
           <w:szCs w:val="24"/>
         </w:rPr>
@@ -7520,7 +7209,7 @@
       </w:r>
       <w:r>
         <w:rPr>
-          <w:rFonts w:ascii="Wingdings" w:eastAsia="Wingdings" w:hAnsi="Wingdings" w:cs="Wingdings"/>
+          <w:rFonts w:ascii="Wingdings" w:hAnsi="Wingdings" w:eastAsia="Wingdings" w:cs="Wingdings"/>
           <w:spacing w:val="-45"/>
           <w:sz w:val="24"/>
           <w:szCs w:val="24"/>
@@ -7529,7 +7218,7 @@
       </w:r>
       <w:r>
         <w:rPr>
-          <w:rFonts w:ascii="SimSun" w:eastAsia="SimSun" w:hAnsi="SimSun" w:cs="SimSun"/>
+          <w:rFonts w:ascii="宋体" w:hAnsi="宋体" w:eastAsia="宋体" w:cs="宋体"/>
           <w:sz w:val="24"/>
           <w:szCs w:val="24"/>
         </w:rPr>
@@ -7537,7 +7226,7 @@
       </w:r>
       <w:r>
         <w:rPr>
-          <w:rFonts w:ascii="SimSun" w:eastAsia="SimSun" w:hAnsi="SimSun" w:cs="SimSun"/>
+          <w:rFonts w:ascii="宋体" w:hAnsi="宋体" w:eastAsia="宋体" w:cs="宋体"/>
           <w:spacing w:val="-2"/>
           <w:sz w:val="24"/>
           <w:szCs w:val="24"/>
@@ -7547,7 +7236,7 @@
     </w:p>
     <w:p>
       <w:pPr>
-        <w:pStyle w:val="BodyText"/>
+        <w:pStyle w:val="2"/>
         <w:spacing w:line="369" w:lineRule="auto"/>
       </w:pPr>
     </w:p>
@@ -7557,7 +7246,7 @@
         <w:ind w:left="29"/>
         <w:outlineLvl w:val="0"/>
         <w:rPr>
-          <w:rFonts w:ascii="SimHei" w:eastAsia="SimHei" w:hAnsi="SimHei" w:cs="SimHei"/>
+          <w:rFonts w:ascii="黑体" w:hAnsi="黑体" w:eastAsia="黑体" w:cs="黑体"/>
           <w:sz w:val="31"/>
           <w:szCs w:val="31"/>
         </w:rPr>
@@ -7566,7 +7255,7 @@
       <w:bookmarkEnd w:id="14"/>
       <w:r>
         <w:rPr>
-          <w:rFonts w:ascii="Calibri" w:eastAsia="Calibri" w:hAnsi="Calibri" w:cs="Calibri"/>
+          <w:rFonts w:ascii="Calibri" w:hAnsi="Calibri" w:eastAsia="Calibri" w:cs="Calibri"/>
           <w:b/>
           <w:bCs/>
           <w:spacing w:val="2"/>
@@ -7577,7 +7266,7 @@
       </w:r>
       <w:r>
         <w:rPr>
-          <w:rFonts w:ascii="Calibri" w:eastAsia="Calibri" w:hAnsi="Calibri" w:cs="Calibri"/>
+          <w:rFonts w:ascii="Calibri" w:hAnsi="Calibri" w:eastAsia="Calibri" w:cs="Calibri"/>
           <w:b/>
           <w:bCs/>
           <w:spacing w:val="24"/>
@@ -7588,7 +7277,7 @@
       </w:r>
       <w:r>
         <w:rPr>
-          <w:rFonts w:ascii="SimHei" w:eastAsia="SimHei" w:hAnsi="SimHei" w:cs="SimHei"/>
+          <w:rFonts w:ascii="黑体" w:hAnsi="黑体" w:eastAsia="黑体" w:cs="黑体"/>
           <w:b/>
           <w:bCs/>
           <w:spacing w:val="2"/>
@@ -7600,7 +7289,7 @@
     </w:p>
     <w:p>
       <w:pPr>
-        <w:pStyle w:val="BodyText"/>
+        <w:pStyle w:val="2"/>
         <w:spacing w:line="371" w:lineRule="auto"/>
       </w:pPr>
     </w:p>
@@ -7609,14 +7298,14 @@
         <w:spacing w:before="79" w:line="366" w:lineRule="auto"/>
         <w:ind w:left="38" w:right="165" w:firstLine="469"/>
         <w:rPr>
-          <w:rFonts w:ascii="SimSun" w:eastAsia="SimSun" w:hAnsi="SimSun" w:cs="SimSun"/>
-          <w:sz w:val="24"/>
-          <w:szCs w:val="24"/>
-        </w:rPr>
-      </w:pPr>
-      <w:r>
-        <w:rPr>
-          <w:rFonts w:ascii="SimSun" w:eastAsia="SimSun" w:hAnsi="SimSun" w:cs="SimSun"/>
+          <w:rFonts w:ascii="宋体" w:hAnsi="宋体" w:eastAsia="宋体" w:cs="宋体"/>
+          <w:sz w:val="24"/>
+          <w:szCs w:val="24"/>
+        </w:rPr>
+      </w:pPr>
+      <w:r>
+        <w:rPr>
+          <w:rFonts w:ascii="宋体" w:hAnsi="宋体" w:eastAsia="宋体" w:cs="宋体"/>
           <w:sz w:val="24"/>
           <w:szCs w:val="24"/>
         </w:rPr>
@@ -7624,21 +7313,12 @@
       </w:r>
       <w:r>
         <w:rPr>
-          <w:rFonts w:ascii="SimSun" w:eastAsia="SimSun" w:hAnsi="SimSun" w:cs="SimSun"/>
+          <w:rFonts w:ascii="宋体" w:hAnsi="宋体" w:eastAsia="宋体" w:cs="宋体"/>
           <w:spacing w:val="-1"/>
           <w:sz w:val="24"/>
           <w:szCs w:val="24"/>
         </w:rPr>
-        <w:t>件，经运维部确认，公</w:t>
-      </w:r>
-      <w:r>
-        <w:rPr>
-          <w:rFonts w:ascii="SimSun" w:eastAsia="SimSun" w:hAnsi="SimSun" w:cs="SimSun"/>
-          <w:spacing w:val="-1"/>
-          <w:sz w:val="24"/>
-          <w:szCs w:val="24"/>
-        </w:rPr>
-        <w:t>司领导审批，批准后进行销售或报废处置。</w:t>
+        <w:t>件，经运维部确认，公司领导审批，批准后进行销售或报废处置。</w:t>
       </w:r>
     </w:p>
     <w:p>
@@ -7647,7 +7327,7 @@
         <w:ind w:left="30"/>
         <w:outlineLvl w:val="0"/>
         <w:rPr>
-          <w:rFonts w:ascii="SimHei" w:eastAsia="SimHei" w:hAnsi="SimHei" w:cs="SimHei"/>
+          <w:rFonts w:ascii="黑体" w:hAnsi="黑体" w:eastAsia="黑体" w:cs="黑体"/>
           <w:sz w:val="31"/>
           <w:szCs w:val="31"/>
         </w:rPr>
@@ -7656,7 +7336,7 @@
       <w:bookmarkEnd w:id="15"/>
       <w:r>
         <w:rPr>
-          <w:rFonts w:ascii="Calibri" w:eastAsia="Calibri" w:hAnsi="Calibri" w:cs="Calibri"/>
+          <w:rFonts w:ascii="Calibri" w:hAnsi="Calibri" w:eastAsia="Calibri" w:cs="Calibri"/>
           <w:b/>
           <w:bCs/>
           <w:spacing w:val="1"/>
@@ -7667,7 +7347,7 @@
       </w:r>
       <w:r>
         <w:rPr>
-          <w:rFonts w:ascii="Calibri" w:eastAsia="Calibri" w:hAnsi="Calibri" w:cs="Calibri"/>
+          <w:rFonts w:ascii="Calibri" w:hAnsi="Calibri" w:eastAsia="Calibri" w:cs="Calibri"/>
           <w:b/>
           <w:bCs/>
           <w:spacing w:val="27"/>
@@ -7678,7 +7358,7 @@
       </w:r>
       <w:r>
         <w:rPr>
-          <w:rFonts w:ascii="SimHei" w:eastAsia="SimHei" w:hAnsi="SimHei" w:cs="SimHei"/>
+          <w:rFonts w:ascii="黑体" w:hAnsi="黑体" w:eastAsia="黑体" w:cs="黑体"/>
           <w:b/>
           <w:bCs/>
           <w:spacing w:val="1"/>
@@ -7690,23 +7370,17 @@
     </w:p>
     <w:p>
       <w:pPr>
-        <w:pStyle w:val="BodyText"/>
-        <w:spacing w:line="397" w:lineRule="auto"/>
-      </w:pPr>
-    </w:p>
-    <w:p>
-      <w:pPr>
         <w:spacing w:before="79" w:line="321" w:lineRule="exact"/>
         <w:jc w:val="right"/>
         <w:rPr>
-          <w:rFonts w:ascii="SimSun" w:eastAsia="SimSun" w:hAnsi="SimSun" w:cs="SimSun"/>
-          <w:sz w:val="24"/>
-          <w:szCs w:val="24"/>
-        </w:rPr>
-      </w:pPr>
-      <w:r>
-        <w:rPr>
-          <w:rFonts w:ascii="Wingdings" w:eastAsia="Wingdings" w:hAnsi="Wingdings" w:cs="Wingdings"/>
+          <w:rFonts w:ascii="宋体" w:hAnsi="宋体" w:eastAsia="宋体" w:cs="宋体"/>
+          <w:sz w:val="24"/>
+          <w:szCs w:val="24"/>
+        </w:rPr>
+      </w:pPr>
+      <w:r>
+        <w:rPr>
+          <w:rFonts w:ascii="Wingdings" w:hAnsi="Wingdings" w:eastAsia="Wingdings" w:cs="Wingdings"/>
           <w:spacing w:val="-2"/>
           <w:position w:val="1"/>
           <w:sz w:val="24"/>
@@ -7716,7 +7390,7 @@
       </w:r>
       <w:r>
         <w:rPr>
-          <w:rFonts w:ascii="Wingdings" w:eastAsia="Wingdings" w:hAnsi="Wingdings" w:cs="Wingdings"/>
+          <w:rFonts w:ascii="Wingdings" w:hAnsi="Wingdings" w:eastAsia="Wingdings" w:cs="Wingdings"/>
           <w:spacing w:val="-46"/>
           <w:position w:val="1"/>
           <w:sz w:val="24"/>
@@ -7726,7 +7400,7 @@
       </w:r>
       <w:r>
         <w:rPr>
-          <w:rFonts w:ascii="SimSun" w:eastAsia="SimSun" w:hAnsi="SimSun" w:cs="SimSun"/>
+          <w:rFonts w:ascii="宋体" w:hAnsi="宋体" w:eastAsia="宋体" w:cs="宋体"/>
           <w:spacing w:val="-2"/>
           <w:position w:val="1"/>
           <w:sz w:val="24"/>
@@ -7736,7 +7410,7 @@
       </w:r>
       <w:r>
         <w:rPr>
-          <w:rFonts w:ascii="Calibri" w:eastAsia="Calibri" w:hAnsi="Calibri" w:cs="Calibri"/>
+          <w:rFonts w:ascii="Calibri" w:hAnsi="Calibri" w:eastAsia="Calibri" w:cs="Calibri"/>
           <w:spacing w:val="-2"/>
           <w:position w:val="1"/>
           <w:sz w:val="24"/>
@@ -7746,7 +7420,7 @@
       </w:r>
       <w:r>
         <w:rPr>
-          <w:rFonts w:ascii="Calibri" w:eastAsia="Calibri" w:hAnsi="Calibri" w:cs="Calibri"/>
+          <w:rFonts w:ascii="Calibri" w:hAnsi="Calibri" w:eastAsia="Calibri" w:cs="Calibri"/>
           <w:spacing w:val="-23"/>
           <w:position w:val="1"/>
           <w:sz w:val="24"/>
@@ -7756,7 +7430,7 @@
       </w:r>
       <w:r>
         <w:rPr>
-          <w:rFonts w:ascii="SimSun" w:eastAsia="SimSun" w:hAnsi="SimSun" w:cs="SimSun"/>
+          <w:rFonts w:ascii="宋体" w:hAnsi="宋体" w:eastAsia="宋体" w:cs="宋体"/>
           <w:spacing w:val="-3"/>
           <w:position w:val="1"/>
           <w:sz w:val="24"/>
@@ -7766,7 +7440,7 @@
       </w:r>
       <w:r>
         <w:rPr>
-          <w:rFonts w:ascii="Calibri" w:eastAsia="Calibri" w:hAnsi="Calibri" w:cs="Calibri"/>
+          <w:rFonts w:ascii="Calibri" w:hAnsi="Calibri" w:eastAsia="Calibri" w:cs="Calibri"/>
           <w:spacing w:val="-3"/>
           <w:position w:val="1"/>
           <w:sz w:val="24"/>
@@ -7776,7 +7450,7 @@
       </w:r>
       <w:r>
         <w:rPr>
-          <w:rFonts w:ascii="SimSun" w:eastAsia="SimSun" w:hAnsi="SimSun" w:cs="SimSun"/>
+          <w:rFonts w:ascii="宋体" w:hAnsi="宋体" w:eastAsia="宋体" w:cs="宋体"/>
           <w:spacing w:val="-3"/>
           <w:position w:val="1"/>
           <w:sz w:val="24"/>
@@ -7786,30 +7460,55 @@
       </w:r>
     </w:p>
     <w:sectPr>
-      <w:footerReference w:type="default" r:id="rId13"/>
+      <w:footerReference r:id="rId8" w:type="default"/>
       <w:pgSz w:w="11910" w:h="16840"/>
       <w:pgMar w:top="907" w:right="1784" w:bottom="1110" w:left="1779" w:header="0" w:footer="876" w:gutter="0"/>
-      <w:cols w:space="720"/>
+      <w:cols w:space="720" w:num="1"/>
     </w:sectPr>
   </w:body>
 </w:document>
 </file>
 
+<file path=word/endnotes.xml><?xml version="1.0" encoding="utf-8"?>
+<w:endnotes xmlns:wpc="http://schemas.microsoft.com/office/word/2010/wordprocessingCanvas" xmlns:mc="http://schemas.openxmlformats.org/markup-compatibility/2006" xmlns:o="urn:schemas-microsoft-com:office:office" xmlns:r="http://schemas.openxmlformats.org/officeDocument/2006/relationships" xmlns:m="http://schemas.openxmlformats.org/officeDocument/2006/math" xmlns:v="urn:schemas-microsoft-com:vml" xmlns:wp14="http://schemas.microsoft.com/office/word/2010/wordprocessingDrawing" xmlns:wp="http://schemas.openxmlformats.org/drawingml/2006/wordprocessingDrawing" xmlns:w="http://schemas.openxmlformats.org/wordprocessingml/2006/main" xmlns:w14="http://schemas.microsoft.com/office/word/2010/wordml" xmlns:w15="http://schemas.microsoft.com/office/word/2012/wordml" xmlns:w10="urn:schemas-microsoft-com:office:word" xmlns:wpg="http://schemas.microsoft.com/office/word/2010/wordprocessingGroup" xmlns:wpi="http://schemas.microsoft.com/office/word/2010/wordprocessingInk" xmlns:wne="http://schemas.microsoft.com/office/word/2006/wordml" xmlns:wps="http://schemas.microsoft.com/office/word/2010/wordprocessingShape" xmlns:wpsCustomData="http://www.wps.cn/officeDocument/2013/wpsCustomData" mc:Ignorable="w14 w15 wp14">
+  <w:endnote w:type="separator" w:id="0">
+    <w:p>
+      <w:pPr>
+        <w:spacing w:line="240" w:lineRule="auto"/>
+      </w:pPr>
+      <w:r>
+        <w:separator/>
+      </w:r>
+    </w:p>
+  </w:endnote>
+  <w:endnote w:type="continuationSeparator" w:id="1">
+    <w:p>
+      <w:pPr>
+        <w:spacing w:line="240" w:lineRule="auto"/>
+      </w:pPr>
+      <w:r>
+        <w:continuationSeparator/>
+      </w:r>
+    </w:p>
+  </w:endnote>
+</w:endnotes>
+</file>
+
 <file path=word/footer1.xml><?xml version="1.0" encoding="utf-8"?>
-<w:ftr xmlns:wpc="http://schemas.microsoft.com/office/word/2010/wordprocessingCanvas" xmlns:mc="http://schemas.openxmlformats.org/markup-compatibility/2006" xmlns:o="urn:schemas-microsoft-com:office:office" xmlns:r="http://schemas.openxmlformats.org/officeDocument/2006/relationships" xmlns:m="http://schemas.openxmlformats.org/officeDocument/2006/math" xmlns:v="urn:schemas-microsoft-com:vml" xmlns:wp14="http://schemas.microsoft.com/office/word/2010/wordprocessingDrawing" xmlns:wp="http://schemas.openxmlformats.org/drawingml/2006/wordprocessingDrawing" xmlns:w10="urn:schemas-microsoft-com:office:word" xmlns:w="http://schemas.openxmlformats.org/wordprocessingml/2006/main" xmlns:w14="http://schemas.microsoft.com/office/word/2010/wordml" xmlns:w15="http://schemas.microsoft.com/office/word/2012/wordml" xmlns:wne="http://schemas.microsoft.com/office/word/2006/wordml" xmlns:wpg="http://schemas.microsoft.com/office/word/2010/wordprocessingGroup" xmlns:wpi="http://schemas.microsoft.com/office/word/2010/wordprocessingInk" xmlns:wps="http://schemas.microsoft.com/office/word/2010/wordprocessingShape" mc:Ignorable="w14 w15 wp14">
+<w:ftr xmlns:wpc="http://schemas.microsoft.com/office/word/2010/wordprocessingCanvas" xmlns:mc="http://schemas.openxmlformats.org/markup-compatibility/2006" xmlns:o="urn:schemas-microsoft-com:office:office" xmlns:r="http://schemas.openxmlformats.org/officeDocument/2006/relationships" xmlns:m="http://schemas.openxmlformats.org/officeDocument/2006/math" xmlns:v="urn:schemas-microsoft-com:vml" xmlns:wp14="http://schemas.microsoft.com/office/word/2010/wordprocessingDrawing" xmlns:wp="http://schemas.openxmlformats.org/drawingml/2006/wordprocessingDrawing" xmlns:w10="urn:schemas-microsoft-com:office:word" xmlns:w="http://schemas.openxmlformats.org/wordprocessingml/2006/main" xmlns:w14="http://schemas.microsoft.com/office/word/2010/wordml" xmlns:w15="http://schemas.microsoft.com/office/word/2012/wordml" xmlns:wpg="http://schemas.microsoft.com/office/word/2010/wordprocessingGroup" xmlns:wpi="http://schemas.microsoft.com/office/word/2010/wordprocessingInk" xmlns:wne="http://schemas.microsoft.com/office/word/2006/wordml" xmlns:wps="http://schemas.microsoft.com/office/word/2010/wordprocessingShape" xmlns:wpsCustomData="http://www.wps.cn/officeDocument/2013/wpsCustomData" mc:Ignorable="w14 w15 wp14">
   <w:p>
     <w:pPr>
       <w:spacing w:line="230" w:lineRule="auto"/>
       <w:ind w:left="4209"/>
       <w:rPr>
-        <w:rFonts w:ascii="SimSun" w:eastAsia="SimSun" w:hAnsi="SimSun" w:cs="SimSun"/>
+        <w:rFonts w:ascii="宋体" w:hAnsi="宋体" w:eastAsia="宋体" w:cs="宋体"/>
         <w:sz w:val="18"/>
         <w:szCs w:val="18"/>
       </w:rPr>
     </w:pPr>
     <w:r>
       <w:rPr>
-        <w:rFonts w:ascii="SimSun" w:eastAsia="SimSun" w:hAnsi="SimSun" w:cs="SimSun"/>
+        <w:rFonts w:ascii="宋体" w:hAnsi="宋体" w:eastAsia="宋体" w:cs="宋体"/>
         <w:sz w:val="18"/>
         <w:szCs w:val="18"/>
       </w:rPr>
@@ -7820,20 +7519,20 @@
 </file>
 
 <file path=word/footer2.xml><?xml version="1.0" encoding="utf-8"?>
-<w:ftr xmlns:wpc="http://schemas.microsoft.com/office/word/2010/wordprocessingCanvas" xmlns:mc="http://schemas.openxmlformats.org/markup-compatibility/2006" xmlns:o="urn:schemas-microsoft-com:office:office" xmlns:r="http://schemas.openxmlformats.org/officeDocument/2006/relationships" xmlns:m="http://schemas.openxmlformats.org/officeDocument/2006/math" xmlns:v="urn:schemas-microsoft-com:vml" xmlns:wp14="http://schemas.microsoft.com/office/word/2010/wordprocessingDrawing" xmlns:wp="http://schemas.openxmlformats.org/drawingml/2006/wordprocessingDrawing" xmlns:w10="urn:schemas-microsoft-com:office:word" xmlns:w="http://schemas.openxmlformats.org/wordprocessingml/2006/main" xmlns:w14="http://schemas.microsoft.com/office/word/2010/wordml" xmlns:w15="http://schemas.microsoft.com/office/word/2012/wordml" xmlns:wne="http://schemas.microsoft.com/office/word/2006/wordml" xmlns:wpg="http://schemas.microsoft.com/office/word/2010/wordprocessingGroup" xmlns:wpi="http://schemas.microsoft.com/office/word/2010/wordprocessingInk" xmlns:wps="http://schemas.microsoft.com/office/word/2010/wordprocessingShape" mc:Ignorable="w14 w15 wp14">
+<w:ftr xmlns:wpc="http://schemas.microsoft.com/office/word/2010/wordprocessingCanvas" xmlns:mc="http://schemas.openxmlformats.org/markup-compatibility/2006" xmlns:o="urn:schemas-microsoft-com:office:office" xmlns:r="http://schemas.openxmlformats.org/officeDocument/2006/relationships" xmlns:m="http://schemas.openxmlformats.org/officeDocument/2006/math" xmlns:v="urn:schemas-microsoft-com:vml" xmlns:wp14="http://schemas.microsoft.com/office/word/2010/wordprocessingDrawing" xmlns:wp="http://schemas.openxmlformats.org/drawingml/2006/wordprocessingDrawing" xmlns:w10="urn:schemas-microsoft-com:office:word" xmlns:w="http://schemas.openxmlformats.org/wordprocessingml/2006/main" xmlns:w14="http://schemas.microsoft.com/office/word/2010/wordml" xmlns:w15="http://schemas.microsoft.com/office/word/2012/wordml" xmlns:wpg="http://schemas.microsoft.com/office/word/2010/wordprocessingGroup" xmlns:wpi="http://schemas.microsoft.com/office/word/2010/wordprocessingInk" xmlns:wne="http://schemas.microsoft.com/office/word/2006/wordml" xmlns:wps="http://schemas.microsoft.com/office/word/2010/wordprocessingShape" xmlns:wpsCustomData="http://www.wps.cn/officeDocument/2013/wpsCustomData" mc:Ignorable="w14 w15 wp14">
   <w:p>
     <w:pPr>
       <w:spacing w:line="230" w:lineRule="auto"/>
       <w:ind w:left="4219"/>
       <w:rPr>
-        <w:rFonts w:ascii="SimSun" w:eastAsia="SimSun" w:hAnsi="SimSun" w:cs="SimSun"/>
+        <w:rFonts w:ascii="宋体" w:hAnsi="宋体" w:eastAsia="宋体" w:cs="宋体"/>
         <w:sz w:val="18"/>
         <w:szCs w:val="18"/>
       </w:rPr>
     </w:pPr>
     <w:r>
       <w:rPr>
-        <w:rFonts w:ascii="SimSun" w:eastAsia="SimSun" w:hAnsi="SimSun" w:cs="SimSun"/>
+        <w:rFonts w:ascii="宋体" w:hAnsi="宋体" w:eastAsia="宋体" w:cs="宋体"/>
         <w:sz w:val="18"/>
         <w:szCs w:val="18"/>
       </w:rPr>
@@ -7844,20 +7543,20 @@
 </file>
 
 <file path=word/footer3.xml><?xml version="1.0" encoding="utf-8"?>
-<w:ftr xmlns:wpc="http://schemas.microsoft.com/office/word/2010/wordprocessingCanvas" xmlns:mc="http://schemas.openxmlformats.org/markup-compatibility/2006" xmlns:o="urn:schemas-microsoft-com:office:office" xmlns:r="http://schemas.openxmlformats.org/officeDocument/2006/relationships" xmlns:m="http://schemas.openxmlformats.org/officeDocument/2006/math" xmlns:v="urn:schemas-microsoft-com:vml" xmlns:wp14="http://schemas.microsoft.com/office/word/2010/wordprocessingDrawing" xmlns:wp="http://schemas.openxmlformats.org/drawingml/2006/wordprocessingDrawing" xmlns:w10="urn:schemas-microsoft-com:office:word" xmlns:w="http://schemas.openxmlformats.org/wordprocessingml/2006/main" xmlns:w14="http://schemas.microsoft.com/office/word/2010/wordml" xmlns:w15="http://schemas.microsoft.com/office/word/2012/wordml" xmlns:wne="http://schemas.microsoft.com/office/word/2006/wordml" xmlns:wpg="http://schemas.microsoft.com/office/word/2010/wordprocessingGroup" xmlns:wpi="http://schemas.microsoft.com/office/word/2010/wordprocessingInk" xmlns:wps="http://schemas.microsoft.com/office/word/2010/wordprocessingShape" mc:Ignorable="w14 w15 wp14">
+<w:ftr xmlns:wpc="http://schemas.microsoft.com/office/word/2010/wordprocessingCanvas" xmlns:mc="http://schemas.openxmlformats.org/markup-compatibility/2006" xmlns:o="urn:schemas-microsoft-com:office:office" xmlns:r="http://schemas.openxmlformats.org/officeDocument/2006/relationships" xmlns:m="http://schemas.openxmlformats.org/officeDocument/2006/math" xmlns:v="urn:schemas-microsoft-com:vml" xmlns:wp14="http://schemas.microsoft.com/office/word/2010/wordprocessingDrawing" xmlns:wp="http://schemas.openxmlformats.org/drawingml/2006/wordprocessingDrawing" xmlns:w10="urn:schemas-microsoft-com:office:word" xmlns:w="http://schemas.openxmlformats.org/wordprocessingml/2006/main" xmlns:w14="http://schemas.microsoft.com/office/word/2010/wordml" xmlns:w15="http://schemas.microsoft.com/office/word/2012/wordml" xmlns:wpg="http://schemas.microsoft.com/office/word/2010/wordprocessingGroup" xmlns:wpi="http://schemas.microsoft.com/office/word/2010/wordprocessingInk" xmlns:wne="http://schemas.microsoft.com/office/word/2006/wordml" xmlns:wps="http://schemas.microsoft.com/office/word/2010/wordprocessingShape" xmlns:wpsCustomData="http://www.wps.cn/officeDocument/2013/wpsCustomData" mc:Ignorable="w14 w15 wp14">
   <w:p>
     <w:pPr>
       <w:spacing w:line="229" w:lineRule="auto"/>
       <w:ind w:left="4291"/>
       <w:rPr>
-        <w:rFonts w:ascii="SimSun" w:eastAsia="SimSun" w:hAnsi="SimSun" w:cs="SimSun"/>
+        <w:rFonts w:ascii="宋体" w:hAnsi="宋体" w:eastAsia="宋体" w:cs="宋体"/>
         <w:sz w:val="18"/>
         <w:szCs w:val="18"/>
       </w:rPr>
     </w:pPr>
     <w:r>
       <w:rPr>
-        <w:rFonts w:ascii="SimSun" w:eastAsia="SimSun" w:hAnsi="SimSun" w:cs="SimSun"/>
+        <w:rFonts w:ascii="宋体" w:hAnsi="宋体" w:eastAsia="宋体" w:cs="宋体"/>
         <w:sz w:val="18"/>
         <w:szCs w:val="18"/>
       </w:rPr>
@@ -7868,116 +7567,20 @@
 </file>
 
 <file path=word/footer4.xml><?xml version="1.0" encoding="utf-8"?>
-<w:ftr xmlns:wpc="http://schemas.microsoft.com/office/word/2010/wordprocessingCanvas" xmlns:mc="http://schemas.openxmlformats.org/markup-compatibility/2006" xmlns:o="urn:schemas-microsoft-com:office:office" xmlns:r="http://schemas.openxmlformats.org/officeDocument/2006/relationships" xmlns:m="http://schemas.openxmlformats.org/officeDocument/2006/math" xmlns:v="urn:schemas-microsoft-com:vml" xmlns:wp14="http://schemas.microsoft.com/office/word/2010/wordprocessingDrawing" xmlns:wp="http://schemas.openxmlformats.org/drawingml/2006/wordprocessingDrawing" xmlns:w10="urn:schemas-microsoft-com:office:word" xmlns:w="http://schemas.openxmlformats.org/wordprocessingml/2006/main" xmlns:w14="http://schemas.microsoft.com/office/word/2010/wordml" xmlns:w15="http://schemas.microsoft.com/office/word/2012/wordml" xmlns:wne="http://schemas.microsoft.com/office/word/2006/wordml" xmlns:wpg="http://schemas.microsoft.com/office/word/2010/wordprocessingGroup" xmlns:wpi="http://schemas.microsoft.com/office/word/2010/wordprocessingInk" xmlns:wps="http://schemas.microsoft.com/office/word/2010/wordprocessingShape" mc:Ignorable="w14 w15 wp14">
+<w:ftr xmlns:wpc="http://schemas.microsoft.com/office/word/2010/wordprocessingCanvas" xmlns:mc="http://schemas.openxmlformats.org/markup-compatibility/2006" xmlns:o="urn:schemas-microsoft-com:office:office" xmlns:r="http://schemas.openxmlformats.org/officeDocument/2006/relationships" xmlns:m="http://schemas.openxmlformats.org/officeDocument/2006/math" xmlns:v="urn:schemas-microsoft-com:vml" xmlns:wp14="http://schemas.microsoft.com/office/word/2010/wordprocessingDrawing" xmlns:wp="http://schemas.openxmlformats.org/drawingml/2006/wordprocessingDrawing" xmlns:w10="urn:schemas-microsoft-com:office:word" xmlns:w="http://schemas.openxmlformats.org/wordprocessingml/2006/main" xmlns:w14="http://schemas.microsoft.com/office/word/2010/wordml" xmlns:w15="http://schemas.microsoft.com/office/word/2012/wordml" xmlns:wpg="http://schemas.microsoft.com/office/word/2010/wordprocessingGroup" xmlns:wpi="http://schemas.microsoft.com/office/word/2010/wordprocessingInk" xmlns:wne="http://schemas.microsoft.com/office/word/2006/wordml" xmlns:wps="http://schemas.microsoft.com/office/word/2010/wordprocessingShape" xmlns:wpsCustomData="http://www.wps.cn/officeDocument/2013/wpsCustomData" mc:Ignorable="w14 w15 wp14">
   <w:p>
     <w:pPr>
-      <w:spacing w:line="230" w:lineRule="auto"/>
-      <w:ind w:left="4195"/>
+      <w:spacing w:line="229" w:lineRule="auto"/>
+      <w:ind w:left="4196"/>
       <w:rPr>
-        <w:rFonts w:ascii="SimSun" w:eastAsia="SimSun" w:hAnsi="SimSun" w:cs="SimSun"/>
+        <w:rFonts w:ascii="宋体" w:hAnsi="宋体" w:eastAsia="宋体" w:cs="宋体"/>
         <w:sz w:val="18"/>
         <w:szCs w:val="18"/>
       </w:rPr>
     </w:pPr>
     <w:r>
       <w:rPr>
-        <w:rFonts w:ascii="SimSun" w:eastAsia="SimSun" w:hAnsi="SimSun" w:cs="SimSun"/>
-        <w:sz w:val="18"/>
-        <w:szCs w:val="18"/>
-      </w:rPr>
-      <w:t>4</w:t>
-    </w:r>
-  </w:p>
-</w:ftr>
-</file>
-
-<file path=word/footer5.xml><?xml version="1.0" encoding="utf-8"?>
-<w:ftr xmlns:wpc="http://schemas.microsoft.com/office/word/2010/wordprocessingCanvas" xmlns:mc="http://schemas.openxmlformats.org/markup-compatibility/2006" xmlns:o="urn:schemas-microsoft-com:office:office" xmlns:r="http://schemas.openxmlformats.org/officeDocument/2006/relationships" xmlns:m="http://schemas.openxmlformats.org/officeDocument/2006/math" xmlns:v="urn:schemas-microsoft-com:vml" xmlns:wp14="http://schemas.microsoft.com/office/word/2010/wordprocessingDrawing" xmlns:wp="http://schemas.openxmlformats.org/drawingml/2006/wordprocessingDrawing" xmlns:w10="urn:schemas-microsoft-com:office:word" xmlns:w="http://schemas.openxmlformats.org/wordprocessingml/2006/main" xmlns:w14="http://schemas.microsoft.com/office/word/2010/wordml" xmlns:w15="http://schemas.microsoft.com/office/word/2012/wordml" xmlns:wne="http://schemas.microsoft.com/office/word/2006/wordml" xmlns:wpg="http://schemas.microsoft.com/office/word/2010/wordprocessingGroup" xmlns:wpi="http://schemas.microsoft.com/office/word/2010/wordprocessingInk" xmlns:wps="http://schemas.microsoft.com/office/word/2010/wordprocessingShape" mc:Ignorable="w14 w15 wp14">
-  <w:p>
-    <w:pPr>
-      <w:spacing w:line="229" w:lineRule="auto"/>
-      <w:ind w:left="4199"/>
-      <w:rPr>
-        <w:rFonts w:ascii="SimSun" w:eastAsia="SimSun" w:hAnsi="SimSun" w:cs="SimSun"/>
-        <w:sz w:val="18"/>
-        <w:szCs w:val="18"/>
-      </w:rPr>
-    </w:pPr>
-    <w:r>
-      <w:rPr>
-        <w:rFonts w:ascii="SimSun" w:eastAsia="SimSun" w:hAnsi="SimSun" w:cs="SimSun"/>
-        <w:sz w:val="18"/>
-        <w:szCs w:val="18"/>
-      </w:rPr>
-      <w:t>5</w:t>
-    </w:r>
-  </w:p>
-</w:ftr>
-</file>
-
-<file path=word/footer6.xml><?xml version="1.0" encoding="utf-8"?>
-<w:ftr xmlns:wpc="http://schemas.microsoft.com/office/word/2010/wordprocessingCanvas" xmlns:mc="http://schemas.openxmlformats.org/markup-compatibility/2006" xmlns:o="urn:schemas-microsoft-com:office:office" xmlns:r="http://schemas.openxmlformats.org/officeDocument/2006/relationships" xmlns:m="http://schemas.openxmlformats.org/officeDocument/2006/math" xmlns:v="urn:schemas-microsoft-com:vml" xmlns:wp14="http://schemas.microsoft.com/office/word/2010/wordprocessingDrawing" xmlns:wp="http://schemas.openxmlformats.org/drawingml/2006/wordprocessingDrawing" xmlns:w10="urn:schemas-microsoft-com:office:word" xmlns:w="http://schemas.openxmlformats.org/wordprocessingml/2006/main" xmlns:w14="http://schemas.microsoft.com/office/word/2010/wordml" xmlns:w15="http://schemas.microsoft.com/office/word/2012/wordml" xmlns:wne="http://schemas.microsoft.com/office/word/2006/wordml" xmlns:wpg="http://schemas.microsoft.com/office/word/2010/wordprocessingGroup" xmlns:wpi="http://schemas.microsoft.com/office/word/2010/wordprocessingInk" xmlns:wps="http://schemas.microsoft.com/office/word/2010/wordprocessingShape" mc:Ignorable="w14 w15 wp14">
-  <w:p>
-    <w:pPr>
-      <w:spacing w:line="229" w:lineRule="auto"/>
-      <w:ind w:left="4197"/>
-      <w:rPr>
-        <w:rFonts w:ascii="SimSun" w:eastAsia="SimSun" w:hAnsi="SimSun" w:cs="SimSun"/>
-        <w:sz w:val="18"/>
-        <w:szCs w:val="18"/>
-      </w:rPr>
-    </w:pPr>
-    <w:r>
-      <w:rPr>
-        <w:rFonts w:ascii="SimSun" w:eastAsia="SimSun" w:hAnsi="SimSun" w:cs="SimSun"/>
-        <w:sz w:val="18"/>
-        <w:szCs w:val="18"/>
-      </w:rPr>
-      <w:t>6</w:t>
-    </w:r>
-  </w:p>
-</w:ftr>
-</file>
-
-<file path=word/footer7.xml><?xml version="1.0" encoding="utf-8"?>
-<w:ftr xmlns:wpc="http://schemas.microsoft.com/office/word/2010/wordprocessingCanvas" xmlns:mc="http://schemas.openxmlformats.org/markup-compatibility/2006" xmlns:o="urn:schemas-microsoft-com:office:office" xmlns:r="http://schemas.openxmlformats.org/officeDocument/2006/relationships" xmlns:m="http://schemas.openxmlformats.org/officeDocument/2006/math" xmlns:v="urn:schemas-microsoft-com:vml" xmlns:wp14="http://schemas.microsoft.com/office/word/2010/wordprocessingDrawing" xmlns:wp="http://schemas.openxmlformats.org/drawingml/2006/wordprocessingDrawing" xmlns:w10="urn:schemas-microsoft-com:office:word" xmlns:w="http://schemas.openxmlformats.org/wordprocessingml/2006/main" xmlns:w14="http://schemas.microsoft.com/office/word/2010/wordml" xmlns:w15="http://schemas.microsoft.com/office/word/2012/wordml" xmlns:wne="http://schemas.microsoft.com/office/word/2006/wordml" xmlns:wpg="http://schemas.microsoft.com/office/word/2010/wordprocessingGroup" xmlns:wpi="http://schemas.microsoft.com/office/word/2010/wordprocessingInk" xmlns:wps="http://schemas.microsoft.com/office/word/2010/wordprocessingShape" mc:Ignorable="w14 w15 wp14">
-  <w:p>
-    <w:pPr>
-      <w:spacing w:line="229" w:lineRule="auto"/>
-      <w:ind w:left="4200"/>
-      <w:rPr>
-        <w:rFonts w:ascii="SimSun" w:eastAsia="SimSun" w:hAnsi="SimSun" w:cs="SimSun"/>
-        <w:sz w:val="18"/>
-        <w:szCs w:val="18"/>
-      </w:rPr>
-    </w:pPr>
-    <w:r>
-      <w:rPr>
-        <w:rFonts w:ascii="SimSun" w:eastAsia="SimSun" w:hAnsi="SimSun" w:cs="SimSun"/>
-        <w:sz w:val="18"/>
-        <w:szCs w:val="18"/>
-      </w:rPr>
-      <w:t>7</w:t>
-    </w:r>
-  </w:p>
-</w:ftr>
-</file>
-
-<file path=word/footer8.xml><?xml version="1.0" encoding="utf-8"?>
-<w:ftr xmlns:wpc="http://schemas.microsoft.com/office/word/2010/wordprocessingCanvas" xmlns:mc="http://schemas.openxmlformats.org/markup-compatibility/2006" xmlns:o="urn:schemas-microsoft-com:office:office" xmlns:r="http://schemas.openxmlformats.org/officeDocument/2006/relationships" xmlns:m="http://schemas.openxmlformats.org/officeDocument/2006/math" xmlns:v="urn:schemas-microsoft-com:vml" xmlns:wp14="http://schemas.microsoft.com/office/word/2010/wordprocessingDrawing" xmlns:wp="http://schemas.openxmlformats.org/drawingml/2006/wordprocessingDrawing" xmlns:w10="urn:schemas-microsoft-com:office:word" xmlns:w="http://schemas.openxmlformats.org/wordprocessingml/2006/main" xmlns:w14="http://schemas.microsoft.com/office/word/2010/wordml" xmlns:w15="http://schemas.microsoft.com/office/word/2012/wordml" xmlns:wne="http://schemas.microsoft.com/office/word/2006/wordml" xmlns:wpg="http://schemas.microsoft.com/office/word/2010/wordprocessingGroup" xmlns:wpi="http://schemas.microsoft.com/office/word/2010/wordprocessingInk" xmlns:wps="http://schemas.microsoft.com/office/word/2010/wordprocessingShape" mc:Ignorable="w14 w15 wp14">
-  <w:p>
-    <w:pPr>
-      <w:spacing w:line="229" w:lineRule="auto"/>
-      <w:ind w:left="4196"/>
-      <w:rPr>
-        <w:rFonts w:ascii="SimSun" w:eastAsia="SimSun" w:hAnsi="SimSun" w:cs="SimSun"/>
-        <w:sz w:val="18"/>
-        <w:szCs w:val="18"/>
-      </w:rPr>
-    </w:pPr>
-    <w:r>
-      <w:rPr>
-        <w:rFonts w:ascii="SimSun" w:eastAsia="SimSun" w:hAnsi="SimSun" w:cs="SimSun"/>
+        <w:rFonts w:ascii="宋体" w:hAnsi="宋体" w:eastAsia="宋体" w:cs="宋体"/>
         <w:sz w:val="18"/>
         <w:szCs w:val="18"/>
       </w:rPr>
@@ -7987,197 +7590,382 @@
 </w:ftr>
 </file>
 
+<file path=word/footnotes.xml><?xml version="1.0" encoding="utf-8"?>
+<w:footnotes xmlns:wpc="http://schemas.microsoft.com/office/word/2010/wordprocessingCanvas" xmlns:mc="http://schemas.openxmlformats.org/markup-compatibility/2006" xmlns:o="urn:schemas-microsoft-com:office:office" xmlns:r="http://schemas.openxmlformats.org/officeDocument/2006/relationships" xmlns:m="http://schemas.openxmlformats.org/officeDocument/2006/math" xmlns:v="urn:schemas-microsoft-com:vml" xmlns:wp14="http://schemas.microsoft.com/office/word/2010/wordprocessingDrawing" xmlns:wp="http://schemas.openxmlformats.org/drawingml/2006/wordprocessingDrawing" xmlns:w="http://schemas.openxmlformats.org/wordprocessingml/2006/main" xmlns:w14="http://schemas.microsoft.com/office/word/2010/wordml" xmlns:w15="http://schemas.microsoft.com/office/word/2012/wordml" xmlns:w10="urn:schemas-microsoft-com:office:word" xmlns:wpg="http://schemas.microsoft.com/office/word/2010/wordprocessingGroup" xmlns:wpi="http://schemas.microsoft.com/office/word/2010/wordprocessingInk" xmlns:wne="http://schemas.microsoft.com/office/word/2006/wordml" xmlns:wps="http://schemas.microsoft.com/office/word/2010/wordprocessingShape" xmlns:wpsCustomData="http://www.wps.cn/officeDocument/2013/wpsCustomData" mc:Ignorable="w14 w15 wp14">
+  <w:footnote w:type="separator" w:id="0">
+    <w:p>
+      <w:pPr>
+        <w:spacing w:before="0" w:after="0" w:line="240" w:lineRule="auto"/>
+      </w:pPr>
+      <w:r>
+        <w:separator/>
+      </w:r>
+    </w:p>
+  </w:footnote>
+  <w:footnote w:type="continuationSeparator" w:id="1">
+    <w:p>
+      <w:pPr>
+        <w:spacing w:before="0" w:after="0" w:line="240" w:lineRule="auto"/>
+      </w:pPr>
+      <w:r>
+        <w:continuationSeparator/>
+      </w:r>
+    </w:p>
+  </w:footnote>
+</w:footnotes>
+</file>
+
+<file path=word/numbering.xml><?xml version="1.0" encoding="utf-8"?>
+<w:numbering xmlns:wpc="http://schemas.microsoft.com/office/word/2010/wordprocessingCanvas" xmlns:mc="http://schemas.openxmlformats.org/markup-compatibility/2006" xmlns:o="urn:schemas-microsoft-com:office:office" xmlns:r="http://schemas.openxmlformats.org/officeDocument/2006/relationships" xmlns:m="http://schemas.openxmlformats.org/officeDocument/2006/math" xmlns:v="urn:schemas-microsoft-com:vml" xmlns:wp14="http://schemas.microsoft.com/office/word/2010/wordprocessingDrawing" xmlns:wp="http://schemas.openxmlformats.org/drawingml/2006/wordprocessingDrawing" xmlns:w10="urn:schemas-microsoft-com:office:word" xmlns:w="http://schemas.openxmlformats.org/wordprocessingml/2006/main" xmlns:w14="http://schemas.microsoft.com/office/word/2010/wordml" xmlns:wpg="http://schemas.microsoft.com/office/word/2010/wordprocessingGroup" xmlns:wpi="http://schemas.microsoft.com/office/word/2010/wordprocessingInk" xmlns:wne="http://schemas.microsoft.com/office/word/2006/wordml" xmlns:wps="http://schemas.microsoft.com/office/word/2010/wordprocessingShape" xmlns:wpsCustomData="http://www.wps.cn/officeDocument/2013/wpsCustomData" mc:Ignorable="w14 wp14">
+  <w:abstractNum w:abstractNumId="0">
+    <w:nsid w:val="818FF7D0"/>
+    <w:multiLevelType w:val="singleLevel"/>
+    <w:tmpl w:val="818FF7D0"/>
+    <w:lvl w:ilvl="0" w:tentative="0">
+      <w:start w:val="1"/>
+      <w:numFmt w:val="bullet"/>
+      <w:lvlText w:val=""/>
+      <w:lvlJc w:val="left"/>
+      <w:pPr>
+        <w:ind w:left="420" w:hanging="420"/>
+      </w:pPr>
+      <w:rPr>
+        <w:rFonts w:hint="default" w:ascii="Wingdings" w:hAnsi="Wingdings"/>
+      </w:rPr>
+    </w:lvl>
+  </w:abstractNum>
+  <w:num w:numId="1">
+    <w:abstractNumId w:val="0"/>
+  </w:num>
+</w:numbering>
+</file>
+
 <file path=word/styles.xml><?xml version="1.0" encoding="utf-8"?>
-<w:styles xmlns:mc="http://schemas.openxmlformats.org/markup-compatibility/2006" xmlns:r="http://schemas.openxmlformats.org/officeDocument/2006/relationships" xmlns:w="http://schemas.openxmlformats.org/wordprocessingml/2006/main" xmlns:w14="http://schemas.microsoft.com/office/word/2010/wordml" xmlns:w15="http://schemas.microsoft.com/office/word/2012/wordml" mc:Ignorable="w14 w15">
+<w:styles xmlns:mc="http://schemas.openxmlformats.org/markup-compatibility/2006" xmlns:o="urn:schemas-microsoft-com:office:office" xmlns:r="http://schemas.openxmlformats.org/officeDocument/2006/relationships" xmlns:m="http://schemas.openxmlformats.org/officeDocument/2006/math" xmlns:v="urn:schemas-microsoft-com:vml" xmlns:w="http://schemas.openxmlformats.org/wordprocessingml/2006/main" xmlns:w14="http://schemas.microsoft.com/office/word/2010/wordml" xmlns:w10="urn:schemas-microsoft-com:office:word" xmlns:sl="http://schemas.openxmlformats.org/schemaLibrary/2006/main" xmlns:wpsCustomData="http://www.wps.cn/officeDocument/2013/wpsCustomData" mc:Ignorable="w14">
   <w:docDefaults>
     <w:rPrDefault>
       <w:rPr>
-        <w:rFonts w:ascii="Arial" w:eastAsia="Arial" w:hAnsi="Arial" w:cs="Arial"/>
-        <w:snapToGrid w:val="0"/>
-        <w:color w:val="000000"/>
-        <w:kern w:val="0"/>
-        <w:sz w:val="21"/>
-        <w:szCs w:val="21"/>
-        <w:lang w:val="en-US" w:eastAsia="en-US" w:bidi="ar-SA"/>
+        <w:rFonts w:ascii="Arial" w:hAnsi="Arial" w:eastAsia="Arial" w:cs="Arial"/>
       </w:rPr>
     </w:rPrDefault>
-    <w:pPrDefault>
-      <w:pPr>
-        <w:spacing w:after="200" w:line="276" w:lineRule="auto"/>
-      </w:pPr>
-    </w:pPrDefault>
+    <w:pPrDefault/>
   </w:docDefaults>
-  <w:latentStyles w:defLockedState="0" w:defUIPriority="99" w:defSemiHidden="1" w:defUnhideWhenUsed="1" w:defQFormat="0" w:count="267">
-    <w:lsdException w:name="Normal" w:semiHidden="0" w:uiPriority="0" w:unhideWhenUsed="0" w:qFormat="1"/>
-    <w:lsdException w:name="heading 1" w:semiHidden="0" w:uiPriority="9" w:unhideWhenUsed="0" w:qFormat="1"/>
-    <w:lsdException w:name="heading 2" w:uiPriority="9" w:qFormat="1"/>
-    <w:lsdException w:name="heading 3" w:uiPriority="9" w:qFormat="1"/>
-    <w:lsdException w:name="heading 4" w:uiPriority="9" w:qFormat="1"/>
-    <w:lsdException w:name="heading 5" w:uiPriority="9" w:qFormat="1"/>
-    <w:lsdException w:name="heading 6" w:uiPriority="9" w:qFormat="1"/>
-    <w:lsdException w:name="heading 7" w:uiPriority="9" w:qFormat="1"/>
-    <w:lsdException w:name="heading 8" w:uiPriority="9" w:qFormat="1"/>
-    <w:lsdException w:name="heading 9" w:uiPriority="9" w:qFormat="1"/>
-    <w:lsdException w:name="toc 1" w:uiPriority="39"/>
-    <w:lsdException w:name="toc 2" w:uiPriority="39"/>
-    <w:lsdException w:name="toc 3" w:uiPriority="39"/>
-    <w:lsdException w:name="toc 4" w:uiPriority="39"/>
-    <w:lsdException w:name="toc 5" w:uiPriority="39"/>
-    <w:lsdException w:name="toc 6" w:uiPriority="39"/>
-    <w:lsdException w:name="toc 7" w:uiPriority="39"/>
-    <w:lsdException w:name="toc 8" w:uiPriority="39"/>
-    <w:lsdException w:name="toc 9" w:uiPriority="39"/>
-    <w:lsdException w:name="caption" w:uiPriority="35" w:qFormat="1"/>
-    <w:lsdException w:name="Title" w:semiHidden="0" w:uiPriority="10" w:unhideWhenUsed="0" w:qFormat="1"/>
-    <w:lsdException w:name="Default Paragraph Font" w:uiPriority="1"/>
-    <w:lsdException w:name="Subtitle" w:semiHidden="0" w:uiPriority="11" w:unhideWhenUsed="0" w:qFormat="1"/>
-    <w:lsdException w:name="Strong" w:semiHidden="0" w:uiPriority="22" w:unhideWhenUsed="0" w:qFormat="1"/>
-    <w:lsdException w:name="Emphasis" w:semiHidden="0" w:uiPriority="20" w:unhideWhenUsed="0" w:qFormat="1"/>
-    <w:lsdException w:name="Table Grid" w:semiHidden="0" w:uiPriority="59" w:unhideWhenUsed="0"/>
-    <w:lsdException w:name="Placeholder Text" w:unhideWhenUsed="0"/>
-    <w:lsdException w:name="No Spacing" w:semiHidden="0" w:uiPriority="1" w:unhideWhenUsed="0" w:qFormat="1"/>
-    <w:lsdException w:name="Light Shading" w:semiHidden="0" w:uiPriority="60" w:unhideWhenUsed="0"/>
-    <w:lsdException w:name="Light List" w:semiHidden="0" w:uiPriority="61" w:unhideWhenUsed="0"/>
-    <w:lsdException w:name="Light Grid" w:semiHidden="0" w:uiPriority="62" w:unhideWhenUsed="0"/>
-    <w:lsdException w:name="Medium Shading 1" w:semiHidden="0" w:uiPriority="63" w:unhideWhenUsed="0"/>
-    <w:lsdException w:name="Medium Shading 2" w:semiHidden="0" w:uiPriority="64" w:unhideWhenUsed="0"/>
-    <w:lsdException w:name="Medium List 1" w:semiHidden="0" w:uiPriority="65" w:unhideWhenUsed="0"/>
-    <w:lsdException w:name="Medium List 2" w:semiHidden="0" w:uiPriority="66" w:unhideWhenUsed="0"/>
-    <w:lsdException w:name="Medium Grid 1" w:semiHidden="0" w:uiPriority="67" w:unhideWhenUsed="0"/>
-    <w:lsdException w:name="Medium Grid 2" w:semiHidden="0" w:uiPriority="68" w:unhideWhenUsed="0"/>
-    <w:lsdException w:name="Medium Grid 3" w:semiHidden="0" w:uiPriority="69" w:unhideWhenUsed="0"/>
-    <w:lsdException w:name="Dark List" w:semiHidden="0" w:uiPriority="70" w:unhideWhenUsed="0"/>
-    <w:lsdException w:name="Colorful Shading" w:semiHidden="0" w:uiPriority="71" w:unhideWhenUsed="0"/>
-    <w:lsdException w:name="Colorful List" w:semiHidden="0" w:uiPriority="72" w:unhideWhenUsed="0"/>
-    <w:lsdException w:name="Colorful Grid" w:semiHidden="0" w:uiPriority="73" w:unhideWhenUsed="0"/>
-    <w:lsdException w:name="Light Shading Accent 1" w:semiHidden="0" w:uiPriority="60" w:unhideWhenUsed="0"/>
-    <w:lsdException w:name="Light List Accent 1" w:semiHidden="0" w:uiPriority="61" w:unhideWhenUsed="0"/>
-    <w:lsdException w:name="Light Grid Accent 1" w:semiHidden="0" w:uiPriority="62" w:unhideWhenUsed="0"/>
-    <w:lsdException w:name="Medium Shading 1 Accent 1" w:semiHidden="0" w:uiPriority="63" w:unhideWhenUsed="0"/>
-    <w:lsdException w:name="Medium Shading 2 Accent 1" w:semiHidden="0" w:uiPriority="64" w:unhideWhenUsed="0"/>
-    <w:lsdException w:name="Medium List 1 Accent 1" w:semiHidden="0" w:uiPriority="65" w:unhideWhenUsed="0"/>
-    <w:lsdException w:name="Revision" w:unhideWhenUsed="0"/>
-    <w:lsdException w:name="List Paragraph" w:semiHidden="0" w:uiPriority="34" w:unhideWhenUsed="0" w:qFormat="1"/>
-    <w:lsdException w:name="Quote" w:semiHidden="0" w:uiPriority="29" w:unhideWhenUsed="0" w:qFormat="1"/>
-    <w:lsdException w:name="Intense Quote" w:semiHidden="0" w:uiPriority="30" w:unhideWhenUsed="0" w:qFormat="1"/>
-    <w:lsdException w:name="Medium List 2 Accent 1" w:semiHidden="0" w:uiPriority="66" w:unhideWhenUsed="0"/>
-    <w:lsdException w:name="Medium Grid 1 Accent 1" w:semiHidden="0" w:uiPriority="67" w:unhideWhenUsed="0"/>
-    <w:lsdException w:name="Medium Grid 2 Accent 1" w:semiHidden="0" w:uiPriority="68" w:unhideWhenUsed="0"/>
-    <w:lsdException w:name="Medium Grid 3 Accent 1" w:semiHidden="0" w:uiPriority="69" w:unhideWhenUsed="0"/>
-    <w:lsdException w:name="Dark List Accent 1" w:semiHidden="0" w:uiPriority="70" w:unhideWhenUsed="0"/>
-    <w:lsdException w:name="Colorful Shading Accent 1" w:semiHidden="0" w:uiPriority="71" w:unhideWhenUsed="0"/>
-    <w:lsdException w:name="Colorful List Accent 1" w:semiHidden="0" w:uiPriority="72" w:unhideWhenUsed="0"/>
-    <w:lsdException w:name="Colorful Grid Accent 1" w:semiHidden="0" w:uiPriority="73" w:unhideWhenUsed="0"/>
-    <w:lsdException w:name="Light Shading Accent 2" w:semiHidden="0" w:uiPriority="60" w:unhideWhenUsed="0"/>
-    <w:lsdException w:name="Light List Accent 2" w:semiHidden="0" w:uiPriority="61" w:unhideWhenUsed="0"/>
-    <w:lsdException w:name="Light Grid Accent 2" w:semiHidden="0" w:uiPriority="62" w:unhideWhenUsed="0"/>
-    <w:lsdException w:name="Medium Shading 1 Accent 2" w:semiHidden="0" w:uiPriority="63" w:unhideWhenUsed="0"/>
-    <w:lsdException w:name="Medium Shading 2 Accent 2" w:semiHidden="0" w:uiPriority="64" w:unhideWhenUsed="0"/>
-    <w:lsdException w:name="Medium List 1 Accent 2" w:semiHidden="0" w:uiPriority="65" w:unhideWhenUsed="0"/>
-    <w:lsdException w:name="Medium List 2 Accent 2" w:semiHidden="0" w:uiPriority="66" w:unhideWhenUsed="0"/>
-    <w:lsdException w:name="Medium Grid 1 Accent 2" w:semiHidden="0" w:uiPriority="67" w:unhideWhenUsed="0"/>
-    <w:lsdException w:name="Medium Grid 2 Accent 2" w:semiHidden="0" w:uiPriority="68" w:unhideWhenUsed="0"/>
-    <w:lsdException w:name="Medium Grid 3 Accent 2" w:semiHidden="0" w:uiPriority="69" w:unhideWhenUsed="0"/>
-    <w:lsdException w:name="Dark List Accent 2" w:semiHidden="0" w:uiPriority="70" w:unhideWhenUsed="0"/>
-    <w:lsdException w:name="Colorful Shading Accent 2" w:semiHidden="0" w:uiPriority="71" w:unhideWhenUsed="0"/>
-    <w:lsdException w:name="Colorful List Accent 2" w:semiHidden="0" w:uiPriority="72" w:unhideWhenUsed="0"/>
-    <w:lsdException w:name="Colorful Grid Accent 2" w:semiHidden="0" w:uiPriority="73" w:unhideWhenUsed="0"/>
-    <w:lsdException w:name="Light Shading Accent 3" w:semiHidden="0" w:uiPriority="60" w:unhideWhenUsed="0"/>
-    <w:lsdException w:name="Light List Accent 3" w:semiHidden="0" w:uiPriority="61" w:unhideWhenUsed="0"/>
-    <w:lsdException w:name="Light Grid Accent 3" w:semiHidden="0" w:uiPriority="62" w:unhideWhenUsed="0"/>
-    <w:lsdException w:name="Medium Shading 1 Accent 3" w:semiHidden="0" w:uiPriority="63" w:unhideWhenUsed="0"/>
-    <w:lsdException w:name="Medium Shading 2 Accent 3" w:semiHidden="0" w:uiPriority="64" w:unhideWhenUsed="0"/>
-    <w:lsdException w:name="Medium List 1 Accent 3" w:semiHidden="0" w:uiPriority="65" w:unhideWhenUsed="0"/>
-    <w:lsdException w:name="Medium List 2 Accent 3" w:semiHidden="0" w:uiPriority="66" w:unhideWhenUsed="0"/>
-    <w:lsdException w:name="Medium Grid 1 Accent 3" w:semiHidden="0" w:uiPriority="67" w:unhideWhenUsed="0"/>
-    <w:lsdException w:name="Medium Grid 2 Accent 3" w:semiHidden="0" w:uiPriority="68" w:unhideWhenUsed="0"/>
-    <w:lsdException w:name="Medium Grid 3 Accent 3" w:semiHidden="0" w:uiPriority="69" w:unhideWhenUsed="0"/>
-    <w:lsdException w:name="Dark List Accent 3" w:semiHidden="0" w:uiPriority="70" w:unhideWhenUsed="0"/>
-    <w:lsdException w:name="Colorful Shading Accent 3" w:semiHidden="0" w:uiPriority="71" w:unhideWhenUsed="0"/>
-    <w:lsdException w:name="Colorful List Accent 3" w:semiHidden="0" w:uiPriority="72" w:unhideWhenUsed="0"/>
-    <w:lsdException w:name="Colorful Grid Accent 3" w:semiHidden="0" w:uiPriority="73" w:unhideWhenUsed="0"/>
-    <w:lsdException w:name="Light Shading Accent 4" w:semiHidden="0" w:uiPriority="60" w:unhideWhenUsed="0"/>
-    <w:lsdException w:name="Light List Accent 4" w:semiHidden="0" w:uiPriority="61" w:unhideWhenUsed="0"/>
-    <w:lsdException w:name="Light Grid Accent 4" w:semiHidden="0" w:uiPriority="62" w:unhideWhenUsed="0"/>
-    <w:lsdException w:name="Medium Shading 1 Accent 4" w:semiHidden="0" w:uiPriority="63" w:unhideWhenUsed="0"/>
-    <w:lsdException w:name="Medium Shading 2 Accent 4" w:semiHidden="0" w:uiPriority="64" w:unhideWhenUsed="0"/>
-    <w:lsdException w:name="Medium List 1 Accent 4" w:semiHidden="0" w:uiPriority="65" w:unhideWhenUsed="0"/>
-    <w:lsdException w:name="Medium List 2 Accent 4" w:semiHidden="0" w:uiPriority="66" w:unhideWhenUsed="0"/>
-    <w:lsdException w:name="Medium Grid 1 Accent 4" w:semiHidden="0" w:uiPriority="67" w:unhideWhenUsed="0"/>
-    <w:lsdException w:name="Medium Grid 2 Accent 4" w:semiHidden="0" w:uiPriority="68" w:unhideWhenUsed="0"/>
-    <w:lsdException w:name="Medium Grid 3 Accent 4" w:semiHidden="0" w:uiPriority="69" w:unhideWhenUsed="0"/>
-    <w:lsdException w:name="Dark List Accent 4" w:semiHidden="0" w:uiPriority="70" w:unhideWhenUsed="0"/>
-    <w:lsdException w:name="Colorful Shading Accent 4" w:semiHidden="0" w:uiPriority="71" w:unhideWhenUsed="0"/>
-    <w:lsdException w:name="Colorful List Accent 4" w:semiHidden="0" w:uiPriority="72" w:unhideWhenUsed="0"/>
-    <w:lsdException w:name="Colorful Grid Accent 4" w:semiHidden="0" w:uiPriority="73" w:unhideWhenUsed="0"/>
-    <w:lsdException w:name="Light Shading Accent 5" w:semiHidden="0" w:uiPriority="60" w:unhideWhenUsed="0"/>
-    <w:lsdException w:name="Light List Accent 5" w:semiHidden="0" w:uiPriority="61" w:unhideWhenUsed="0"/>
-    <w:lsdException w:name="Light Grid Accent 5" w:semiHidden="0" w:uiPriority="62" w:unhideWhenUsed="0"/>
-    <w:lsdException w:name="Medium Shading 1 Accent 5" w:semiHidden="0" w:uiPriority="63" w:unhideWhenUsed="0"/>
-    <w:lsdException w:name="Medium Shading 2 Accent 5" w:semiHidden="0" w:uiPriority="64" w:unhideWhenUsed="0"/>
-    <w:lsdException w:name="Medium List 1 Accent 5" w:semiHidden="0" w:uiPriority="65" w:unhideWhenUsed="0"/>
-    <w:lsdException w:name="Medium List 2 Accent 5" w:semiHidden="0" w:uiPriority="66" w:unhideWhenUsed="0"/>
-    <w:lsdException w:name="Medium Grid 1 Accent 5" w:semiHidden="0" w:uiPriority="67" w:unhideWhenUsed="0"/>
-    <w:lsdException w:name="Medium Grid 2 Accent 5" w:semiHidden="0" w:uiPriority="68" w:unhideWhenUsed="0"/>
-    <w:lsdException w:name="Medium Grid 3 Accent 5" w:semiHidden="0" w:uiPriority="69" w:unhideWhenUsed="0"/>
-    <w:lsdException w:name="Dark List Accent 5" w:semiHidden="0" w:uiPriority="70" w:unhideWhenUsed="0"/>
-    <w:lsdException w:name="Colorful Shading Accent 5" w:semiHidden="0" w:uiPriority="71" w:unhideWhenUsed="0"/>
-    <w:lsdException w:name="Colorful List Accent 5" w:semiHidden="0" w:uiPriority="72" w:unhideWhenUsed="0"/>
-    <w:lsdException w:name="Colorful Grid Accent 5" w:semiHidden="0" w:uiPriority="73" w:unhideWhenUsed="0"/>
-    <w:lsdException w:name="Light Shading Accent 6" w:semiHidden="0" w:uiPriority="60" w:unhideWhenUsed="0"/>
-    <w:lsdException w:name="Light List Accent 6" w:semiHidden="0" w:uiPriority="61" w:unhideWhenUsed="0"/>
-    <w:lsdException w:name="Light Grid Accent 6" w:semiHidden="0" w:uiPriority="62" w:unhideWhenUsed="0"/>
-    <w:lsdException w:name="Medium Shading 1 Accent 6" w:semiHidden="0" w:uiPriority="63" w:unhideWhenUsed="0"/>
-    <w:lsdException w:name="Medium Shading 2 Accent 6" w:semiHidden="0" w:uiPriority="64" w:unhideWhenUsed="0"/>
-    <w:lsdException w:name="Medium List 1 Accent 6" w:semiHidden="0" w:uiPriority="65" w:unhideWhenUsed="0"/>
-    <w:lsdException w:name="Medium List 2 Accent 6" w:semiHidden="0" w:uiPriority="66" w:unhideWhenUsed="0"/>
-    <w:lsdException w:name="Medium Grid 1 Accent 6" w:semiHidden="0" w:uiPriority="67" w:unhideWhenUsed="0"/>
-    <w:lsdException w:name="Medium Grid 2 Accent 6" w:semiHidden="0" w:uiPriority="68" w:unhideWhenUsed="0"/>
-    <w:lsdException w:name="Medium Grid 3 Accent 6" w:semiHidden="0" w:uiPriority="69" w:unhideWhenUsed="0"/>
-    <w:lsdException w:name="Dark List Accent 6" w:semiHidden="0" w:uiPriority="70" w:unhideWhenUsed="0"/>
-    <w:lsdException w:name="Colorful Shading Accent 6" w:semiHidden="0" w:uiPriority="71" w:unhideWhenUsed="0"/>
-    <w:lsdException w:name="Colorful List Accent 6" w:semiHidden="0" w:uiPriority="72" w:unhideWhenUsed="0"/>
-    <w:lsdException w:name="Colorful Grid Accent 6" w:semiHidden="0" w:uiPriority="73" w:unhideWhenUsed="0"/>
-    <w:lsdException w:name="Subtle Emphasis" w:semiHidden="0" w:uiPriority="19" w:unhideWhenUsed="0" w:qFormat="1"/>
-    <w:lsdException w:name="Intense Emphasis" w:semiHidden="0" w:uiPriority="21" w:unhideWhenUsed="0" w:qFormat="1"/>
-    <w:lsdException w:name="Subtle Reference" w:semiHidden="0" w:uiPriority="31" w:unhideWhenUsed="0" w:qFormat="1"/>
-    <w:lsdException w:name="Intense Reference" w:semiHidden="0" w:uiPriority="32" w:unhideWhenUsed="0" w:qFormat="1"/>
-    <w:lsdException w:name="Book Title" w:semiHidden="0" w:uiPriority="33" w:unhideWhenUsed="0" w:qFormat="1"/>
-    <w:lsdException w:name="Bibliography" w:uiPriority="37"/>
-    <w:lsdException w:name="TOC Heading" w:uiPriority="39" w:qFormat="1"/>
+  <w:latentStyles w:count="260" w:defQFormat="0" w:defUnhideWhenUsed="1" w:defSemiHidden="1" w:defUIPriority="99" w:defLockedState="0">
+    <w:lsdException w:qFormat="1" w:unhideWhenUsed="0" w:uiPriority="0" w:name="Normal"/>
+    <w:lsdException w:qFormat="1" w:unhideWhenUsed="0" w:uiPriority="9" w:semiHidden="0" w:name="heading 1"/>
+    <w:lsdException w:qFormat="1" w:uiPriority="9" w:name="heading 2"/>
+    <w:lsdException w:qFormat="1" w:uiPriority="9" w:name="heading 3"/>
+    <w:lsdException w:qFormat="1" w:uiPriority="9" w:name="heading 4"/>
+    <w:lsdException w:qFormat="1" w:uiPriority="9" w:name="heading 5"/>
+    <w:lsdException w:qFormat="1" w:uiPriority="9" w:name="heading 6"/>
+    <w:lsdException w:qFormat="1" w:uiPriority="9" w:name="heading 7"/>
+    <w:lsdException w:qFormat="1" w:uiPriority="9" w:name="heading 8"/>
+    <w:lsdException w:qFormat="1" w:uiPriority="9" w:name="heading 9"/>
+    <w:lsdException w:uiPriority="99" w:name="index 1"/>
+    <w:lsdException w:uiPriority="99" w:name="index 2"/>
+    <w:lsdException w:uiPriority="99" w:name="index 3"/>
+    <w:lsdException w:uiPriority="99" w:name="index 4"/>
+    <w:lsdException w:uiPriority="99" w:name="index 5"/>
+    <w:lsdException w:uiPriority="99" w:name="index 6"/>
+    <w:lsdException w:uiPriority="99" w:name="index 7"/>
+    <w:lsdException w:uiPriority="99" w:name="index 8"/>
+    <w:lsdException w:uiPriority="99" w:name="index 9"/>
+    <w:lsdException w:uiPriority="39" w:name="toc 1"/>
+    <w:lsdException w:uiPriority="39" w:name="toc 2"/>
+    <w:lsdException w:uiPriority="39" w:name="toc 3"/>
+    <w:lsdException w:uiPriority="39" w:name="toc 4"/>
+    <w:lsdException w:uiPriority="39" w:name="toc 5"/>
+    <w:lsdException w:uiPriority="39" w:name="toc 6"/>
+    <w:lsdException w:uiPriority="39" w:name="toc 7"/>
+    <w:lsdException w:uiPriority="39" w:name="toc 8"/>
+    <w:lsdException w:uiPriority="39" w:name="toc 9"/>
+    <w:lsdException w:uiPriority="99" w:name="Normal Indent"/>
+    <w:lsdException w:uiPriority="99" w:name="footnote text"/>
+    <w:lsdException w:uiPriority="99" w:name="annotation text"/>
+    <w:lsdException w:uiPriority="99" w:name="header"/>
+    <w:lsdException w:uiPriority="99" w:name="footer"/>
+    <w:lsdException w:uiPriority="99" w:name="index heading"/>
+    <w:lsdException w:qFormat="1" w:uiPriority="35" w:name="caption"/>
+    <w:lsdException w:uiPriority="99" w:name="table of figures"/>
+    <w:lsdException w:uiPriority="99" w:name="envelope address"/>
+    <w:lsdException w:uiPriority="99" w:name="envelope return"/>
+    <w:lsdException w:uiPriority="99" w:name="footnote reference"/>
+    <w:lsdException w:uiPriority="99" w:name="annotation reference"/>
+    <w:lsdException w:uiPriority="99" w:name="line number"/>
+    <w:lsdException w:uiPriority="99" w:name="page number"/>
+    <w:lsdException w:uiPriority="99" w:name="endnote reference"/>
+    <w:lsdException w:uiPriority="99" w:name="endnote text"/>
+    <w:lsdException w:uiPriority="99" w:name="table of authorities"/>
+    <w:lsdException w:uiPriority="99" w:name="macro"/>
+    <w:lsdException w:uiPriority="99" w:name="toa heading"/>
+    <w:lsdException w:uiPriority="99" w:name="List"/>
+    <w:lsdException w:uiPriority="99" w:name="List Bullet"/>
+    <w:lsdException w:uiPriority="99" w:name="List Number"/>
+    <w:lsdException w:uiPriority="99" w:name="List 2"/>
+    <w:lsdException w:uiPriority="99" w:name="List 3"/>
+    <w:lsdException w:uiPriority="99" w:name="List 4"/>
+    <w:lsdException w:uiPriority="99" w:name="List 5"/>
+    <w:lsdException w:uiPriority="99" w:name="List Bullet 2"/>
+    <w:lsdException w:uiPriority="99" w:name="List Bullet 3"/>
+    <w:lsdException w:uiPriority="99" w:name="List Bullet 4"/>
+    <w:lsdException w:uiPriority="99" w:name="List Bullet 5"/>
+    <w:lsdException w:uiPriority="99" w:name="List Number 2"/>
+    <w:lsdException w:uiPriority="99" w:name="List Number 3"/>
+    <w:lsdException w:uiPriority="99" w:name="List Number 4"/>
+    <w:lsdException w:uiPriority="99" w:name="List Number 5"/>
+    <w:lsdException w:qFormat="1" w:unhideWhenUsed="0" w:uiPriority="10" w:semiHidden="0" w:name="Title"/>
+    <w:lsdException w:uiPriority="99" w:name="Closing"/>
+    <w:lsdException w:uiPriority="99" w:name="Signature"/>
+    <w:lsdException w:qFormat="1" w:uiPriority="1" w:name="Default Paragraph Font"/>
+    <w:lsdException w:qFormat="1" w:unhideWhenUsed="0" w:uiPriority="0" w:name="Body Text"/>
+    <w:lsdException w:uiPriority="99" w:name="Body Text Indent"/>
+    <w:lsdException w:uiPriority="99" w:name="List Continue"/>
+    <w:lsdException w:uiPriority="99" w:name="List Continue 2"/>
+    <w:lsdException w:uiPriority="99" w:name="List Continue 3"/>
+    <w:lsdException w:uiPriority="99" w:name="List Continue 4"/>
+    <w:lsdException w:uiPriority="99" w:name="List Continue 5"/>
+    <w:lsdException w:uiPriority="99" w:name="Message Header"/>
+    <w:lsdException w:qFormat="1" w:unhideWhenUsed="0" w:uiPriority="11" w:semiHidden="0" w:name="Subtitle"/>
+    <w:lsdException w:uiPriority="99" w:name="Salutation"/>
+    <w:lsdException w:uiPriority="99" w:name="Date"/>
+    <w:lsdException w:uiPriority="99" w:name="Body Text First Indent"/>
+    <w:lsdException w:uiPriority="99" w:name="Body Text First Indent 2"/>
+    <w:lsdException w:uiPriority="99" w:name="Note Heading"/>
+    <w:lsdException w:uiPriority="99" w:name="Body Text 2"/>
+    <w:lsdException w:uiPriority="99" w:name="Body Text 3"/>
+    <w:lsdException w:uiPriority="99" w:name="Body Text Indent 2"/>
+    <w:lsdException w:uiPriority="99" w:name="Body Text Indent 3"/>
+    <w:lsdException w:uiPriority="99" w:name="Block Text"/>
+    <w:lsdException w:uiPriority="99" w:name="Hyperlink"/>
+    <w:lsdException w:uiPriority="99" w:name="FollowedHyperlink"/>
+    <w:lsdException w:qFormat="1" w:unhideWhenUsed="0" w:uiPriority="22" w:semiHidden="0" w:name="Strong"/>
+    <w:lsdException w:qFormat="1" w:unhideWhenUsed="0" w:uiPriority="20" w:semiHidden="0" w:name="Emphasis"/>
+    <w:lsdException w:uiPriority="99" w:name="Document Map"/>
+    <w:lsdException w:uiPriority="99" w:name="Plain Text"/>
+    <w:lsdException w:uiPriority="99" w:name="E-mail Signature"/>
+    <w:lsdException w:uiPriority="99" w:name="Normal (Web)"/>
+    <w:lsdException w:uiPriority="99" w:name="HTML Acronym"/>
+    <w:lsdException w:uiPriority="99" w:name="HTML Address"/>
+    <w:lsdException w:uiPriority="99" w:name="HTML Cite"/>
+    <w:lsdException w:uiPriority="99" w:name="HTML Code"/>
+    <w:lsdException w:uiPriority="99" w:name="HTML Definition"/>
+    <w:lsdException w:uiPriority="99" w:name="HTML Keyboard"/>
+    <w:lsdException w:uiPriority="99" w:name="HTML Preformatted"/>
+    <w:lsdException w:uiPriority="99" w:name="HTML Sample"/>
+    <w:lsdException w:uiPriority="99" w:name="HTML Typewriter"/>
+    <w:lsdException w:uiPriority="99" w:name="HTML Variable"/>
+    <w:lsdException w:qFormat="1" w:uiPriority="99" w:name="Normal Table"/>
+    <w:lsdException w:uiPriority="99" w:name="annotation subject"/>
+    <w:lsdException w:uiPriority="99" w:name="Table Simple 1"/>
+    <w:lsdException w:uiPriority="99" w:name="Table Simple 2"/>
+    <w:lsdException w:uiPriority="99" w:name="Table Simple 3"/>
+    <w:lsdException w:uiPriority="99" w:name="Table Classic 1"/>
+    <w:lsdException w:uiPriority="99" w:name="Table Classic 2"/>
+    <w:lsdException w:uiPriority="99" w:name="Table Classic 3"/>
+    <w:lsdException w:uiPriority="99" w:name="Table Classic 4"/>
+    <w:lsdException w:uiPriority="99" w:name="Table Colorful 1"/>
+    <w:lsdException w:uiPriority="99" w:name="Table Colorful 2"/>
+    <w:lsdException w:uiPriority="99" w:name="Table Colorful 3"/>
+    <w:lsdException w:uiPriority="99" w:name="Table Columns 1"/>
+    <w:lsdException w:uiPriority="99" w:name="Table Columns 2"/>
+    <w:lsdException w:uiPriority="99" w:name="Table Columns 3"/>
+    <w:lsdException w:uiPriority="99" w:name="Table Columns 4"/>
+    <w:lsdException w:uiPriority="99" w:name="Table Columns 5"/>
+    <w:lsdException w:uiPriority="99" w:name="Table Grid 1"/>
+    <w:lsdException w:uiPriority="99" w:name="Table Grid 2"/>
+    <w:lsdException w:uiPriority="99" w:name="Table Grid 3"/>
+    <w:lsdException w:uiPriority="99" w:name="Table Grid 4"/>
+    <w:lsdException w:uiPriority="99" w:name="Table Grid 5"/>
+    <w:lsdException w:uiPriority="99" w:name="Table Grid 6"/>
+    <w:lsdException w:uiPriority="99" w:name="Table Grid 7"/>
+    <w:lsdException w:uiPriority="99" w:name="Table Grid 8"/>
+    <w:lsdException w:uiPriority="99" w:name="Table List 1"/>
+    <w:lsdException w:uiPriority="99" w:name="Table List 2"/>
+    <w:lsdException w:uiPriority="99" w:name="Table List 3"/>
+    <w:lsdException w:uiPriority="99" w:name="Table List 4"/>
+    <w:lsdException w:uiPriority="99" w:name="Table List 5"/>
+    <w:lsdException w:uiPriority="99" w:name="Table List 6"/>
+    <w:lsdException w:uiPriority="99" w:name="Table List 7"/>
+    <w:lsdException w:uiPriority="99" w:name="Table List 8"/>
+    <w:lsdException w:uiPriority="99" w:name="Table 3D effects 1"/>
+    <w:lsdException w:uiPriority="99" w:name="Table 3D effects 2"/>
+    <w:lsdException w:uiPriority="99" w:name="Table 3D effects 3"/>
+    <w:lsdException w:uiPriority="99" w:name="Table Contemporary"/>
+    <w:lsdException w:uiPriority="99" w:name="Table Elegant"/>
+    <w:lsdException w:uiPriority="99" w:name="Table Professional"/>
+    <w:lsdException w:uiPriority="99" w:name="Table Subtle 1"/>
+    <w:lsdException w:uiPriority="99" w:name="Table Subtle 2"/>
+    <w:lsdException w:uiPriority="99" w:name="Table Web 1"/>
+    <w:lsdException w:uiPriority="99" w:name="Table Web 2"/>
+    <w:lsdException w:uiPriority="99" w:name="Table Web 3"/>
+    <w:lsdException w:uiPriority="99" w:name="Balloon Text"/>
+    <w:lsdException w:unhideWhenUsed="0" w:uiPriority="59" w:semiHidden="0" w:name="Table Grid"/>
+    <w:lsdException w:uiPriority="99" w:name="Table Theme"/>
+    <w:lsdException w:unhideWhenUsed="0" w:uiPriority="60" w:semiHidden="0" w:name="Light Shading"/>
+    <w:lsdException w:unhideWhenUsed="0" w:uiPriority="61" w:semiHidden="0" w:name="Light List"/>
+    <w:lsdException w:unhideWhenUsed="0" w:uiPriority="62" w:semiHidden="0" w:name="Light Grid"/>
+    <w:lsdException w:unhideWhenUsed="0" w:uiPriority="63" w:semiHidden="0" w:name="Medium Shading 1"/>
+    <w:lsdException w:unhideWhenUsed="0" w:uiPriority="64" w:semiHidden="0" w:name="Medium Shading 2"/>
+    <w:lsdException w:unhideWhenUsed="0" w:uiPriority="65" w:semiHidden="0" w:name="Medium List 1"/>
+    <w:lsdException w:unhideWhenUsed="0" w:uiPriority="66" w:semiHidden="0" w:name="Medium List 2"/>
+    <w:lsdException w:unhideWhenUsed="0" w:uiPriority="67" w:semiHidden="0" w:name="Medium Grid 1"/>
+    <w:lsdException w:unhideWhenUsed="0" w:uiPriority="68" w:semiHidden="0" w:name="Medium Grid 2"/>
+    <w:lsdException w:unhideWhenUsed="0" w:uiPriority="69" w:semiHidden="0" w:name="Medium Grid 3"/>
+    <w:lsdException w:unhideWhenUsed="0" w:uiPriority="70" w:semiHidden="0" w:name="Dark List"/>
+    <w:lsdException w:unhideWhenUsed="0" w:uiPriority="71" w:semiHidden="0" w:name="Colorful Shading"/>
+    <w:lsdException w:unhideWhenUsed="0" w:uiPriority="72" w:semiHidden="0" w:name="Colorful List"/>
+    <w:lsdException w:unhideWhenUsed="0" w:uiPriority="73" w:semiHidden="0" w:name="Colorful Grid"/>
+    <w:lsdException w:unhideWhenUsed="0" w:uiPriority="60" w:semiHidden="0" w:name="Light Shading Accent 1"/>
+    <w:lsdException w:unhideWhenUsed="0" w:uiPriority="61" w:semiHidden="0" w:name="Light List Accent 1"/>
+    <w:lsdException w:unhideWhenUsed="0" w:uiPriority="62" w:semiHidden="0" w:name="Light Grid Accent 1"/>
+    <w:lsdException w:unhideWhenUsed="0" w:uiPriority="63" w:semiHidden="0" w:name="Medium Shading 1 Accent 1"/>
+    <w:lsdException w:unhideWhenUsed="0" w:uiPriority="64" w:semiHidden="0" w:name="Medium Shading 2 Accent 1"/>
+    <w:lsdException w:unhideWhenUsed="0" w:uiPriority="65" w:semiHidden="0" w:name="Medium List 1 Accent 1"/>
+    <w:lsdException w:unhideWhenUsed="0" w:uiPriority="66" w:semiHidden="0" w:name="Medium List 2 Accent 1"/>
+    <w:lsdException w:unhideWhenUsed="0" w:uiPriority="67" w:semiHidden="0" w:name="Medium Grid 1 Accent 1"/>
+    <w:lsdException w:unhideWhenUsed="0" w:uiPriority="68" w:semiHidden="0" w:name="Medium Grid 2 Accent 1"/>
+    <w:lsdException w:unhideWhenUsed="0" w:uiPriority="69" w:semiHidden="0" w:name="Medium Grid 3 Accent 1"/>
+    <w:lsdException w:unhideWhenUsed="0" w:uiPriority="70" w:semiHidden="0" w:name="Dark List Accent 1"/>
+    <w:lsdException w:unhideWhenUsed="0" w:uiPriority="71" w:semiHidden="0" w:name="Colorful Shading Accent 1"/>
+    <w:lsdException w:unhideWhenUsed="0" w:uiPriority="72" w:semiHidden="0" w:name="Colorful List Accent 1"/>
+    <w:lsdException w:unhideWhenUsed="0" w:uiPriority="73" w:semiHidden="0" w:name="Colorful Grid Accent 1"/>
+    <w:lsdException w:unhideWhenUsed="0" w:uiPriority="60" w:semiHidden="0" w:name="Light Shading Accent 2"/>
+    <w:lsdException w:unhideWhenUsed="0" w:uiPriority="61" w:semiHidden="0" w:name="Light List Accent 2"/>
+    <w:lsdException w:unhideWhenUsed="0" w:uiPriority="62" w:semiHidden="0" w:name="Light Grid Accent 2"/>
+    <w:lsdException w:unhideWhenUsed="0" w:uiPriority="63" w:semiHidden="0" w:name="Medium Shading 1 Accent 2"/>
+    <w:lsdException w:unhideWhenUsed="0" w:uiPriority="64" w:semiHidden="0" w:name="Medium Shading 2 Accent 2"/>
+    <w:lsdException w:unhideWhenUsed="0" w:uiPriority="65" w:semiHidden="0" w:name="Medium List 1 Accent 2"/>
+    <w:lsdException w:unhideWhenUsed="0" w:uiPriority="66" w:semiHidden="0" w:name="Medium List 2 Accent 2"/>
+    <w:lsdException w:unhideWhenUsed="0" w:uiPriority="67" w:semiHidden="0" w:name="Medium Grid 1 Accent 2"/>
+    <w:lsdException w:unhideWhenUsed="0" w:uiPriority="68" w:semiHidden="0" w:name="Medium Grid 2 Accent 2"/>
+    <w:lsdException w:unhideWhenUsed="0" w:uiPriority="69" w:semiHidden="0" w:name="Medium Grid 3 Accent 2"/>
+    <w:lsdException w:unhideWhenUsed="0" w:uiPriority="70" w:semiHidden="0" w:name="Dark List Accent 2"/>
+    <w:lsdException w:unhideWhenUsed="0" w:uiPriority="71" w:semiHidden="0" w:name="Colorful Shading Accent 2"/>
+    <w:lsdException w:unhideWhenUsed="0" w:uiPriority="72" w:semiHidden="0" w:name="Colorful List Accent 2"/>
+    <w:lsdException w:unhideWhenUsed="0" w:uiPriority="73" w:semiHidden="0" w:name="Colorful Grid Accent 2"/>
+    <w:lsdException w:unhideWhenUsed="0" w:uiPriority="60" w:semiHidden="0" w:name="Light Shading Accent 3"/>
+    <w:lsdException w:unhideWhenUsed="0" w:uiPriority="61" w:semiHidden="0" w:name="Light List Accent 3"/>
+    <w:lsdException w:unhideWhenUsed="0" w:uiPriority="62" w:semiHidden="0" w:name="Light Grid Accent 3"/>
+    <w:lsdException w:unhideWhenUsed="0" w:uiPriority="63" w:semiHidden="0" w:name="Medium Shading 1 Accent 3"/>
+    <w:lsdException w:unhideWhenUsed="0" w:uiPriority="64" w:semiHidden="0" w:name="Medium Shading 2 Accent 3"/>
+    <w:lsdException w:unhideWhenUsed="0" w:uiPriority="65" w:semiHidden="0" w:name="Medium List 1 Accent 3"/>
+    <w:lsdException w:unhideWhenUsed="0" w:uiPriority="66" w:semiHidden="0" w:name="Medium List 2 Accent 3"/>
+    <w:lsdException w:unhideWhenUsed="0" w:uiPriority="67" w:semiHidden="0" w:name="Medium Grid 1 Accent 3"/>
+    <w:lsdException w:unhideWhenUsed="0" w:uiPriority="68" w:semiHidden="0" w:name="Medium Grid 2 Accent 3"/>
+    <w:lsdException w:unhideWhenUsed="0" w:uiPriority="69" w:semiHidden="0" w:name="Medium Grid 3 Accent 3"/>
+    <w:lsdException w:unhideWhenUsed="0" w:uiPriority="70" w:semiHidden="0" w:name="Dark List Accent 3"/>
+    <w:lsdException w:unhideWhenUsed="0" w:uiPriority="71" w:semiHidden="0" w:name="Colorful Shading Accent 3"/>
+    <w:lsdException w:unhideWhenUsed="0" w:uiPriority="72" w:semiHidden="0" w:name="Colorful List Accent 3"/>
+    <w:lsdException w:unhideWhenUsed="0" w:uiPriority="73" w:semiHidden="0" w:name="Colorful Grid Accent 3"/>
+    <w:lsdException w:unhideWhenUsed="0" w:uiPriority="60" w:semiHidden="0" w:name="Light Shading Accent 4"/>
+    <w:lsdException w:unhideWhenUsed="0" w:uiPriority="61" w:semiHidden="0" w:name="Light List Accent 4"/>
+    <w:lsdException w:unhideWhenUsed="0" w:uiPriority="62" w:semiHidden="0" w:name="Light Grid Accent 4"/>
+    <w:lsdException w:unhideWhenUsed="0" w:uiPriority="63" w:semiHidden="0" w:name="Medium Shading 1 Accent 4"/>
+    <w:lsdException w:unhideWhenUsed="0" w:uiPriority="64" w:semiHidden="0" w:name="Medium Shading 2 Accent 4"/>
+    <w:lsdException w:unhideWhenUsed="0" w:uiPriority="65" w:semiHidden="0" w:name="Medium List 1 Accent 4"/>
+    <w:lsdException w:unhideWhenUsed="0" w:uiPriority="66" w:semiHidden="0" w:name="Medium List 2 Accent 4"/>
+    <w:lsdException w:unhideWhenUsed="0" w:uiPriority="67" w:semiHidden="0" w:name="Medium Grid 1 Accent 4"/>
+    <w:lsdException w:unhideWhenUsed="0" w:uiPriority="68" w:semiHidden="0" w:name="Medium Grid 2 Accent 4"/>
+    <w:lsdException w:unhideWhenUsed="0" w:uiPriority="69" w:semiHidden="0" w:name="Medium Grid 3 Accent 4"/>
+    <w:lsdException w:unhideWhenUsed="0" w:uiPriority="70" w:semiHidden="0" w:name="Dark List Accent 4"/>
+    <w:lsdException w:unhideWhenUsed="0" w:uiPriority="71" w:semiHidden="0" w:name="Colorful Shading Accent 4"/>
+    <w:lsdException w:unhideWhenUsed="0" w:uiPriority="72" w:semiHidden="0" w:name="Colorful List Accent 4"/>
+    <w:lsdException w:unhideWhenUsed="0" w:uiPriority="73" w:semiHidden="0" w:name="Colorful Grid Accent 4"/>
+    <w:lsdException w:unhideWhenUsed="0" w:uiPriority="60" w:semiHidden="0" w:name="Light Shading Accent 5"/>
+    <w:lsdException w:unhideWhenUsed="0" w:uiPriority="61" w:semiHidden="0" w:name="Light List Accent 5"/>
+    <w:lsdException w:unhideWhenUsed="0" w:uiPriority="62" w:semiHidden="0" w:name="Light Grid Accent 5"/>
+    <w:lsdException w:unhideWhenUsed="0" w:uiPriority="63" w:semiHidden="0" w:name="Medium Shading 1 Accent 5"/>
+    <w:lsdException w:unhideWhenUsed="0" w:uiPriority="64" w:semiHidden="0" w:name="Medium Shading 2 Accent 5"/>
+    <w:lsdException w:unhideWhenUsed="0" w:uiPriority="65" w:semiHidden="0" w:name="Medium List 1 Accent 5"/>
+    <w:lsdException w:unhideWhenUsed="0" w:uiPriority="66" w:semiHidden="0" w:name="Medium List 2 Accent 5"/>
+    <w:lsdException w:unhideWhenUsed="0" w:uiPriority="67" w:semiHidden="0" w:name="Medium Grid 1 Accent 5"/>
+    <w:lsdException w:unhideWhenUsed="0" w:uiPriority="68" w:semiHidden="0" w:name="Medium Grid 2 Accent 5"/>
+    <w:lsdException w:unhideWhenUsed="0" w:uiPriority="69" w:semiHidden="0" w:name="Medium Grid 3 Accent 5"/>
+    <w:lsdException w:unhideWhenUsed="0" w:uiPriority="70" w:semiHidden="0" w:name="Dark List Accent 5"/>
+    <w:lsdException w:unhideWhenUsed="0" w:uiPriority="71" w:semiHidden="0" w:name="Colorful Shading Accent 5"/>
+    <w:lsdException w:unhideWhenUsed="0" w:uiPriority="72" w:semiHidden="0" w:name="Colorful List Accent 5"/>
+    <w:lsdException w:unhideWhenUsed="0" w:uiPriority="73" w:semiHidden="0" w:name="Colorful Grid Accent 5"/>
+    <w:lsdException w:unhideWhenUsed="0" w:uiPriority="60" w:semiHidden="0" w:name="Light Shading Accent 6"/>
+    <w:lsdException w:unhideWhenUsed="0" w:uiPriority="61" w:semiHidden="0" w:name="Light List Accent 6"/>
+    <w:lsdException w:unhideWhenUsed="0" w:uiPriority="62" w:semiHidden="0" w:name="Light Grid Accent 6"/>
+    <w:lsdException w:unhideWhenUsed="0" w:uiPriority="63" w:semiHidden="0" w:name="Medium Shading 1 Accent 6"/>
+    <w:lsdException w:unhideWhenUsed="0" w:uiPriority="64" w:semiHidden="0" w:name="Medium Shading 2 Accent 6"/>
+    <w:lsdException w:unhideWhenUsed="0" w:uiPriority="65" w:semiHidden="0" w:name="Medium List 1 Accent 6"/>
+    <w:lsdException w:unhideWhenUsed="0" w:uiPriority="66" w:semiHidden="0" w:name="Medium List 2 Accent 6"/>
+    <w:lsdException w:unhideWhenUsed="0" w:uiPriority="67" w:semiHidden="0" w:name="Medium Grid 1 Accent 6"/>
+    <w:lsdException w:unhideWhenUsed="0" w:uiPriority="68" w:semiHidden="0" w:name="Medium Grid 2 Accent 6"/>
+    <w:lsdException w:unhideWhenUsed="0" w:uiPriority="69" w:semiHidden="0" w:name="Medium Grid 3 Accent 6"/>
+    <w:lsdException w:unhideWhenUsed="0" w:uiPriority="70" w:semiHidden="0" w:name="Dark List Accent 6"/>
+    <w:lsdException w:unhideWhenUsed="0" w:uiPriority="71" w:semiHidden="0" w:name="Colorful Shading Accent 6"/>
+    <w:lsdException w:unhideWhenUsed="0" w:uiPriority="72" w:semiHidden="0" w:name="Colorful List Accent 6"/>
+    <w:lsdException w:unhideWhenUsed="0" w:uiPriority="73" w:semiHidden="0" w:name="Colorful Grid Accent 6"/>
   </w:latentStyles>
-  <w:style w:type="paragraph" w:default="1" w:styleId="Normal">
+  <w:style w:type="paragraph" w:default="1" w:styleId="1">
     <w:name w:val="Normal"/>
     <w:semiHidden/>
     <w:qFormat/>
+    <w:uiPriority w:val="0"/>
     <w:pPr>
       <w:kinsoku w:val="0"/>
       <w:autoSpaceDE w:val="0"/>
       <w:autoSpaceDN w:val="0"/>
       <w:adjustRightInd w:val="0"/>
       <w:snapToGrid w:val="0"/>
-      <w:spacing w:line="240" w:lineRule="auto"/>
+      <w:spacing w:after="200" w:line="240" w:lineRule="auto"/>
       <w:jc w:val="left"/>
       <w:textAlignment w:val="baseline"/>
     </w:pPr>
     <w:rPr>
-      <w:noProof/>
+      <w:rFonts w:ascii="Arial" w:hAnsi="Arial" w:eastAsia="Arial" w:cs="Arial"/>
       <w:snapToGrid w:val="0"/>
       <w:color w:val="000000"/>
       <w:kern w:val="0"/>
+      <w:sz w:val="21"/>
+      <w:szCs w:val="21"/>
+      <w:lang w:val="en-US" w:eastAsia="en-US" w:bidi="ar-SA"/>
     </w:rPr>
   </w:style>
-  <w:style w:type="character" w:default="1" w:styleId="DefaultParagraphFont">
+  <w:style w:type="character" w:default="1" w:styleId="4">
     <w:name w:val="Default Paragraph Font"/>
-    <w:uiPriority w:val="1"/>
     <w:semiHidden/>
     <w:unhideWhenUsed/>
+    <w:qFormat/>
+    <w:uiPriority w:val="1"/>
   </w:style>
-  <w:style w:type="table" w:customStyle="1" w:styleId="TableNormal">
+  <w:style w:type="table" w:default="1" w:styleId="3">
+    <w:name w:val="Normal Table"/>
+    <w:semiHidden/>
+    <w:unhideWhenUsed/>
+    <w:qFormat/>
+    <w:uiPriority w:val="99"/>
+    <w:tblPr>
+      <w:tblCellMar>
+        <w:top w:w="0" w:type="dxa"/>
+        <w:left w:w="108" w:type="dxa"/>
+        <w:bottom w:w="0" w:type="dxa"/>
+        <w:right w:w="108" w:type="dxa"/>
+      </w:tblCellMar>
+    </w:tblPr>
+  </w:style>
+  <w:style w:type="paragraph" w:styleId="2">
+    <w:name w:val="Body Text"/>
+    <w:basedOn w:val="1"/>
+    <w:semiHidden/>
+    <w:qFormat/>
+    <w:uiPriority w:val="0"/>
+    <w:rPr>
+      <w:rFonts w:ascii="Arial" w:hAnsi="Arial" w:eastAsia="Arial" w:cs="Arial"/>
+      <w:sz w:val="21"/>
+      <w:szCs w:val="21"/>
+      <w:lang w:val="en-US" w:eastAsia="en-US" w:bidi="ar-SA"/>
+    </w:rPr>
+  </w:style>
+  <w:style w:type="table" w:customStyle="1" w:styleId="5">
     <w:name w:val="Table Normal"/>
     <w:semiHidden/>
     <w:unhideWhenUsed/>
     <w:qFormat/>
+    <w:uiPriority w:val="0"/>
     <w:tblPr>
       <w:tblCellMar>
         <w:top w:w="0" w:type="dxa"/>
@@ -8187,29 +7975,302 @@
       </w:tblCellMar>
     </w:tblPr>
   </w:style>
-  <w:style w:type="paragraph" w:styleId="BodyText">
-    <w:name w:val="Body Text"/>
-    <w:basedOn w:val="Normal"/>
+  <w:style w:type="paragraph" w:customStyle="1" w:styleId="6">
+    <w:name w:val="Table Text"/>
+    <w:basedOn w:val="1"/>
     <w:semiHidden/>
     <w:qFormat/>
+    <w:uiPriority w:val="0"/>
     <w:rPr>
-      <w:rFonts w:ascii="Arial" w:eastAsia="Arial" w:hAnsi="Arial" w:cs="Arial"/>
-      <w:sz w:val="21"/>
-      <w:szCs w:val="21"/>
-      <w:lang w:val="en-US" w:eastAsia="en-US" w:bidi="ar-SA"/>
-    </w:rPr>
-  </w:style>
-  <w:style w:type="paragraph" w:customStyle="1" w:styleId="TableText">
-    <w:name w:val="Table Text"/>
-    <w:basedOn w:val="Normal"/>
-    <w:semiHidden/>
-    <w:qFormat/>
-    <w:rPr>
-      <w:rFonts w:ascii="Arial" w:eastAsia="Arial" w:hAnsi="Arial" w:cs="Arial"/>
+      <w:rFonts w:ascii="Arial" w:hAnsi="Arial" w:eastAsia="Arial" w:cs="Arial"/>
       <w:sz w:val="21"/>
       <w:szCs w:val="21"/>
       <w:lang w:val="en-US" w:eastAsia="en-US" w:bidi="ar-SA"/>
     </w:rPr>
   </w:style>
 </w:styles>
+</file>
+
+<file path=word/theme/theme1.xml><?xml version="1.0" encoding="utf-8"?>
+<a:theme xmlns:a="http://schemas.openxmlformats.org/drawingml/2006/main" name="Office">
+  <a:themeElements>
+    <a:clrScheme name="Office">
+      <a:dk1>
+        <a:sysClr val="windowText" lastClr="000000"/>
+      </a:dk1>
+      <a:lt1>
+        <a:sysClr val="window" lastClr="FFFFFF"/>
+      </a:lt1>
+      <a:dk2>
+        <a:srgbClr val="1F497D"/>
+      </a:dk2>
+      <a:lt2>
+        <a:srgbClr val="EEECE1"/>
+      </a:lt2>
+      <a:accent1>
+        <a:srgbClr val="4F81BD"/>
+      </a:accent1>
+      <a:accent2>
+        <a:srgbClr val="C0504D"/>
+      </a:accent2>
+      <a:accent3>
+        <a:srgbClr val="9BBB59"/>
+      </a:accent3>
+      <a:accent4>
+        <a:srgbClr val="8064A2"/>
+      </a:accent4>
+      <a:accent5>
+        <a:srgbClr val="4BACC6"/>
+      </a:accent5>
+      <a:accent6>
+        <a:srgbClr val="F79646"/>
+      </a:accent6>
+      <a:hlink>
+        <a:srgbClr val="0000FF"/>
+      </a:hlink>
+      <a:folHlink>
+        <a:srgbClr val="800080"/>
+      </a:folHlink>
+    </a:clrScheme>
+    <a:fontScheme name="Office">
+      <a:majorFont>
+        <a:latin typeface="Cambria"/>
+        <a:ea typeface=""/>
+        <a:cs typeface=""/>
+        <a:font script="Jpan" typeface="ＭＳ ゴシック"/>
+        <a:font script="Hang" typeface="맑은 고딕"/>
+        <a:font script="Hans" typeface="宋体"/>
+        <a:font script="Hant" typeface="新細明體"/>
+        <a:font script="Arab" typeface="Times New Roman"/>
+        <a:font script="Hebr" typeface="Times New Roman"/>
+        <a:font script="Thai" typeface="Angsana New"/>
+        <a:font script="Ethi" typeface="Nyala"/>
+        <a:font script="Beng" typeface="Vrinda"/>
+        <a:font script="Gujr" typeface="Shruti"/>
+        <a:font script="Khmr" typeface="MoolBoran"/>
+        <a:font script="Knda" typeface="Tunga"/>
+        <a:font script="Guru" typeface="Raavi"/>
+        <a:font script="Cans" typeface="Euphemia"/>
+        <a:font script="Cher" typeface="Plantagenet Cherokee"/>
+        <a:font script="Yiii" typeface="Microsoft Yi Baiti"/>
+        <a:font script="Tibt" typeface="Microsoft Himalaya"/>
+        <a:font script="Thaa" typeface="MV Boli"/>
+        <a:font script="Deva" typeface="Mangal"/>
+        <a:font script="Telu" typeface="Gautami"/>
+        <a:font script="Taml" typeface="Latha"/>
+        <a:font script="Syrc" typeface="Estrangelo Edessa"/>
+        <a:font script="Orya" typeface="Kalinga"/>
+        <a:font script="Mlym" typeface="Kartika"/>
+        <a:font script="Laoo" typeface="DokChampa"/>
+        <a:font script="Sinh" typeface="Iskoola Pota"/>
+        <a:font script="Mong" typeface="Mongolian Baiti"/>
+        <a:font script="Viet" typeface="Times New Roman"/>
+        <a:font script="Uigh" typeface="Microsoft Uighur"/>
+        <a:font script="Geor" typeface="Sylfaen"/>
+      </a:majorFont>
+      <a:minorFont>
+        <a:latin typeface="Calibri"/>
+        <a:ea typeface=""/>
+        <a:cs typeface=""/>
+        <a:font script="Jpan" typeface="ＭＳ 明朝"/>
+        <a:font script="Hang" typeface="맑은 고딕"/>
+        <a:font script="Hans" typeface="宋体"/>
+        <a:font script="Hant" typeface="新細明體"/>
+        <a:font script="Arab" typeface="Arial"/>
+        <a:font script="Hebr" typeface="Arial"/>
+        <a:font script="Thai" typeface="Cordia New"/>
+        <a:font script="Ethi" typeface="Nyala"/>
+        <a:font script="Beng" typeface="Vrinda"/>
+        <a:font script="Gujr" typeface="Shruti"/>
+        <a:font script="Khmr" typeface="DaunPenh"/>
+        <a:font script="Knda" typeface="Tunga"/>
+        <a:font script="Guru" typeface="Raavi"/>
+        <a:font script="Cans" typeface="Euphemia"/>
+        <a:font script="Cher" typeface="Plantagenet Cherokee"/>
+        <a:font script="Yiii" typeface="Microsoft Yi Baiti"/>
+        <a:font script="Tibt" typeface="Microsoft Himalaya"/>
+        <a:font script="Thaa" typeface="MV Boli"/>
+        <a:font script="Deva" typeface="Mangal"/>
+        <a:font script="Telu" typeface="Gautami"/>
+        <a:font script="Taml" typeface="Latha"/>
+        <a:font script="Syrc" typeface="Estrangelo Edessa"/>
+        <a:font script="Orya" typeface="Kalinga"/>
+        <a:font script="Mlym" typeface="Kartika"/>
+        <a:font script="Laoo" typeface="DokChampa"/>
+        <a:font script="Sinh" typeface="Iskoola Pota"/>
+        <a:font script="Mong" typeface="Mongolian Baiti"/>
+        <a:font script="Viet" typeface="Arial"/>
+        <a:font script="Uigh" typeface="Microsoft Uighur"/>
+        <a:font script="Geor" typeface="Sylfaen"/>
+      </a:minorFont>
+    </a:fontScheme>
+    <a:fmtScheme name="Office">
+      <a:fillStyleLst>
+        <a:solidFill>
+          <a:schemeClr val="phClr"/>
+        </a:solidFill>
+        <a:gradFill rotWithShape="1">
+          <a:gsLst>
+            <a:gs pos="0">
+              <a:schemeClr val="phClr">
+                <a:tint val="50000"/>
+                <a:satMod val="300000"/>
+              </a:schemeClr>
+            </a:gs>
+            <a:gs pos="35000">
+              <a:schemeClr val="phClr">
+                <a:tint val="37000"/>
+                <a:satMod val="300000"/>
+              </a:schemeClr>
+            </a:gs>
+            <a:gs pos="100000">
+              <a:schemeClr val="phClr">
+                <a:tint val="15000"/>
+                <a:satMod val="350000"/>
+              </a:schemeClr>
+            </a:gs>
+          </a:gsLst>
+          <a:lin ang="16200000" scaled="1"/>
+        </a:gradFill>
+        <a:gradFill rotWithShape="1">
+          <a:gsLst>
+            <a:gs pos="0">
+              <a:schemeClr val="phClr">
+                <a:shade val="51000"/>
+                <a:satMod val="130000"/>
+              </a:schemeClr>
+            </a:gs>
+            <a:gs pos="80000">
+              <a:schemeClr val="phClr">
+                <a:shade val="93000"/>
+                <a:satMod val="130000"/>
+              </a:schemeClr>
+            </a:gs>
+            <a:gs pos="100000">
+              <a:schemeClr val="phClr">
+                <a:shade val="94000"/>
+                <a:satMod val="135000"/>
+              </a:schemeClr>
+            </a:gs>
+          </a:gsLst>
+          <a:lin ang="16200000" scaled="0"/>
+        </a:gradFill>
+      </a:fillStyleLst>
+      <a:lnStyleLst>
+        <a:ln w="9525" cap="flat" cmpd="sng" algn="ctr">
+          <a:solidFill>
+            <a:schemeClr val="phClr">
+              <a:shade val="95000"/>
+              <a:satMod val="105000"/>
+            </a:schemeClr>
+          </a:solidFill>
+          <a:prstDash val="solid"/>
+        </a:ln>
+        <a:ln w="25400" cap="flat" cmpd="sng" algn="ctr">
+          <a:solidFill>
+            <a:schemeClr val="phClr"/>
+          </a:solidFill>
+          <a:prstDash val="solid"/>
+        </a:ln>
+        <a:ln w="38100" cap="flat" cmpd="sng" algn="ctr">
+          <a:solidFill>
+            <a:schemeClr val="phClr"/>
+          </a:solidFill>
+          <a:prstDash val="solid"/>
+        </a:ln>
+      </a:lnStyleLst>
+      <a:effectStyleLst>
+        <a:effectStyle>
+          <a:effectLst>
+            <a:outerShdw blurRad="40000" dist="20000" dir="5400000" rotWithShape="0">
+              <a:srgbClr val="000000">
+                <a:alpha val="38000"/>
+              </a:srgbClr>
+            </a:outerShdw>
+          </a:effectLst>
+        </a:effectStyle>
+        <a:effectStyle>
+          <a:effectLst>
+            <a:outerShdw blurRad="40000" dist="23000" dir="5400000" rotWithShape="0">
+              <a:srgbClr val="000000">
+                <a:alpha val="35000"/>
+              </a:srgbClr>
+            </a:outerShdw>
+          </a:effectLst>
+        </a:effectStyle>
+        <a:effectStyle>
+          <a:effectLst>
+            <a:outerShdw blurRad="40000" dist="23000" dir="5400000" rotWithShape="0">
+              <a:srgbClr val="000000">
+                <a:alpha val="35000"/>
+              </a:srgbClr>
+            </a:outerShdw>
+          </a:effectLst>
+          <a:scene3d>
+            <a:camera prst="orthographicFront">
+              <a:rot lat="0" lon="0" rev="0"/>
+            </a:camera>
+            <a:lightRig rig="threePt" dir="t">
+              <a:rot lat="0" lon="0" rev="1200000"/>
+            </a:lightRig>
+          </a:scene3d>
+          <a:sp3d>
+            <a:bevelT w="63500" h="25400"/>
+          </a:sp3d>
+        </a:effectStyle>
+      </a:effectStyleLst>
+      <a:bgFillStyleLst>
+        <a:solidFill>
+          <a:schemeClr val="phClr"/>
+        </a:solidFill>
+        <a:gradFill rotWithShape="1">
+          <a:gsLst>
+            <a:gs pos="0">
+              <a:schemeClr val="phClr">
+                <a:tint val="40000"/>
+                <a:satMod val="350000"/>
+              </a:schemeClr>
+            </a:gs>
+            <a:gs pos="40000">
+              <a:schemeClr val="phClr">
+                <a:tint val="45000"/>
+                <a:satMod val="350000"/>
+                <a:shade val="99000"/>
+              </a:schemeClr>
+            </a:gs>
+            <a:gs pos="100000">
+              <a:schemeClr val="phClr">
+                <a:shade val="20000"/>
+                <a:satMod val="255000"/>
+              </a:schemeClr>
+            </a:gs>
+          </a:gsLst>
+          <a:path path="circle">
+            <a:fillToRect l="50000" t="-80000" r="50000" b="180000"/>
+          </a:path>
+        </a:gradFill>
+        <a:gradFill rotWithShape="1">
+          <a:gsLst>
+            <a:gs pos="0">
+              <a:schemeClr val="phClr">
+                <a:tint val="80000"/>
+                <a:satMod val="300000"/>
+              </a:schemeClr>
+            </a:gs>
+            <a:gs pos="100000">
+              <a:schemeClr val="phClr">
+                <a:shade val="30000"/>
+                <a:satMod val="200000"/>
+              </a:schemeClr>
+            </a:gs>
+          </a:gsLst>
+          <a:path path="circle">
+            <a:fillToRect l="50000" t="50000" r="50000" b="50000"/>
+          </a:path>
+        </a:gradFill>
+      </a:bgFillStyleLst>
+    </a:fmtScheme>
+  </a:themeElements>
+  <a:objectDefaults/>
+</a:theme>
 </file>